--- a/public/legal/SotsiaalAI_raamdokument_RU.docx
+++ b/public/legal/SotsiaalAI_raamdokument_RU.docx
@@ -4,263 +4,601 @@
   <w:body>
     <w:p>
       <w:pPr>
-        <w:pStyle w:val="Pealkiri"/>
         <w:jc w:val="center"/>
       </w:pPr>
       <w:r>
-        <w:t>SotsiaalAI: единый документ о служебном использовании</w:t>
+        <w:t>Рамки профессионального использования и соглашение об обработке данных</w:t>
       </w:r>
     </w:p>
-    <w:p/>
     <w:p>
       <w:pPr>
-        <w:pStyle w:val="Pealkiri1"/>
-        <w:spacing w:before="200" w:after="80"/>
+        <w:rPr>
+          <w:rFonts w:asciiTheme="majorHAnsi" w:eastAsiaTheme="majorEastAsia" w:hAnsiTheme="majorHAnsi" w:cstheme="majorBidi"/>
+          <w:b/>
+          <w:color w:val="7A3E3E"/>
+          <w:spacing w:val="5"/>
+          <w:kern w:val="28"/>
+          <w:sz w:val="40"/>
+          <w:szCs w:val="52"/>
+        </w:rPr>
+      </w:pPr>
+    </w:p>
+    <w:p>
+      <w:pPr>
+        <w:rPr>
+          <w:b/>
+          <w:bCs/>
+          <w:lang w:val="et-EE"/>
+        </w:rPr>
       </w:pPr>
       <w:r>
+        <w:rPr>
+          <w:b/>
+          <w:bCs/>
+          <w:lang w:val="et-EE"/>
+        </w:rPr>
+        <w:t>Правовая основа и хранение данных</w:t>
+      </w:r>
+    </w:p>
+    <w:p>
+      <w:pPr>
+        <w:rPr>
+          <w:lang w:val="et-EE"/>
+        </w:rPr>
+      </w:pPr>
+      <w:r>
+        <w:rPr>
+          <w:lang w:val="et-EE"/>
+        </w:rPr>
+        <w:t>Настоящий документ основан на применимом законодательстве об обработке персональных данных, прежде всего на Регламенте (ЕС) 2016/679 Европейского парламента и Совета, Законе Эстонии о защите персональных данных, а при необходимости — и на иных правовых актах, регулирующих сферу деятельности организации. Если на организацию распространяются требования, касающиеся публичной информации, управления документами, архивирования или иных обязанностей по хранению документов, эти требования также должны соблюдаться при использовании SotsiaalAI.</w:t>
+      </w:r>
+    </w:p>
+    <w:p>
+      <w:pPr>
+        <w:rPr>
+          <w:lang w:val="et-EE"/>
+        </w:rPr>
+      </w:pPr>
+      <w:r>
+        <w:rPr>
+          <w:lang w:val="et-EE"/>
+        </w:rPr>
+        <w:t>Данные, документы и иные рабочие материалы могут использоваться, храниться и обрабатываться в SotsiaalAI только в объёме, необходимом для выполнения рабочих задач, оказания услуги или исполнения обязанности, вытекающей из закона. Данные не хранятся дольше, чем это необходимо. Когда основание для хранения прекращается, данные удаляются, возвращаются или архивируются в соответствии с соглашением сторон, применимыми обязанностями по хранению и техническими возможностями.</w:t>
+      </w:r>
+    </w:p>
+    <w:p>
+      <w:pPr>
+        <w:rPr>
+          <w:b/>
+          <w:bCs/>
+          <w:lang w:val="et-EE"/>
+        </w:rPr>
+      </w:pPr>
+      <w:r>
+        <w:rPr>
+          <w:b/>
+          <w:bCs/>
+          <w:lang w:val="et-EE"/>
+        </w:rPr>
         <w:t>1. Для чего предназначен этот документ</w:t>
       </w:r>
     </w:p>
     <w:p>
       <w:pPr>
-        <w:spacing w:after="120" w:line="283" w:lineRule="auto"/>
+        <w:rPr>
+          <w:lang w:val="et-EE"/>
+        </w:rPr>
       </w:pPr>
       <w:r>
-        <w:t>Настоящий документ в одном файле объединяет разрешение организации на служебное использование, основные правила использования, подтверждение работника, а также соглашение между организацией и SotsiaalAI об обработке данных в той части, в которой SotsiaalAI обрабатывает данные от имени организации.</w:t>
+        <w:rPr>
+          <w:lang w:val="et-EE"/>
+        </w:rPr>
+        <w:t>Настоящий документ объединяет в одном файле основание для профессионального использования SotsiaalAI в организации, основные правила использования, подтверждение работника, а также письменное соглашение между организацией и SotsiaalAI об обработке данных в той мере, в какой SotsiaalAI обрабатывает данные от имени организации.</w:t>
       </w:r>
     </w:p>
     <w:p>
       <w:pPr>
-        <w:spacing w:after="120" w:line="283" w:lineRule="auto"/>
+        <w:rPr>
+          <w:lang w:val="et-EE"/>
+        </w:rPr>
       </w:pPr>
       <w:r>
-        <w:t>SotsiaalAI является рабочим инструментом. Его можно использовать для подготовки документов, писем, резюме, отчётов и других рабочих черновиков, для упорядочивания информации, а также для хранения и использования в платформе файлов, необходимых для работы. SotsiaalAI помогает работнику, но не принимает решения за человека. Всё существенное перед использованием проверяется человеком.</w:t>
+        <w:rPr>
+          <w:lang w:val="et-EE"/>
+        </w:rPr>
+        <w:t>SotsiaalAI является рабочим инструментом. Его можно использовать для подготовки документов, писем, сводок, отчётов и иных рабочих черновиков, для упорядочивания информации, а также для хранения и использования рабочих файлов на платформе. SotsiaalAI помогает работнику выполнять работу, но не принимает решения за человека. Всё существенное должно быть проверено человеком до использования.</w:t>
       </w:r>
     </w:p>
     <w:p>
       <w:pPr>
-        <w:spacing w:after="120" w:line="283" w:lineRule="auto"/>
+        <w:rPr>
+          <w:lang w:val="et-EE"/>
+        </w:rPr>
       </w:pPr>
       <w:r>
-        <w:t>Настоящий документ сам по себе не даёт права использовать персональные данные каким угодно образом. До начала использования организация должна убедиться, что использование данных необходимо, допустимо и соответствует закону.</w:t>
+        <w:rPr>
+          <w:lang w:val="et-EE"/>
+        </w:rPr>
+        <w:t>Настоящий документ сам по себе не даёт права использовать персональные данные каким угодно образом. До начала использования SotsiaalAI организация должна убедиться, что использование данных является необходимым, допустимым и соответствует закону.</w:t>
       </w:r>
     </w:p>
     <w:p>
       <w:pPr>
-        <w:pStyle w:val="Pealkiri1"/>
-        <w:spacing w:before="200" w:after="80"/>
+        <w:rPr>
+          <w:b/>
+          <w:bCs/>
+          <w:lang w:val="et-EE"/>
+        </w:rPr>
       </w:pPr>
       <w:r>
+        <w:rPr>
+          <w:b/>
+          <w:bCs/>
+          <w:lang w:val="et-EE"/>
+        </w:rPr>
         <w:t>2. Основные правила использования</w:t>
       </w:r>
     </w:p>
     <w:p>
       <w:pPr>
-        <w:spacing w:after="120" w:line="283" w:lineRule="auto"/>
+        <w:rPr>
+          <w:lang w:val="et-EE"/>
+        </w:rPr>
       </w:pPr>
       <w:r>
-        <w:t>SotsiaalAI используется только при наличии служебной необходимости. Его нельзя использовать как единственное основание для решения, которое влияет на права, обязанности, пособия, услуги или иное существенное положение человека. Окончательная оценка и решение всегда остаются за человеком, а при необходимости — за организацией.</w:t>
+        <w:rPr>
+          <w:lang w:val="et-EE"/>
+        </w:rPr>
+        <w:t>SotsiaalAI может использоваться только в служебных целях и в соответствии с внутренними инструкциями организации.</w:t>
       </w:r>
     </w:p>
     <w:p>
       <w:pPr>
-        <w:spacing w:after="120" w:line="283" w:lineRule="auto"/>
+        <w:rPr>
+          <w:lang w:val="et-EE"/>
+        </w:rPr>
       </w:pPr>
       <w:r>
-        <w:t>Платформу можно использовать для формулирования текстов, подготовки резюме и отчётов, составления рабочих черновиков, упорядочивания информации, а также для хранения и использования в одной среде файлов, необходимых для работы.</w:t>
+        <w:rPr>
+          <w:lang w:val="et-EE"/>
+        </w:rPr>
+        <w:t xml:space="preserve">SotsiaalAI не может использоваться как единственное основание для принятия решения, влияющего на права, обязанности, пособия, услуги или иную важную ситуацию человека. </w:t>
+      </w:r>
+      <w:r>
+        <w:rPr>
+          <w:lang w:val="et-EE"/>
+        </w:rPr>
+        <w:lastRenderedPageBreak/>
+        <w:t>Окончательная оценка и решение всегда остаются за человеком и, при необходимости, за организацией.</w:t>
       </w:r>
     </w:p>
     <w:p>
       <w:pPr>
-        <w:pStyle w:val="Pealkiri1"/>
-        <w:spacing w:before="200" w:after="80"/>
+        <w:rPr>
+          <w:lang w:val="et-EE"/>
+        </w:rPr>
       </w:pPr>
       <w:r>
+        <w:rPr>
+          <w:lang w:val="et-EE"/>
+        </w:rPr>
+        <w:t>Платформа может использоваться для формулирования текстов, подготовки сводок и отчётов, составления рабочих черновиков, упорядочивания информации, а также для хранения и использования рабочих файлов в одной среде.</w:t>
+      </w:r>
+    </w:p>
+    <w:p>
+      <w:pPr>
+        <w:rPr>
+          <w:b/>
+          <w:bCs/>
+          <w:lang w:val="et-EE"/>
+        </w:rPr>
+      </w:pPr>
+      <w:r>
+        <w:rPr>
+          <w:b/>
+          <w:bCs/>
+          <w:lang w:val="et-EE"/>
+        </w:rPr>
         <w:t>3. Использование данных</w:t>
       </w:r>
     </w:p>
     <w:p>
       <w:pPr>
-        <w:spacing w:after="120" w:line="283" w:lineRule="auto"/>
+        <w:rPr>
+          <w:lang w:val="et-EE"/>
+        </w:rPr>
       </w:pPr>
       <w:r>
-        <w:t>В платформу вводится и в ней хранится только такой объём информации, который необходим для выполнения работы. По возможности ситуация описывается более общим образом и так, чтобы человека нельзя было сразу распознать.</w:t>
+        <w:rPr>
+          <w:lang w:val="et-EE"/>
+        </w:rPr>
+        <w:t>На платформу вводится и на ней хранится только такой объём информации, который необходим для выполнения работы. По возможности ситуацию следует описывать более общо и таким образом, чтобы человека нельзя было сразу идентифицировать.</w:t>
       </w:r>
     </w:p>
     <w:p>
       <w:pPr>
-        <w:spacing w:after="120" w:line="283" w:lineRule="auto"/>
+        <w:rPr>
+          <w:lang w:val="et-EE"/>
+        </w:rPr>
       </w:pPr>
       <w:r>
-        <w:t>Если для выполнения работы всё же необходимо использовать чувствительные данные или точные данные о человеке, это допускается только в том случае, если это необходимо для выполнения служебных обязанностей и разрешено организацией. И в таком случае используется только минимально необходимый объём данных.</w:t>
+        <w:rPr>
+          <w:lang w:val="et-EE"/>
+        </w:rPr>
+        <w:t>Если для выполнения рабочих задач всё же необходимо использовать чувствительные данные или точные персональные данные человека, это допускается только в том случае, если такое использование необходимо для выполнения служебных обязанностей, разрешено организацией и соответствует применимому законодательству. Даже в таком случае используется только минимально необходимый объём данных.</w:t>
       </w:r>
     </w:p>
     <w:p>
       <w:pPr>
-        <w:spacing w:after="120" w:line="283" w:lineRule="auto"/>
+        <w:rPr>
+          <w:lang w:val="et-EE"/>
+        </w:rPr>
       </w:pPr>
       <w:r>
-        <w:t xml:space="preserve">В платформу запрещено вводить пароли, коды входа, данные банковских карт и иные секретные данные доступа. Также нельзя добавлять туда данные или файлы способом, который </w:t>
-      </w:r>
-      <w:r>
-        <w:lastRenderedPageBreak/>
-        <w:t>противоречил бы закону, служебной тайне, профессиональной этике или внутреннему распорядку организации.</w:t>
+        <w:rPr>
+          <w:lang w:val="et-EE"/>
+        </w:rPr>
+        <w:t>На платформу нельзя вводить пароли, коды входа, данные банковских карт и иные конфиденциальные данные доступа. Также нельзя добавлять данные или файлы способом, который противоречил бы закону, служебной тайне, профессиональной этике, обязательству конфиденциальности или внутренним правилам организации.</w:t>
       </w:r>
     </w:p>
     <w:p>
       <w:pPr>
-        <w:pStyle w:val="Pealkiri1"/>
-        <w:spacing w:before="200" w:after="80"/>
+        <w:rPr>
+          <w:b/>
+          <w:bCs/>
+          <w:lang w:val="et-EE"/>
+        </w:rPr>
       </w:pPr>
       <w:r>
+        <w:rPr>
+          <w:b/>
+          <w:bCs/>
+          <w:lang w:val="et-EE"/>
+        </w:rPr>
         <w:t>4. Ответственность</w:t>
       </w:r>
     </w:p>
     <w:p>
       <w:pPr>
-        <w:spacing w:after="120" w:line="283" w:lineRule="auto"/>
+        <w:rPr>
+          <w:lang w:val="et-EE"/>
+        </w:rPr>
       </w:pPr>
       <w:r>
-        <w:t>Организация отвечает за то, чтобы работнику было ясно, для чего SotsiaalAI можно использовать, а для чего — нельзя. Организация принимает решение о том, когда допустимо использовать идентифицируемые или чувствительные данные и требуются ли дополнительные меры защиты.</w:t>
+        <w:rPr>
+          <w:lang w:val="et-EE"/>
+        </w:rPr>
+        <w:t>Организация несёт ответственность за то, чтобы работнику было чётко понятно, для чего SotsiaalAI можно использовать, а для чего нельзя. Организация решает, когда можно использовать идентифицируемые или чувствительные данные, нужны ли дополнительные меры защиты и какие ограничения или внутренние правила применяются к такому использованию.</w:t>
       </w:r>
     </w:p>
     <w:p>
       <w:pPr>
-        <w:spacing w:after="120" w:line="283" w:lineRule="auto"/>
+        <w:rPr>
+          <w:lang w:val="et-EE"/>
+        </w:rPr>
       </w:pPr>
       <w:r>
-        <w:t>Работник использует SotsiaalAI только при наличии служебной необходимости и в соответствии с указаниями организации. Работник отвечает за то, что не вводит больше данных, чем необходимо, всегда самостоятельно проверяет ответ платформы и не использует её для принятия окончательного решения в отношении человека.</w:t>
+        <w:rPr>
+          <w:lang w:val="et-EE"/>
+        </w:rPr>
+        <w:t>Работник использует SotsiaalAI только в служебных целях и в соответствии с инструкциями организации. Работник отвечает за то, чтобы не вводить больше данных, чем необходимо, всегда самостоятельно проверять результаты, выдаваемые платформой, и не использовать SotsiaalAI для принятия окончательного решения о человеке.</w:t>
       </w:r>
     </w:p>
     <w:p>
       <w:pPr>
-        <w:pStyle w:val="Pealkiri1"/>
-        <w:spacing w:before="200" w:after="80"/>
+        <w:rPr>
+          <w:b/>
+          <w:bCs/>
+          <w:lang w:val="et-EE"/>
+        </w:rPr>
       </w:pPr>
       <w:r>
-        <w:t>5. Предварительная проверка со стороны организации</w:t>
+        <w:rPr>
+          <w:b/>
+          <w:bCs/>
+          <w:lang w:val="et-EE"/>
+        </w:rPr>
+        <w:t>5. Предварительная оценка со стороны организации</w:t>
       </w:r>
     </w:p>
     <w:p>
       <w:pPr>
-        <w:spacing w:after="120" w:line="283" w:lineRule="auto"/>
+        <w:rPr>
+          <w:lang w:val="et-EE"/>
+        </w:rPr>
       </w:pPr>
       <w:r>
-        <w:t>Подписывая настоящий документ, организация подтверждает, что до использования идентифицируемых или чувствительных данных были как минимум продуманы следующие вопросы: какова цель использования, на каком основании используются данные, допустимо ли такое использование, требуется ли дополнительная оценка и предоставлены ли работникам достаточные инструкции.</w:t>
+        <w:rPr>
+          <w:lang w:val="et-EE"/>
+        </w:rPr>
+        <w:t>Подписывая настоящий документ, организация подтверждает, что до использования идентифицируемых или чувствительных данных она как минимум оценила следующие вопросы: цель использования, правовое основание использования данных, допустимость такого использования, необходимость дополнительной оценки или дополнительных мер защиты, а также то, были ли работникам предоставлены достаточные инструкции и правила использования.</w:t>
       </w:r>
     </w:p>
     <w:p>
       <w:pPr>
-        <w:pStyle w:val="Pealkiri1"/>
-        <w:spacing w:before="200" w:after="80"/>
+        <w:rPr>
+          <w:b/>
+          <w:bCs/>
+          <w:lang w:val="et-EE"/>
+        </w:rPr>
       </w:pPr>
       <w:r>
+        <w:rPr>
+          <w:b/>
+          <w:bCs/>
+          <w:lang w:val="et-EE"/>
+        </w:rPr>
         <w:t>6. Соглашение об обработке данных</w:t>
       </w:r>
     </w:p>
     <w:p>
       <w:pPr>
-        <w:spacing w:after="120" w:line="283" w:lineRule="auto"/>
+        <w:rPr>
+          <w:lang w:val="et-EE"/>
+        </w:rPr>
       </w:pPr>
       <w:r>
-        <w:t>Настоящий документ одновременно является письменным соглашением между организацией и SotsiaalAI об обработке данных в той части, в которой SotsiaalAI обрабатывает персональные данные от имени организации. Эта часть вступает в силу, когда организация и SotsiaalAI подписали файл одинакового содержания.</w:t>
+        <w:rPr>
+          <w:lang w:val="et-EE"/>
+        </w:rPr>
+        <w:lastRenderedPageBreak/>
+        <w:t>Настоящий документ также является письменным соглашением между организацией и SotsiaalAI об обработке данных в той мере, в какой SotsiaalAI обрабатывает персональные данные от имени организации. Для целей этой части документа организация рассматривается как ответственный обработчик, а SotsiaalAI — как уполномоченный обработчик в той мере, в какой такое распределение ролей применимо к соответствующей обработке.</w:t>
       </w:r>
     </w:p>
     <w:p>
       <w:pPr>
-        <w:spacing w:after="120" w:line="283" w:lineRule="auto"/>
+        <w:rPr>
+          <w:lang w:val="et-EE"/>
+        </w:rPr>
       </w:pPr>
       <w:r>
-        <w:t>SotsiaalAI обрабатывает данные от имени организации в объёме, необходимом для оказания услуги. Это может включать хранение файлов, подготовку документов, резюме, отчётов и иных рабочих черновиков, упорядочивание информации, техническое выполнение разрешённых рабочих процессов, идентификацию пользователя, техническую поддержку, обеспечение безопасности и надёжности услуги.</w:t>
+        <w:rPr>
+          <w:lang w:val="et-EE"/>
+        </w:rPr>
+        <w:t>Эта часть вступает в силу после того, как организация и SotsiaalAI подпишут документ одинакового содержания.</w:t>
       </w:r>
     </w:p>
     <w:p>
       <w:pPr>
-        <w:spacing w:after="120" w:line="283" w:lineRule="auto"/>
+        <w:rPr>
+          <w:lang w:val="et-EE"/>
+        </w:rPr>
       </w:pPr>
       <w:r>
-        <w:t>Данные обрабатываются до тех пор, пока организация использует услугу, обработка необходима для оказания услуги или хранение необходимо по причинам, вытекающим из закона либо из требований к надёжности услуги. Обрабатываемые данные могут включать содержание рабочих материалов, вводимые в беседах данные, документы, контактные данные, данные учётной записи пользователя и иные данные, которые организация законно использует в сервисе.</w:t>
+        <w:rPr>
+          <w:lang w:val="et-EE"/>
+        </w:rPr>
+        <w:t>SotsiaalAI обрабатывает данные от имени организации только в объёме, необходимом для оказания услуги. Это может включать хранение файлов, подготовку документов, сводок, отчётов и иных рабочих черновиков, упорядочивание информации, техническое обеспечение разрешённых рабочих процессов, аутентификацию пользователей, техническую поддержку, безопасность и обеспечение надёжности услуги.</w:t>
       </w:r>
     </w:p>
     <w:p>
       <w:pPr>
-        <w:spacing w:after="120" w:line="283" w:lineRule="auto"/>
+        <w:rPr>
+          <w:lang w:val="et-EE"/>
+        </w:rPr>
       </w:pPr>
       <w:r>
-        <w:t xml:space="preserve">SotsiaalAI обрабатывает данные в соответствии с инструкциями организации, обеспечивает конфиденциальность и в разумных пределах помогает организации при рассмотрении запросов субъектов данных, оценке нарушений и по другим вопросам защиты данных. После завершения обработки SotsiaalAI удаляет или возвращает данные организации в соответствии </w:t>
-      </w:r>
-      <w:r>
-        <w:lastRenderedPageBreak/>
-        <w:t>с инструкциями организации в той мере, в какой это технически возможно и совместимо с обязанностями по хранению.</w:t>
+        <w:rPr>
+          <w:lang w:val="et-EE"/>
+        </w:rPr>
+        <w:t>Обрабатываемые данные могут включать содержание рабочих материалов, входные данные в чате, документы, контактные данные, данные учётной записи пользователя и иные данные, которые организация правомерно использует в сервисе. Эти данные также могут включать персональные данные, в том числе особые категории персональных данных, если их использование необходимо и допустимо для выполнения рабочих задач организации.</w:t>
       </w:r>
     </w:p>
     <w:p>
       <w:pPr>
-        <w:pStyle w:val="Pealkiri1"/>
-        <w:spacing w:before="200" w:after="80"/>
+        <w:rPr>
+          <w:lang w:val="et-EE"/>
+        </w:rPr>
       </w:pPr>
       <w:r>
-        <w:t>7. Безопасность</w:t>
+        <w:rPr>
+          <w:lang w:val="et-EE"/>
+        </w:rPr>
+        <w:t>Данные обрабатываются до тех пор, пока организация пользуется услугой, пока обработка необходима для оказания услуги либо пока хранение требуется в силу закона, требований к документообороту, архивированию или обеспечению надёжности услуги.</w:t>
       </w:r>
     </w:p>
     <w:p>
       <w:pPr>
-        <w:spacing w:after="120" w:line="283" w:lineRule="auto"/>
+        <w:rPr>
+          <w:lang w:val="et-EE"/>
+        </w:rPr>
       </w:pPr>
       <w:r>
-        <w:t>SotsiaalAI защищает данные техническими и организационными мерами. К ним относятся защищённые соединения, ограничение доступа в соответствии с ролью и служебной необходимостью, ведение журналов, резервное копирование, восстановление, управление обновлениями и уязвимостями, обработка инцидентов, а также правила хранения и удаления данных.</w:t>
+        <w:rPr>
+          <w:lang w:val="et-EE"/>
+        </w:rPr>
+        <w:t>SotsiaalAI обрабатывает данные в соответствии с документированными инструкциями организации, обеспечивает обязательство конфиденциальности для лиц, имеющих доступ к данным, и применяет соответствующие технические и организационные меры для защиты данных.</w:t>
       </w:r>
     </w:p>
     <w:p>
       <w:pPr>
-        <w:spacing w:after="120" w:line="283" w:lineRule="auto"/>
+        <w:rPr>
+          <w:lang w:val="et-EE"/>
+        </w:rPr>
       </w:pPr>
       <w:r>
-        <w:t>Для оказания услуги SotsiaalAI может использовать необходимых поставщиков услуг, например для хостинга, искусственного интеллекта, голосовых сервисов, электронной почты, журналирования или мониторинга. Они используются только в объёме, необходимом для функционирования услуги. Если данные передаются за пределы Европейского союза или Европейской экономической зоны, для этого применяются соответствующие меры защиты.</w:t>
+        <w:rPr>
+          <w:lang w:val="et-EE"/>
+        </w:rPr>
+        <w:t>SotsiaalAI оказывает разумную помощь организации при рассмотрении запросов субъектов данных, оценке нарушений, связанных с персональными данными, описании мер безопасности и выполнении иных обязанностей в области защиты данных в той мере, в какой это связано с услугой.</w:t>
       </w:r>
     </w:p>
     <w:p>
       <w:pPr>
-        <w:spacing w:after="120" w:line="283" w:lineRule="auto"/>
+        <w:rPr>
+          <w:lang w:val="et-EE"/>
+        </w:rPr>
       </w:pPr>
       <w:r>
-        <w:t>Основное размещение платформы осуществляется в пределах Европейской экономической зоны, в том числе в Эстонии, если стороны письменно не договорятся об ином.</w:t>
+        <w:rPr>
+          <w:lang w:val="et-EE"/>
+        </w:rPr>
+        <w:t>По завершении обработки SotsiaalAI удаляет или возвращает данные организации в соответствии с инструкциями организации в той мере, в какой это технически возможно и соответствует обязанностям по хранению. Если закон требует более длительного хранения, архивирования или ограничения доступа к определённым данным или документам, применяется соответствующее правовое основание.</w:t>
       </w:r>
     </w:p>
     <w:p>
       <w:pPr>
-        <w:pStyle w:val="Pealkiri1"/>
-        <w:spacing w:before="200" w:after="80"/>
+        <w:rPr>
+          <w:b/>
+          <w:bCs/>
+          <w:lang w:val="et-EE"/>
+        </w:rPr>
       </w:pPr>
       <w:r>
-        <w:t>8. Ошибки и нарушения</w:t>
+        <w:rPr>
+          <w:b/>
+          <w:bCs/>
+          <w:lang w:val="et-EE"/>
+        </w:rPr>
+        <w:t>7. Безопасность и поставщики услуг</w:t>
       </w:r>
     </w:p>
     <w:p>
       <w:pPr>
-        <w:spacing w:after="120" w:line="283" w:lineRule="auto"/>
+        <w:rPr>
+          <w:lang w:val="et-EE"/>
+        </w:rPr>
       </w:pPr>
       <w:r>
-        <w:t>Если работник замечает или подозревает, что в платформу была введена неверная, избыточная или несанкционированная информация, он должен немедленно сообщить об этом в соответствии с обычным порядком организации. Если SotsiaalAI узнаёт о нарушении, затрагивающем данные организации, он уведомляет организацию без неоправданной задержки.</w:t>
+        <w:rPr>
+          <w:lang w:val="et-EE"/>
+        </w:rPr>
+        <w:t xml:space="preserve">SotsiaalAI защищает данные с помощью соответствующих технических и организационных мер. К ним относятся, помимо прочего, защищённые соединения, ограничение доступа в зависимости от роли и рабочей необходимости, ведение журналов, резервное копирование, </w:t>
+      </w:r>
+      <w:r>
+        <w:rPr>
+          <w:lang w:val="et-EE"/>
+        </w:rPr>
+        <w:lastRenderedPageBreak/>
+        <w:t>восстановление, управление обновлениями и уязвимостями, обработка инцидентов, а также правила хранения и удаления данных.</w:t>
       </w:r>
     </w:p>
     <w:p>
       <w:pPr>
-        <w:pStyle w:val="Pealkiri1"/>
-        <w:spacing w:before="200" w:after="80"/>
+        <w:rPr>
+          <w:lang w:val="et-EE"/>
+        </w:rPr>
       </w:pPr>
       <w:r>
+        <w:rPr>
+          <w:lang w:val="et-EE"/>
+        </w:rPr>
+        <w:t>Для оказания услуги SotsiaalAI может использовать необходимых поставщиков услуг или субобработчиков, например для хостинга, сервисов искусственного интеллекта, голосовых сервисов, электронной почты, логирования или мониторинга. Они используются только в объёме, необходимом для функционирования услуги, и на них распространяются соответствующие обязательства по конфиденциальности и защите данных.</w:t>
+      </w:r>
+    </w:p>
+    <w:p>
+      <w:pPr>
+        <w:rPr>
+          <w:lang w:val="et-EE"/>
+        </w:rPr>
+      </w:pPr>
+      <w:r>
+        <w:rPr>
+          <w:lang w:val="et-EE"/>
+        </w:rPr>
+        <w:t>Если данные передаются за пределы Европейского союза или Европейской экономической зоны, применяются соответствующие меры защиты в соответствии с применимым законодательством.</w:t>
+      </w:r>
+    </w:p>
+    <w:p>
+      <w:pPr>
+        <w:rPr>
+          <w:lang w:val="et-EE"/>
+        </w:rPr>
+      </w:pPr>
+      <w:r>
+        <w:rPr>
+          <w:lang w:val="et-EE"/>
+        </w:rPr>
+        <w:t>Основное размещение платформы осуществляется в пределах Европейской экономической зоны, включая Эстонию, если стороны письменно не договорились об ином.</w:t>
+      </w:r>
+    </w:p>
+    <w:p>
+      <w:pPr>
+        <w:rPr>
+          <w:b/>
+          <w:bCs/>
+          <w:lang w:val="et-EE"/>
+        </w:rPr>
+      </w:pPr>
+      <w:r>
+        <w:rPr>
+          <w:b/>
+          <w:bCs/>
+          <w:lang w:val="et-EE"/>
+        </w:rPr>
+        <w:t>8. Ошибки, нарушения и уведомление</w:t>
+      </w:r>
+    </w:p>
+    <w:p>
+      <w:pPr>
+        <w:rPr>
+          <w:lang w:val="et-EE"/>
+        </w:rPr>
+      </w:pPr>
+      <w:r>
+        <w:rPr>
+          <w:lang w:val="et-EE"/>
+        </w:rPr>
+        <w:t>Если работник замечает или подозревает, что на платформу были введены неверные, избыточные или несанкционированные данные, он обязан незамедлительно сообщить об этом в соответствии с обычным порядком организации.</w:t>
+      </w:r>
+    </w:p>
+    <w:p>
+      <w:pPr>
+        <w:rPr>
+          <w:lang w:val="et-EE"/>
+        </w:rPr>
+      </w:pPr>
+      <w:r>
+        <w:rPr>
+          <w:lang w:val="et-EE"/>
+        </w:rPr>
+        <w:t>Если SotsiaalAI становится известно о нарушении, затрагивающем данные организации, он уведомляет организацию без неоправданной задержки и оказывает разумную помощь в оценке обстоятельств нарушения, его возможного влияния и дальнейших шагов.</w:t>
+      </w:r>
+    </w:p>
+    <w:p>
+      <w:pPr>
+        <w:rPr>
+          <w:b/>
+          <w:bCs/>
+          <w:lang w:val="et-EE"/>
+        </w:rPr>
+      </w:pPr>
+      <w:r>
+        <w:rPr>
+          <w:b/>
+          <w:bCs/>
+          <w:lang w:val="et-EE"/>
+        </w:rPr>
         <w:t>9. Подписи и вступление в силу</w:t>
       </w:r>
     </w:p>
     <w:p>
       <w:pPr>
-        <w:spacing w:after="120" w:line="283" w:lineRule="auto"/>
+        <w:rPr>
+          <w:lang w:val="et-EE"/>
+        </w:rPr>
       </w:pPr>
       <w:r>
-        <w:t>Настоящий документ вступает в силу как основание для внутреннего служебного использования в организации после его подписания представителем организации и работником. Договорная часть настоящего документа вступает в силу в отношении SotsiaalAI после того, как SotsiaalAI и организация подписали файл одинакового содержания.</w:t>
+        <w:rPr>
+          <w:lang w:val="et-EE"/>
+        </w:rPr>
+        <w:t>Настоящий документ вступает в силу как основание для внутреннего профессионального использования в организации после его подписания представителем организации и работником.</w:t>
       </w:r>
     </w:p>
+    <w:p>
+      <w:pPr>
+        <w:rPr>
+          <w:lang w:val="et-EE"/>
+        </w:rPr>
+      </w:pPr>
+      <w:r>
+        <w:rPr>
+          <w:lang w:val="et-EE"/>
+        </w:rPr>
+        <w:t>Договорная часть настоящего документа вступает в силу в отношении SotsiaalAI после того, как организация и SotsiaalAI подпишут документ одинакового содержания.</w:t>
+      </w:r>
+    </w:p>
+    <w:p/>
     <w:tbl>
       <w:tblPr>
         <w:tblW w:w="0" w:type="auto"/>
@@ -592,19 +930,7 @@
               <w:rPr>
                 <w:sz w:val="21"/>
               </w:rPr>
-              <w:t>Представитель</w:t>
-            </w:r>
-            <w:r>
-              <w:rPr>
-                <w:sz w:val="21"/>
-              </w:rPr>
-              <w:t xml:space="preserve"> p</w:t>
-            </w:r>
-            <w:r>
-              <w:rPr>
-                <w:sz w:val="21"/>
-              </w:rPr>
-              <w:t>аботник</w:t>
+              <w:t>Представитель pаботник</w:t>
             </w:r>
           </w:p>
         </w:tc>
@@ -667,6 +993,7 @@
               <w:rPr>
                 <w:sz w:val="21"/>
               </w:rPr>
+              <w:lastRenderedPageBreak/>
               <w:t>Представитель SotsiaalAI OÜ</w:t>
             </w:r>
           </w:p>
@@ -793,7 +1120,10 @@
       <w:jc w:val="right"/>
     </w:pPr>
     <w:r>
-      <w:t>11.04.2026</w:t>
+      <w:t>23</w:t>
+    </w:r>
+    <w:r>
+      <w:t>.04.2026</w:t>
     </w:r>
   </w:p>
 </w:hdr>

--- a/public/legal/SotsiaalAI_raamdokument_RU.docx
+++ b/public/legal/SotsiaalAI_raamdokument_RU.docx
@@ -7,7 +7,7 @@
         <w:jc w:val="center"/>
       </w:pPr>
       <w:r>
-        <w:t>Рамки профессионального использования и соглашение об обработке данных</w:t>
+        <w:t>Š Š°Š¼ŠŗŠø ŠæŃ€Š¾Ń„ŠµŃŃŠøŠ¾Š½Š°Š»ŃŠ½Š¾Š³Š¾ ŠøŃŠæŠ¾Š»ŃŠ·Š¾Š²Š°Š½ŠøŃ¸ Šø ŃŠ¾Š³Š»Š°ŃŠµŠ½ŠøŠµ Š¾Š± Š¾Š±Ń€Š°Š±Š¾Ń‚ŠŗŠµ Š´Š°Š½Š½Ń‹Ń…</w:t>
       </w:r>
     </w:p>
     <w:p>
@@ -37,7 +37,7 @@
           <w:bCs/>
           <w:lang w:val="et-EE"/>
         </w:rPr>
-        <w:t>Правовая основа и хранение данных</w:t>
+        <w:t>ŠŃ€Š°Š²Š¾Š²Š°Ń¸ Š¾ŃŠ½Š¾Š²Š° Šø Ń…Ń€Š°Š½ŠµŠ½ŠøŠµ Š´Š°Š½Š½Ń‹Ń…</w:t>
       </w:r>
     </w:p>
     <w:p>
@@ -50,7 +50,7 @@
         <w:rPr>
           <w:lang w:val="et-EE"/>
         </w:rPr>
-        <w:t>Настоящий документ основан на применимом законодательстве об обработке персональных данных, прежде всего на Регламенте (ЕС) 2016/679 Европейского парламента и Совета, Законе Эстонии о защите персональных данных, а при необходимости — и на иных правовых актах, регулирующих сферу деятельности организации. Если на организацию распространяются требования, касающиеся публичной информации, управления документами, архивирования или иных обязанностей по хранению документов, эти требования также должны соблюдаться при использовании SotsiaalAI.</w:t>
+        <w:t>Š¯Š°ŃŃ‚Š¾Ń¸Ń‰ŠøŠ¹ Š´Š¾ŠŗŃŠ¼ŠµŠ½Ń‚ Š¾ŃŠ½Š¾Š²Š°Š½ Š½Š° ŠæŃ€ŠøŠ¼ŠµŠ½ŠøŠ¼Š¾Š¼ Š·Š°ŠŗŠ¾Š½Š¾Š´Š°Ń‚ŠµŠ»ŃŃŃ‚Š²Šµ Š¾Š± Š¾Š±Ń€Š°Š±Š¾Ń‚ŠŗŠµ ŠæŠµŃ€ŃŠ¾Š½Š°Š»ŃŠ½Ń‹Ń… Š´Š°Š½Š½Ń‹Ń…, ŠæŃ€ŠµŠ¶Š´Šµ Š²ŃŠµŠ³Š¾ Š½Š° Š ŠµŠ³Š»Š°Š¼ŠµŠ½Ń‚Šµ (Š•Š) 2016/679 Š•Š²Ń€Š¾ŠæŠµŠ¹ŃŠŗŠ¾Š³Š¾ ŠæŠ°Ń€Š»Š°Š¼ŠµŠ½Ń‚Š° Šø ŠŠ¾Š²ŠµŃ‚Š°, Š—Š°ŠŗŠ¾Š½Šµ Š­ŃŃ‚Š¾Š½ŠøŠø Š¾ Š·Š°Ń‰ŠøŃ‚Šµ ŠæŠµŃ€ŃŠ¾Š½Š°Š»ŃŠ½Ń‹Ń… Š´Š°Š½Š½Ń‹Ń…, Š° ŠæŃ€Šø Š½ŠµŠ¾Š±Ń…Š¾Š´ŠøŠ¼Š¾ŃŃ‚Šø ā€” Šø Š½Š° ŠøŠ½Ń‹Ń… ŠæŃ€Š°Š²Š¾Š²Ń‹Ń… Š°ŠŗŃ‚Š°Ń…, Ń€ŠµŠ³ŃŠ»ŠøŃ€ŃŃˇŃ‰ŠøŃ… ŃŃ„ŠµŃ€Ń Š´ŠµŃ¸Ń‚ŠµŠ»ŃŠ½Š¾ŃŃ‚Šø Š¾Ń€Š³Š°Š½ŠøŠ·Š°Ń†ŠøŠø. Š•ŃŠ»Šø Š½Š° Š¾Ń€Š³Š°Š½ŠøŠ·Š°Ń†ŠøŃˇ Ń€Š°ŃŠæŃ€Š¾ŃŃ‚Ń€Š°Š½Ń¸ŃˇŃ‚ŃŃ¸ Ń‚Ń€ŠµŠ±Š¾Š²Š°Š½ŠøŃ¸, ŠŗŠ°ŃŠ°ŃˇŃ‰ŠøŠµŃŃ¸ ŠæŃŠ±Š»ŠøŃ‡Š½Š¾Š¹ ŠøŠ½Ń„Š¾Ń€Š¼Š°Ń†ŠøŠø, ŃŠæŃ€Š°Š²Š»ŠµŠ½ŠøŃ¸ Š´Š¾ŠŗŃŠ¼ŠµŠ½Ń‚Š°Š¼Šø, Š°Ń€Ń…ŠøŠ²ŠøŃ€Š¾Š²Š°Š½ŠøŃ¸ ŠøŠ»Šø ŠøŠ½Ń‹Ń… Š¾Š±Ń¸Š·Š°Š½Š½Š¾ŃŃ‚ŠµŠ¹ ŠæŠ¾ Ń…Ń€Š°Š½ŠµŠ½ŠøŃˇ Š´Š¾ŠŗŃŠ¼ŠµŠ½Ń‚Š¾Š², Ń¨Ń‚Šø Ń‚Ń€ŠµŠ±Š¾Š²Š°Š½ŠøŃ¸ Ń‚Š°ŠŗŠ¶Šµ Š´Š¾Š»Š¶Š½Ń‹ ŃŠ¾Š±Š»ŃˇŠ´Š°Ń‚ŃŃŃ¸ ŠæŃ€Šø ŠøŃŠæŠ¾Š»ŃŠ·Š¾Š²Š°Š½ŠøŠø SotsiaalAI.</w:t>
       </w:r>
     </w:p>
     <w:p>
@@ -63,7 +63,7 @@
         <w:rPr>
           <w:lang w:val="et-EE"/>
         </w:rPr>
-        <w:t>Данные, документы и иные рабочие материалы могут использоваться, храниться и обрабатываться в SotsiaalAI только в объёме, необходимом для выполнения рабочих задач, оказания услуги или исполнения обязанности, вытекающей из закона. Данные не хранятся дольше, чем это необходимо. Когда основание для хранения прекращается, данные удаляются, возвращаются или архивируются в соответствии с соглашением сторон, применимыми обязанностями по хранению и техническими возможностями.</w:t>
+        <w:t>Š”Š°Š½Š½Ń‹Šµ, Š´Š¾ŠŗŃŠ¼ŠµŠ½Ń‚Ń‹ Šø ŠøŠ½Ń‹Šµ Ń€Š°Š±Š¾Ń‡ŠøŠµ Š¼Š°Ń‚ŠµŃ€ŠøŠ°Š»Ń‹ Š¼Š¾Š³ŃŃ‚ ŠøŃŠæŠ¾Š»ŃŠ·Š¾Š²Š°Ń‚ŃŃŃ¸, Ń…Ń€Š°Š½ŠøŃ‚ŃŃŃ¸ Šø Š¾Š±Ń€Š°Š±Š°Ń‚Ń‹Š²Š°Ń‚ŃŃŃ¸ Š² SotsiaalAI Ń‚Š¾Š»ŃŠŗŠ¾ Š² Š¾Š±ŃŃ‘Š¼Šµ, Š½ŠµŠ¾Š±Ń…Š¾Š´ŠøŠ¼Š¾Š¼ Š´Š»Ń¸ Š²Ń‹ŠæŠ¾Š»Š½ŠµŠ½ŠøŃ¸ Ń€Š°Š±Š¾Ń‡ŠøŃ… Š·Š°Š´Š°Ń‡, Š¾ŠŗŠ°Š·Š°Š½ŠøŃ¸ ŃŃŠ»ŃŠ³Šø ŠøŠ»Šø ŠøŃŠæŠ¾Š»Š½ŠµŠ½ŠøŃ¸ Š¾Š±Ń¸Š·Š°Š½Š½Š¾ŃŃ‚Šø, Š²Ń‹Ń‚ŠµŠŗŠ°ŃˇŃ‰ŠµŠ¹ ŠøŠ· Š·Š°ŠŗŠ¾Š½Š°. Š”Š°Š½Š½Ń‹Šµ Š½Šµ Ń…Ń€Š°Š½Ń¸Ń‚ŃŃ¸ Š´Š¾Š»ŃŃŠµ, Ń‡ŠµŠ¼ Ń¨Ń‚Š¾ Š½ŠµŠ¾Š±Ń…Š¾Š´ŠøŠ¼Š¾. ŠŠ¾Š³Š´Š° Š¾ŃŠ½Š¾Š²Š°Š½ŠøŠµ Š´Š»Ń¸ Ń…Ń€Š°Š½ŠµŠ½ŠøŃ¸ ŠæŃ€ŠµŠŗŃ€Š°Ń‰Š°ŠµŃ‚ŃŃ¸, Š´Š°Š½Š½Ń‹Šµ ŃŠ´Š°Š»Ń¸ŃˇŃ‚ŃŃ¸, Š²Š¾Š·Š²Ń€Š°Ń‰Š°ŃˇŃ‚ŃŃ¸ ŠøŠ»Šø Š°Ń€Ń…ŠøŠ²ŠøŃ€ŃŃˇŃ‚ŃŃ¸ Š² ŃŠ¾Š¾Ń‚Š²ŠµŃ‚ŃŃ‚Š²ŠøŠø Ń ŃŠ¾Š³Š»Š°ŃŠµŠ½ŠøŠµŠ¼ ŃŃ‚Š¾Ń€Š¾Š½, ŠæŃ€ŠøŠ¼ŠµŠ½ŠøŠ¼Ń‹Š¼Šø Š¾Š±Ń¸Š·Š°Š½Š½Š¾ŃŃ‚Ń¸Š¼Šø ŠæŠ¾ Ń…Ń€Š°Š½ŠµŠ½ŠøŃˇ Šø Ń‚ŠµŃ…Š½ŠøŃ‡ŠµŃŠŗŠøŠ¼Šø Š²Š¾Š·Š¼Š¾Š¶Š½Š¾ŃŃ‚Ń¸Š¼Šø.</w:t>
       </w:r>
     </w:p>
     <w:p>
@@ -80,7 +80,7 @@
           <w:bCs/>
           <w:lang w:val="et-EE"/>
         </w:rPr>
-        <w:t>1. Для чего предназначен этот документ</w:t>
+        <w:t>1. Š”Š»Ń¸ Ń‡ŠµŠ³Š¾ ŠæŃ€ŠµŠ´Š½Š°Š·Š½Š°Ń‡ŠµŠ½ Ń¨Ń‚Š¾Ń‚ Š´Š¾ŠŗŃŠ¼ŠµŠ½Ń‚</w:t>
       </w:r>
     </w:p>
     <w:p>
@@ -93,7 +93,7 @@
         <w:rPr>
           <w:lang w:val="et-EE"/>
         </w:rPr>
-        <w:t>Настоящий документ объединяет в одном файле основание для профессионального использования SotsiaalAI в организации, основные правила использования, подтверждение работника, а также письменное соглашение между организацией и SotsiaalAI об обработке данных в той мере, в какой SotsiaalAI обрабатывает данные от имени организации.</w:t>
+        <w:t>Š¯Š°ŃŃ‚Š¾Ń¸Ń‰ŠøŠ¹ Š´Š¾ŠŗŃŠ¼ŠµŠ½Ń‚ Š¾Š±ŃŠµŠ´ŠøŠ½Ń¸ŠµŃ‚ Š² Š¾Š´Š½Š¾Š¼ Ń„Š°Š¹Š»Šµ Š¾ŃŠ½Š¾Š²Š°Š½ŠøŠµ Š´Š»Ń¸ ŠæŃ€Š¾Ń„ŠµŃŃŠøŠ¾Š½Š°Š»ŃŠ½Š¾Š³Š¾ ŠøŃŠæŠ¾Š»ŃŠ·Š¾Š²Š°Š½ŠøŃ¸ SotsiaalAI Š² Š¾Ń€Š³Š°Š½ŠøŠ·Š°Ń†ŠøŠø, Š¾ŃŠ½Š¾Š²Š½Ń‹Šµ ŠæŃ€Š°Š²ŠøŠ»Š° ŠøŃŠæŠ¾Š»ŃŠ·Š¾Š²Š°Š½ŠøŃ¸, ŠæŠ¾Š´Ń‚Š²ŠµŃ€Š¶Š´ŠµŠ½ŠøŠµ Ń€Š°Š±Š¾Ń‚Š½ŠøŠŗŠ°, Š° Ń‚Š°ŠŗŠ¶Šµ ŠæŠøŃŃŠ¼ŠµŠ½Š½Š¾Šµ ŃŠ¾Š³Š»Š°ŃŠµŠ½ŠøŠµ Š¼ŠµŠ¶Š´Ń Š¾Ń€Š³Š°Š½ŠøŠ·Š°Ń†ŠøŠµŠ¹ Šø SotsiaalAI Š¾Š± Š¾Š±Ń€Š°Š±Š¾Ń‚ŠŗŠµ Š´Š°Š½Š½Ń‹Ń… Š² Ń‚Š¾Š¹ Š¼ŠµŃ€Šµ, Š² ŠŗŠ°ŠŗŠ¾Š¹ SotsiaalAI Š¾Š±Ń€Š°Š±Š°Ń‚Ń‹Š²Š°ŠµŃ‚ Š´Š°Š½Š½Ń‹Šµ Š¾Ń‚ ŠøŠ¼ŠµŠ½Šø Š¾Ń€Š³Š°Š½ŠøŠ·Š°Ń†ŠøŠø.</w:t>
       </w:r>
     </w:p>
     <w:p>
@@ -106,7 +106,7 @@
         <w:rPr>
           <w:lang w:val="et-EE"/>
         </w:rPr>
-        <w:t>SotsiaalAI является рабочим инструментом. Его можно использовать для подготовки документов, писем, сводок, отчётов и иных рабочих черновиков, для упорядочивания информации, а также для хранения и использования рабочих файлов на платформе. SotsiaalAI помогает работнику выполнять работу, но не принимает решения за человека. Всё существенное должно быть проверено человеком до использования.</w:t>
+        <w:t>SotsiaalAI Ń¸Š²Š»Ń¸ŠµŃ‚ŃŃ¸ Ń€Š°Š±Š¾Ń‡ŠøŠ¼ ŠøŠ½ŃŃ‚Ń€ŃŠ¼ŠµŠ½Ń‚Š¾Š¼. Š•Š³Š¾ Š¼Š¾Š¶Š½Š¾ ŠøŃŠæŠ¾Š»ŃŠ·Š¾Š²Š°Ń‚Ń Š´Š»Ń¸ ŠæŠ¾Š´Š³Š¾Ń‚Š¾Š²ŠŗŠø Š´Š¾ŠŗŃŠ¼ŠµŠ½Ń‚Š¾Š², ŠæŠøŃŠµŠ¼, ŃŠ²Š¾Š´Š¾Šŗ, Š¾Ń‚Ń‡Ń‘Ń‚Š¾Š² Šø ŠøŠ½Ń‹Ń… Ń€Š°Š±Š¾Ń‡ŠøŃ… Ń‡ŠµŃ€Š½Š¾Š²ŠøŠŗŠ¾Š², Š´Š»Ń¸ ŃŠæŠ¾Ń€Ń¸Š´Š¾Ń‡ŠøŠ²Š°Š½ŠøŃ¸ ŠøŠ½Ń„Š¾Ń€Š¼Š°Ń†ŠøŠø, Š° Ń‚Š°ŠŗŠ¶Šµ Š´Š»Ń¸ Ń…Ń€Š°Š½ŠµŠ½ŠøŃ¸ Šø ŠøŃŠæŠ¾Š»ŃŠ·Š¾Š²Š°Š½ŠøŃ¸ Ń€Š°Š±Š¾Ń‡ŠøŃ… Ń„Š°Š¹Š»Š¾Š² Š½Š° ŠæŠ»Š°Ń‚Ń„Š¾Ń€Š¼Šµ. SotsiaalAI ŠæŠ¾Š¼Š¾Š³Š°ŠµŃ‚ Ń€Š°Š±Š¾Ń‚Š½ŠøŠŗŃ Š²Ń‹ŠæŠ¾Š»Š½Ń¸Ń‚Ń Ń€Š°Š±Š¾Ń‚Ń, Š½Š¾ Š½Šµ ŠæŃ€ŠøŠ½ŠøŠ¼Š°ŠµŃ‚ Ń€ŠµŃŠµŠ½ŠøŃ¸ Š·Š° Ń‡ŠµŠ»Š¾Š²ŠµŠŗŠ°. Š’ŃŃ‘ ŃŃŃ‰ŠµŃŃ‚Š²ŠµŠ½Š½Š¾Šµ Š´Š¾Š»Š¶Š½Š¾ Š±Ń‹Ń‚Ń ŠæŃ€Š¾Š²ŠµŃ€ŠµŠ½Š¾ Ń‡ŠµŠ»Š¾Š²ŠµŠŗŠ¾Š¼ Š´Š¾ ŠøŃŠæŠ¾Š»ŃŠ·Š¾Š²Š°Š½ŠøŃ¸.</w:t>
       </w:r>
     </w:p>
     <w:p>
@@ -119,7 +119,7 @@
         <w:rPr>
           <w:lang w:val="et-EE"/>
         </w:rPr>
-        <w:t>Настоящий документ сам по себе не даёт права использовать персональные данные каким угодно образом. До начала использования SotsiaalAI организация должна убедиться, что использование данных является необходимым, допустимым и соответствует закону.</w:t>
+        <w:t>Š¯Š°ŃŃ‚Š¾Ń¸Ń‰ŠøŠ¹ Š´Š¾ŠŗŃŠ¼ŠµŠ½Ń‚ ŃŠ°Š¼ ŠæŠ¾ ŃŠµŠ±Šµ Š½Šµ Š´Š°Ń‘Ń‚ ŠæŃ€Š°Š²Š° ŠøŃŠæŠ¾Š»ŃŠ·Š¾Š²Š°Ń‚Ń ŠæŠµŃ€ŃŠ¾Š½Š°Š»ŃŠ½Ń‹Šµ Š´Š°Š½Š½Ń‹Šµ ŠŗŠ°ŠŗŠøŠ¼ ŃŠ³Š¾Š´Š½Š¾ Š¾Š±Ń€Š°Š·Š¾Š¼. Š”Š¾ Š½Š°Ń‡Š°Š»Š° ŠøŃŠæŠ¾Š»ŃŠ·Š¾Š²Š°Š½ŠøŃ¸ SotsiaalAI Š¾Ń€Š³Š°Š½ŠøŠ·Š°Ń†ŠøŃ¸ Š´Š¾Š»Š¶Š½Š° ŃŠ±ŠµŠ´ŠøŃ‚ŃŃŃ¸, Ń‡Ń‚Š¾ ŠøŃŠæŠ¾Š»ŃŠ·Š¾Š²Š°Š½ŠøŠµ Š´Š°Š½Š½Ń‹Ń… Ń¸Š²Š»Ń¸ŠµŃ‚ŃŃ¸ Š½ŠµŠ¾Š±Ń…Š¾Š´ŠøŠ¼Ń‹Š¼, Š´Š¾ŠæŃŃŃ‚ŠøŠ¼Ń‹Š¼ Šø ŃŠ¾Š¾Ń‚Š²ŠµŃ‚ŃŃ‚Š²ŃŠµŃ‚ Š·Š°ŠŗŠ¾Š½Ń.</w:t>
       </w:r>
     </w:p>
     <w:p>
@@ -136,7 +136,7 @@
           <w:bCs/>
           <w:lang w:val="et-EE"/>
         </w:rPr>
-        <w:t>2. Основные правила использования</w:t>
+        <w:t>2. Š˛ŃŠ½Š¾Š²Š½Ń‹Šµ ŠæŃ€Š°Š²ŠøŠ»Š° ŠøŃŠæŠ¾Š»ŃŠ·Š¾Š²Š°Š½ŠøŃ¸</w:t>
       </w:r>
     </w:p>
     <w:p>
@@ -149,7 +149,7 @@
         <w:rPr>
           <w:lang w:val="et-EE"/>
         </w:rPr>
-        <w:t>SotsiaalAI может использоваться только в служебных целях и в соответствии с внутренними инструкциями организации.</w:t>
+        <w:t>SotsiaalAI Š¼Š¾Š¶ŠµŃ‚ ŠøŃŠæŠ¾Š»ŃŠ·Š¾Š²Š°Ń‚ŃŃŃ¸ Ń‚Š¾Š»ŃŠŗŠ¾ Š² ŃŠ»ŃŠ¶ŠµŠ±Š½Ń‹Ń… Ń†ŠµŠ»Ń¸Ń… Šø Š² ŃŠ¾Š¾Ń‚Š²ŠµŃ‚ŃŃ‚Š²ŠøŠø Ń Š²Š½ŃŃ‚Ń€ŠµŠ½Š½ŠøŠ¼Šø ŠøŠ½ŃŃ‚Ń€ŃŠŗŃ†ŠøŃ¸Š¼Šø Š¾Ń€Š³Š°Š½ŠøŠ·Š°Ń†ŠøŠø.</w:t>
       </w:r>
     </w:p>
     <w:p>
@@ -162,14 +162,14 @@
         <w:rPr>
           <w:lang w:val="et-EE"/>
         </w:rPr>
-        <w:t xml:space="preserve">SotsiaalAI не может использоваться как единственное основание для принятия решения, влияющего на права, обязанности, пособия, услуги или иную важную ситуацию человека. </w:t>
+        <w:t xml:space="preserve">SotsiaalAI Š½Šµ Š¼Š¾Š¶ŠµŃ‚ ŠøŃŠæŠ¾Š»ŃŠ·Š¾Š²Š°Ń‚ŃŃŃ¸ ŠŗŠ°Šŗ ŠµŠ´ŠøŠ½ŃŃ‚Š²ŠµŠ½Š½Š¾Šµ Š¾ŃŠ½Š¾Š²Š°Š½ŠøŠµ Š´Š»Ń¸ ŠæŃ€ŠøŠ½Ń¸Ń‚ŠøŃ¸ Ń€ŠµŃŠµŠ½ŠøŃ¸, Š²Š»ŠøŃ¸ŃˇŃ‰ŠµŠ³Š¾ Š½Š° ŠæŃ€Š°Š²Š°, Š¾Š±Ń¸Š·Š°Š½Š½Š¾ŃŃ‚Šø, ŠæŠ¾ŃŠ¾Š±ŠøŃ¸, ŃŃŠ»ŃŠ³Šø ŠøŠ»Šø ŠøŠ½ŃŃˇ Š²Š°Š¶Š½ŃŃˇ ŃŠøŃ‚ŃŠ°Ń†ŠøŃˇ Ń‡ŠµŠ»Š¾Š²ŠµŠŗŠ°. </w:t>
       </w:r>
       <w:r>
         <w:rPr>
           <w:lang w:val="et-EE"/>
         </w:rPr>
         <w:lastRenderedPageBreak/>
-        <w:t>Окончательная оценка и решение всегда остаются за человеком и, при необходимости, за организацией.</w:t>
+        <w:t>Š˛ŠŗŠ¾Š½Ń‡Š°Ń‚ŠµŠ»ŃŠ½Š°Ń¸ Š¾Ń†ŠµŠ½ŠŗŠ° Šø Ń€ŠµŃŠµŠ½ŠøŠµ Š²ŃŠµŠ³Š´Š° Š¾ŃŃ‚Š°ŃˇŃ‚ŃŃ¸ Š·Š° Ń‡ŠµŠ»Š¾Š²ŠµŠŗŠ¾Š¼ Šø, ŠæŃ€Šø Š½ŠµŠ¾Š±Ń…Š¾Š´ŠøŠ¼Š¾ŃŃ‚Šø, Š·Š° Š¾Ń€Š³Š°Š½ŠøŠ·Š°Ń†ŠøŠµŠ¹.</w:t>
       </w:r>
     </w:p>
     <w:p>
@@ -182,7 +182,7 @@
         <w:rPr>
           <w:lang w:val="et-EE"/>
         </w:rPr>
-        <w:t>Платформа может использоваться для формулирования текстов, подготовки сводок и отчётов, составления рабочих черновиков, упорядочивания информации, а также для хранения и использования рабочих файлов в одной среде.</w:t>
+        <w:t>ŠŠ»Š°Ń‚Ń„Š¾Ń€Š¼Š° Š¼Š¾Š¶ŠµŃ‚ ŠøŃŠæŠ¾Š»ŃŠ·Š¾Š²Š°Ń‚ŃŃŃ¸ Š´Š»Ń¸ Ń„Š¾Ń€Š¼ŃŠ»ŠøŃ€Š¾Š²Š°Š½ŠøŃ¸ Ń‚ŠµŠŗŃŃ‚Š¾Š², ŠæŠ¾Š´Š³Š¾Ń‚Š¾Š²ŠŗŠø ŃŠ²Š¾Š´Š¾Šŗ Šø Š¾Ń‚Ń‡Ń‘Ń‚Š¾Š², ŃŠ¾ŃŃ‚Š°Š²Š»ŠµŠ½ŠøŃ¸ Ń€Š°Š±Š¾Ń‡ŠøŃ… Ń‡ŠµŃ€Š½Š¾Š²ŠøŠŗŠ¾Š², ŃŠæŠ¾Ń€Ń¸Š´Š¾Ń‡ŠøŠ²Š°Š½ŠøŃ¸ ŠøŠ½Ń„Š¾Ń€Š¼Š°Ń†ŠøŠø, Š° Ń‚Š°ŠŗŠ¶Šµ Š´Š»Ń¸ Ń…Ń€Š°Š½ŠµŠ½ŠøŃ¸ Šø ŠøŃŠæŠ¾Š»ŃŠ·Š¾Š²Š°Š½ŠøŃ¸ Ń€Š°Š±Š¾Ń‡ŠøŃ… Ń„Š°Š¹Š»Š¾Š² Š² Š¾Š´Š½Š¾Š¹ ŃŃ€ŠµŠ´Šµ.</w:t>
       </w:r>
     </w:p>
     <w:p>
@@ -199,7 +199,7 @@
           <w:bCs/>
           <w:lang w:val="et-EE"/>
         </w:rPr>
-        <w:t>3. Использование данных</w:t>
+        <w:t>3. ŠŃŠæŠ¾Š»ŃŠ·Š¾Š²Š°Š½ŠøŠµ Š´Š°Š½Š½Ń‹Ń…</w:t>
       </w:r>
     </w:p>
     <w:p>
@@ -212,7 +212,7 @@
         <w:rPr>
           <w:lang w:val="et-EE"/>
         </w:rPr>
-        <w:t>На платформу вводится и на ней хранится только такой объём информации, который необходим для выполнения работы. По возможности ситуацию следует описывать более общо и таким образом, чтобы человека нельзя было сразу идентифицировать.</w:t>
+        <w:t>Š¯Š° ŠæŠ»Š°Ń‚Ń„Š¾Ń€Š¼Ń Š²Š²Š¾Š´ŠøŃ‚ŃŃ¸ Šø Š½Š° Š½ŠµŠ¹ Ń…Ń€Š°Š½ŠøŃ‚ŃŃ¸ Ń‚Š¾Š»ŃŠŗŠ¾ Ń‚Š°ŠŗŠ¾Š¹ Š¾Š±ŃŃ‘Š¼ ŠøŠ½Ń„Š¾Ń€Š¼Š°Ń†ŠøŠø, ŠŗŠ¾Ń‚Š¾Ń€Ń‹Š¹ Š½ŠµŠ¾Š±Ń…Š¾Š´ŠøŠ¼ Š´Š»Ń¸ Š²Ń‹ŠæŠ¾Š»Š½ŠµŠ½ŠøŃ¸ Ń€Š°Š±Š¾Ń‚Ń‹. ŠŠ¾ Š²Š¾Š·Š¼Š¾Š¶Š½Š¾ŃŃ‚Šø ŃŠøŃ‚ŃŠ°Ń†ŠøŃˇ ŃŠ»ŠµŠ´ŃŠµŃ‚ Š¾ŠæŠøŃŃ‹Š²Š°Ń‚Ń Š±Š¾Š»ŠµŠµ Š¾Š±Ń‰Š¾ Šø Ń‚Š°ŠŗŠøŠ¼ Š¾Š±Ń€Š°Š·Š¾Š¼, Ń‡Ń‚Š¾Š±Ń‹ Ń‡ŠµŠ»Š¾Š²ŠµŠŗŠ° Š½ŠµŠ»ŃŠ·Ń¸ Š±Ń‹Š»Š¾ ŃŃ€Š°Š·Ń ŠøŠ´ŠµŠ½Ń‚ŠøŃ„ŠøŃ†ŠøŃ€Š¾Š²Š°Ń‚Ń.</w:t>
       </w:r>
     </w:p>
     <w:p>
@@ -225,7 +225,7 @@
         <w:rPr>
           <w:lang w:val="et-EE"/>
         </w:rPr>
-        <w:t>Если для выполнения рабочих задач всё же необходимо использовать чувствительные данные или точные персональные данные человека, это допускается только в том случае, если такое использование необходимо для выполнения служебных обязанностей, разрешено организацией и соответствует применимому законодательству. Даже в таком случае используется только минимально необходимый объём данных.</w:t>
+        <w:t>Š•ŃŠ»Šø Š´Š»Ń¸ Š²Ń‹ŠæŠ¾Š»Š½ŠµŠ½ŠøŃ¸ Ń€Š°Š±Š¾Ń‡ŠøŃ… Š·Š°Š´Š°Ń‡ Š²ŃŃ‘ Š¶Šµ Š½ŠµŠ¾Š±Ń…Š¾Š´ŠøŠ¼Š¾ ŠøŃŠæŠ¾Š»ŃŠ·Š¾Š²Š°Ń‚Ń Ń‡ŃŠ²ŃŃ‚Š²ŠøŃ‚ŠµŠ»ŃŠ½Ń‹Šµ Š´Š°Š½Š½Ń‹Šµ ŠøŠ»Šø Ń‚Š¾Ń‡Š½Ń‹Šµ ŠæŠµŃ€ŃŠ¾Š½Š°Š»ŃŠ½Ń‹Šµ Š´Š°Š½Š½Ń‹Šµ Ń‡ŠµŠ»Š¾Š²ŠµŠŗŠ°, Ń¨Ń‚Š¾ Š´Š¾ŠæŃŃŠŗŠ°ŠµŃ‚ŃŃ¸ Ń‚Š¾Š»ŃŠŗŠ¾ Š² Ń‚Š¾Š¼ ŃŠ»ŃŃ‡Š°Šµ, ŠµŃŠ»Šø Ń‚Š°ŠŗŠ¾Šµ ŠøŃŠæŠ¾Š»ŃŠ·Š¾Š²Š°Š½ŠøŠµ Š½ŠµŠ¾Š±Ń…Š¾Š´ŠøŠ¼Š¾ Š´Š»Ń¸ Š²Ń‹ŠæŠ¾Š»Š½ŠµŠ½ŠøŃ¸ ŃŠ»ŃŠ¶ŠµŠ±Š½Ń‹Ń… Š¾Š±Ń¸Š·Š°Š½Š½Š¾ŃŃ‚ŠµŠ¹, Ń€Š°Š·Ń€ŠµŃŠµŠ½Š¾ Š¾Ń€Š³Š°Š½ŠøŠ·Š°Ń†ŠøŠµŠ¹ Šø ŃŠ¾Š¾Ń‚Š²ŠµŃ‚ŃŃ‚Š²ŃŠµŃ‚ ŠæŃ€ŠøŠ¼ŠµŠ½ŠøŠ¼Š¾Š¼Ń Š·Š°ŠŗŠ¾Š½Š¾Š´Š°Ń‚ŠµŠ»ŃŃŃ‚Š²Ń. Š”Š°Š¶Šµ Š² Ń‚Š°ŠŗŠ¾Š¼ ŃŠ»ŃŃ‡Š°Šµ ŠøŃŠæŠ¾Š»ŃŠ·ŃŠµŃ‚ŃŃ¸ Ń‚Š¾Š»ŃŠŗŠ¾ Š¼ŠøŠ½ŠøŠ¼Š°Š»ŃŠ½Š¾ Š½ŠµŠ¾Š±Ń…Š¾Š´ŠøŠ¼Ń‹Š¹ Š¾Š±ŃŃ‘Š¼ Š´Š°Š½Š½Ń‹Ń….</w:t>
       </w:r>
     </w:p>
     <w:p>
@@ -238,7 +238,7 @@
         <w:rPr>
           <w:lang w:val="et-EE"/>
         </w:rPr>
-        <w:t>На платформу нельзя вводить пароли, коды входа, данные банковских карт и иные конфиденциальные данные доступа. Также нельзя добавлять данные или файлы способом, который противоречил бы закону, служебной тайне, профессиональной этике, обязательству конфиденциальности или внутренним правилам организации.</w:t>
+        <w:t>Š¯Š° ŠæŠ»Š°Ń‚Ń„Š¾Ń€Š¼Ń Š½ŠµŠ»ŃŠ·Ń¸ Š²Š²Š¾Š´ŠøŃ‚Ń ŠæŠ°Ń€Š¾Š»Šø, ŠŗŠ¾Š´Ń‹ Š²Ń…Š¾Š´Š°, Š´Š°Š½Š½Ń‹Šµ Š±Š°Š½ŠŗŠ¾Š²ŃŠŗŠøŃ… ŠŗŠ°Ń€Ń‚ Šø ŠøŠ½Ń‹Šµ ŠŗŠ¾Š½Ń„ŠøŠ´ŠµŠ½Ń†ŠøŠ°Š»ŃŠ½Ń‹Šµ Š´Š°Š½Š½Ń‹Šµ Š´Š¾ŃŃ‚ŃŠæŠ°. Š¢Š°ŠŗŠ¶Šµ Š½ŠµŠ»ŃŠ·Ń¸ Š´Š¾Š±Š°Š²Š»Ń¸Ń‚Ń Š´Š°Š½Š½Ń‹Šµ ŠøŠ»Šø Ń„Š°Š¹Š»Ń‹ ŃŠæŠ¾ŃŠ¾Š±Š¾Š¼, ŠŗŠ¾Ń‚Š¾Ń€Ń‹Š¹ ŠæŃ€Š¾Ń‚ŠøŠ²Š¾Ń€ŠµŃ‡ŠøŠ» Š±Ń‹ Š·Š°ŠŗŠ¾Š½Ń, ŃŠ»ŃŠ¶ŠµŠ±Š½Š¾Š¹ Ń‚Š°Š¹Š½Šµ, ŠæŃ€Š¾Ń„ŠµŃŃŠøŠ¾Š½Š°Š»ŃŠ½Š¾Š¹ Ń¨Ń‚ŠøŠŗŠµ, Š¾Š±Ń¸Š·Š°Ń‚ŠµŠ»ŃŃŃ‚Š²Ń ŠŗŠ¾Š½Ń„ŠøŠ´ŠµŠ½Ń†ŠøŠ°Š»ŃŠ½Š¾ŃŃ‚Šø ŠøŠ»Šø Š²Š½ŃŃ‚Ń€ŠµŠ½Š½ŠøŠ¼ ŠæŃ€Š°Š²ŠøŠ»Š°Š¼ Š¾Ń€Š³Š°Š½ŠøŠ·Š°Ń†ŠøŠø.</w:t>
       </w:r>
     </w:p>
     <w:p>
@@ -255,7 +255,7 @@
           <w:bCs/>
           <w:lang w:val="et-EE"/>
         </w:rPr>
-        <w:t>4. Ответственность</w:t>
+        <w:t>4. Š˛Ń‚Š²ŠµŃ‚ŃŃ‚Š²ŠµŠ½Š½Š¾ŃŃ‚Ń</w:t>
       </w:r>
     </w:p>
     <w:p>
@@ -268,7 +268,7 @@
         <w:rPr>
           <w:lang w:val="et-EE"/>
         </w:rPr>
-        <w:t>Организация несёт ответственность за то, чтобы работнику было чётко понятно, для чего SotsiaalAI можно использовать, а для чего нельзя. Организация решает, когда можно использовать идентифицируемые или чувствительные данные, нужны ли дополнительные меры защиты и какие ограничения или внутренние правила применяются к такому использованию.</w:t>
+        <w:t>Š˛Ń€Š³Š°Š½ŠøŠ·Š°Ń†ŠøŃ¸ Š½ŠµŃŃ‘Ń‚ Š¾Ń‚Š²ŠµŃ‚ŃŃ‚Š²ŠµŠ½Š½Š¾ŃŃ‚Ń Š·Š° Ń‚Š¾, Ń‡Ń‚Š¾Š±Ń‹ Ń€Š°Š±Š¾Ń‚Š½ŠøŠŗŃ Š±Ń‹Š»Š¾ Ń‡Ń‘Ń‚ŠŗŠ¾ ŠæŠ¾Š½Ń¸Ń‚Š½Š¾, Š´Š»Ń¸ Ń‡ŠµŠ³Š¾ SotsiaalAI Š¼Š¾Š¶Š½Š¾ ŠøŃŠæŠ¾Š»ŃŠ·Š¾Š²Š°Ń‚Ń, Š° Š´Š»Ń¸ Ń‡ŠµŠ³Š¾ Š½ŠµŠ»ŃŠ·Ń¸. Š˛Ń€Š³Š°Š½ŠøŠ·Š°Ń†ŠøŃ¸ Ń€ŠµŃŠ°ŠµŃ‚, ŠŗŠ¾Š³Š´Š° Š¼Š¾Š¶Š½Š¾ ŠøŃŠæŠ¾Š»ŃŠ·Š¾Š²Š°Ń‚Ń ŠøŠ´ŠµŠ½Ń‚ŠøŃ„ŠøŃ†ŠøŃ€ŃŠµŠ¼Ń‹Šµ ŠøŠ»Šø Ń‡ŃŠ²ŃŃ‚Š²ŠøŃ‚ŠµŠ»ŃŠ½Ń‹Šµ Š´Š°Š½Š½Ń‹Šµ, Š½ŃŠ¶Š½Ń‹ Š»Šø Š´Š¾ŠæŠ¾Š»Š½ŠøŃ‚ŠµŠ»ŃŠ½Ń‹Šµ Š¼ŠµŃ€Ń‹ Š·Š°Ń‰ŠøŃ‚Ń‹ Šø ŠŗŠ°ŠŗŠøŠµ Š¾Š³Ń€Š°Š½ŠøŃ‡ŠµŠ½ŠøŃ¸ ŠøŠ»Šø Š²Š½ŃŃ‚Ń€ŠµŠ½Š½ŠøŠµ ŠæŃ€Š°Š²ŠøŠ»Š° ŠæŃ€ŠøŠ¼ŠµŠ½Ń¸ŃˇŃ‚ŃŃ¸ Šŗ Ń‚Š°ŠŗŠ¾Š¼Ń ŠøŃŠæŠ¾Š»ŃŠ·Š¾Š²Š°Š½ŠøŃˇ.</w:t>
       </w:r>
     </w:p>
     <w:p>
@@ -281,7 +281,7 @@
         <w:rPr>
           <w:lang w:val="et-EE"/>
         </w:rPr>
-        <w:t>Работник использует SotsiaalAI только в служебных целях и в соответствии с инструкциями организации. Работник отвечает за то, чтобы не вводить больше данных, чем необходимо, всегда самостоятельно проверять результаты, выдаваемые платформой, и не использовать SotsiaalAI для принятия окончательного решения о человеке.</w:t>
+        <w:t>Š Š°Š±Š¾Ń‚Š½ŠøŠŗ ŠøŃŠæŠ¾Š»ŃŠ·ŃŠµŃ‚ SotsiaalAI Ń‚Š¾Š»ŃŠŗŠ¾ Š² ŃŠ»ŃŠ¶ŠµŠ±Š½Ń‹Ń… Ń†ŠµŠ»Ń¸Ń… Šø Š² ŃŠ¾Š¾Ń‚Š²ŠµŃ‚ŃŃ‚Š²ŠøŠø Ń ŠøŠ½ŃŃ‚Ń€ŃŠŗŃ†ŠøŃ¸Š¼Šø Š¾Ń€Š³Š°Š½ŠøŠ·Š°Ń†ŠøŠø. Š Š°Š±Š¾Ń‚Š½ŠøŠŗ Š¾Ń‚Š²ŠµŃ‡Š°ŠµŃ‚ Š·Š° Ń‚Š¾, Ń‡Ń‚Š¾Š±Ń‹ Š½Šµ Š²Š²Š¾Š´ŠøŃ‚Ń Š±Š¾Š»ŃŃŠµ Š´Š°Š½Š½Ń‹Ń…, Ń‡ŠµŠ¼ Š½ŠµŠ¾Š±Ń…Š¾Š´ŠøŠ¼Š¾, Š²ŃŠµŠ³Š´Š° ŃŠ°Š¼Š¾ŃŃ‚Š¾Ń¸Ń‚ŠµŠ»ŃŠ½Š¾ ŠæŃ€Š¾Š²ŠµŃ€Ń¸Ń‚Ń Ń€ŠµŠ·ŃŠ»ŃŃ‚Š°Ń‚Ń‹, Š²Ń‹Š´Š°Š²Š°ŠµŠ¼Ń‹Šµ ŠæŠ»Š°Ń‚Ń„Š¾Ń€Š¼Š¾Š¹, Šø Š½Šµ ŠøŃŠæŠ¾Š»ŃŠ·Š¾Š²Š°Ń‚Ń SotsiaalAI Š´Š»Ń¸ ŠæŃ€ŠøŠ½Ń¸Ń‚ŠøŃ¸ Š¾ŠŗŠ¾Š½Ń‡Š°Ń‚ŠµŠ»ŃŠ½Š¾Š³Š¾ Ń€ŠµŃŠµŠ½ŠøŃ¸ Š¾ Ń‡ŠµŠ»Š¾Š²ŠµŠŗŠµ.</w:t>
       </w:r>
     </w:p>
     <w:p>
@@ -298,7 +298,7 @@
           <w:bCs/>
           <w:lang w:val="et-EE"/>
         </w:rPr>
-        <w:t>5. Предварительная оценка со стороны организации</w:t>
+        <w:t>5. ŠŃ€ŠµŠ´Š²Š°Ń€ŠøŃ‚ŠµŠ»ŃŠ½Š°Ń¸ Š¾Ń†ŠµŠ½ŠŗŠ° ŃŠ¾ ŃŃ‚Š¾Ń€Š¾Š½Ń‹ Š¾Ń€Š³Š°Š½ŠøŠ·Š°Ń†ŠøŠø</w:t>
       </w:r>
     </w:p>
     <w:p>
@@ -311,7 +311,7 @@
         <w:rPr>
           <w:lang w:val="et-EE"/>
         </w:rPr>
-        <w:t>Подписывая настоящий документ, организация подтверждает, что до использования идентифицируемых или чувствительных данных она как минимум оценила следующие вопросы: цель использования, правовое основание использования данных, допустимость такого использования, необходимость дополнительной оценки или дополнительных мер защиты, а также то, были ли работникам предоставлены достаточные инструкции и правила использования.</w:t>
+        <w:t>ŠŠ¾Š´ŠæŠøŃŃ‹Š²Š°Ń¸ Š½Š°ŃŃ‚Š¾Ń¸Ń‰ŠøŠ¹ Š´Š¾ŠŗŃŠ¼ŠµŠ½Ń‚, Š¾Ń€Š³Š°Š½ŠøŠ·Š°Ń†ŠøŃ¸ ŠæŠ¾Š´Ń‚Š²ŠµŃ€Š¶Š´Š°ŠµŃ‚, Ń‡Ń‚Š¾ Š´Š¾ ŠøŃŠæŠ¾Š»ŃŠ·Š¾Š²Š°Š½ŠøŃ¸ ŠøŠ´ŠµŠ½Ń‚ŠøŃ„ŠøŃ†ŠøŃ€ŃŠµŠ¼Ń‹Ń… ŠøŠ»Šø Ń‡ŃŠ²ŃŃ‚Š²ŠøŃ‚ŠµŠ»ŃŠ½Ń‹Ń… Š´Š°Š½Š½Ń‹Ń… Š¾Š½Š° ŠŗŠ°Šŗ Š¼ŠøŠ½ŠøŠ¼ŃŠ¼ Š¾Ń†ŠµŠ½ŠøŠ»Š° ŃŠ»ŠµŠ´ŃŃˇŃ‰ŠøŠµ Š²Š¾ŠæŃ€Š¾ŃŃ‹: Ń†ŠµŠ»Ń ŠøŃŠæŠ¾Š»ŃŠ·Š¾Š²Š°Š½ŠøŃ¸, ŠæŃ€Š°Š²Š¾Š²Š¾Šµ Š¾ŃŠ½Š¾Š²Š°Š½ŠøŠµ ŠøŃŠæŠ¾Š»ŃŠ·Š¾Š²Š°Š½ŠøŃ¸ Š´Š°Š½Š½Ń‹Ń…, Š´Š¾ŠæŃŃŃ‚ŠøŠ¼Š¾ŃŃ‚Ń Ń‚Š°ŠŗŠ¾Š³Š¾ ŠøŃŠæŠ¾Š»ŃŠ·Š¾Š²Š°Š½ŠøŃ¸, Š½ŠµŠ¾Š±Ń…Š¾Š´ŠøŠ¼Š¾ŃŃ‚Ń Š´Š¾ŠæŠ¾Š»Š½ŠøŃ‚ŠµŠ»ŃŠ½Š¾Š¹ Š¾Ń†ŠµŠ½ŠŗŠø ŠøŠ»Šø Š´Š¾ŠæŠ¾Š»Š½ŠøŃ‚ŠµŠ»ŃŠ½Ń‹Ń… Š¼ŠµŃ€ Š·Š°Ń‰ŠøŃ‚Ń‹, Š° Ń‚Š°ŠŗŠ¶Šµ Ń‚Š¾, Š±Ń‹Š»Šø Š»Šø Ń€Š°Š±Š¾Ń‚Š½ŠøŠŗŠ°Š¼ ŠæŃ€ŠµŠ´Š¾ŃŃ‚Š°Š²Š»ŠµŠ½Ń‹ Š´Š¾ŃŃ‚Š°Ń‚Š¾Ń‡Š½Ń‹Šµ ŠøŠ½ŃŃ‚Ń€ŃŠŗŃ†ŠøŠø Šø ŠæŃ€Š°Š²ŠøŠ»Š° ŠøŃŠæŠ¾Š»ŃŠ·Š¾Š²Š°Š½ŠøŃ¸.</w:t>
       </w:r>
     </w:p>
     <w:p>
@@ -328,7 +328,7 @@
           <w:bCs/>
           <w:lang w:val="et-EE"/>
         </w:rPr>
-        <w:t>6. Соглашение об обработке данных</w:t>
+        <w:t>6. ŠŠ¾Š³Š»Š°ŃŠµŠ½ŠøŠµ Š¾Š± Š¾Š±Ń€Š°Š±Š¾Ń‚ŠŗŠµ Š´Š°Š½Š½Ń‹Ń…</w:t>
       </w:r>
     </w:p>
     <w:p>
@@ -342,7 +342,7 @@
           <w:lang w:val="et-EE"/>
         </w:rPr>
         <w:lastRenderedPageBreak/>
-        <w:t>Настоящий документ также является письменным соглашением между организацией и SotsiaalAI об обработке данных в той мере, в какой SotsiaalAI обрабатывает персональные данные от имени организации. Для целей этой части документа организация рассматривается как ответственный обработчик, а SotsiaalAI — как уполномоченный обработчик в той мере, в какой такое распределение ролей применимо к соответствующей обработке.</w:t>
+        <w:t>Š¯Š°ŃŃ‚Š¾Ń¸Ń‰ŠøŠ¹ Š´Š¾ŠŗŃŠ¼ŠµŠ½Ń‚ Ń‚Š°ŠŗŠ¶Šµ Ń¸Š²Š»Ń¸ŠµŃ‚ŃŃ¸ ŠæŠøŃŃŠ¼ŠµŠ½Š½Ń‹Š¼ ŃŠ¾Š³Š»Š°ŃŠµŠ½ŠøŠµŠ¼ Š¼ŠµŠ¶Š´Ń Š¾Ń€Š³Š°Š½ŠøŠ·Š°Ń†ŠøŠµŠ¹ Šø SotsiaalAI Š¾Š± Š¾Š±Ń€Š°Š±Š¾Ń‚ŠŗŠµ Š´Š°Š½Š½Ń‹Ń… Š² Ń‚Š¾Š¹ Š¼ŠµŃ€Šµ, Š² ŠŗŠ°ŠŗŠ¾Š¹ SotsiaalAI Š¾Š±Ń€Š°Š±Š°Ń‚Ń‹Š²Š°ŠµŃ‚ ŠæŠµŃ€ŃŠ¾Š½Š°Š»ŃŠ½Ń‹Šµ Š´Š°Š½Š½Ń‹Šµ Š¾Ń‚ ŠøŠ¼ŠµŠ½Šø Š¾Ń€Š³Š°Š½ŠøŠ·Š°Ń†ŠøŠø. Š”Š»Ń¸ Ń†ŠµŠ»ŠµŠ¹ Ń¨Ń‚Š¾Š¹ Ń‡Š°ŃŃ‚Šø Š´Š¾ŠŗŃŠ¼ŠµŠ½Ń‚Š° Š¾Ń€Š³Š°Š½ŠøŠ·Š°Ń†ŠøŃ¸ Ń€Š°ŃŃŠ¼Š°Ń‚Ń€ŠøŠ²Š°ŠµŃ‚ŃŃ¸ ŠŗŠ°Šŗ Š¾Ń‚Š²ŠµŃ‚ŃŃ‚Š²ŠµŠ½Š½Ń‹Š¹ Š¾Š±Ń€Š°Š±Š¾Ń‚Ń‡ŠøŠŗ, Š° SotsiaalAI ā€” ŠŗŠ°Šŗ ŃŠæŠ¾Š»Š½Š¾Š¼Š¾Ń‡ŠµŠ½Š½Ń‹Š¹ Š¾Š±Ń€Š°Š±Š¾Ń‚Ń‡ŠøŠŗ Š² Ń‚Š¾Š¹ Š¼ŠµŃ€Šµ, Š² ŠŗŠ°ŠŗŠ¾Š¹ Ń‚Š°ŠŗŠ¾Šµ Ń€Š°ŃŠæŃ€ŠµŠ´ŠµŠ»ŠµŠ½ŠøŠµ Ń€Š¾Š»ŠµŠ¹ ŠæŃ€ŠøŠ¼ŠµŠ½ŠøŠ¼Š¾ Šŗ ŃŠ¾Š¾Ń‚Š²ŠµŃ‚ŃŃ‚Š²ŃŃˇŃ‰ŠµŠ¹ Š¾Š±Ń€Š°Š±Š¾Ń‚ŠŗŠµ.</w:t>
       </w:r>
     </w:p>
     <w:p>
@@ -355,7 +355,7 @@
         <w:rPr>
           <w:lang w:val="et-EE"/>
         </w:rPr>
-        <w:t>Эта часть вступает в силу после того, как организация и SotsiaalAI подпишут документ одинакового содержания.</w:t>
+        <w:t>Š­Ń‚Š° Ń‡Š°ŃŃ‚Ń Š²ŃŃ‚ŃŠæŠ°ŠµŃ‚ Š² ŃŠøŠ»Ń ŠæŠ¾ŃŠ»Šµ Ń‚Š¾Š³Š¾, ŠŗŠ°Šŗ Š¾Ń€Š³Š°Š½ŠøŠ·Š°Ń†ŠøŃ¸ Šø SotsiaalAI ŠæŠ¾Š´ŠæŠøŃŃŃ‚ Š´Š¾ŠŗŃŠ¼ŠµŠ½Ń‚ Š¾Š´ŠøŠ½Š°ŠŗŠ¾Š²Š¾Š³Š¾ ŃŠ¾Š´ŠµŃ€Š¶Š°Š½ŠøŃ¸.</w:t>
       </w:r>
     </w:p>
     <w:p>
@@ -368,7 +368,7 @@
         <w:rPr>
           <w:lang w:val="et-EE"/>
         </w:rPr>
-        <w:t>SotsiaalAI обрабатывает данные от имени организации только в объёме, необходимом для оказания услуги. Это может включать хранение файлов, подготовку документов, сводок, отчётов и иных рабочих черновиков, упорядочивание информации, техническое обеспечение разрешённых рабочих процессов, аутентификацию пользователей, техническую поддержку, безопасность и обеспечение надёжности услуги.</w:t>
+        <w:t>SotsiaalAI Š¾Š±Ń€Š°Š±Š°Ń‚Ń‹Š²Š°ŠµŃ‚ Š´Š°Š½Š½Ń‹Šµ Š¾Ń‚ ŠøŠ¼ŠµŠ½Šø Š¾Ń€Š³Š°Š½ŠøŠ·Š°Ń†ŠøŠø Ń‚Š¾Š»ŃŠŗŠ¾ Š² Š¾Š±ŃŃ‘Š¼Šµ, Š½ŠµŠ¾Š±Ń…Š¾Š´ŠøŠ¼Š¾Š¼ Š´Š»Ń¸ Š¾ŠŗŠ°Š·Š°Š½ŠøŃ¸ ŃŃŠ»ŃŠ³Šø. Š­Ń‚Š¾ Š¼Š¾Š¶ŠµŃ‚ Š²ŠŗŠ»ŃˇŃ‡Š°Ń‚Ń Ń…Ń€Š°Š½ŠµŠ½ŠøŠµ Ń„Š°Š¹Š»Š¾Š², ŠæŠ¾Š´Š³Š¾Ń‚Š¾Š²ŠŗŃ Š´Š¾ŠŗŃŠ¼ŠµŠ½Ń‚Š¾Š², ŃŠ²Š¾Š´Š¾Šŗ, Š¾Ń‚Ń‡Ń‘Ń‚Š¾Š² Šø ŠøŠ½Ń‹Ń… Ń€Š°Š±Š¾Ń‡ŠøŃ… Ń‡ŠµŃ€Š½Š¾Š²ŠøŠŗŠ¾Š², ŃŠæŠ¾Ń€Ń¸Š´Š¾Ń‡ŠøŠ²Š°Š½ŠøŠµ ŠøŠ½Ń„Š¾Ń€Š¼Š°Ń†ŠøŠø, Ń‚ŠµŃ…Š½ŠøŃ‡ŠµŃŠŗŠ¾Šµ Š¾Š±ŠµŃŠæŠµŃ‡ŠµŠ½ŠøŠµ Ń€Š°Š·Ń€ŠµŃŃ‘Š½Š½Ń‹Ń… Ń€Š°Š±Š¾Ń‡ŠøŃ… ŠæŃ€Š¾Ń†ŠµŃŃŠ¾Š², Š°ŃŃ‚ŠµŠ½Ń‚ŠøŃ„ŠøŠŗŠ°Ń†ŠøŃˇ ŠæŠ¾Š»ŃŠ·Š¾Š²Š°Ń‚ŠµŠ»ŠµŠ¹, Ń‚ŠµŃ…Š½ŠøŃ‡ŠµŃŠŗŃŃˇ ŠæŠ¾Š´Š´ŠµŃ€Š¶ŠŗŃ, Š±ŠµŠ·Š¾ŠæŠ°ŃŠ½Š¾ŃŃ‚Ń Šø Š¾Š±ŠµŃŠæŠµŃ‡ŠµŠ½ŠøŠµ Š½Š°Š´Ń‘Š¶Š½Š¾ŃŃ‚Šø ŃŃŠ»ŃŠ³Šø.</w:t>
       </w:r>
     </w:p>
     <w:p>
@@ -381,7 +381,7 @@
         <w:rPr>
           <w:lang w:val="et-EE"/>
         </w:rPr>
-        <w:t>Обрабатываемые данные могут включать содержание рабочих материалов, входные данные в чате, документы, контактные данные, данные учётной записи пользователя и иные данные, которые организация правомерно использует в сервисе. Эти данные также могут включать персональные данные, в том числе особые категории персональных данных, если их использование необходимо и допустимо для выполнения рабочих задач организации.</w:t>
+        <w:t>Š˛Š±Ń€Š°Š±Š°Ń‚Ń‹Š²Š°ŠµŠ¼Ń‹Šµ Š´Š°Š½Š½Ń‹Šµ Š¼Š¾Š³ŃŃ‚ Š²ŠŗŠ»ŃˇŃ‡Š°Ń‚Ń ŃŠ¾Š´ŠµŃ€Š¶Š°Š½ŠøŠµ Ń€Š°Š±Š¾Ń‡ŠøŃ… Š¼Š°Ń‚ŠµŃ€ŠøŠ°Š»Š¾Š², Š²Ń…Š¾Š´Š½Ń‹Šµ Š´Š°Š½Š½Ń‹Šµ Š² Ń‡Š°Ń‚Šµ, Š´Š¾ŠŗŃŠ¼ŠµŠ½Ń‚Ń‹, ŠŗŠ¾Š½Ń‚Š°ŠŗŃ‚Š½Ń‹Šµ Š´Š°Š½Š½Ń‹Šµ, Š´Š°Š½Š½Ń‹Šµ ŃŃ‡Ń‘Ń‚Š½Š¾Š¹ Š·Š°ŠæŠøŃŠø ŠæŠ¾Š»ŃŠ·Š¾Š²Š°Ń‚ŠµŠ»Ń¸ Šø ŠøŠ½Ń‹Šµ Š´Š°Š½Š½Ń‹Šµ, ŠŗŠ¾Ń‚Š¾Ń€Ń‹Šµ Š¾Ń€Š³Š°Š½ŠøŠ·Š°Ń†ŠøŃ¸ ŠæŃ€Š°Š²Š¾Š¼ŠµŃ€Š½Š¾ ŠøŃŠæŠ¾Š»ŃŠ·ŃŠµŃ‚ Š² ŃŠµŃ€Š²ŠøŃŠµ. Š­Ń‚Šø Š´Š°Š½Š½Ń‹Šµ Ń‚Š°ŠŗŠ¶Šµ Š¼Š¾Š³ŃŃ‚ Š²ŠŗŠ»ŃˇŃ‡Š°Ń‚Ń ŠæŠµŃ€ŃŠ¾Š½Š°Š»ŃŠ½Ń‹Šµ Š´Š°Š½Š½Ń‹Šµ, Š² Ń‚Š¾Š¼ Ń‡ŠøŃŠ»Šµ Š¾ŃŠ¾Š±Ń‹Šµ ŠŗŠ°Ń‚ŠµŠ³Š¾Ń€ŠøŠø ŠæŠµŃ€ŃŠ¾Š½Š°Š»ŃŠ½Ń‹Ń… Š´Š°Š½Š½Ń‹Ń…, ŠµŃŠ»Šø ŠøŃ… ŠøŃŠæŠ¾Š»ŃŠ·Š¾Š²Š°Š½ŠøŠµ Š½ŠµŠ¾Š±Ń…Š¾Š´ŠøŠ¼Š¾ Šø Š´Š¾ŠæŃŃŃ‚ŠøŠ¼Š¾ Š´Š»Ń¸ Š²Ń‹ŠæŠ¾Š»Š½ŠµŠ½ŠøŃ¸ Ń€Š°Š±Š¾Ń‡ŠøŃ… Š·Š°Š´Š°Ń‡ Š¾Ń€Š³Š°Š½ŠøŠ·Š°Ń†ŠøŠø.</w:t>
       </w:r>
     </w:p>
     <w:p>
@@ -394,7 +394,7 @@
         <w:rPr>
           <w:lang w:val="et-EE"/>
         </w:rPr>
-        <w:t>Данные обрабатываются до тех пор, пока организация пользуется услугой, пока обработка необходима для оказания услуги либо пока хранение требуется в силу закона, требований к документообороту, архивированию или обеспечению надёжности услуги.</w:t>
+        <w:t>Š”Š°Š½Š½Ń‹Šµ Š¾Š±Ń€Š°Š±Š°Ń‚Ń‹Š²Š°ŃˇŃ‚ŃŃ¸ Š´Š¾ Ń‚ŠµŃ… ŠæŠ¾Ń€, ŠæŠ¾ŠŗŠ° Š¾Ń€Š³Š°Š½ŠøŠ·Š°Ń†ŠøŃ¸ ŠæŠ¾Š»ŃŠ·ŃŠµŃ‚ŃŃ¸ ŃŃŠ»ŃŠ³Š¾Š¹, ŠæŠ¾ŠŗŠ° Š¾Š±Ń€Š°Š±Š¾Ń‚ŠŗŠ° Š½ŠµŠ¾Š±Ń…Š¾Š´ŠøŠ¼Š° Š´Š»Ń¸ Š¾ŠŗŠ°Š·Š°Š½ŠøŃ¸ ŃŃŠ»ŃŠ³Šø Š»ŠøŠ±Š¾ ŠæŠ¾ŠŗŠ° Ń…Ń€Š°Š½ŠµŠ½ŠøŠµ Ń‚Ń€ŠµŠ±ŃŠµŃ‚ŃŃ¸ Š² ŃŠøŠ»Ń Š·Š°ŠŗŠ¾Š½Š°, Ń‚Ń€ŠµŠ±Š¾Š²Š°Š½ŠøŠ¹ Šŗ Š´Š¾ŠŗŃŠ¼ŠµŠ½Ń‚Š¾Š¾Š±Š¾Ń€Š¾Ń‚Ń, Š°Ń€Ń…ŠøŠ²ŠøŃ€Š¾Š²Š°Š½ŠøŃˇ ŠøŠ»Šø Š¾Š±ŠµŃŠæŠµŃ‡ŠµŠ½ŠøŃˇ Š½Š°Š´Ń‘Š¶Š½Š¾ŃŃ‚Šø ŃŃŠ»ŃŠ³Šø.</w:t>
       </w:r>
     </w:p>
     <w:p>
@@ -407,7 +407,7 @@
         <w:rPr>
           <w:lang w:val="et-EE"/>
         </w:rPr>
-        <w:t>SotsiaalAI обрабатывает данные в соответствии с документированными инструкциями организации, обеспечивает обязательство конфиденциальности для лиц, имеющих доступ к данным, и применяет соответствующие технические и организационные меры для защиты данных.</w:t>
+        <w:t>SotsiaalAI Š¾Š±Ń€Š°Š±Š°Ń‚Ń‹Š²Š°ŠµŃ‚ Š´Š°Š½Š½Ń‹Šµ Š² ŃŠ¾Š¾Ń‚Š²ŠµŃ‚ŃŃ‚Š²ŠøŠø Ń Š´Š¾ŠŗŃŠ¼ŠµŠ½Ń‚ŠøŃ€Š¾Š²Š°Š½Š½Ń‹Š¼Šø ŠøŠ½ŃŃ‚Ń€ŃŠŗŃ†ŠøŃ¸Š¼Šø Š¾Ń€Š³Š°Š½ŠøŠ·Š°Ń†ŠøŠø, Š¾Š±ŠµŃŠæŠµŃ‡ŠøŠ²Š°ŠµŃ‚ Š¾Š±Ń¸Š·Š°Ń‚ŠµŠ»ŃŃŃ‚Š²Š¾ ŠŗŠ¾Š½Ń„ŠøŠ´ŠµŠ½Ń†ŠøŠ°Š»ŃŠ½Š¾ŃŃ‚Šø Š´Š»Ń¸ Š»ŠøŃ†, ŠøŠ¼ŠµŃˇŃ‰ŠøŃ… Š´Š¾ŃŃ‚ŃŠæ Šŗ Š´Š°Š½Š½Ń‹Š¼, Šø ŠæŃ€ŠøŠ¼ŠµŠ½Ń¸ŠµŃ‚ ŃŠ¾Š¾Ń‚Š²ŠµŃ‚ŃŃ‚Š²ŃŃˇŃ‰ŠøŠµ Ń‚ŠµŃ…Š½ŠøŃ‡ŠµŃŠŗŠøŠµ Šø Š¾Ń€Š³Š°Š½ŠøŠ·Š°Ń†ŠøŠ¾Š½Š½Ń‹Šµ Š¼ŠµŃ€Ń‹ Š´Š»Ń¸ Š·Š°Ń‰ŠøŃ‚Ń‹ Š´Š°Š½Š½Ń‹Ń….</w:t>
       </w:r>
     </w:p>
     <w:p>
@@ -420,7 +420,7 @@
         <w:rPr>
           <w:lang w:val="et-EE"/>
         </w:rPr>
-        <w:t>SotsiaalAI оказывает разумную помощь организации при рассмотрении запросов субъектов данных, оценке нарушений, связанных с персональными данными, описании мер безопасности и выполнении иных обязанностей в области защиты данных в той мере, в какой это связано с услугой.</w:t>
+        <w:t>SotsiaalAI Š¾ŠŗŠ°Š·Ń‹Š²Š°ŠµŃ‚ Ń€Š°Š·ŃŠ¼Š½ŃŃˇ ŠæŠ¾Š¼Š¾Ń‰Ń Š¾Ń€Š³Š°Š½ŠøŠ·Š°Ń†ŠøŠø ŠæŃ€Šø Ń€Š°ŃŃŠ¼Š¾Ń‚Ń€ŠµŠ½ŠøŠø Š·Š°ŠæŃ€Š¾ŃŠ¾Š² ŃŃŠ±ŃŠµŠŗŃ‚Š¾Š² Š´Š°Š½Š½Ń‹Ń…, Š¾Ń†ŠµŠ½ŠŗŠµ Š½Š°Ń€ŃŃŠµŠ½ŠøŠ¹, ŃŠ²Ń¸Š·Š°Š½Š½Ń‹Ń… Ń ŠæŠµŃ€ŃŠ¾Š½Š°Š»ŃŠ½Ń‹Š¼Šø Š´Š°Š½Š½Ń‹Š¼Šø, Š¾ŠæŠøŃŠ°Š½ŠøŠø Š¼ŠµŃ€ Š±ŠµŠ·Š¾ŠæŠ°ŃŠ½Š¾ŃŃ‚Šø Šø Š²Ń‹ŠæŠ¾Š»Š½ŠµŠ½ŠøŠø ŠøŠ½Ń‹Ń… Š¾Š±Ń¸Š·Š°Š½Š½Š¾ŃŃ‚ŠµŠ¹ Š² Š¾Š±Š»Š°ŃŃ‚Šø Š·Š°Ń‰ŠøŃ‚Ń‹ Š´Š°Š½Š½Ń‹Ń… Š² Ń‚Š¾Š¹ Š¼ŠµŃ€Šµ, Š² ŠŗŠ°ŠŗŠ¾Š¹ Ń¨Ń‚Š¾ ŃŠ²Ń¸Š·Š°Š½Š¾ Ń ŃŃŠ»ŃŠ³Š¾Š¹.</w:t>
       </w:r>
     </w:p>
     <w:p>
@@ -433,7 +433,7 @@
         <w:rPr>
           <w:lang w:val="et-EE"/>
         </w:rPr>
-        <w:t>По завершении обработки SotsiaalAI удаляет или возвращает данные организации в соответствии с инструкциями организации в той мере, в какой это технически возможно и соответствует обязанностям по хранению. Если закон требует более длительного хранения, архивирования или ограничения доступа к определённым данным или документам, применяется соответствующее правовое основание.</w:t>
+        <w:t>ŠŠ¾ Š·Š°Š²ŠµŃ€ŃŠµŠ½ŠøŠø Š¾Š±Ń€Š°Š±Š¾Ń‚ŠŗŠø SotsiaalAI ŃŠ´Š°Š»Ń¸ŠµŃ‚ ŠøŠ»Šø Š²Š¾Š·Š²Ń€Š°Ń‰Š°ŠµŃ‚ Š´Š°Š½Š½Ń‹Šµ Š¾Ń€Š³Š°Š½ŠøŠ·Š°Ń†ŠøŠø Š² ŃŠ¾Š¾Ń‚Š²ŠµŃ‚ŃŃ‚Š²ŠøŠø Ń ŠøŠ½ŃŃ‚Ń€ŃŠŗŃ†ŠøŃ¸Š¼Šø Š¾Ń€Š³Š°Š½ŠøŠ·Š°Ń†ŠøŠø Š² Ń‚Š¾Š¹ Š¼ŠµŃ€Šµ, Š² ŠŗŠ°ŠŗŠ¾Š¹ Ń¨Ń‚Š¾ Ń‚ŠµŃ…Š½ŠøŃ‡ŠµŃŠŗŠø Š²Š¾Š·Š¼Š¾Š¶Š½Š¾ Šø ŃŠ¾Š¾Ń‚Š²ŠµŃ‚ŃŃ‚Š²ŃŠµŃ‚ Š¾Š±Ń¸Š·Š°Š½Š½Š¾ŃŃ‚Ń¸Š¼ ŠæŠ¾ Ń…Ń€Š°Š½ŠµŠ½ŠøŃˇ. Š•ŃŠ»Šø Š·Š°ŠŗŠ¾Š½ Ń‚Ń€ŠµŠ±ŃŠµŃ‚ Š±Š¾Š»ŠµŠµ Š´Š»ŠøŃ‚ŠµŠ»ŃŠ½Š¾Š³Š¾ Ń…Ń€Š°Š½ŠµŠ½ŠøŃ¸, Š°Ń€Ń…ŠøŠ²ŠøŃ€Š¾Š²Š°Š½ŠøŃ¸ ŠøŠ»Šø Š¾Š³Ń€Š°Š½ŠøŃ‡ŠµŠ½ŠøŃ¸ Š´Š¾ŃŃ‚ŃŠæŠ° Šŗ Š¾ŠæŃ€ŠµŠ´ŠµŠ»Ń‘Š½Š½Ń‹Š¼ Š´Š°Š½Š½Ń‹Š¼ ŠøŠ»Šø Š´Š¾ŠŗŃŠ¼ŠµŠ½Ń‚Š°Š¼, ŠæŃ€ŠøŠ¼ŠµŠ½Ń¸ŠµŃ‚ŃŃ¸ ŃŠ¾Š¾Ń‚Š²ŠµŃ‚ŃŃ‚Š²ŃŃˇŃ‰ŠµŠµ ŠæŃ€Š°Š²Š¾Š²Š¾Šµ Š¾ŃŠ½Š¾Š²Š°Š½ŠøŠµ.</w:t>
       </w:r>
     </w:p>
     <w:p>
@@ -450,7 +450,7 @@
           <w:bCs/>
           <w:lang w:val="et-EE"/>
         </w:rPr>
-        <w:t>7. Безопасность и поставщики услуг</w:t>
+        <w:t>7. Š‘ŠµŠ·Š¾ŠæŠ°ŃŠ½Š¾ŃŃ‚Ń Šø ŠæŠ¾ŃŃ‚Š°Š²Ń‰ŠøŠŗŠø ŃŃŠ»ŃŠ³</w:t>
       </w:r>
     </w:p>
     <w:p>
@@ -463,14 +463,14 @@
         <w:rPr>
           <w:lang w:val="et-EE"/>
         </w:rPr>
-        <w:t xml:space="preserve">SotsiaalAI защищает данные с помощью соответствующих технических и организационных мер. К ним относятся, помимо прочего, защищённые соединения, ограничение доступа в зависимости от роли и рабочей необходимости, ведение журналов, резервное копирование, </w:t>
+        <w:t xml:space="preserve">SotsiaalAI Š·Š°Ń‰ŠøŃ‰Š°ŠµŃ‚ Š´Š°Š½Š½Ń‹Šµ Ń ŠæŠ¾Š¼Š¾Ń‰ŃŃˇ ŃŠ¾Š¾Ń‚Š²ŠµŃ‚ŃŃ‚Š²ŃŃˇŃ‰ŠøŃ… Ń‚ŠµŃ…Š½ŠøŃ‡ŠµŃŠŗŠøŃ… Šø Š¾Ń€Š³Š°Š½ŠøŠ·Š°Ń†ŠøŠ¾Š½Š½Ń‹Ń… Š¼ŠµŃ€. Š Š½ŠøŠ¼ Š¾Ń‚Š½Š¾ŃŃ¸Ń‚ŃŃ¸, ŠæŠ¾Š¼ŠøŠ¼Š¾ ŠæŃ€Š¾Ń‡ŠµŠ³Š¾, Š·Š°Ń‰ŠøŃ‰Ń‘Š½Š½Ń‹Šµ ŃŠ¾ŠµŠ´ŠøŠ½ŠµŠ½ŠøŃ¸, Š¾Š³Ń€Š°Š½ŠøŃ‡ŠµŠ½ŠøŠµ Š´Š¾ŃŃ‚ŃŠæŠ° Š² Š·Š°Š²ŠøŃŠøŠ¼Š¾ŃŃ‚Šø Š¾Ń‚ Ń€Š¾Š»Šø Šø Ń€Š°Š±Š¾Ń‡ŠµŠ¹ Š½ŠµŠ¾Š±Ń…Š¾Š´ŠøŠ¼Š¾ŃŃ‚Šø, Š²ŠµŠ´ŠµŠ½ŠøŠµ Š¶ŃŃ€Š½Š°Š»Š¾Š², Ń€ŠµŠ·ŠµŃ€Š²Š½Š¾Šµ ŠŗŠ¾ŠæŠøŃ€Š¾Š²Š°Š½ŠøŠµ, </w:t>
       </w:r>
       <w:r>
         <w:rPr>
           <w:lang w:val="et-EE"/>
         </w:rPr>
         <w:lastRenderedPageBreak/>
-        <w:t>восстановление, управление обновлениями и уязвимостями, обработка инцидентов, а также правила хранения и удаления данных.</w:t>
+        <w:t>Š²Š¾ŃŃŃ‚Š°Š½Š¾Š²Š»ŠµŠ½ŠøŠµ, ŃŠæŃ€Š°Š²Š»ŠµŠ½ŠøŠµ Š¾Š±Š½Š¾Š²Š»ŠµŠ½ŠøŃ¸Š¼Šø Šø ŃŃ¸Š·Š²ŠøŠ¼Š¾ŃŃ‚Ń¸Š¼Šø, Š¾Š±Ń€Š°Š±Š¾Ń‚ŠŗŠ° ŠøŠ½Ń†ŠøŠ´ŠµŠ½Ń‚Š¾Š², Š° Ń‚Š°ŠŗŠ¶Šµ ŠæŃ€Š°Š²ŠøŠ»Š° Ń…Ń€Š°Š½ŠµŠ½ŠøŃ¸ Šø ŃŠ´Š°Š»ŠµŠ½ŠøŃ¸ Š´Š°Š½Š½Ń‹Ń….</w:t>
       </w:r>
     </w:p>
     <w:p>
@@ -483,7 +483,7 @@
         <w:rPr>
           <w:lang w:val="et-EE"/>
         </w:rPr>
-        <w:t>Для оказания услуги SotsiaalAI может использовать необходимых поставщиков услуг или субобработчиков, например для хостинга, сервисов искусственного интеллекта, голосовых сервисов, электронной почты, логирования или мониторинга. Они используются только в объёме, необходимом для функционирования услуги, и на них распространяются соответствующие обязательства по конфиденциальности и защите данных.</w:t>
+        <w:t>Š”Š»Ń¸ Š¾ŠŗŠ°Š·Š°Š½ŠøŃ¸ ŃŃŠ»ŃŠ³Šø SotsiaalAI Š¼Š¾Š¶ŠµŃ‚ ŠøŃŠæŠ¾Š»ŃŠ·Š¾Š²Š°Ń‚Ń Š½ŠµŠ¾Š±Ń…Š¾Š´ŠøŠ¼Ń‹Ń… ŠæŠ¾ŃŃ‚Š°Š²Ń‰ŠøŠŗŠ¾Š² ŃŃŠ»ŃŠ³ ŠøŠ»Šø ŃŃŠ±Š¾Š±Ń€Š°Š±Š¾Ń‚Ń‡ŠøŠŗŠ¾Š², Š½Š°ŠæŃ€ŠøŠ¼ŠµŃ€ Š´Š»Ń¸ Ń…Š¾ŃŃ‚ŠøŠ½Š³Š°, ŃŠµŃ€Š²ŠøŃŠ¾Š² ŠøŃŠŗŃŃŃŃ‚Š²ŠµŠ½Š½Š¾Š³Š¾ ŠøŠ½Ń‚ŠµŠ»Š»ŠµŠŗŃ‚Š°, Š³Š¾Š»Š¾ŃŠ¾Š²Ń‹Ń… ŃŠµŃ€Š²ŠøŃŠ¾Š², Ń¨Š»ŠµŠŗŃ‚Ń€Š¾Š½Š½Š¾Š¹ ŠæŠ¾Ń‡Ń‚Ń‹, Š»Š¾Š³ŠøŃ€Š¾Š²Š°Š½ŠøŃ¸ ŠøŠ»Šø Š¼Š¾Š½ŠøŃ‚Š¾Ń€ŠøŠ½Š³Š°. Š˛Š½Šø ŠøŃŠæŠ¾Š»ŃŠ·ŃŃˇŃ‚ŃŃ¸ Ń‚Š¾Š»ŃŠŗŠ¾ Š² Š¾Š±ŃŃ‘Š¼Šµ, Š½ŠµŠ¾Š±Ń…Š¾Š´ŠøŠ¼Š¾Š¼ Š´Š»Ń¸ Ń„ŃŠ½ŠŗŃ†ŠøŠ¾Š½ŠøŃ€Š¾Š²Š°Š½ŠøŃ¸ ŃŃŠ»ŃŠ³Šø, Šø Š½Š° Š½ŠøŃ… Ń€Š°ŃŠæŃ€Š¾ŃŃ‚Ń€Š°Š½Ń¸ŃˇŃ‚ŃŃ¸ ŃŠ¾Š¾Ń‚Š²ŠµŃ‚ŃŃ‚Š²ŃŃˇŃ‰ŠøŠµ Š¾Š±Ń¸Š·Š°Ń‚ŠµŠ»ŃŃŃ‚Š²Š° ŠæŠ¾ ŠŗŠ¾Š½Ń„ŠøŠ´ŠµŠ½Ń†ŠøŠ°Š»ŃŠ½Š¾ŃŃ‚Šø Šø Š·Š°Ń‰ŠøŃ‚Šµ Š´Š°Š½Š½Ń‹Ń….</w:t>
       </w:r>
     </w:p>
     <w:p>
@@ -496,7 +496,7 @@
         <w:rPr>
           <w:lang w:val="et-EE"/>
         </w:rPr>
-        <w:t>Если данные передаются за пределы Европейского союза или Европейской экономической зоны, применяются соответствующие меры защиты в соответствии с применимым законодательством.</w:t>
+        <w:t>Š•ŃŠ»Šø Š´Š°Š½Š½Ń‹Šµ ŠæŠµŃ€ŠµŠ´Š°ŃˇŃ‚ŃŃ¸ Š·Š° ŠæŃ€ŠµŠ´ŠµŠ»Ń‹ Š•Š²Ń€Š¾ŠæŠµŠ¹ŃŠŗŠ¾Š³Š¾ ŃŠ¾ŃˇŠ·Š° ŠøŠ»Šø Š•Š²Ń€Š¾ŠæŠµŠ¹ŃŠŗŠ¾Š¹ Ń¨ŠŗŠ¾Š½Š¾Š¼ŠøŃ‡ŠµŃŠŗŠ¾Š¹ Š·Š¾Š½Ń‹, ŠæŃ€ŠøŠ¼ŠµŠ½Ń¸ŃˇŃ‚ŃŃ¸ ŃŠ¾Š¾Ń‚Š²ŠµŃ‚ŃŃ‚Š²ŃŃˇŃ‰ŠøŠµ Š¼ŠµŃ€Ń‹ Š·Š°Ń‰ŠøŃ‚Ń‹ Š² ŃŠ¾Š¾Ń‚Š²ŠµŃ‚ŃŃ‚Š²ŠøŠø Ń ŠæŃ€ŠøŠ¼ŠµŠ½ŠøŠ¼Ń‹Š¼ Š·Š°ŠŗŠ¾Š½Š¾Š´Š°Ń‚ŠµŠ»ŃŃŃ‚Š²Š¾Š¼.</w:t>
       </w:r>
     </w:p>
     <w:p>
@@ -509,7 +509,7 @@
         <w:rPr>
           <w:lang w:val="et-EE"/>
         </w:rPr>
-        <w:t>Основное размещение платформы осуществляется в пределах Европейской экономической зоны, включая Эстонию, если стороны письменно не договорились об ином.</w:t>
+        <w:t>Š˛ŃŠ½Š¾Š²Š½Š¾Šµ Ń€Š°Š·Š¼ŠµŃ‰ŠµŠ½ŠøŠµ ŠæŠ»Š°Ń‚Ń„Š¾Ń€Š¼Ń‹ Š¾ŃŃŃ‰ŠµŃŃ‚Š²Š»Ń¸ŠµŃ‚ŃŃ¸ Š² ŠæŃ€ŠµŠ´ŠµŠ»Š°Ń… Š•Š²Ń€Š¾ŠæŠµŠ¹ŃŠŗŠ¾Š¹ Ń¨ŠŗŠ¾Š½Š¾Š¼ŠøŃ‡ŠµŃŠŗŠ¾Š¹ Š·Š¾Š½Ń‹, Š²ŠŗŠ»ŃˇŃ‡Š°Ń¸ Š­ŃŃ‚Š¾Š½ŠøŃˇ, ŠµŃŠ»Šø ŃŃ‚Š¾Ń€Š¾Š½Ń‹ ŠæŠøŃŃŠ¼ŠµŠ½Š½Š¾ Š½Šµ Š´Š¾Š³Š¾Š²Š¾Ń€ŠøŠ»ŠøŃŃ Š¾Š± ŠøŠ½Š¾Š¼.</w:t>
       </w:r>
     </w:p>
     <w:p>
@@ -526,7 +526,7 @@
           <w:bCs/>
           <w:lang w:val="et-EE"/>
         </w:rPr>
-        <w:t>8. Ошибки, нарушения и уведомление</w:t>
+        <w:t>8. Š˛ŃŠøŠ±ŠŗŠø, Š½Š°Ń€ŃŃŠµŠ½ŠøŃ¸ Šø ŃŠ²ŠµŠ´Š¾Š¼Š»ŠµŠ½ŠøŠµ</w:t>
       </w:r>
     </w:p>
     <w:p>
@@ -539,7 +539,7 @@
         <w:rPr>
           <w:lang w:val="et-EE"/>
         </w:rPr>
-        <w:t>Если работник замечает или подозревает, что на платформу были введены неверные, избыточные или несанкционированные данные, он обязан незамедлительно сообщить об этом в соответствии с обычным порядком организации.</w:t>
+        <w:t>Š•ŃŠ»Šø Ń€Š°Š±Š¾Ń‚Š½ŠøŠŗ Š·Š°Š¼ŠµŃ‡Š°ŠµŃ‚ ŠøŠ»Šø ŠæŠ¾Š´Š¾Š·Ń€ŠµŠ²Š°ŠµŃ‚, Ń‡Ń‚Š¾ Š½Š° ŠæŠ»Š°Ń‚Ń„Š¾Ń€Š¼Ń Š±Ń‹Š»Šø Š²Š²ŠµŠ´ŠµŠ½Ń‹ Š½ŠµŠ²ŠµŃ€Š½Ń‹Šµ, ŠøŠ·Š±Ń‹Ń‚Š¾Ń‡Š½Ń‹Šµ ŠøŠ»Šø Š½ŠµŃŠ°Š½ŠŗŃ†ŠøŠ¾Š½ŠøŃ€Š¾Š²Š°Š½Š½Ń‹Šµ Š´Š°Š½Š½Ń‹Šµ, Š¾Š½ Š¾Š±Ń¸Š·Š°Š½ Š½ŠµŠ·Š°Š¼ŠµŠ´Š»ŠøŃ‚ŠµŠ»ŃŠ½Š¾ ŃŠ¾Š¾Š±Ń‰ŠøŃ‚Ń Š¾Š± Ń¨Ń‚Š¾Š¼ Š² ŃŠ¾Š¾Ń‚Š²ŠµŃ‚ŃŃ‚Š²ŠøŠø Ń Š¾Š±Ń‹Ń‡Š½Ń‹Š¼ ŠæŠ¾Ń€Ń¸Š´ŠŗŠ¾Š¼ Š¾Ń€Š³Š°Š½ŠøŠ·Š°Ń†ŠøŠø.</w:t>
       </w:r>
     </w:p>
     <w:p>
@@ -552,7 +552,7 @@
         <w:rPr>
           <w:lang w:val="et-EE"/>
         </w:rPr>
-        <w:t>Если SotsiaalAI становится известно о нарушении, затрагивающем данные организации, он уведомляет организацию без неоправданной задержки и оказывает разумную помощь в оценке обстоятельств нарушения, его возможного влияния и дальнейших шагов.</w:t>
+        <w:t>Š•ŃŠ»Šø SotsiaalAI ŃŃ‚Š°Š½Š¾Š²ŠøŃ‚ŃŃ¸ ŠøŠ·Š²ŠµŃŃ‚Š½Š¾ Š¾ Š½Š°Ń€ŃŃŠµŠ½ŠøŠø, Š·Š°Ń‚Ń€Š°Š³ŠøŠ²Š°ŃˇŃ‰ŠµŠ¼ Š´Š°Š½Š½Ń‹Šµ Š¾Ń€Š³Š°Š½ŠøŠ·Š°Ń†ŠøŠø, Š¾Š½ ŃŠ²ŠµŠ´Š¾Š¼Š»Ń¸ŠµŃ‚ Š¾Ń€Š³Š°Š½ŠøŠ·Š°Ń†ŠøŃˇ Š±ŠµŠ· Š½ŠµŠ¾ŠæŃ€Š°Š²Š´Š°Š½Š½Š¾Š¹ Š·Š°Š´ŠµŃ€Š¶ŠŗŠø Šø Š¾ŠŗŠ°Š·Ń‹Š²Š°ŠµŃ‚ Ń€Š°Š·ŃŠ¼Š½ŃŃˇ ŠæŠ¾Š¼Š¾Ń‰Ń Š² Š¾Ń†ŠµŠ½ŠŗŠµ Š¾Š±ŃŃ‚Š¾Ń¸Ń‚ŠµŠ»ŃŃŃ‚Š² Š½Š°Ń€ŃŃŠµŠ½ŠøŃ¸, ŠµŠ³Š¾ Š²Š¾Š·Š¼Š¾Š¶Š½Š¾Š³Š¾ Š²Š»ŠøŃ¸Š½ŠøŃ¸ Šø Š´Š°Š»ŃŠ½ŠµŠ¹ŃŠøŃ… ŃŠ°Š³Š¾Š².</w:t>
       </w:r>
     </w:p>
     <w:p>
@@ -569,7 +569,7 @@
           <w:bCs/>
           <w:lang w:val="et-EE"/>
         </w:rPr>
-        <w:t>9. Подписи и вступление в силу</w:t>
+        <w:t>9. ŠŠ¾Š´ŠæŠøŃŠø Šø Š²ŃŃ‚ŃŠæŠ»ŠµŠ½ŠøŠµ Š² ŃŠøŠ»Ń</w:t>
       </w:r>
     </w:p>
     <w:p>
@@ -582,7 +582,7 @@
         <w:rPr>
           <w:lang w:val="et-EE"/>
         </w:rPr>
-        <w:t>Настоящий документ вступает в силу как основание для внутреннего профессионального использования в организации после его подписания представителем организации и работником.</w:t>
+        <w:t>Š¯Š°ŃŃ‚Š¾Ń¸Ń‰ŠøŠ¹ Š´Š¾ŠŗŃŠ¼ŠµŠ½Ń‚ Š²ŃŃ‚ŃŠæŠ°ŠµŃ‚ Š² ŃŠøŠ»Ń ŠŗŠ°Šŗ Š¾ŃŠ½Š¾Š²Š°Š½ŠøŠµ Š´Š»Ń¸ Š²Š½ŃŃ‚Ń€ŠµŠ½Š½ŠµŠ³Š¾ ŠæŃ€Š¾Ń„ŠµŃŃŠøŠ¾Š½Š°Š»ŃŠ½Š¾Š³Š¾ ŠøŃŠæŠ¾Š»ŃŠ·Š¾Š²Š°Š½ŠøŃ¸ Š² Š¾Ń€Š³Š°Š½ŠøŠ·Š°Ń†ŠøŠø ŠæŠ¾ŃŠ»Šµ ŠµŠ³Š¾ ŠæŠ¾Š´ŠæŠøŃŠ°Š½ŠøŃ¸ ŠæŃ€ŠµŠ´ŃŃ‚Š°Š²ŠøŃ‚ŠµŠ»ŠµŠ¼ Š¾Ń€Š³Š°Š½ŠøŠ·Š°Ń†ŠøŠø Šø Ń€Š°Š±Š¾Ń‚Š½ŠøŠŗŠ¾Š¼.</w:t>
       </w:r>
     </w:p>
     <w:p>
@@ -595,7 +595,7 @@
         <w:rPr>
           <w:lang w:val="et-EE"/>
         </w:rPr>
-        <w:t>Договорная часть настоящего документа вступает в силу в отношении SotsiaalAI после того, как организация и SotsiaalAI подпишут документ одинакового содержания.</w:t>
+        <w:t>Š”Š¾Š³Š¾Š²Š¾Ń€Š½Š°Ń¸ Ń‡Š°ŃŃ‚Ń Š½Š°ŃŃ‚Š¾Ń¸Ń‰ŠµŠ³Š¾ Š´Š¾ŠŗŃŠ¼ŠµŠ½Ń‚Š° Š²ŃŃ‚ŃŠæŠ°ŠµŃ‚ Š² ŃŠøŠ»Ń Š² Š¾Ń‚Š½Š¾ŃŠµŠ½ŠøŠø SotsiaalAI ŠæŠ¾ŃŠ»Šµ Ń‚Š¾Š³Š¾, ŠŗŠ°Šŗ Š¾Ń€Š³Š°Š½ŠøŠ·Š°Ń†ŠøŃ¸ Šø SotsiaalAI ŠæŠ¾Š´ŠæŠøŃŃŃ‚ Š´Š¾ŠŗŃŠ¼ŠµŠ½Ń‚ Š¾Š´ŠøŠ½Š°ŠŗŠ¾Š²Š¾Š³Š¾ ŃŠ¾Š´ŠµŃ€Š¶Š°Š½ŠøŃ¸.</w:t>
       </w:r>
     </w:p>
     <w:p/>
@@ -643,7 +643,7 @@
               <w:rPr>
                 <w:b/>
               </w:rPr>
-              <w:t>Организация</w:t>
+              <w:t>Š˛Ń€Š³Š°Š½ŠøŠ·Š°Ń†ŠøŃ¸</w:t>
             </w:r>
           </w:p>
         </w:tc>
@@ -693,7 +693,7 @@
               <w:rPr>
                 <w:b/>
               </w:rPr>
-              <w:t>Дата вступления в силу</w:t>
+              <w:t>Š”Š°Ń‚Š° Š²ŃŃ‚ŃŠæŠ»ŠµŠ½ŠøŃ¸ Š² ŃŠøŠ»Ń</w:t>
             </w:r>
           </w:p>
         </w:tc>
@@ -770,7 +770,7 @@
                 <w:b/>
                 <w:sz w:val="21"/>
               </w:rPr>
-              <w:t>Подписант</w:t>
+              <w:t>ŠŠ¾Š´ŠæŠøŃŠ°Š½Ń‚</w:t>
             </w:r>
           </w:p>
         </w:tc>
@@ -795,7 +795,7 @@
                 <w:b/>
                 <w:sz w:val="21"/>
               </w:rPr>
-              <w:t>Имя и должность</w:t>
+              <w:t>ŠŠ¼Ń¸ Šø Š´Š¾Š»Š¶Š½Š¾ŃŃ‚Ń</w:t>
             </w:r>
           </w:p>
         </w:tc>
@@ -820,7 +820,7 @@
                 <w:b/>
                 <w:sz w:val="21"/>
               </w:rPr>
-              <w:t>Дата и подпись</w:t>
+              <w:t>Š”Š°Ń‚Š° Šø ŠæŠ¾Š´ŠæŠøŃŃ</w:t>
             </w:r>
           </w:p>
         </w:tc>
@@ -849,7 +849,7 @@
               <w:rPr>
                 <w:sz w:val="21"/>
               </w:rPr>
-              <w:t>Представитель организации</w:t>
+              <w:t>ŠŃ€ŠµŠ´ŃŃ‚Š°Š²ŠøŃ‚ŠµŠ»Ń Š¾Ń€Š³Š°Š½ŠøŠ·Š°Ń†ŠøŠø</w:t>
             </w:r>
             <w:r>
               <w:rPr>
@@ -930,7 +930,7 @@
               <w:rPr>
                 <w:sz w:val="21"/>
               </w:rPr>
-              <w:t>Представитель pаботник</w:t>
+              <w:t>ŠŃ€ŠµŠ´ŃŃ‚Š°Š²ŠøŃ‚ŠµŠ»Ń pŠ°Š±Š¾Ń‚Š½ŠøŠŗ</w:t>
             </w:r>
           </w:p>
         </w:tc>
@@ -994,7 +994,7 @@
                 <w:sz w:val="21"/>
               </w:rPr>
               <w:lastRenderedPageBreak/>
-              <w:t>Представитель SotsiaalAI OÜ</w:t>
+              <w:t>ŠŃ€ŠµŠ´ŃŃ‚Š°Š²ŠøŃ‚ŠµŠ»Ń SotsiaalAI OĆ</w:t>
             </w:r>
           </w:p>
         </w:tc>
@@ -1017,7 +1017,7 @@
               <w:rPr>
                 <w:sz w:val="21"/>
               </w:rPr>
-              <w:t xml:space="preserve"> Laur Raudsoo, член правления</w:t>
+              <w:t xml:space="preserve"> Laur Raudsoo, Ń‡Š»ŠµŠ½ ŠæŃ€Š°Š²Š»ŠµŠ½ŠøŃ¸</w:t>
             </w:r>
           </w:p>
         </w:tc>
@@ -1040,7 +1040,7 @@
               <w:rPr>
                 <w:sz w:val="21"/>
               </w:rPr>
-              <w:t xml:space="preserve"> 11.04.2026, цифровая подпись</w:t>
+              <w:t xml:space="preserve"> 23.04.2026, Ń†ŠøŃ„Ń€Š¾Š²Š°Ń¸ ŠæŠ¾Š´ŠæŠøŃŃ</w:t>
             </w:r>
           </w:p>
         </w:tc>

--- a/public/legal/SotsiaalAI_raamdokument_RU.docx
+++ b/public/legal/SotsiaalAI_raamdokument_RU.docx
@@ -1,1065 +1,7 @@
 
-<file path=word/document.xml><?xml version="1.0" encoding="utf-8"?>
-<w:document xmlns:wpc="http://schemas.microsoft.com/office/word/2010/wordprocessingCanvas" xmlns:cx="http://schemas.microsoft.com/office/drawing/2014/chartex" xmlns:cx1="http://schemas.microsoft.com/office/drawing/2015/9/8/chartex" xmlns:cx2="http://schemas.microsoft.com/office/drawing/2015/10/21/chartex" xmlns:cx3="http://schemas.microsoft.com/office/drawing/2016/5/9/chartex" xmlns:cx4="http://schemas.microsoft.com/office/drawing/2016/5/10/chartex" xmlns:cx5="http://schemas.microsoft.com/office/drawing/2016/5/11/chartex" xmlns:cx6="http://schemas.microsoft.com/office/drawing/2016/5/12/chartex" xmlns:cx7="http://schemas.microsoft.com/office/drawing/2016/5/13/chartex" xmlns:cx8="http://schemas.microsoft.com/office/drawing/2016/5/14/chartex" xmlns:mc="http://schemas.openxmlformats.org/markup-compatibility/2006" xmlns:aink="http://schemas.microsoft.com/office/drawing/2016/ink" xmlns:am3d="http://schemas.microsoft.com/office/drawing/2017/model3d" xmlns:o="urn:schemas-microsoft-com:office:office" xmlns:oel="http://schemas.microsoft.com/office/2019/extlst" xmlns:r="http://schemas.openxmlformats.org/officeDocument/2006/relationships" xmlns:m="http://schemas.openxmlformats.org/officeDocument/2006/math" xmlns:v="urn:schemas-microsoft-com:vml" xmlns:wp14="http://schemas.microsoft.com/office/word/2010/wordprocessingDrawing" xmlns:wp="http://schemas.openxmlformats.org/drawingml/2006/wordprocessingDrawing" xmlns:w10="urn:schemas-microsoft-com:office:word" xmlns:w="http://schemas.openxmlformats.org/wordprocessingml/2006/main" xmlns:w14="http://schemas.microsoft.com/office/word/2010/wordml" xmlns:w15="http://schemas.microsoft.com/office/word/2012/wordml" xmlns:w16cex="http://schemas.microsoft.com/office/word/2018/wordml/cex" xmlns:w16cid="http://schemas.microsoft.com/office/word/2016/wordml/cid" xmlns:w16="http://schemas.microsoft.com/office/word/2018/wordml" xmlns:w16du="http://schemas.microsoft.com/office/word/2023/wordml/word16du" xmlns:w16sdtdh="http://schemas.microsoft.com/office/word/2020/wordml/sdtdatahash" xmlns:w16sdtfl="http://schemas.microsoft.com/office/word/2024/wordml/sdtformatlock" xmlns:w16se="http://schemas.microsoft.com/office/word/2015/wordml/symex" xmlns:wpg="http://schemas.microsoft.com/office/word/2010/wordprocessingGroup" xmlns:wpi="http://schemas.microsoft.com/office/word/2010/wordprocessingInk" xmlns:wne="http://schemas.microsoft.com/office/word/2006/wordml" xmlns:wps="http://schemas.microsoft.com/office/word/2010/wordprocessingShape" mc:Ignorable="w14 w15 w16se w16cid w16 w16cex w16sdtdh w16sdtfl w16du wp14">
-  <w:body>
-    <w:p>
-      <w:pPr>
-        <w:jc w:val="center"/>
-      </w:pPr>
-      <w:r>
-        <w:t>Š Š°Š¼ŠŗŠø ŠæŃ€Š¾Ń„ŠµŃŃŠøŠ¾Š½Š°Š»ŃŠ½Š¾Š³Š¾ ŠøŃŠæŠ¾Š»ŃŠ·Š¾Š²Š°Š½ŠøŃ¸ Šø ŃŠ¾Š³Š»Š°ŃŠµŠ½ŠøŠµ Š¾Š± Š¾Š±Ń€Š°Š±Š¾Ń‚ŠŗŠµ Š´Š°Š½Š½Ń‹Ń…</w:t>
-      </w:r>
-    </w:p>
-    <w:p>
-      <w:pPr>
-        <w:rPr>
-          <w:rFonts w:asciiTheme="majorHAnsi" w:eastAsiaTheme="majorEastAsia" w:hAnsiTheme="majorHAnsi" w:cstheme="majorBidi"/>
-          <w:b/>
-          <w:color w:val="7A3E3E"/>
-          <w:spacing w:val="5"/>
-          <w:kern w:val="28"/>
-          <w:sz w:val="40"/>
-          <w:szCs w:val="52"/>
-        </w:rPr>
-      </w:pPr>
-    </w:p>
-    <w:p>
-      <w:pPr>
-        <w:rPr>
-          <w:b/>
-          <w:bCs/>
-          <w:lang w:val="et-EE"/>
-        </w:rPr>
-      </w:pPr>
-      <w:r>
-        <w:rPr>
-          <w:b/>
-          <w:bCs/>
-          <w:lang w:val="et-EE"/>
-        </w:rPr>
-        <w:t>ŠŃ€Š°Š²Š¾Š²Š°Ń¸ Š¾ŃŠ½Š¾Š²Š° Šø Ń…Ń€Š°Š½ŠµŠ½ŠøŠµ Š´Š°Š½Š½Ń‹Ń…</w:t>
-      </w:r>
-    </w:p>
-    <w:p>
-      <w:pPr>
-        <w:rPr>
-          <w:lang w:val="et-EE"/>
-        </w:rPr>
-      </w:pPr>
-      <w:r>
-        <w:rPr>
-          <w:lang w:val="et-EE"/>
-        </w:rPr>
-        <w:t>Š¯Š°ŃŃ‚Š¾Ń¸Ń‰ŠøŠ¹ Š´Š¾ŠŗŃŠ¼ŠµŠ½Ń‚ Š¾ŃŠ½Š¾Š²Š°Š½ Š½Š° ŠæŃ€ŠøŠ¼ŠµŠ½ŠøŠ¼Š¾Š¼ Š·Š°ŠŗŠ¾Š½Š¾Š´Š°Ń‚ŠµŠ»ŃŃŃ‚Š²Šµ Š¾Š± Š¾Š±Ń€Š°Š±Š¾Ń‚ŠŗŠµ ŠæŠµŃ€ŃŠ¾Š½Š°Š»ŃŠ½Ń‹Ń… Š´Š°Š½Š½Ń‹Ń…, ŠæŃ€ŠµŠ¶Š´Šµ Š²ŃŠµŠ³Š¾ Š½Š° Š ŠµŠ³Š»Š°Š¼ŠµŠ½Ń‚Šµ (Š•Š) 2016/679 Š•Š²Ń€Š¾ŠæŠµŠ¹ŃŠŗŠ¾Š³Š¾ ŠæŠ°Ń€Š»Š°Š¼ŠµŠ½Ń‚Š° Šø ŠŠ¾Š²ŠµŃ‚Š°, Š—Š°ŠŗŠ¾Š½Šµ Š­ŃŃ‚Š¾Š½ŠøŠø Š¾ Š·Š°Ń‰ŠøŃ‚Šµ ŠæŠµŃ€ŃŠ¾Š½Š°Š»ŃŠ½Ń‹Ń… Š´Š°Š½Š½Ń‹Ń…, Š° ŠæŃ€Šø Š½ŠµŠ¾Š±Ń…Š¾Š´ŠøŠ¼Š¾ŃŃ‚Šø ā€” Šø Š½Š° ŠøŠ½Ń‹Ń… ŠæŃ€Š°Š²Š¾Š²Ń‹Ń… Š°ŠŗŃ‚Š°Ń…, Ń€ŠµŠ³ŃŠ»ŠøŃ€ŃŃˇŃ‰ŠøŃ… ŃŃ„ŠµŃ€Ń Š´ŠµŃ¸Ń‚ŠµŠ»ŃŠ½Š¾ŃŃ‚Šø Š¾Ń€Š³Š°Š½ŠøŠ·Š°Ń†ŠøŠø. Š•ŃŠ»Šø Š½Š° Š¾Ń€Š³Š°Š½ŠøŠ·Š°Ń†ŠøŃˇ Ń€Š°ŃŠæŃ€Š¾ŃŃ‚Ń€Š°Š½Ń¸ŃˇŃ‚ŃŃ¸ Ń‚Ń€ŠµŠ±Š¾Š²Š°Š½ŠøŃ¸, ŠŗŠ°ŃŠ°ŃˇŃ‰ŠøŠµŃŃ¸ ŠæŃŠ±Š»ŠøŃ‡Š½Š¾Š¹ ŠøŠ½Ń„Š¾Ń€Š¼Š°Ń†ŠøŠø, ŃŠæŃ€Š°Š²Š»ŠµŠ½ŠøŃ¸ Š´Š¾ŠŗŃŠ¼ŠµŠ½Ń‚Š°Š¼Šø, Š°Ń€Ń…ŠøŠ²ŠøŃ€Š¾Š²Š°Š½ŠøŃ¸ ŠøŠ»Šø ŠøŠ½Ń‹Ń… Š¾Š±Ń¸Š·Š°Š½Š½Š¾ŃŃ‚ŠµŠ¹ ŠæŠ¾ Ń…Ń€Š°Š½ŠµŠ½ŠøŃˇ Š´Š¾ŠŗŃŠ¼ŠµŠ½Ń‚Š¾Š², Ń¨Ń‚Šø Ń‚Ń€ŠµŠ±Š¾Š²Š°Š½ŠøŃ¸ Ń‚Š°ŠŗŠ¶Šµ Š´Š¾Š»Š¶Š½Ń‹ ŃŠ¾Š±Š»ŃˇŠ´Š°Ń‚ŃŃŃ¸ ŠæŃ€Šø ŠøŃŠæŠ¾Š»ŃŠ·Š¾Š²Š°Š½ŠøŠø SotsiaalAI.</w:t>
-      </w:r>
-    </w:p>
-    <w:p>
-      <w:pPr>
-        <w:rPr>
-          <w:lang w:val="et-EE"/>
-        </w:rPr>
-      </w:pPr>
-      <w:r>
-        <w:rPr>
-          <w:lang w:val="et-EE"/>
-        </w:rPr>
-        <w:t>Š”Š°Š½Š½Ń‹Šµ, Š´Š¾ŠŗŃŠ¼ŠµŠ½Ń‚Ń‹ Šø ŠøŠ½Ń‹Šµ Ń€Š°Š±Š¾Ń‡ŠøŠµ Š¼Š°Ń‚ŠµŃ€ŠøŠ°Š»Ń‹ Š¼Š¾Š³ŃŃ‚ ŠøŃŠæŠ¾Š»ŃŠ·Š¾Š²Š°Ń‚ŃŃŃ¸, Ń…Ń€Š°Š½ŠøŃ‚ŃŃŃ¸ Šø Š¾Š±Ń€Š°Š±Š°Ń‚Ń‹Š²Š°Ń‚ŃŃŃ¸ Š² SotsiaalAI Ń‚Š¾Š»ŃŠŗŠ¾ Š² Š¾Š±ŃŃ‘Š¼Šµ, Š½ŠµŠ¾Š±Ń…Š¾Š´ŠøŠ¼Š¾Š¼ Š´Š»Ń¸ Š²Ń‹ŠæŠ¾Š»Š½ŠµŠ½ŠøŃ¸ Ń€Š°Š±Š¾Ń‡ŠøŃ… Š·Š°Š´Š°Ń‡, Š¾ŠŗŠ°Š·Š°Š½ŠøŃ¸ ŃŃŠ»ŃŠ³Šø ŠøŠ»Šø ŠøŃŠæŠ¾Š»Š½ŠµŠ½ŠøŃ¸ Š¾Š±Ń¸Š·Š°Š½Š½Š¾ŃŃ‚Šø, Š²Ń‹Ń‚ŠµŠŗŠ°ŃˇŃ‰ŠµŠ¹ ŠøŠ· Š·Š°ŠŗŠ¾Š½Š°. Š”Š°Š½Š½Ń‹Šµ Š½Šµ Ń…Ń€Š°Š½Ń¸Ń‚ŃŃ¸ Š´Š¾Š»ŃŃŠµ, Ń‡ŠµŠ¼ Ń¨Ń‚Š¾ Š½ŠµŠ¾Š±Ń…Š¾Š´ŠøŠ¼Š¾. ŠŠ¾Š³Š´Š° Š¾ŃŠ½Š¾Š²Š°Š½ŠøŠµ Š´Š»Ń¸ Ń…Ń€Š°Š½ŠµŠ½ŠøŃ¸ ŠæŃ€ŠµŠŗŃ€Š°Ń‰Š°ŠµŃ‚ŃŃ¸, Š´Š°Š½Š½Ń‹Šµ ŃŠ´Š°Š»Ń¸ŃˇŃ‚ŃŃ¸, Š²Š¾Š·Š²Ń€Š°Ń‰Š°ŃˇŃ‚ŃŃ¸ ŠøŠ»Šø Š°Ń€Ń…ŠøŠ²ŠøŃ€ŃŃˇŃ‚ŃŃ¸ Š² ŃŠ¾Š¾Ń‚Š²ŠµŃ‚ŃŃ‚Š²ŠøŠø Ń ŃŠ¾Š³Š»Š°ŃŠµŠ½ŠøŠµŠ¼ ŃŃ‚Š¾Ń€Š¾Š½, ŠæŃ€ŠøŠ¼ŠµŠ½ŠøŠ¼Ń‹Š¼Šø Š¾Š±Ń¸Š·Š°Š½Š½Š¾ŃŃ‚Ń¸Š¼Šø ŠæŠ¾ Ń…Ń€Š°Š½ŠµŠ½ŠøŃˇ Šø Ń‚ŠµŃ…Š½ŠøŃ‡ŠµŃŠŗŠøŠ¼Šø Š²Š¾Š·Š¼Š¾Š¶Š½Š¾ŃŃ‚Ń¸Š¼Šø.</w:t>
-      </w:r>
-    </w:p>
-    <w:p>
-      <w:pPr>
-        <w:rPr>
-          <w:b/>
-          <w:bCs/>
-          <w:lang w:val="et-EE"/>
-        </w:rPr>
-      </w:pPr>
-      <w:r>
-        <w:rPr>
-          <w:b/>
-          <w:bCs/>
-          <w:lang w:val="et-EE"/>
-        </w:rPr>
-        <w:t>1. Š”Š»Ń¸ Ń‡ŠµŠ³Š¾ ŠæŃ€ŠµŠ´Š½Š°Š·Š½Š°Ń‡ŠµŠ½ Ń¨Ń‚Š¾Ń‚ Š´Š¾ŠŗŃŠ¼ŠµŠ½Ń‚</w:t>
-      </w:r>
-    </w:p>
-    <w:p>
-      <w:pPr>
-        <w:rPr>
-          <w:lang w:val="et-EE"/>
-        </w:rPr>
-      </w:pPr>
-      <w:r>
-        <w:rPr>
-          <w:lang w:val="et-EE"/>
-        </w:rPr>
-        <w:t>Š¯Š°ŃŃ‚Š¾Ń¸Ń‰ŠøŠ¹ Š´Š¾ŠŗŃŠ¼ŠµŠ½Ń‚ Š¾Š±ŃŠµŠ´ŠøŠ½Ń¸ŠµŃ‚ Š² Š¾Š´Š½Š¾Š¼ Ń„Š°Š¹Š»Šµ Š¾ŃŠ½Š¾Š²Š°Š½ŠøŠµ Š´Š»Ń¸ ŠæŃ€Š¾Ń„ŠµŃŃŠøŠ¾Š½Š°Š»ŃŠ½Š¾Š³Š¾ ŠøŃŠæŠ¾Š»ŃŠ·Š¾Š²Š°Š½ŠøŃ¸ SotsiaalAI Š² Š¾Ń€Š³Š°Š½ŠøŠ·Š°Ń†ŠøŠø, Š¾ŃŠ½Š¾Š²Š½Ń‹Šµ ŠæŃ€Š°Š²ŠøŠ»Š° ŠøŃŠæŠ¾Š»ŃŠ·Š¾Š²Š°Š½ŠøŃ¸, ŠæŠ¾Š´Ń‚Š²ŠµŃ€Š¶Š´ŠµŠ½ŠøŠµ Ń€Š°Š±Š¾Ń‚Š½ŠøŠŗŠ°, Š° Ń‚Š°ŠŗŠ¶Šµ ŠæŠøŃŃŠ¼ŠµŠ½Š½Š¾Šµ ŃŠ¾Š³Š»Š°ŃŠµŠ½ŠøŠµ Š¼ŠµŠ¶Š´Ń Š¾Ń€Š³Š°Š½ŠøŠ·Š°Ń†ŠøŠµŠ¹ Šø SotsiaalAI Š¾Š± Š¾Š±Ń€Š°Š±Š¾Ń‚ŠŗŠµ Š´Š°Š½Š½Ń‹Ń… Š² Ń‚Š¾Š¹ Š¼ŠµŃ€Šµ, Š² ŠŗŠ°ŠŗŠ¾Š¹ SotsiaalAI Š¾Š±Ń€Š°Š±Š°Ń‚Ń‹Š²Š°ŠµŃ‚ Š´Š°Š½Š½Ń‹Šµ Š¾Ń‚ ŠøŠ¼ŠµŠ½Šø Š¾Ń€Š³Š°Š½ŠøŠ·Š°Ń†ŠøŠø.</w:t>
-      </w:r>
-    </w:p>
-    <w:p>
-      <w:pPr>
-        <w:rPr>
-          <w:lang w:val="et-EE"/>
-        </w:rPr>
-      </w:pPr>
-      <w:r>
-        <w:rPr>
-          <w:lang w:val="et-EE"/>
-        </w:rPr>
-        <w:t>SotsiaalAI Ń¸Š²Š»Ń¸ŠµŃ‚ŃŃ¸ Ń€Š°Š±Š¾Ń‡ŠøŠ¼ ŠøŠ½ŃŃ‚Ń€ŃŠ¼ŠµŠ½Ń‚Š¾Š¼. Š•Š³Š¾ Š¼Š¾Š¶Š½Š¾ ŠøŃŠæŠ¾Š»ŃŠ·Š¾Š²Š°Ń‚Ń Š´Š»Ń¸ ŠæŠ¾Š´Š³Š¾Ń‚Š¾Š²ŠŗŠø Š´Š¾ŠŗŃŠ¼ŠµŠ½Ń‚Š¾Š², ŠæŠøŃŠµŠ¼, ŃŠ²Š¾Š´Š¾Šŗ, Š¾Ń‚Ń‡Ń‘Ń‚Š¾Š² Šø ŠøŠ½Ń‹Ń… Ń€Š°Š±Š¾Ń‡ŠøŃ… Ń‡ŠµŃ€Š½Š¾Š²ŠøŠŗŠ¾Š², Š´Š»Ń¸ ŃŠæŠ¾Ń€Ń¸Š´Š¾Ń‡ŠøŠ²Š°Š½ŠøŃ¸ ŠøŠ½Ń„Š¾Ń€Š¼Š°Ń†ŠøŠø, Š° Ń‚Š°ŠŗŠ¶Šµ Š´Š»Ń¸ Ń…Ń€Š°Š½ŠµŠ½ŠøŃ¸ Šø ŠøŃŠæŠ¾Š»ŃŠ·Š¾Š²Š°Š½ŠøŃ¸ Ń€Š°Š±Š¾Ń‡ŠøŃ… Ń„Š°Š¹Š»Š¾Š² Š½Š° ŠæŠ»Š°Ń‚Ń„Š¾Ń€Š¼Šµ. SotsiaalAI ŠæŠ¾Š¼Š¾Š³Š°ŠµŃ‚ Ń€Š°Š±Š¾Ń‚Š½ŠøŠŗŃ Š²Ń‹ŠæŠ¾Š»Š½Ń¸Ń‚Ń Ń€Š°Š±Š¾Ń‚Ń, Š½Š¾ Š½Šµ ŠæŃ€ŠøŠ½ŠøŠ¼Š°ŠµŃ‚ Ń€ŠµŃŠµŠ½ŠøŃ¸ Š·Š° Ń‡ŠµŠ»Š¾Š²ŠµŠŗŠ°. Š’ŃŃ‘ ŃŃŃ‰ŠµŃŃ‚Š²ŠµŠ½Š½Š¾Šµ Š´Š¾Š»Š¶Š½Š¾ Š±Ń‹Ń‚Ń ŠæŃ€Š¾Š²ŠµŃ€ŠµŠ½Š¾ Ń‡ŠµŠ»Š¾Š²ŠµŠŗŠ¾Š¼ Š´Š¾ ŠøŃŠæŠ¾Š»ŃŠ·Š¾Š²Š°Š½ŠøŃ¸.</w:t>
-      </w:r>
-    </w:p>
-    <w:p>
-      <w:pPr>
-        <w:rPr>
-          <w:lang w:val="et-EE"/>
-        </w:rPr>
-      </w:pPr>
-      <w:r>
-        <w:rPr>
-          <w:lang w:val="et-EE"/>
-        </w:rPr>
-        <w:t>Š¯Š°ŃŃ‚Š¾Ń¸Ń‰ŠøŠ¹ Š´Š¾ŠŗŃŠ¼ŠµŠ½Ń‚ ŃŠ°Š¼ ŠæŠ¾ ŃŠµŠ±Šµ Š½Šµ Š´Š°Ń‘Ń‚ ŠæŃ€Š°Š²Š° ŠøŃŠæŠ¾Š»ŃŠ·Š¾Š²Š°Ń‚Ń ŠæŠµŃ€ŃŠ¾Š½Š°Š»ŃŠ½Ń‹Šµ Š´Š°Š½Š½Ń‹Šµ ŠŗŠ°ŠŗŠøŠ¼ ŃŠ³Š¾Š´Š½Š¾ Š¾Š±Ń€Š°Š·Š¾Š¼. Š”Š¾ Š½Š°Ń‡Š°Š»Š° ŠøŃŠæŠ¾Š»ŃŠ·Š¾Š²Š°Š½ŠøŃ¸ SotsiaalAI Š¾Ń€Š³Š°Š½ŠøŠ·Š°Ń†ŠøŃ¸ Š´Š¾Š»Š¶Š½Š° ŃŠ±ŠµŠ´ŠøŃ‚ŃŃŃ¸, Ń‡Ń‚Š¾ ŠøŃŠæŠ¾Š»ŃŠ·Š¾Š²Š°Š½ŠøŠµ Š´Š°Š½Š½Ń‹Ń… Ń¸Š²Š»Ń¸ŠµŃ‚ŃŃ¸ Š½ŠµŠ¾Š±Ń…Š¾Š´ŠøŠ¼Ń‹Š¼, Š´Š¾ŠæŃŃŃ‚ŠøŠ¼Ń‹Š¼ Šø ŃŠ¾Š¾Ń‚Š²ŠµŃ‚ŃŃ‚Š²ŃŠµŃ‚ Š·Š°ŠŗŠ¾Š½Ń.</w:t>
-      </w:r>
-    </w:p>
-    <w:p>
-      <w:pPr>
-        <w:rPr>
-          <w:b/>
-          <w:bCs/>
-          <w:lang w:val="et-EE"/>
-        </w:rPr>
-      </w:pPr>
-      <w:r>
-        <w:rPr>
-          <w:b/>
-          <w:bCs/>
-          <w:lang w:val="et-EE"/>
-        </w:rPr>
-        <w:t>2. Š˛ŃŠ½Š¾Š²Š½Ń‹Šµ ŠæŃ€Š°Š²ŠøŠ»Š° ŠøŃŠæŠ¾Š»ŃŠ·Š¾Š²Š°Š½ŠøŃ¸</w:t>
-      </w:r>
-    </w:p>
-    <w:p>
-      <w:pPr>
-        <w:rPr>
-          <w:lang w:val="et-EE"/>
-        </w:rPr>
-      </w:pPr>
-      <w:r>
-        <w:rPr>
-          <w:lang w:val="et-EE"/>
-        </w:rPr>
-        <w:t>SotsiaalAI Š¼Š¾Š¶ŠµŃ‚ ŠøŃŠæŠ¾Š»ŃŠ·Š¾Š²Š°Ń‚ŃŃŃ¸ Ń‚Š¾Š»ŃŠŗŠ¾ Š² ŃŠ»ŃŠ¶ŠµŠ±Š½Ń‹Ń… Ń†ŠµŠ»Ń¸Ń… Šø Š² ŃŠ¾Š¾Ń‚Š²ŠµŃ‚ŃŃ‚Š²ŠøŠø Ń Š²Š½ŃŃ‚Ń€ŠµŠ½Š½ŠøŠ¼Šø ŠøŠ½ŃŃ‚Ń€ŃŠŗŃ†ŠøŃ¸Š¼Šø Š¾Ń€Š³Š°Š½ŠøŠ·Š°Ń†ŠøŠø.</w:t>
-      </w:r>
-    </w:p>
-    <w:p>
-      <w:pPr>
-        <w:rPr>
-          <w:lang w:val="et-EE"/>
-        </w:rPr>
-      </w:pPr>
-      <w:r>
-        <w:rPr>
-          <w:lang w:val="et-EE"/>
-        </w:rPr>
-        <w:t xml:space="preserve">SotsiaalAI Š½Šµ Š¼Š¾Š¶ŠµŃ‚ ŠøŃŠæŠ¾Š»ŃŠ·Š¾Š²Š°Ń‚ŃŃŃ¸ ŠŗŠ°Šŗ ŠµŠ´ŠøŠ½ŃŃ‚Š²ŠµŠ½Š½Š¾Šµ Š¾ŃŠ½Š¾Š²Š°Š½ŠøŠµ Š´Š»Ń¸ ŠæŃ€ŠøŠ½Ń¸Ń‚ŠøŃ¸ Ń€ŠµŃŠµŠ½ŠøŃ¸, Š²Š»ŠøŃ¸ŃˇŃ‰ŠµŠ³Š¾ Š½Š° ŠæŃ€Š°Š²Š°, Š¾Š±Ń¸Š·Š°Š½Š½Š¾ŃŃ‚Šø, ŠæŠ¾ŃŠ¾Š±ŠøŃ¸, ŃŃŠ»ŃŠ³Šø ŠøŠ»Šø ŠøŠ½ŃŃˇ Š²Š°Š¶Š½ŃŃˇ ŃŠøŃ‚ŃŠ°Ń†ŠøŃˇ Ń‡ŠµŠ»Š¾Š²ŠµŠŗŠ°. </w:t>
-      </w:r>
-      <w:r>
-        <w:rPr>
-          <w:lang w:val="et-EE"/>
-        </w:rPr>
-        <w:lastRenderedPageBreak/>
-        <w:t>Š˛ŠŗŠ¾Š½Ń‡Š°Ń‚ŠµŠ»ŃŠ½Š°Ń¸ Š¾Ń†ŠµŠ½ŠŗŠ° Šø Ń€ŠµŃŠµŠ½ŠøŠµ Š²ŃŠµŠ³Š´Š° Š¾ŃŃ‚Š°ŃˇŃ‚ŃŃ¸ Š·Š° Ń‡ŠµŠ»Š¾Š²ŠµŠŗŠ¾Š¼ Šø, ŠæŃ€Šø Š½ŠµŠ¾Š±Ń…Š¾Š´ŠøŠ¼Š¾ŃŃ‚Šø, Š·Š° Š¾Ń€Š³Š°Š½ŠøŠ·Š°Ń†ŠøŠµŠ¹.</w:t>
-      </w:r>
-    </w:p>
-    <w:p>
-      <w:pPr>
-        <w:rPr>
-          <w:lang w:val="et-EE"/>
-        </w:rPr>
-      </w:pPr>
-      <w:r>
-        <w:rPr>
-          <w:lang w:val="et-EE"/>
-        </w:rPr>
-        <w:t>ŠŠ»Š°Ń‚Ń„Š¾Ń€Š¼Š° Š¼Š¾Š¶ŠµŃ‚ ŠøŃŠæŠ¾Š»ŃŠ·Š¾Š²Š°Ń‚ŃŃŃ¸ Š´Š»Ń¸ Ń„Š¾Ń€Š¼ŃŠ»ŠøŃ€Š¾Š²Š°Š½ŠøŃ¸ Ń‚ŠµŠŗŃŃ‚Š¾Š², ŠæŠ¾Š´Š³Š¾Ń‚Š¾Š²ŠŗŠø ŃŠ²Š¾Š´Š¾Šŗ Šø Š¾Ń‚Ń‡Ń‘Ń‚Š¾Š², ŃŠ¾ŃŃ‚Š°Š²Š»ŠµŠ½ŠøŃ¸ Ń€Š°Š±Š¾Ń‡ŠøŃ… Ń‡ŠµŃ€Š½Š¾Š²ŠøŠŗŠ¾Š², ŃŠæŠ¾Ń€Ń¸Š´Š¾Ń‡ŠøŠ²Š°Š½ŠøŃ¸ ŠøŠ½Ń„Š¾Ń€Š¼Š°Ń†ŠøŠø, Š° Ń‚Š°ŠŗŠ¶Šµ Š´Š»Ń¸ Ń…Ń€Š°Š½ŠµŠ½ŠøŃ¸ Šø ŠøŃŠæŠ¾Š»ŃŠ·Š¾Š²Š°Š½ŠøŃ¸ Ń€Š°Š±Š¾Ń‡ŠøŃ… Ń„Š°Š¹Š»Š¾Š² Š² Š¾Š´Š½Š¾Š¹ ŃŃ€ŠµŠ´Šµ.</w:t>
-      </w:r>
-    </w:p>
-    <w:p>
-      <w:pPr>
-        <w:rPr>
-          <w:b/>
-          <w:bCs/>
-          <w:lang w:val="et-EE"/>
-        </w:rPr>
-      </w:pPr>
-      <w:r>
-        <w:rPr>
-          <w:b/>
-          <w:bCs/>
-          <w:lang w:val="et-EE"/>
-        </w:rPr>
-        <w:t>3. ŠŃŠæŠ¾Š»ŃŠ·Š¾Š²Š°Š½ŠøŠµ Š´Š°Š½Š½Ń‹Ń…</w:t>
-      </w:r>
-    </w:p>
-    <w:p>
-      <w:pPr>
-        <w:rPr>
-          <w:lang w:val="et-EE"/>
-        </w:rPr>
-      </w:pPr>
-      <w:r>
-        <w:rPr>
-          <w:lang w:val="et-EE"/>
-        </w:rPr>
-        <w:t>Š¯Š° ŠæŠ»Š°Ń‚Ń„Š¾Ń€Š¼Ń Š²Š²Š¾Š´ŠøŃ‚ŃŃ¸ Šø Š½Š° Š½ŠµŠ¹ Ń…Ń€Š°Š½ŠøŃ‚ŃŃ¸ Ń‚Š¾Š»ŃŠŗŠ¾ Ń‚Š°ŠŗŠ¾Š¹ Š¾Š±ŃŃ‘Š¼ ŠøŠ½Ń„Š¾Ń€Š¼Š°Ń†ŠøŠø, ŠŗŠ¾Ń‚Š¾Ń€Ń‹Š¹ Š½ŠµŠ¾Š±Ń…Š¾Š´ŠøŠ¼ Š´Š»Ń¸ Š²Ń‹ŠæŠ¾Š»Š½ŠµŠ½ŠøŃ¸ Ń€Š°Š±Š¾Ń‚Ń‹. ŠŠ¾ Š²Š¾Š·Š¼Š¾Š¶Š½Š¾ŃŃ‚Šø ŃŠøŃ‚ŃŠ°Ń†ŠøŃˇ ŃŠ»ŠµŠ´ŃŠµŃ‚ Š¾ŠæŠøŃŃ‹Š²Š°Ń‚Ń Š±Š¾Š»ŠµŠµ Š¾Š±Ń‰Š¾ Šø Ń‚Š°ŠŗŠøŠ¼ Š¾Š±Ń€Š°Š·Š¾Š¼, Ń‡Ń‚Š¾Š±Ń‹ Ń‡ŠµŠ»Š¾Š²ŠµŠŗŠ° Š½ŠµŠ»ŃŠ·Ń¸ Š±Ń‹Š»Š¾ ŃŃ€Š°Š·Ń ŠøŠ´ŠµŠ½Ń‚ŠøŃ„ŠøŃ†ŠøŃ€Š¾Š²Š°Ń‚Ń.</w:t>
-      </w:r>
-    </w:p>
-    <w:p>
-      <w:pPr>
-        <w:rPr>
-          <w:lang w:val="et-EE"/>
-        </w:rPr>
-      </w:pPr>
-      <w:r>
-        <w:rPr>
-          <w:lang w:val="et-EE"/>
-        </w:rPr>
-        <w:t>Š•ŃŠ»Šø Š´Š»Ń¸ Š²Ń‹ŠæŠ¾Š»Š½ŠµŠ½ŠøŃ¸ Ń€Š°Š±Š¾Ń‡ŠøŃ… Š·Š°Š´Š°Ń‡ Š²ŃŃ‘ Š¶Šµ Š½ŠµŠ¾Š±Ń…Š¾Š´ŠøŠ¼Š¾ ŠøŃŠæŠ¾Š»ŃŠ·Š¾Š²Š°Ń‚Ń Ń‡ŃŠ²ŃŃ‚Š²ŠøŃ‚ŠµŠ»ŃŠ½Ń‹Šµ Š´Š°Š½Š½Ń‹Šµ ŠøŠ»Šø Ń‚Š¾Ń‡Š½Ń‹Šµ ŠæŠµŃ€ŃŠ¾Š½Š°Š»ŃŠ½Ń‹Šµ Š´Š°Š½Š½Ń‹Šµ Ń‡ŠµŠ»Š¾Š²ŠµŠŗŠ°, Ń¨Ń‚Š¾ Š´Š¾ŠæŃŃŠŗŠ°ŠµŃ‚ŃŃ¸ Ń‚Š¾Š»ŃŠŗŠ¾ Š² Ń‚Š¾Š¼ ŃŠ»ŃŃ‡Š°Šµ, ŠµŃŠ»Šø Ń‚Š°ŠŗŠ¾Šµ ŠøŃŠæŠ¾Š»ŃŠ·Š¾Š²Š°Š½ŠøŠµ Š½ŠµŠ¾Š±Ń…Š¾Š´ŠøŠ¼Š¾ Š´Š»Ń¸ Š²Ń‹ŠæŠ¾Š»Š½ŠµŠ½ŠøŃ¸ ŃŠ»ŃŠ¶ŠµŠ±Š½Ń‹Ń… Š¾Š±Ń¸Š·Š°Š½Š½Š¾ŃŃ‚ŠµŠ¹, Ń€Š°Š·Ń€ŠµŃŠµŠ½Š¾ Š¾Ń€Š³Š°Š½ŠøŠ·Š°Ń†ŠøŠµŠ¹ Šø ŃŠ¾Š¾Ń‚Š²ŠµŃ‚ŃŃ‚Š²ŃŠµŃ‚ ŠæŃ€ŠøŠ¼ŠµŠ½ŠøŠ¼Š¾Š¼Ń Š·Š°ŠŗŠ¾Š½Š¾Š´Š°Ń‚ŠµŠ»ŃŃŃ‚Š²Ń. Š”Š°Š¶Šµ Š² Ń‚Š°ŠŗŠ¾Š¼ ŃŠ»ŃŃ‡Š°Šµ ŠøŃŠæŠ¾Š»ŃŠ·ŃŠµŃ‚ŃŃ¸ Ń‚Š¾Š»ŃŠŗŠ¾ Š¼ŠøŠ½ŠøŠ¼Š°Š»ŃŠ½Š¾ Š½ŠµŠ¾Š±Ń…Š¾Š´ŠøŠ¼Ń‹Š¹ Š¾Š±ŃŃ‘Š¼ Š´Š°Š½Š½Ń‹Ń….</w:t>
-      </w:r>
-    </w:p>
-    <w:p>
-      <w:pPr>
-        <w:rPr>
-          <w:lang w:val="et-EE"/>
-        </w:rPr>
-      </w:pPr>
-      <w:r>
-        <w:rPr>
-          <w:lang w:val="et-EE"/>
-        </w:rPr>
-        <w:t>Š¯Š° ŠæŠ»Š°Ń‚Ń„Š¾Ń€Š¼Ń Š½ŠµŠ»ŃŠ·Ń¸ Š²Š²Š¾Š´ŠøŃ‚Ń ŠæŠ°Ń€Š¾Š»Šø, ŠŗŠ¾Š´Ń‹ Š²Ń…Š¾Š´Š°, Š´Š°Š½Š½Ń‹Šµ Š±Š°Š½ŠŗŠ¾Š²ŃŠŗŠøŃ… ŠŗŠ°Ń€Ń‚ Šø ŠøŠ½Ń‹Šµ ŠŗŠ¾Š½Ń„ŠøŠ´ŠµŠ½Ń†ŠøŠ°Š»ŃŠ½Ń‹Šµ Š´Š°Š½Š½Ń‹Šµ Š´Š¾ŃŃ‚ŃŠæŠ°. Š¢Š°ŠŗŠ¶Šµ Š½ŠµŠ»ŃŠ·Ń¸ Š´Š¾Š±Š°Š²Š»Ń¸Ń‚Ń Š´Š°Š½Š½Ń‹Šµ ŠøŠ»Šø Ń„Š°Š¹Š»Ń‹ ŃŠæŠ¾ŃŠ¾Š±Š¾Š¼, ŠŗŠ¾Ń‚Š¾Ń€Ń‹Š¹ ŠæŃ€Š¾Ń‚ŠøŠ²Š¾Ń€ŠµŃ‡ŠøŠ» Š±Ń‹ Š·Š°ŠŗŠ¾Š½Ń, ŃŠ»ŃŠ¶ŠµŠ±Š½Š¾Š¹ Ń‚Š°Š¹Š½Šµ, ŠæŃ€Š¾Ń„ŠµŃŃŠøŠ¾Š½Š°Š»ŃŠ½Š¾Š¹ Ń¨Ń‚ŠøŠŗŠµ, Š¾Š±Ń¸Š·Š°Ń‚ŠµŠ»ŃŃŃ‚Š²Ń ŠŗŠ¾Š½Ń„ŠøŠ´ŠµŠ½Ń†ŠøŠ°Š»ŃŠ½Š¾ŃŃ‚Šø ŠøŠ»Šø Š²Š½ŃŃ‚Ń€ŠµŠ½Š½ŠøŠ¼ ŠæŃ€Š°Š²ŠøŠ»Š°Š¼ Š¾Ń€Š³Š°Š½ŠøŠ·Š°Ń†ŠøŠø.</w:t>
-      </w:r>
-    </w:p>
-    <w:p>
-      <w:pPr>
-        <w:rPr>
-          <w:b/>
-          <w:bCs/>
-          <w:lang w:val="et-EE"/>
-        </w:rPr>
-      </w:pPr>
-      <w:r>
-        <w:rPr>
-          <w:b/>
-          <w:bCs/>
-          <w:lang w:val="et-EE"/>
-        </w:rPr>
-        <w:t>4. Š˛Ń‚Š²ŠµŃ‚ŃŃ‚Š²ŠµŠ½Š½Š¾ŃŃ‚Ń</w:t>
-      </w:r>
-    </w:p>
-    <w:p>
-      <w:pPr>
-        <w:rPr>
-          <w:lang w:val="et-EE"/>
-        </w:rPr>
-      </w:pPr>
-      <w:r>
-        <w:rPr>
-          <w:lang w:val="et-EE"/>
-        </w:rPr>
-        <w:t>Š˛Ń€Š³Š°Š½ŠøŠ·Š°Ń†ŠøŃ¸ Š½ŠµŃŃ‘Ń‚ Š¾Ń‚Š²ŠµŃ‚ŃŃ‚Š²ŠµŠ½Š½Š¾ŃŃ‚Ń Š·Š° Ń‚Š¾, Ń‡Ń‚Š¾Š±Ń‹ Ń€Š°Š±Š¾Ń‚Š½ŠøŠŗŃ Š±Ń‹Š»Š¾ Ń‡Ń‘Ń‚ŠŗŠ¾ ŠæŠ¾Š½Ń¸Ń‚Š½Š¾, Š´Š»Ń¸ Ń‡ŠµŠ³Š¾ SotsiaalAI Š¼Š¾Š¶Š½Š¾ ŠøŃŠæŠ¾Š»ŃŠ·Š¾Š²Š°Ń‚Ń, Š° Š´Š»Ń¸ Ń‡ŠµŠ³Š¾ Š½ŠµŠ»ŃŠ·Ń¸. Š˛Ń€Š³Š°Š½ŠøŠ·Š°Ń†ŠøŃ¸ Ń€ŠµŃŠ°ŠµŃ‚, ŠŗŠ¾Š³Š´Š° Š¼Š¾Š¶Š½Š¾ ŠøŃŠæŠ¾Š»ŃŠ·Š¾Š²Š°Ń‚Ń ŠøŠ´ŠµŠ½Ń‚ŠøŃ„ŠøŃ†ŠøŃ€ŃŠµŠ¼Ń‹Šµ ŠøŠ»Šø Ń‡ŃŠ²ŃŃ‚Š²ŠøŃ‚ŠµŠ»ŃŠ½Ń‹Šµ Š´Š°Š½Š½Ń‹Šµ, Š½ŃŠ¶Š½Ń‹ Š»Šø Š´Š¾ŠæŠ¾Š»Š½ŠøŃ‚ŠµŠ»ŃŠ½Ń‹Šµ Š¼ŠµŃ€Ń‹ Š·Š°Ń‰ŠøŃ‚Ń‹ Šø ŠŗŠ°ŠŗŠøŠµ Š¾Š³Ń€Š°Š½ŠøŃ‡ŠµŠ½ŠøŃ¸ ŠøŠ»Šø Š²Š½ŃŃ‚Ń€ŠµŠ½Š½ŠøŠµ ŠæŃ€Š°Š²ŠøŠ»Š° ŠæŃ€ŠøŠ¼ŠµŠ½Ń¸ŃˇŃ‚ŃŃ¸ Šŗ Ń‚Š°ŠŗŠ¾Š¼Ń ŠøŃŠæŠ¾Š»ŃŠ·Š¾Š²Š°Š½ŠøŃˇ.</w:t>
-      </w:r>
-    </w:p>
-    <w:p>
-      <w:pPr>
-        <w:rPr>
-          <w:lang w:val="et-EE"/>
-        </w:rPr>
-      </w:pPr>
-      <w:r>
-        <w:rPr>
-          <w:lang w:val="et-EE"/>
-        </w:rPr>
-        <w:t>Š Š°Š±Š¾Ń‚Š½ŠøŠŗ ŠøŃŠæŠ¾Š»ŃŠ·ŃŠµŃ‚ SotsiaalAI Ń‚Š¾Š»ŃŠŗŠ¾ Š² ŃŠ»ŃŠ¶ŠµŠ±Š½Ń‹Ń… Ń†ŠµŠ»Ń¸Ń… Šø Š² ŃŠ¾Š¾Ń‚Š²ŠµŃ‚ŃŃ‚Š²ŠøŠø Ń ŠøŠ½ŃŃ‚Ń€ŃŠŗŃ†ŠøŃ¸Š¼Šø Š¾Ń€Š³Š°Š½ŠøŠ·Š°Ń†ŠøŠø. Š Š°Š±Š¾Ń‚Š½ŠøŠŗ Š¾Ń‚Š²ŠµŃ‡Š°ŠµŃ‚ Š·Š° Ń‚Š¾, Ń‡Ń‚Š¾Š±Ń‹ Š½Šµ Š²Š²Š¾Š´ŠøŃ‚Ń Š±Š¾Š»ŃŃŠµ Š´Š°Š½Š½Ń‹Ń…, Ń‡ŠµŠ¼ Š½ŠµŠ¾Š±Ń…Š¾Š´ŠøŠ¼Š¾, Š²ŃŠµŠ³Š´Š° ŃŠ°Š¼Š¾ŃŃ‚Š¾Ń¸Ń‚ŠµŠ»ŃŠ½Š¾ ŠæŃ€Š¾Š²ŠµŃ€Ń¸Ń‚Ń Ń€ŠµŠ·ŃŠ»ŃŃ‚Š°Ń‚Ń‹, Š²Ń‹Š´Š°Š²Š°ŠµŠ¼Ń‹Šµ ŠæŠ»Š°Ń‚Ń„Š¾Ń€Š¼Š¾Š¹, Šø Š½Šµ ŠøŃŠæŠ¾Š»ŃŠ·Š¾Š²Š°Ń‚Ń SotsiaalAI Š´Š»Ń¸ ŠæŃ€ŠøŠ½Ń¸Ń‚ŠøŃ¸ Š¾ŠŗŠ¾Š½Ń‡Š°Ń‚ŠµŠ»ŃŠ½Š¾Š³Š¾ Ń€ŠµŃŠµŠ½ŠøŃ¸ Š¾ Ń‡ŠµŠ»Š¾Š²ŠµŠŗŠµ.</w:t>
-      </w:r>
-    </w:p>
-    <w:p>
-      <w:pPr>
-        <w:rPr>
-          <w:b/>
-          <w:bCs/>
-          <w:lang w:val="et-EE"/>
-        </w:rPr>
-      </w:pPr>
-      <w:r>
-        <w:rPr>
-          <w:b/>
-          <w:bCs/>
-          <w:lang w:val="et-EE"/>
-        </w:rPr>
-        <w:t>5. ŠŃ€ŠµŠ´Š²Š°Ń€ŠøŃ‚ŠµŠ»ŃŠ½Š°Ń¸ Š¾Ń†ŠµŠ½ŠŗŠ° ŃŠ¾ ŃŃ‚Š¾Ń€Š¾Š½Ń‹ Š¾Ń€Š³Š°Š½ŠøŠ·Š°Ń†ŠøŠø</w:t>
-      </w:r>
-    </w:p>
-    <w:p>
-      <w:pPr>
-        <w:rPr>
-          <w:lang w:val="et-EE"/>
-        </w:rPr>
-      </w:pPr>
-      <w:r>
-        <w:rPr>
-          <w:lang w:val="et-EE"/>
-        </w:rPr>
-        <w:t>ŠŠ¾Š´ŠæŠøŃŃ‹Š²Š°Ń¸ Š½Š°ŃŃ‚Š¾Ń¸Ń‰ŠøŠ¹ Š´Š¾ŠŗŃŠ¼ŠµŠ½Ń‚, Š¾Ń€Š³Š°Š½ŠøŠ·Š°Ń†ŠøŃ¸ ŠæŠ¾Š´Ń‚Š²ŠµŃ€Š¶Š´Š°ŠµŃ‚, Ń‡Ń‚Š¾ Š´Š¾ ŠøŃŠæŠ¾Š»ŃŠ·Š¾Š²Š°Š½ŠøŃ¸ ŠøŠ´ŠµŠ½Ń‚ŠøŃ„ŠøŃ†ŠøŃ€ŃŠµŠ¼Ń‹Ń… ŠøŠ»Šø Ń‡ŃŠ²ŃŃ‚Š²ŠøŃ‚ŠµŠ»ŃŠ½Ń‹Ń… Š´Š°Š½Š½Ń‹Ń… Š¾Š½Š° ŠŗŠ°Šŗ Š¼ŠøŠ½ŠøŠ¼ŃŠ¼ Š¾Ń†ŠµŠ½ŠøŠ»Š° ŃŠ»ŠµŠ´ŃŃˇŃ‰ŠøŠµ Š²Š¾ŠæŃ€Š¾ŃŃ‹: Ń†ŠµŠ»Ń ŠøŃŠæŠ¾Š»ŃŠ·Š¾Š²Š°Š½ŠøŃ¸, ŠæŃ€Š°Š²Š¾Š²Š¾Šµ Š¾ŃŠ½Š¾Š²Š°Š½ŠøŠµ ŠøŃŠæŠ¾Š»ŃŠ·Š¾Š²Š°Š½ŠøŃ¸ Š´Š°Š½Š½Ń‹Ń…, Š´Š¾ŠæŃŃŃ‚ŠøŠ¼Š¾ŃŃ‚Ń Ń‚Š°ŠŗŠ¾Š³Š¾ ŠøŃŠæŠ¾Š»ŃŠ·Š¾Š²Š°Š½ŠøŃ¸, Š½ŠµŠ¾Š±Ń…Š¾Š´ŠøŠ¼Š¾ŃŃ‚Ń Š´Š¾ŠæŠ¾Š»Š½ŠøŃ‚ŠµŠ»ŃŠ½Š¾Š¹ Š¾Ń†ŠµŠ½ŠŗŠø ŠøŠ»Šø Š´Š¾ŠæŠ¾Š»Š½ŠøŃ‚ŠµŠ»ŃŠ½Ń‹Ń… Š¼ŠµŃ€ Š·Š°Ń‰ŠøŃ‚Ń‹, Š° Ń‚Š°ŠŗŠ¶Šµ Ń‚Š¾, Š±Ń‹Š»Šø Š»Šø Ń€Š°Š±Š¾Ń‚Š½ŠøŠŗŠ°Š¼ ŠæŃ€ŠµŠ´Š¾ŃŃ‚Š°Š²Š»ŠµŠ½Ń‹ Š´Š¾ŃŃ‚Š°Ń‚Š¾Ń‡Š½Ń‹Šµ ŠøŠ½ŃŃ‚Ń€ŃŠŗŃ†ŠøŠø Šø ŠæŃ€Š°Š²ŠøŠ»Š° ŠøŃŠæŠ¾Š»ŃŠ·Š¾Š²Š°Š½ŠøŃ¸.</w:t>
-      </w:r>
-    </w:p>
-    <w:p>
-      <w:pPr>
-        <w:rPr>
-          <w:b/>
-          <w:bCs/>
-          <w:lang w:val="et-EE"/>
-        </w:rPr>
-      </w:pPr>
-      <w:r>
-        <w:rPr>
-          <w:b/>
-          <w:bCs/>
-          <w:lang w:val="et-EE"/>
-        </w:rPr>
-        <w:t>6. ŠŠ¾Š³Š»Š°ŃŠµŠ½ŠøŠµ Š¾Š± Š¾Š±Ń€Š°Š±Š¾Ń‚ŠŗŠµ Š´Š°Š½Š½Ń‹Ń…</w:t>
-      </w:r>
-    </w:p>
-    <w:p>
-      <w:pPr>
-        <w:rPr>
-          <w:lang w:val="et-EE"/>
-        </w:rPr>
-      </w:pPr>
-      <w:r>
-        <w:rPr>
-          <w:lang w:val="et-EE"/>
-        </w:rPr>
-        <w:lastRenderedPageBreak/>
-        <w:t>Š¯Š°ŃŃ‚Š¾Ń¸Ń‰ŠøŠ¹ Š´Š¾ŠŗŃŠ¼ŠµŠ½Ń‚ Ń‚Š°ŠŗŠ¶Šµ Ń¸Š²Š»Ń¸ŠµŃ‚ŃŃ¸ ŠæŠøŃŃŠ¼ŠµŠ½Š½Ń‹Š¼ ŃŠ¾Š³Š»Š°ŃŠµŠ½ŠøŠµŠ¼ Š¼ŠµŠ¶Š´Ń Š¾Ń€Š³Š°Š½ŠøŠ·Š°Ń†ŠøŠµŠ¹ Šø SotsiaalAI Š¾Š± Š¾Š±Ń€Š°Š±Š¾Ń‚ŠŗŠµ Š´Š°Š½Š½Ń‹Ń… Š² Ń‚Š¾Š¹ Š¼ŠµŃ€Šµ, Š² ŠŗŠ°ŠŗŠ¾Š¹ SotsiaalAI Š¾Š±Ń€Š°Š±Š°Ń‚Ń‹Š²Š°ŠµŃ‚ ŠæŠµŃ€ŃŠ¾Š½Š°Š»ŃŠ½Ń‹Šµ Š´Š°Š½Š½Ń‹Šµ Š¾Ń‚ ŠøŠ¼ŠµŠ½Šø Š¾Ń€Š³Š°Š½ŠøŠ·Š°Ń†ŠøŠø. Š”Š»Ń¸ Ń†ŠµŠ»ŠµŠ¹ Ń¨Ń‚Š¾Š¹ Ń‡Š°ŃŃ‚Šø Š´Š¾ŠŗŃŠ¼ŠµŠ½Ń‚Š° Š¾Ń€Š³Š°Š½ŠøŠ·Š°Ń†ŠøŃ¸ Ń€Š°ŃŃŠ¼Š°Ń‚Ń€ŠøŠ²Š°ŠµŃ‚ŃŃ¸ ŠŗŠ°Šŗ Š¾Ń‚Š²ŠµŃ‚ŃŃ‚Š²ŠµŠ½Š½Ń‹Š¹ Š¾Š±Ń€Š°Š±Š¾Ń‚Ń‡ŠøŠŗ, Š° SotsiaalAI ā€” ŠŗŠ°Šŗ ŃŠæŠ¾Š»Š½Š¾Š¼Š¾Ń‡ŠµŠ½Š½Ń‹Š¹ Š¾Š±Ń€Š°Š±Š¾Ń‚Ń‡ŠøŠŗ Š² Ń‚Š¾Š¹ Š¼ŠµŃ€Šµ, Š² ŠŗŠ°ŠŗŠ¾Š¹ Ń‚Š°ŠŗŠ¾Šµ Ń€Š°ŃŠæŃ€ŠµŠ´ŠµŠ»ŠµŠ½ŠøŠµ Ń€Š¾Š»ŠµŠ¹ ŠæŃ€ŠøŠ¼ŠµŠ½ŠøŠ¼Š¾ Šŗ ŃŠ¾Š¾Ń‚Š²ŠµŃ‚ŃŃ‚Š²ŃŃˇŃ‰ŠµŠ¹ Š¾Š±Ń€Š°Š±Š¾Ń‚ŠŗŠµ.</w:t>
-      </w:r>
-    </w:p>
-    <w:p>
-      <w:pPr>
-        <w:rPr>
-          <w:lang w:val="et-EE"/>
-        </w:rPr>
-      </w:pPr>
-      <w:r>
-        <w:rPr>
-          <w:lang w:val="et-EE"/>
-        </w:rPr>
-        <w:t>Š­Ń‚Š° Ń‡Š°ŃŃ‚Ń Š²ŃŃ‚ŃŠæŠ°ŠµŃ‚ Š² ŃŠøŠ»Ń ŠæŠ¾ŃŠ»Šµ Ń‚Š¾Š³Š¾, ŠŗŠ°Šŗ Š¾Ń€Š³Š°Š½ŠøŠ·Š°Ń†ŠøŃ¸ Šø SotsiaalAI ŠæŠ¾Š´ŠæŠøŃŃŃ‚ Š´Š¾ŠŗŃŠ¼ŠµŠ½Ń‚ Š¾Š´ŠøŠ½Š°ŠŗŠ¾Š²Š¾Š³Š¾ ŃŠ¾Š´ŠµŃ€Š¶Š°Š½ŠøŃ¸.</w:t>
-      </w:r>
-    </w:p>
-    <w:p>
-      <w:pPr>
-        <w:rPr>
-          <w:lang w:val="et-EE"/>
-        </w:rPr>
-      </w:pPr>
-      <w:r>
-        <w:rPr>
-          <w:lang w:val="et-EE"/>
-        </w:rPr>
-        <w:t>SotsiaalAI Š¾Š±Ń€Š°Š±Š°Ń‚Ń‹Š²Š°ŠµŃ‚ Š´Š°Š½Š½Ń‹Šµ Š¾Ń‚ ŠøŠ¼ŠµŠ½Šø Š¾Ń€Š³Š°Š½ŠøŠ·Š°Ń†ŠøŠø Ń‚Š¾Š»ŃŠŗŠ¾ Š² Š¾Š±ŃŃ‘Š¼Šµ, Š½ŠµŠ¾Š±Ń…Š¾Š´ŠøŠ¼Š¾Š¼ Š´Š»Ń¸ Š¾ŠŗŠ°Š·Š°Š½ŠøŃ¸ ŃŃŠ»ŃŠ³Šø. Š­Ń‚Š¾ Š¼Š¾Š¶ŠµŃ‚ Š²ŠŗŠ»ŃˇŃ‡Š°Ń‚Ń Ń…Ń€Š°Š½ŠµŠ½ŠøŠµ Ń„Š°Š¹Š»Š¾Š², ŠæŠ¾Š´Š³Š¾Ń‚Š¾Š²ŠŗŃ Š´Š¾ŠŗŃŠ¼ŠµŠ½Ń‚Š¾Š², ŃŠ²Š¾Š´Š¾Šŗ, Š¾Ń‚Ń‡Ń‘Ń‚Š¾Š² Šø ŠøŠ½Ń‹Ń… Ń€Š°Š±Š¾Ń‡ŠøŃ… Ń‡ŠµŃ€Š½Š¾Š²ŠøŠŗŠ¾Š², ŃŠæŠ¾Ń€Ń¸Š´Š¾Ń‡ŠøŠ²Š°Š½ŠøŠµ ŠøŠ½Ń„Š¾Ń€Š¼Š°Ń†ŠøŠø, Ń‚ŠµŃ…Š½ŠøŃ‡ŠµŃŠŗŠ¾Šµ Š¾Š±ŠµŃŠæŠµŃ‡ŠµŠ½ŠøŠµ Ń€Š°Š·Ń€ŠµŃŃ‘Š½Š½Ń‹Ń… Ń€Š°Š±Š¾Ń‡ŠøŃ… ŠæŃ€Š¾Ń†ŠµŃŃŠ¾Š², Š°ŃŃ‚ŠµŠ½Ń‚ŠøŃ„ŠøŠŗŠ°Ń†ŠøŃˇ ŠæŠ¾Š»ŃŠ·Š¾Š²Š°Ń‚ŠµŠ»ŠµŠ¹, Ń‚ŠµŃ…Š½ŠøŃ‡ŠµŃŠŗŃŃˇ ŠæŠ¾Š´Š´ŠµŃ€Š¶ŠŗŃ, Š±ŠµŠ·Š¾ŠæŠ°ŃŠ½Š¾ŃŃ‚Ń Šø Š¾Š±ŠµŃŠæŠµŃ‡ŠµŠ½ŠøŠµ Š½Š°Š´Ń‘Š¶Š½Š¾ŃŃ‚Šø ŃŃŠ»ŃŠ³Šø.</w:t>
-      </w:r>
-    </w:p>
-    <w:p>
-      <w:pPr>
-        <w:rPr>
-          <w:lang w:val="et-EE"/>
-        </w:rPr>
-      </w:pPr>
-      <w:r>
-        <w:rPr>
-          <w:lang w:val="et-EE"/>
-        </w:rPr>
-        <w:t>Š˛Š±Ń€Š°Š±Š°Ń‚Ń‹Š²Š°ŠµŠ¼Ń‹Šµ Š´Š°Š½Š½Ń‹Šµ Š¼Š¾Š³ŃŃ‚ Š²ŠŗŠ»ŃˇŃ‡Š°Ń‚Ń ŃŠ¾Š´ŠµŃ€Š¶Š°Š½ŠøŠµ Ń€Š°Š±Š¾Ń‡ŠøŃ… Š¼Š°Ń‚ŠµŃ€ŠøŠ°Š»Š¾Š², Š²Ń…Š¾Š´Š½Ń‹Šµ Š´Š°Š½Š½Ń‹Šµ Š² Ń‡Š°Ń‚Šµ, Š´Š¾ŠŗŃŠ¼ŠµŠ½Ń‚Ń‹, ŠŗŠ¾Š½Ń‚Š°ŠŗŃ‚Š½Ń‹Šµ Š´Š°Š½Š½Ń‹Šµ, Š´Š°Š½Š½Ń‹Šµ ŃŃ‡Ń‘Ń‚Š½Š¾Š¹ Š·Š°ŠæŠøŃŠø ŠæŠ¾Š»ŃŠ·Š¾Š²Š°Ń‚ŠµŠ»Ń¸ Šø ŠøŠ½Ń‹Šµ Š´Š°Š½Š½Ń‹Šµ, ŠŗŠ¾Ń‚Š¾Ń€Ń‹Šµ Š¾Ń€Š³Š°Š½ŠøŠ·Š°Ń†ŠøŃ¸ ŠæŃ€Š°Š²Š¾Š¼ŠµŃ€Š½Š¾ ŠøŃŠæŠ¾Š»ŃŠ·ŃŠµŃ‚ Š² ŃŠµŃ€Š²ŠøŃŠµ. Š­Ń‚Šø Š´Š°Š½Š½Ń‹Šµ Ń‚Š°ŠŗŠ¶Šµ Š¼Š¾Š³ŃŃ‚ Š²ŠŗŠ»ŃˇŃ‡Š°Ń‚Ń ŠæŠµŃ€ŃŠ¾Š½Š°Š»ŃŠ½Ń‹Šµ Š´Š°Š½Š½Ń‹Šµ, Š² Ń‚Š¾Š¼ Ń‡ŠøŃŠ»Šµ Š¾ŃŠ¾Š±Ń‹Šµ ŠŗŠ°Ń‚ŠµŠ³Š¾Ń€ŠøŠø ŠæŠµŃ€ŃŠ¾Š½Š°Š»ŃŠ½Ń‹Ń… Š´Š°Š½Š½Ń‹Ń…, ŠµŃŠ»Šø ŠøŃ… ŠøŃŠæŠ¾Š»ŃŠ·Š¾Š²Š°Š½ŠøŠµ Š½ŠµŠ¾Š±Ń…Š¾Š´ŠøŠ¼Š¾ Šø Š´Š¾ŠæŃŃŃ‚ŠøŠ¼Š¾ Š´Š»Ń¸ Š²Ń‹ŠæŠ¾Š»Š½ŠµŠ½ŠøŃ¸ Ń€Š°Š±Š¾Ń‡ŠøŃ… Š·Š°Š´Š°Ń‡ Š¾Ń€Š³Š°Š½ŠøŠ·Š°Ń†ŠøŠø.</w:t>
-      </w:r>
-    </w:p>
-    <w:p>
-      <w:pPr>
-        <w:rPr>
-          <w:lang w:val="et-EE"/>
-        </w:rPr>
-      </w:pPr>
-      <w:r>
-        <w:rPr>
-          <w:lang w:val="et-EE"/>
-        </w:rPr>
-        <w:t>Š”Š°Š½Š½Ń‹Šµ Š¾Š±Ń€Š°Š±Š°Ń‚Ń‹Š²Š°ŃˇŃ‚ŃŃ¸ Š´Š¾ Ń‚ŠµŃ… ŠæŠ¾Ń€, ŠæŠ¾ŠŗŠ° Š¾Ń€Š³Š°Š½ŠøŠ·Š°Ń†ŠøŃ¸ ŠæŠ¾Š»ŃŠ·ŃŠµŃ‚ŃŃ¸ ŃŃŠ»ŃŠ³Š¾Š¹, ŠæŠ¾ŠŗŠ° Š¾Š±Ń€Š°Š±Š¾Ń‚ŠŗŠ° Š½ŠµŠ¾Š±Ń…Š¾Š´ŠøŠ¼Š° Š´Š»Ń¸ Š¾ŠŗŠ°Š·Š°Š½ŠøŃ¸ ŃŃŠ»ŃŠ³Šø Š»ŠøŠ±Š¾ ŠæŠ¾ŠŗŠ° Ń…Ń€Š°Š½ŠµŠ½ŠøŠµ Ń‚Ń€ŠµŠ±ŃŠµŃ‚ŃŃ¸ Š² ŃŠøŠ»Ń Š·Š°ŠŗŠ¾Š½Š°, Ń‚Ń€ŠµŠ±Š¾Š²Š°Š½ŠøŠ¹ Šŗ Š´Š¾ŠŗŃŠ¼ŠµŠ½Ń‚Š¾Š¾Š±Š¾Ń€Š¾Ń‚Ń, Š°Ń€Ń…ŠøŠ²ŠøŃ€Š¾Š²Š°Š½ŠøŃˇ ŠøŠ»Šø Š¾Š±ŠµŃŠæŠµŃ‡ŠµŠ½ŠøŃˇ Š½Š°Š´Ń‘Š¶Š½Š¾ŃŃ‚Šø ŃŃŠ»ŃŠ³Šø.</w:t>
-      </w:r>
-    </w:p>
-    <w:p>
-      <w:pPr>
-        <w:rPr>
-          <w:lang w:val="et-EE"/>
-        </w:rPr>
-      </w:pPr>
-      <w:r>
-        <w:rPr>
-          <w:lang w:val="et-EE"/>
-        </w:rPr>
-        <w:t>SotsiaalAI Š¾Š±Ń€Š°Š±Š°Ń‚Ń‹Š²Š°ŠµŃ‚ Š´Š°Š½Š½Ń‹Šµ Š² ŃŠ¾Š¾Ń‚Š²ŠµŃ‚ŃŃ‚Š²ŠøŠø Ń Š´Š¾ŠŗŃŠ¼ŠµŠ½Ń‚ŠøŃ€Š¾Š²Š°Š½Š½Ń‹Š¼Šø ŠøŠ½ŃŃ‚Ń€ŃŠŗŃ†ŠøŃ¸Š¼Šø Š¾Ń€Š³Š°Š½ŠøŠ·Š°Ń†ŠøŠø, Š¾Š±ŠµŃŠæŠµŃ‡ŠøŠ²Š°ŠµŃ‚ Š¾Š±Ń¸Š·Š°Ń‚ŠµŠ»ŃŃŃ‚Š²Š¾ ŠŗŠ¾Š½Ń„ŠøŠ´ŠµŠ½Ń†ŠøŠ°Š»ŃŠ½Š¾ŃŃ‚Šø Š´Š»Ń¸ Š»ŠøŃ†, ŠøŠ¼ŠµŃˇŃ‰ŠøŃ… Š´Š¾ŃŃ‚ŃŠæ Šŗ Š´Š°Š½Š½Ń‹Š¼, Šø ŠæŃ€ŠøŠ¼ŠµŠ½Ń¸ŠµŃ‚ ŃŠ¾Š¾Ń‚Š²ŠµŃ‚ŃŃ‚Š²ŃŃˇŃ‰ŠøŠµ Ń‚ŠµŃ…Š½ŠøŃ‡ŠµŃŠŗŠøŠµ Šø Š¾Ń€Š³Š°Š½ŠøŠ·Š°Ń†ŠøŠ¾Š½Š½Ń‹Šµ Š¼ŠµŃ€Ń‹ Š´Š»Ń¸ Š·Š°Ń‰ŠøŃ‚Ń‹ Š´Š°Š½Š½Ń‹Ń….</w:t>
-      </w:r>
-    </w:p>
-    <w:p>
-      <w:pPr>
-        <w:rPr>
-          <w:lang w:val="et-EE"/>
-        </w:rPr>
-      </w:pPr>
-      <w:r>
-        <w:rPr>
-          <w:lang w:val="et-EE"/>
-        </w:rPr>
-        <w:t>SotsiaalAI Š¾ŠŗŠ°Š·Ń‹Š²Š°ŠµŃ‚ Ń€Š°Š·ŃŠ¼Š½ŃŃˇ ŠæŠ¾Š¼Š¾Ń‰Ń Š¾Ń€Š³Š°Š½ŠøŠ·Š°Ń†ŠøŠø ŠæŃ€Šø Ń€Š°ŃŃŠ¼Š¾Ń‚Ń€ŠµŠ½ŠøŠø Š·Š°ŠæŃ€Š¾ŃŠ¾Š² ŃŃŠ±ŃŠµŠŗŃ‚Š¾Š² Š´Š°Š½Š½Ń‹Ń…, Š¾Ń†ŠµŠ½ŠŗŠµ Š½Š°Ń€ŃŃŠµŠ½ŠøŠ¹, ŃŠ²Ń¸Š·Š°Š½Š½Ń‹Ń… Ń ŠæŠµŃ€ŃŠ¾Š½Š°Š»ŃŠ½Ń‹Š¼Šø Š´Š°Š½Š½Ń‹Š¼Šø, Š¾ŠæŠøŃŠ°Š½ŠøŠø Š¼ŠµŃ€ Š±ŠµŠ·Š¾ŠæŠ°ŃŠ½Š¾ŃŃ‚Šø Šø Š²Ń‹ŠæŠ¾Š»Š½ŠµŠ½ŠøŠø ŠøŠ½Ń‹Ń… Š¾Š±Ń¸Š·Š°Š½Š½Š¾ŃŃ‚ŠµŠ¹ Š² Š¾Š±Š»Š°ŃŃ‚Šø Š·Š°Ń‰ŠøŃ‚Ń‹ Š´Š°Š½Š½Ń‹Ń… Š² Ń‚Š¾Š¹ Š¼ŠµŃ€Šµ, Š² ŠŗŠ°ŠŗŠ¾Š¹ Ń¨Ń‚Š¾ ŃŠ²Ń¸Š·Š°Š½Š¾ Ń ŃŃŠ»ŃŠ³Š¾Š¹.</w:t>
-      </w:r>
-    </w:p>
-    <w:p>
-      <w:pPr>
-        <w:rPr>
-          <w:lang w:val="et-EE"/>
-        </w:rPr>
-      </w:pPr>
-      <w:r>
-        <w:rPr>
-          <w:lang w:val="et-EE"/>
-        </w:rPr>
-        <w:t>ŠŠ¾ Š·Š°Š²ŠµŃ€ŃŠµŠ½ŠøŠø Š¾Š±Ń€Š°Š±Š¾Ń‚ŠŗŠø SotsiaalAI ŃŠ´Š°Š»Ń¸ŠµŃ‚ ŠøŠ»Šø Š²Š¾Š·Š²Ń€Š°Ń‰Š°ŠµŃ‚ Š´Š°Š½Š½Ń‹Šµ Š¾Ń€Š³Š°Š½ŠøŠ·Š°Ń†ŠøŠø Š² ŃŠ¾Š¾Ń‚Š²ŠµŃ‚ŃŃ‚Š²ŠøŠø Ń ŠøŠ½ŃŃ‚Ń€ŃŠŗŃ†ŠøŃ¸Š¼Šø Š¾Ń€Š³Š°Š½ŠøŠ·Š°Ń†ŠøŠø Š² Ń‚Š¾Š¹ Š¼ŠµŃ€Šµ, Š² ŠŗŠ°ŠŗŠ¾Š¹ Ń¨Ń‚Š¾ Ń‚ŠµŃ…Š½ŠøŃ‡ŠµŃŠŗŠø Š²Š¾Š·Š¼Š¾Š¶Š½Š¾ Šø ŃŠ¾Š¾Ń‚Š²ŠµŃ‚ŃŃ‚Š²ŃŠµŃ‚ Š¾Š±Ń¸Š·Š°Š½Š½Š¾ŃŃ‚Ń¸Š¼ ŠæŠ¾ Ń…Ń€Š°Š½ŠµŠ½ŠøŃˇ. Š•ŃŠ»Šø Š·Š°ŠŗŠ¾Š½ Ń‚Ń€ŠµŠ±ŃŠµŃ‚ Š±Š¾Š»ŠµŠµ Š´Š»ŠøŃ‚ŠµŠ»ŃŠ½Š¾Š³Š¾ Ń…Ń€Š°Š½ŠµŠ½ŠøŃ¸, Š°Ń€Ń…ŠøŠ²ŠøŃ€Š¾Š²Š°Š½ŠøŃ¸ ŠøŠ»Šø Š¾Š³Ń€Š°Š½ŠøŃ‡ŠµŠ½ŠøŃ¸ Š´Š¾ŃŃ‚ŃŠæŠ° Šŗ Š¾ŠæŃ€ŠµŠ´ŠµŠ»Ń‘Š½Š½Ń‹Š¼ Š´Š°Š½Š½Ń‹Š¼ ŠøŠ»Šø Š´Š¾ŠŗŃŠ¼ŠµŠ½Ń‚Š°Š¼, ŠæŃ€ŠøŠ¼ŠµŠ½Ń¸ŠµŃ‚ŃŃ¸ ŃŠ¾Š¾Ń‚Š²ŠµŃ‚ŃŃ‚Š²ŃŃˇŃ‰ŠµŠµ ŠæŃ€Š°Š²Š¾Š²Š¾Šµ Š¾ŃŠ½Š¾Š²Š°Š½ŠøŠµ.</w:t>
-      </w:r>
-    </w:p>
-    <w:p>
-      <w:pPr>
-        <w:rPr>
-          <w:b/>
-          <w:bCs/>
-          <w:lang w:val="et-EE"/>
-        </w:rPr>
-      </w:pPr>
-      <w:r>
-        <w:rPr>
-          <w:b/>
-          <w:bCs/>
-          <w:lang w:val="et-EE"/>
-        </w:rPr>
-        <w:t>7. Š‘ŠµŠ·Š¾ŠæŠ°ŃŠ½Š¾ŃŃ‚Ń Šø ŠæŠ¾ŃŃ‚Š°Š²Ń‰ŠøŠŗŠø ŃŃŠ»ŃŠ³</w:t>
-      </w:r>
-    </w:p>
-    <w:p>
-      <w:pPr>
-        <w:rPr>
-          <w:lang w:val="et-EE"/>
-        </w:rPr>
-      </w:pPr>
-      <w:r>
-        <w:rPr>
-          <w:lang w:val="et-EE"/>
-        </w:rPr>
-        <w:t xml:space="preserve">SotsiaalAI Š·Š°Ń‰ŠøŃ‰Š°ŠµŃ‚ Š´Š°Š½Š½Ń‹Šµ Ń ŠæŠ¾Š¼Š¾Ń‰ŃŃˇ ŃŠ¾Š¾Ń‚Š²ŠµŃ‚ŃŃ‚Š²ŃŃˇŃ‰ŠøŃ… Ń‚ŠµŃ…Š½ŠøŃ‡ŠµŃŠŗŠøŃ… Šø Š¾Ń€Š³Š°Š½ŠøŠ·Š°Ń†ŠøŠ¾Š½Š½Ń‹Ń… Š¼ŠµŃ€. Š Š½ŠøŠ¼ Š¾Ń‚Š½Š¾ŃŃ¸Ń‚ŃŃ¸, ŠæŠ¾Š¼ŠøŠ¼Š¾ ŠæŃ€Š¾Ń‡ŠµŠ³Š¾, Š·Š°Ń‰ŠøŃ‰Ń‘Š½Š½Ń‹Šµ ŃŠ¾ŠµŠ´ŠøŠ½ŠµŠ½ŠøŃ¸, Š¾Š³Ń€Š°Š½ŠøŃ‡ŠµŠ½ŠøŠµ Š´Š¾ŃŃ‚ŃŠæŠ° Š² Š·Š°Š²ŠøŃŠøŠ¼Š¾ŃŃ‚Šø Š¾Ń‚ Ń€Š¾Š»Šø Šø Ń€Š°Š±Š¾Ń‡ŠµŠ¹ Š½ŠµŠ¾Š±Ń…Š¾Š´ŠøŠ¼Š¾ŃŃ‚Šø, Š²ŠµŠ´ŠµŠ½ŠøŠµ Š¶ŃŃ€Š½Š°Š»Š¾Š², Ń€ŠµŠ·ŠµŃ€Š²Š½Š¾Šµ ŠŗŠ¾ŠæŠøŃ€Š¾Š²Š°Š½ŠøŠµ, </w:t>
-      </w:r>
-      <w:r>
-        <w:rPr>
-          <w:lang w:val="et-EE"/>
-        </w:rPr>
-        <w:lastRenderedPageBreak/>
-        <w:t>Š²Š¾ŃŃŃ‚Š°Š½Š¾Š²Š»ŠµŠ½ŠøŠµ, ŃŠæŃ€Š°Š²Š»ŠµŠ½ŠøŠµ Š¾Š±Š½Š¾Š²Š»ŠµŠ½ŠøŃ¸Š¼Šø Šø ŃŃ¸Š·Š²ŠøŠ¼Š¾ŃŃ‚Ń¸Š¼Šø, Š¾Š±Ń€Š°Š±Š¾Ń‚ŠŗŠ° ŠøŠ½Ń†ŠøŠ´ŠµŠ½Ń‚Š¾Š², Š° Ń‚Š°ŠŗŠ¶Šµ ŠæŃ€Š°Š²ŠøŠ»Š° Ń…Ń€Š°Š½ŠµŠ½ŠøŃ¸ Šø ŃŠ´Š°Š»ŠµŠ½ŠøŃ¸ Š´Š°Š½Š½Ń‹Ń….</w:t>
-      </w:r>
-    </w:p>
-    <w:p>
-      <w:pPr>
-        <w:rPr>
-          <w:lang w:val="et-EE"/>
-        </w:rPr>
-      </w:pPr>
-      <w:r>
-        <w:rPr>
-          <w:lang w:val="et-EE"/>
-        </w:rPr>
-        <w:t>Š”Š»Ń¸ Š¾ŠŗŠ°Š·Š°Š½ŠøŃ¸ ŃŃŠ»ŃŠ³Šø SotsiaalAI Š¼Š¾Š¶ŠµŃ‚ ŠøŃŠæŠ¾Š»ŃŠ·Š¾Š²Š°Ń‚Ń Š½ŠµŠ¾Š±Ń…Š¾Š´ŠøŠ¼Ń‹Ń… ŠæŠ¾ŃŃ‚Š°Š²Ń‰ŠøŠŗŠ¾Š² ŃŃŠ»ŃŠ³ ŠøŠ»Šø ŃŃŠ±Š¾Š±Ń€Š°Š±Š¾Ń‚Ń‡ŠøŠŗŠ¾Š², Š½Š°ŠæŃ€ŠøŠ¼ŠµŃ€ Š´Š»Ń¸ Ń…Š¾ŃŃ‚ŠøŠ½Š³Š°, ŃŠµŃ€Š²ŠøŃŠ¾Š² ŠøŃŠŗŃŃŃŃ‚Š²ŠµŠ½Š½Š¾Š³Š¾ ŠøŠ½Ń‚ŠµŠ»Š»ŠµŠŗŃ‚Š°, Š³Š¾Š»Š¾ŃŠ¾Š²Ń‹Ń… ŃŠµŃ€Š²ŠøŃŠ¾Š², Ń¨Š»ŠµŠŗŃ‚Ń€Š¾Š½Š½Š¾Š¹ ŠæŠ¾Ń‡Ń‚Ń‹, Š»Š¾Š³ŠøŃ€Š¾Š²Š°Š½ŠøŃ¸ ŠøŠ»Šø Š¼Š¾Š½ŠøŃ‚Š¾Ń€ŠøŠ½Š³Š°. Š˛Š½Šø ŠøŃŠæŠ¾Š»ŃŠ·ŃŃˇŃ‚ŃŃ¸ Ń‚Š¾Š»ŃŠŗŠ¾ Š² Š¾Š±ŃŃ‘Š¼Šµ, Š½ŠµŠ¾Š±Ń…Š¾Š´ŠøŠ¼Š¾Š¼ Š´Š»Ń¸ Ń„ŃŠ½ŠŗŃ†ŠøŠ¾Š½ŠøŃ€Š¾Š²Š°Š½ŠøŃ¸ ŃŃŠ»ŃŠ³Šø, Šø Š½Š° Š½ŠøŃ… Ń€Š°ŃŠæŃ€Š¾ŃŃ‚Ń€Š°Š½Ń¸ŃˇŃ‚ŃŃ¸ ŃŠ¾Š¾Ń‚Š²ŠµŃ‚ŃŃ‚Š²ŃŃˇŃ‰ŠøŠµ Š¾Š±Ń¸Š·Š°Ń‚ŠµŠ»ŃŃŃ‚Š²Š° ŠæŠ¾ ŠŗŠ¾Š½Ń„ŠøŠ´ŠµŠ½Ń†ŠøŠ°Š»ŃŠ½Š¾ŃŃ‚Šø Šø Š·Š°Ń‰ŠøŃ‚Šµ Š´Š°Š½Š½Ń‹Ń….</w:t>
-      </w:r>
-    </w:p>
-    <w:p>
-      <w:pPr>
-        <w:rPr>
-          <w:lang w:val="et-EE"/>
-        </w:rPr>
-      </w:pPr>
-      <w:r>
-        <w:rPr>
-          <w:lang w:val="et-EE"/>
-        </w:rPr>
-        <w:t>Š•ŃŠ»Šø Š´Š°Š½Š½Ń‹Šµ ŠæŠµŃ€ŠµŠ´Š°ŃˇŃ‚ŃŃ¸ Š·Š° ŠæŃ€ŠµŠ´ŠµŠ»Ń‹ Š•Š²Ń€Š¾ŠæŠµŠ¹ŃŠŗŠ¾Š³Š¾ ŃŠ¾ŃˇŠ·Š° ŠøŠ»Šø Š•Š²Ń€Š¾ŠæŠµŠ¹ŃŠŗŠ¾Š¹ Ń¨ŠŗŠ¾Š½Š¾Š¼ŠøŃ‡ŠµŃŠŗŠ¾Š¹ Š·Š¾Š½Ń‹, ŠæŃ€ŠøŠ¼ŠµŠ½Ń¸ŃˇŃ‚ŃŃ¸ ŃŠ¾Š¾Ń‚Š²ŠµŃ‚ŃŃ‚Š²ŃŃˇŃ‰ŠøŠµ Š¼ŠµŃ€Ń‹ Š·Š°Ń‰ŠøŃ‚Ń‹ Š² ŃŠ¾Š¾Ń‚Š²ŠµŃ‚ŃŃ‚Š²ŠøŠø Ń ŠæŃ€ŠøŠ¼ŠµŠ½ŠøŠ¼Ń‹Š¼ Š·Š°ŠŗŠ¾Š½Š¾Š´Š°Ń‚ŠµŠ»ŃŃŃ‚Š²Š¾Š¼.</w:t>
-      </w:r>
-    </w:p>
-    <w:p>
-      <w:pPr>
-        <w:rPr>
-          <w:lang w:val="et-EE"/>
-        </w:rPr>
-      </w:pPr>
-      <w:r>
-        <w:rPr>
-          <w:lang w:val="et-EE"/>
-        </w:rPr>
-        <w:t>Š˛ŃŠ½Š¾Š²Š½Š¾Šµ Ń€Š°Š·Š¼ŠµŃ‰ŠµŠ½ŠøŠµ ŠæŠ»Š°Ń‚Ń„Š¾Ń€Š¼Ń‹ Š¾ŃŃŃ‰ŠµŃŃ‚Š²Š»Ń¸ŠµŃ‚ŃŃ¸ Š² ŠæŃ€ŠµŠ´ŠµŠ»Š°Ń… Š•Š²Ń€Š¾ŠæŠµŠ¹ŃŠŗŠ¾Š¹ Ń¨ŠŗŠ¾Š½Š¾Š¼ŠøŃ‡ŠµŃŠŗŠ¾Š¹ Š·Š¾Š½Ń‹, Š²ŠŗŠ»ŃˇŃ‡Š°Ń¸ Š­ŃŃ‚Š¾Š½ŠøŃˇ, ŠµŃŠ»Šø ŃŃ‚Š¾Ń€Š¾Š½Ń‹ ŠæŠøŃŃŠ¼ŠµŠ½Š½Š¾ Š½Šµ Š´Š¾Š³Š¾Š²Š¾Ń€ŠøŠ»ŠøŃŃ Š¾Š± ŠøŠ½Š¾Š¼.</w:t>
-      </w:r>
-    </w:p>
-    <w:p>
-      <w:pPr>
-        <w:rPr>
-          <w:b/>
-          <w:bCs/>
-          <w:lang w:val="et-EE"/>
-        </w:rPr>
-      </w:pPr>
-      <w:r>
-        <w:rPr>
-          <w:b/>
-          <w:bCs/>
-          <w:lang w:val="et-EE"/>
-        </w:rPr>
-        <w:t>8. Š˛ŃŠøŠ±ŠŗŠø, Š½Š°Ń€ŃŃŠµŠ½ŠøŃ¸ Šø ŃŠ²ŠµŠ´Š¾Š¼Š»ŠµŠ½ŠøŠµ</w:t>
-      </w:r>
-    </w:p>
-    <w:p>
-      <w:pPr>
-        <w:rPr>
-          <w:lang w:val="et-EE"/>
-        </w:rPr>
-      </w:pPr>
-      <w:r>
-        <w:rPr>
-          <w:lang w:val="et-EE"/>
-        </w:rPr>
-        <w:t>Š•ŃŠ»Šø Ń€Š°Š±Š¾Ń‚Š½ŠøŠŗ Š·Š°Š¼ŠµŃ‡Š°ŠµŃ‚ ŠøŠ»Šø ŠæŠ¾Š´Š¾Š·Ń€ŠµŠ²Š°ŠµŃ‚, Ń‡Ń‚Š¾ Š½Š° ŠæŠ»Š°Ń‚Ń„Š¾Ń€Š¼Ń Š±Ń‹Š»Šø Š²Š²ŠµŠ´ŠµŠ½Ń‹ Š½ŠµŠ²ŠµŃ€Š½Ń‹Šµ, ŠøŠ·Š±Ń‹Ń‚Š¾Ń‡Š½Ń‹Šµ ŠøŠ»Šø Š½ŠµŃŠ°Š½ŠŗŃ†ŠøŠ¾Š½ŠøŃ€Š¾Š²Š°Š½Š½Ń‹Šµ Š´Š°Š½Š½Ń‹Šµ, Š¾Š½ Š¾Š±Ń¸Š·Š°Š½ Š½ŠµŠ·Š°Š¼ŠµŠ´Š»ŠøŃ‚ŠµŠ»ŃŠ½Š¾ ŃŠ¾Š¾Š±Ń‰ŠøŃ‚Ń Š¾Š± Ń¨Ń‚Š¾Š¼ Š² ŃŠ¾Š¾Ń‚Š²ŠµŃ‚ŃŃ‚Š²ŠøŠø Ń Š¾Š±Ń‹Ń‡Š½Ń‹Š¼ ŠæŠ¾Ń€Ń¸Š´ŠŗŠ¾Š¼ Š¾Ń€Š³Š°Š½ŠøŠ·Š°Ń†ŠøŠø.</w:t>
-      </w:r>
-    </w:p>
-    <w:p>
-      <w:pPr>
-        <w:rPr>
-          <w:lang w:val="et-EE"/>
-        </w:rPr>
-      </w:pPr>
-      <w:r>
-        <w:rPr>
-          <w:lang w:val="et-EE"/>
-        </w:rPr>
-        <w:t>Š•ŃŠ»Šø SotsiaalAI ŃŃ‚Š°Š½Š¾Š²ŠøŃ‚ŃŃ¸ ŠøŠ·Š²ŠµŃŃ‚Š½Š¾ Š¾ Š½Š°Ń€ŃŃŠµŠ½ŠøŠø, Š·Š°Ń‚Ń€Š°Š³ŠøŠ²Š°ŃˇŃ‰ŠµŠ¼ Š´Š°Š½Š½Ń‹Šµ Š¾Ń€Š³Š°Š½ŠøŠ·Š°Ń†ŠøŠø, Š¾Š½ ŃŠ²ŠµŠ´Š¾Š¼Š»Ń¸ŠµŃ‚ Š¾Ń€Š³Š°Š½ŠøŠ·Š°Ń†ŠøŃˇ Š±ŠµŠ· Š½ŠµŠ¾ŠæŃ€Š°Š²Š´Š°Š½Š½Š¾Š¹ Š·Š°Š´ŠµŃ€Š¶ŠŗŠø Šø Š¾ŠŗŠ°Š·Ń‹Š²Š°ŠµŃ‚ Ń€Š°Š·ŃŠ¼Š½ŃŃˇ ŠæŠ¾Š¼Š¾Ń‰Ń Š² Š¾Ń†ŠµŠ½ŠŗŠµ Š¾Š±ŃŃ‚Š¾Ń¸Ń‚ŠµŠ»ŃŃŃ‚Š² Š½Š°Ń€ŃŃŠµŠ½ŠøŃ¸, ŠµŠ³Š¾ Š²Š¾Š·Š¼Š¾Š¶Š½Š¾Š³Š¾ Š²Š»ŠøŃ¸Š½ŠøŃ¸ Šø Š´Š°Š»ŃŠ½ŠµŠ¹ŃŠøŃ… ŃŠ°Š³Š¾Š².</w:t>
-      </w:r>
-    </w:p>
-    <w:p>
-      <w:pPr>
-        <w:rPr>
-          <w:b/>
-          <w:bCs/>
-          <w:lang w:val="et-EE"/>
-        </w:rPr>
-      </w:pPr>
-      <w:r>
-        <w:rPr>
-          <w:b/>
-          <w:bCs/>
-          <w:lang w:val="et-EE"/>
-        </w:rPr>
-        <w:t>9. ŠŠ¾Š´ŠæŠøŃŠø Šø Š²ŃŃ‚ŃŠæŠ»ŠµŠ½ŠøŠµ Š² ŃŠøŠ»Ń</w:t>
-      </w:r>
-    </w:p>
-    <w:p>
-      <w:pPr>
-        <w:rPr>
-          <w:lang w:val="et-EE"/>
-        </w:rPr>
-      </w:pPr>
-      <w:r>
-        <w:rPr>
-          <w:lang w:val="et-EE"/>
-        </w:rPr>
-        <w:t>Š¯Š°ŃŃ‚Š¾Ń¸Ń‰ŠøŠ¹ Š´Š¾ŠŗŃŠ¼ŠµŠ½Ń‚ Š²ŃŃ‚ŃŠæŠ°ŠµŃ‚ Š² ŃŠøŠ»Ń ŠŗŠ°Šŗ Š¾ŃŠ½Š¾Š²Š°Š½ŠøŠµ Š´Š»Ń¸ Š²Š½ŃŃ‚Ń€ŠµŠ½Š½ŠµŠ³Š¾ ŠæŃ€Š¾Ń„ŠµŃŃŠøŠ¾Š½Š°Š»ŃŠ½Š¾Š³Š¾ ŠøŃŠæŠ¾Š»ŃŠ·Š¾Š²Š°Š½ŠøŃ¸ Š² Š¾Ń€Š³Š°Š½ŠøŠ·Š°Ń†ŠøŠø ŠæŠ¾ŃŠ»Šµ ŠµŠ³Š¾ ŠæŠ¾Š´ŠæŠøŃŠ°Š½ŠøŃ¸ ŠæŃ€ŠµŠ´ŃŃ‚Š°Š²ŠøŃ‚ŠµŠ»ŠµŠ¼ Š¾Ń€Š³Š°Š½ŠøŠ·Š°Ń†ŠøŠø Šø Ń€Š°Š±Š¾Ń‚Š½ŠøŠŗŠ¾Š¼.</w:t>
-      </w:r>
-    </w:p>
-    <w:p>
-      <w:pPr>
-        <w:rPr>
-          <w:lang w:val="et-EE"/>
-        </w:rPr>
-      </w:pPr>
-      <w:r>
-        <w:rPr>
-          <w:lang w:val="et-EE"/>
-        </w:rPr>
-        <w:t>Š”Š¾Š³Š¾Š²Š¾Ń€Š½Š°Ń¸ Ń‡Š°ŃŃ‚Ń Š½Š°ŃŃ‚Š¾Ń¸Ń‰ŠµŠ³Š¾ Š´Š¾ŠŗŃŠ¼ŠµŠ½Ń‚Š° Š²ŃŃ‚ŃŠæŠ°ŠµŃ‚ Š² ŃŠøŠ»Ń Š² Š¾Ń‚Š½Š¾ŃŠµŠ½ŠøŠø SotsiaalAI ŠæŠ¾ŃŠ»Šµ Ń‚Š¾Š³Š¾, ŠŗŠ°Šŗ Š¾Ń€Š³Š°Š½ŠøŠ·Š°Ń†ŠøŃ¸ Šø SotsiaalAI ŠæŠ¾Š´ŠæŠøŃŃŃ‚ Š´Š¾ŠŗŃŠ¼ŠµŠ½Ń‚ Š¾Š´ŠøŠ½Š°ŠŗŠ¾Š²Š¾Š³Š¾ ŃŠ¾Š´ŠµŃ€Š¶Š°Š½ŠøŃ¸.</w:t>
-      </w:r>
-    </w:p>
-    <w:p/>
-    <w:tbl>
-      <w:tblPr>
-        <w:tblW w:w="0" w:type="auto"/>
-        <w:jc w:val="center"/>
-        <w:tblBorders>
-          <w:top w:val="single" w:sz="6" w:space="0" w:color="D8CBC5"/>
-          <w:left w:val="single" w:sz="6" w:space="0" w:color="D8CBC5"/>
-          <w:bottom w:val="single" w:sz="6" w:space="0" w:color="D8CBC5"/>
-          <w:right w:val="single" w:sz="6" w:space="0" w:color="D8CBC5"/>
-          <w:insideH w:val="single" w:sz="6" w:space="0" w:color="D8CBC5"/>
-          <w:insideV w:val="single" w:sz="6" w:space="0" w:color="D8CBC5"/>
-        </w:tblBorders>
-        <w:tblLayout w:type="fixed"/>
-        <w:tblLook w:val="04A0" w:firstRow="1" w:lastRow="0" w:firstColumn="1" w:lastColumn="0" w:noHBand="0" w:noVBand="1"/>
-      </w:tblPr>
-      <w:tblGrid>
-        <w:gridCol w:w="2948"/>
-        <w:gridCol w:w="5216"/>
-      </w:tblGrid>
-      <w:tr>
-        <w:trPr>
-          <w:trHeight w:val="360"/>
-          <w:jc w:val="center"/>
-        </w:trPr>
-        <w:tc>
-          <w:tcPr>
-            <w:tcW w:w="2948" w:type="dxa"/>
-            <w:shd w:val="clear" w:color="auto" w:fill="EFE7E3"/>
-            <w:tcMar>
-              <w:top w:w="85" w:type="dxa"/>
-              <w:left w:w="100" w:type="dxa"/>
-              <w:bottom w:w="85" w:type="dxa"/>
-              <w:right w:w="100" w:type="dxa"/>
-            </w:tcMar>
-            <w:vAlign w:val="center"/>
-          </w:tcPr>
-          <w:p>
-            <w:pPr>
-              <w:spacing w:after="0"/>
-            </w:pPr>
-            <w:r>
-              <w:rPr>
-                <w:b/>
-              </w:rPr>
-              <w:t>Š˛Ń€Š³Š°Š½ŠøŠ·Š°Ń†ŠøŃ¸</w:t>
-            </w:r>
-          </w:p>
-        </w:tc>
-        <w:tc>
-          <w:tcPr>
-            <w:tcW w:w="5216" w:type="dxa"/>
-            <w:tcMar>
-              <w:top w:w="85" w:type="dxa"/>
-              <w:left w:w="100" w:type="dxa"/>
-              <w:bottom w:w="85" w:type="dxa"/>
-              <w:right w:w="100" w:type="dxa"/>
-            </w:tcMar>
-            <w:vAlign w:val="center"/>
-          </w:tcPr>
-          <w:p>
-            <w:pPr>
-              <w:spacing w:after="0"/>
-            </w:pPr>
-            <w:r>
-              <w:t xml:space="preserve"> </w:t>
-            </w:r>
-          </w:p>
-        </w:tc>
-      </w:tr>
-      <w:tr>
-        <w:trPr>
-          <w:trHeight w:val="360"/>
-          <w:jc w:val="center"/>
-        </w:trPr>
-        <w:tc>
-          <w:tcPr>
-            <w:tcW w:w="2948" w:type="dxa"/>
-            <w:shd w:val="clear" w:color="auto" w:fill="EFE7E3"/>
-            <w:tcMar>
-              <w:top w:w="85" w:type="dxa"/>
-              <w:left w:w="100" w:type="dxa"/>
-              <w:bottom w:w="85" w:type="dxa"/>
-              <w:right w:w="100" w:type="dxa"/>
-            </w:tcMar>
-            <w:vAlign w:val="center"/>
-          </w:tcPr>
-          <w:p>
-            <w:pPr>
-              <w:spacing w:after="0"/>
-            </w:pPr>
-            <w:r>
-              <w:rPr>
-                <w:b/>
-              </w:rPr>
-              <w:t>Š”Š°Ń‚Š° Š²ŃŃ‚ŃŠæŠ»ŠµŠ½ŠøŃ¸ Š² ŃŠøŠ»Ń</w:t>
-            </w:r>
-          </w:p>
-        </w:tc>
-        <w:tc>
-          <w:tcPr>
-            <w:tcW w:w="5216" w:type="dxa"/>
-            <w:tcMar>
-              <w:top w:w="85" w:type="dxa"/>
-              <w:left w:w="100" w:type="dxa"/>
-              <w:bottom w:w="85" w:type="dxa"/>
-              <w:right w:w="100" w:type="dxa"/>
-            </w:tcMar>
-            <w:vAlign w:val="center"/>
-          </w:tcPr>
-          <w:p>
-            <w:pPr>
-              <w:spacing w:after="0"/>
-            </w:pPr>
-            <w:r>
-              <w:t xml:space="preserve"> </w:t>
-            </w:r>
-          </w:p>
-        </w:tc>
-      </w:tr>
-    </w:tbl>
-    <w:p>
-      <w:pPr>
-        <w:spacing w:after="120" w:line="283" w:lineRule="auto"/>
-      </w:pPr>
-    </w:p>
-    <w:tbl>
-      <w:tblPr>
-        <w:tblW w:w="0" w:type="auto"/>
-        <w:jc w:val="center"/>
-        <w:tblBorders>
-          <w:top w:val="single" w:sz="6" w:space="0" w:color="D8CBC5"/>
-          <w:left w:val="single" w:sz="6" w:space="0" w:color="D8CBC5"/>
-          <w:bottom w:val="single" w:sz="6" w:space="0" w:color="D8CBC5"/>
-          <w:right w:val="single" w:sz="6" w:space="0" w:color="D8CBC5"/>
-          <w:insideH w:val="single" w:sz="6" w:space="0" w:color="D8CBC5"/>
-          <w:insideV w:val="single" w:sz="6" w:space="0" w:color="D8CBC5"/>
-        </w:tblBorders>
-        <w:tblLayout w:type="fixed"/>
-        <w:tblLook w:val="04A0" w:firstRow="1" w:lastRow="0" w:firstColumn="1" w:lastColumn="0" w:noHBand="0" w:noVBand="1"/>
-      </w:tblPr>
-      <w:tblGrid>
-        <w:gridCol w:w="3118"/>
-        <w:gridCol w:w="2721"/>
-        <w:gridCol w:w="2324"/>
-      </w:tblGrid>
-      <w:tr>
-        <w:trPr>
-          <w:trHeight w:val="320"/>
-          <w:jc w:val="center"/>
-        </w:trPr>
-        <w:tc>
-          <w:tcPr>
-            <w:tcW w:w="3118" w:type="dxa"/>
-            <w:shd w:val="clear" w:color="auto" w:fill="E7DDD7"/>
-            <w:tcMar>
-              <w:top w:w="70" w:type="dxa"/>
-              <w:left w:w="90" w:type="dxa"/>
-              <w:bottom w:w="70" w:type="dxa"/>
-              <w:right w:w="90" w:type="dxa"/>
-            </w:tcMar>
-            <w:vAlign w:val="center"/>
-          </w:tcPr>
-          <w:p>
-            <w:pPr>
-              <w:spacing w:after="0"/>
-            </w:pPr>
-            <w:r>
-              <w:rPr>
-                <w:b/>
-                <w:sz w:val="21"/>
-              </w:rPr>
-              <w:t>ŠŠ¾Š´ŠæŠøŃŠ°Š½Ń‚</w:t>
-            </w:r>
-          </w:p>
-        </w:tc>
-        <w:tc>
-          <w:tcPr>
-            <w:tcW w:w="2721" w:type="dxa"/>
-            <w:shd w:val="clear" w:color="auto" w:fill="E7DDD7"/>
-            <w:tcMar>
-              <w:top w:w="70" w:type="dxa"/>
-              <w:left w:w="90" w:type="dxa"/>
-              <w:bottom w:w="70" w:type="dxa"/>
-              <w:right w:w="90" w:type="dxa"/>
-            </w:tcMar>
-            <w:vAlign w:val="center"/>
-          </w:tcPr>
-          <w:p>
-            <w:pPr>
-              <w:spacing w:after="0"/>
-            </w:pPr>
-            <w:r>
-              <w:rPr>
-                <w:b/>
-                <w:sz w:val="21"/>
-              </w:rPr>
-              <w:t>ŠŠ¼Ń¸ Šø Š´Š¾Š»Š¶Š½Š¾ŃŃ‚Ń</w:t>
-            </w:r>
-          </w:p>
-        </w:tc>
-        <w:tc>
-          <w:tcPr>
-            <w:tcW w:w="2324" w:type="dxa"/>
-            <w:shd w:val="clear" w:color="auto" w:fill="E7DDD7"/>
-            <w:tcMar>
-              <w:top w:w="70" w:type="dxa"/>
-              <w:left w:w="90" w:type="dxa"/>
-              <w:bottom w:w="70" w:type="dxa"/>
-              <w:right w:w="90" w:type="dxa"/>
-            </w:tcMar>
-            <w:vAlign w:val="center"/>
-          </w:tcPr>
-          <w:p>
-            <w:pPr>
-              <w:spacing w:after="0"/>
-            </w:pPr>
-            <w:r>
-              <w:rPr>
-                <w:b/>
-                <w:sz w:val="21"/>
-              </w:rPr>
-              <w:t>Š”Š°Ń‚Š° Šø ŠæŠ¾Š´ŠæŠøŃŃ</w:t>
-            </w:r>
-          </w:p>
-        </w:tc>
-      </w:tr>
-      <w:tr>
-        <w:trPr>
-          <w:trHeight w:val="320"/>
-          <w:jc w:val="center"/>
-        </w:trPr>
-        <w:tc>
-          <w:tcPr>
-            <w:tcW w:w="3118" w:type="dxa"/>
-            <w:tcMar>
-              <w:top w:w="70" w:type="dxa"/>
-              <w:left w:w="90" w:type="dxa"/>
-              <w:bottom w:w="70" w:type="dxa"/>
-              <w:right w:w="90" w:type="dxa"/>
-            </w:tcMar>
-            <w:vAlign w:val="center"/>
-          </w:tcPr>
-          <w:p>
-            <w:pPr>
-              <w:spacing w:after="0"/>
-            </w:pPr>
-            <w:r>
-              <w:rPr>
-                <w:sz w:val="21"/>
-              </w:rPr>
-              <w:t>ŠŃ€ŠµŠ´ŃŃ‚Š°Š²ŠøŃ‚ŠµŠ»Ń Š¾Ń€Š³Š°Š½ŠøŠ·Š°Ń†ŠøŠø</w:t>
-            </w:r>
-            <w:r>
-              <w:rPr>
-                <w:sz w:val="21"/>
-              </w:rPr>
-              <w:t xml:space="preserve"> </w:t>
-            </w:r>
-          </w:p>
-        </w:tc>
-        <w:tc>
-          <w:tcPr>
-            <w:tcW w:w="2721" w:type="dxa"/>
-            <w:tcMar>
-              <w:top w:w="70" w:type="dxa"/>
-              <w:left w:w="90" w:type="dxa"/>
-              <w:bottom w:w="70" w:type="dxa"/>
-              <w:right w:w="90" w:type="dxa"/>
-            </w:tcMar>
-            <w:vAlign w:val="center"/>
-          </w:tcPr>
-          <w:p>
-            <w:pPr>
-              <w:spacing w:after="0"/>
-            </w:pPr>
-            <w:r>
-              <w:rPr>
-                <w:sz w:val="21"/>
-              </w:rPr>
-              <w:t xml:space="preserve"> </w:t>
-            </w:r>
-          </w:p>
-        </w:tc>
-        <w:tc>
-          <w:tcPr>
-            <w:tcW w:w="2324" w:type="dxa"/>
-            <w:tcMar>
-              <w:top w:w="70" w:type="dxa"/>
-              <w:left w:w="90" w:type="dxa"/>
-              <w:bottom w:w="70" w:type="dxa"/>
-              <w:right w:w="90" w:type="dxa"/>
-            </w:tcMar>
-            <w:vAlign w:val="center"/>
-          </w:tcPr>
-          <w:p>
-            <w:pPr>
-              <w:spacing w:after="0"/>
-            </w:pPr>
-            <w:r>
-              <w:rPr>
-                <w:sz w:val="21"/>
-              </w:rPr>
-              <w:t xml:space="preserve"> </w:t>
-            </w:r>
-          </w:p>
-        </w:tc>
-      </w:tr>
-      <w:tr>
-        <w:trPr>
-          <w:trHeight w:val="320"/>
-          <w:jc w:val="center"/>
-        </w:trPr>
-        <w:tc>
-          <w:tcPr>
-            <w:tcW w:w="3118" w:type="dxa"/>
-            <w:tcMar>
-              <w:top w:w="70" w:type="dxa"/>
-              <w:left w:w="90" w:type="dxa"/>
-              <w:bottom w:w="70" w:type="dxa"/>
-              <w:right w:w="90" w:type="dxa"/>
-            </w:tcMar>
-            <w:vAlign w:val="center"/>
-          </w:tcPr>
-          <w:p>
-            <w:pPr>
-              <w:spacing w:after="0"/>
-            </w:pPr>
-            <w:r>
-              <w:rPr>
-                <w:sz w:val="21"/>
-              </w:rPr>
-              <w:t>ŠŃ€ŠµŠ´ŃŃ‚Š°Š²ŠøŃ‚ŠµŠ»Ń pŠ°Š±Š¾Ń‚Š½ŠøŠŗ</w:t>
-            </w:r>
-          </w:p>
-        </w:tc>
-        <w:tc>
-          <w:tcPr>
-            <w:tcW w:w="2721" w:type="dxa"/>
-            <w:tcMar>
-              <w:top w:w="70" w:type="dxa"/>
-              <w:left w:w="90" w:type="dxa"/>
-              <w:bottom w:w="70" w:type="dxa"/>
-              <w:right w:w="90" w:type="dxa"/>
-            </w:tcMar>
-            <w:vAlign w:val="center"/>
-          </w:tcPr>
-          <w:p>
-            <w:pPr>
-              <w:spacing w:after="0"/>
-            </w:pPr>
-          </w:p>
-        </w:tc>
-        <w:tc>
-          <w:tcPr>
-            <w:tcW w:w="2324" w:type="dxa"/>
-            <w:tcMar>
-              <w:top w:w="70" w:type="dxa"/>
-              <w:left w:w="90" w:type="dxa"/>
-              <w:bottom w:w="70" w:type="dxa"/>
-              <w:right w:w="90" w:type="dxa"/>
-            </w:tcMar>
-            <w:vAlign w:val="center"/>
-          </w:tcPr>
-          <w:p>
-            <w:pPr>
-              <w:spacing w:after="0"/>
-            </w:pPr>
-          </w:p>
-        </w:tc>
-      </w:tr>
-      <w:tr>
-        <w:trPr>
-          <w:trHeight w:val="320"/>
-          <w:jc w:val="center"/>
-        </w:trPr>
-        <w:tc>
-          <w:tcPr>
-            <w:tcW w:w="3118" w:type="dxa"/>
-            <w:tcMar>
-              <w:top w:w="70" w:type="dxa"/>
-              <w:left w:w="90" w:type="dxa"/>
-              <w:bottom w:w="70" w:type="dxa"/>
-              <w:right w:w="90" w:type="dxa"/>
-            </w:tcMar>
-            <w:vAlign w:val="center"/>
-          </w:tcPr>
-          <w:p>
-            <w:pPr>
-              <w:spacing w:after="0"/>
-            </w:pPr>
-            <w:r>
-              <w:rPr>
-                <w:sz w:val="21"/>
-              </w:rPr>
-              <w:lastRenderedPageBreak/>
-              <w:t>ŠŃ€ŠµŠ´ŃŃ‚Š°Š²ŠøŃ‚ŠµŠ»Ń SotsiaalAI OĆ</w:t>
-            </w:r>
-          </w:p>
-        </w:tc>
-        <w:tc>
-          <w:tcPr>
-            <w:tcW w:w="2721" w:type="dxa"/>
-            <w:tcMar>
-              <w:top w:w="70" w:type="dxa"/>
-              <w:left w:w="90" w:type="dxa"/>
-              <w:bottom w:w="70" w:type="dxa"/>
-              <w:right w:w="90" w:type="dxa"/>
-            </w:tcMar>
-            <w:vAlign w:val="center"/>
-          </w:tcPr>
-          <w:p>
-            <w:pPr>
-              <w:spacing w:after="0"/>
-            </w:pPr>
-            <w:r>
-              <w:rPr>
-                <w:sz w:val="21"/>
-              </w:rPr>
-              <w:t xml:space="preserve"> Laur Raudsoo, Ń‡Š»ŠµŠ½ ŠæŃ€Š°Š²Š»ŠµŠ½ŠøŃ¸</w:t>
-            </w:r>
-          </w:p>
-        </w:tc>
-        <w:tc>
-          <w:tcPr>
-            <w:tcW w:w="2324" w:type="dxa"/>
-            <w:tcMar>
-              <w:top w:w="70" w:type="dxa"/>
-              <w:left w:w="90" w:type="dxa"/>
-              <w:bottom w:w="70" w:type="dxa"/>
-              <w:right w:w="90" w:type="dxa"/>
-            </w:tcMar>
-            <w:vAlign w:val="center"/>
-          </w:tcPr>
-          <w:p>
-            <w:pPr>
-              <w:spacing w:after="0"/>
-            </w:pPr>
-            <w:r>
-              <w:rPr>
-                <w:sz w:val="21"/>
-              </w:rPr>
-              <w:t xml:space="preserve"> 23.04.2026, Ń†ŠøŃ„Ń€Š¾Š²Š°Ń¸ ŠæŠ¾Š´ŠæŠøŃŃ</w:t>
-            </w:r>
-          </w:p>
-        </w:tc>
-      </w:tr>
-    </w:tbl>
-    <w:p>
-      <w:pPr>
-        <w:spacing w:before="200" w:line="264" w:lineRule="auto"/>
-      </w:pPr>
-    </w:p>
-    <w:sectPr>
-      <w:headerReference w:type="default" r:id="rId8"/>
-      <w:pgSz w:w="12240" w:h="15840"/>
-      <w:pgMar w:top="1247" w:right="1304" w:bottom="1247" w:left="1304" w:header="720" w:footer="720" w:gutter="0"/>
-      <w:cols w:space="720"/>
-      <w:docGrid w:linePitch="360"/>
-    </w:sectPr>
-  </w:body>
-</w:document>
+<file path=word/document.xml>?<?xml version="1.0" encoding="UTF-8" standalone="yes"?>
+<w:document xmlns:wpc="http://schemas.microsoft.com/office/word/2010/wordprocessingCanvas" xmlns:cx="http://schemas.microsoft.com/office/drawing/2014/chartex" xmlns:cx1="http://schemas.microsoft.com/office/drawing/2015/9/8/chartex" xmlns:cx2="http://schemas.microsoft.com/office/drawing/2015/10/21/chartex" xmlns:cx3="http://schemas.microsoft.com/office/drawing/2016/5/9/chartex" xmlns:cx4="http://schemas.microsoft.com/office/drawing/2016/5/10/chartex" xmlns:cx5="http://schemas.microsoft.com/office/drawing/2016/5/11/chartex" xmlns:cx6="http://schemas.microsoft.com/office/drawing/2016/5/12/chartex" xmlns:cx7="http://schemas.microsoft.com/office/drawing/2016/5/13/chartex" xmlns:cx8="http://schemas.microsoft.com/office/drawing/2016/5/14/chartex" xmlns:mc="http://schemas.openxmlformats.org/markup-compatibility/2006" xmlns:aink="http://schemas.microsoft.com/office/drawing/2016/ink" xmlns:am3d="http://schemas.microsoft.com/office/drawing/2017/model3d" xmlns:o="urn:schemas-microsoft-com:office:office" xmlns:oel="http://schemas.microsoft.com/office/2019/extlst" xmlns:r="http://schemas.openxmlformats.org/officeDocument/2006/relationships" xmlns:m="http://schemas.openxmlformats.org/officeDocument/2006/math" xmlns:v="urn:schemas-microsoft-com:vml" xmlns:wp14="http://schemas.microsoft.com/office/word/2010/wordprocessingDrawing" xmlns:wp="http://schemas.openxmlformats.org/drawingml/2006/wordprocessingDrawing" xmlns:w10="urn:schemas-microsoft-com:office:word" xmlns:w="http://schemas.openxmlformats.org/wordprocessingml/2006/main" xmlns:w14="http://schemas.microsoft.com/office/word/2010/wordml" xmlns:w15="http://schemas.microsoft.com/office/word/2012/wordml" xmlns:w16cex="http://schemas.microsoft.com/office/word/2018/wordml/cex" xmlns:w16cid="http://schemas.microsoft.com/office/word/2016/wordml/cid" xmlns:w16="http://schemas.microsoft.com/office/word/2018/wordml" xmlns:w16du="http://schemas.microsoft.com/office/word/2023/wordml/word16du" xmlns:w16sdtdh="http://schemas.microsoft.com/office/word/2020/wordml/sdtdatahash" xmlns:w16sdtfl="http://schemas.microsoft.com/office/word/2024/wordml/sdtformatlock" xmlns:w16se="http://schemas.microsoft.com/office/word/2015/wordml/symex" xmlns:wpg="http://schemas.microsoft.com/office/word/2010/wordprocessingGroup" xmlns:wpi="http://schemas.microsoft.com/office/word/2010/wordprocessingInk" xmlns:wne="http://schemas.microsoft.com/office/word/2006/wordml" xmlns:wps="http://schemas.microsoft.com/office/word/2010/wordprocessingShape" mc:Ignorable="w14 w15 w16se w16cid w16 w16cex w16sdtdh w16sdtfl w16du wp14"><w:body><w:p><w:pPr><w:jc w:val="center"/></w:pPr><w:r><w:t>Рамки профе�?�?ионал�?ного и�?пол�?зования и �?огла�?ение об обработке данных</w:t></w:r></w:p><w:p><w:pPr><w:rPr><w:rFonts w:asciiTheme="majorHAnsi" w:eastAsiaTheme="majorEastAsia" w:hAnsiTheme="majorHAnsi" w:cstheme="majorBidi"/><w:b/><w:color w:val="7A3E3E"/><w:spacing w:val="5"/><w:kern w:val="28"/><w:sz w:val="40"/><w:szCs w:val="52"/></w:rPr></w:pPr></w:p><w:p><w:pPr><w:rPr><w:b/><w:bCs/><w:lang w:val="et-EE"/></w:rPr></w:pPr><w:r><w:rPr><w:b/><w:bCs/><w:lang w:val="et-EE"/></w:rPr><w:t>�?равовая о�?нова и хранение данных</w:t></w:r></w:p><w:p><w:pPr><w:rPr><w:lang w:val="et-EE"/></w:rPr></w:pPr><w:r><w:rPr><w:lang w:val="et-EE"/></w:rPr><w:t>На�?тоящий док�?мент о�?нован на применимом законодател�?�?тве об обработке пер�?онал�?ных данных, прежде в�?его на Регламенте (Е�?) 2016/679 Европей�?кого парламента и �?овета, Законе Э�?тонии о защите пер�?онал�?ных данных, а при необходимо�?ти — и на иных правовых актах, рег�?лир�?ющих �?фер�? деятел�?но�?ти организации. Е�?ли на организацию ра�?про�?траняют�?я требования, ка�?ающие�?я п�?бличной информации, �?правления док�?ментами, архивирования или иных обязанно�?тей по хранению док�?ментов, эти требования также должны �?облюдат�?�?я при и�?пол�?зовании SotsiaalAI.</w:t></w:r></w:p><w:p><w:pPr><w:rPr><w:lang w:val="et-EE"/></w:rPr></w:pPr><w:r><w:rPr><w:lang w:val="et-EE"/></w:rPr><w:t>Данные, док�?менты и иные рабочие материалы мог�?т и�?пол�?зоват�?�?я, хранит�?�?я и обрабатыват�?�?я в SotsiaalAI тол�?ко в об�?ёме, необходимом для выполнения рабочих задач, оказания �?�?л�?ги или и�?полнения обязанно�?ти, вытекающей из закона. Данные не хранят�?я дол�?�?е, чем это необходимо. �?огда о�?нование для хранения прекращает�?я, данные �?даляют�?я, возвращают�?я или архивир�?ют�?я в �?оответ�?твии �? �?огла�?ением �?торон, применимыми обязанно�?тями по хранению и техниче�?кими возможно�?тями.</w:t></w:r></w:p><w:p><w:pPr><w:rPr><w:b/><w:bCs/><w:lang w:val="et-EE"/></w:rPr></w:pPr><w:r><w:rPr><w:b/><w:bCs/><w:lang w:val="et-EE"/></w:rPr><w:t>1. Для чего предназначен этот док�?мент</w:t></w:r></w:p><w:p><w:pPr><w:rPr><w:lang w:val="et-EE"/></w:rPr></w:pPr><w:r><w:rPr><w:lang w:val="et-EE"/></w:rPr><w:t>На�?тоящий док�?мент об�?единяет в одном файле о�?нование для профе�?�?ионал�?ного и�?пол�?зования SotsiaalAI в организации, о�?новные правила и�?пол�?зования, подтверждение работника, а также пи�?�?менное �?огла�?ение межд�? организацией и SotsiaalAI об обработке данных в той мере, в какой SotsiaalAI обрабатывает данные от имени организации.</w:t></w:r></w:p><w:p><w:pPr><w:rPr><w:lang w:val="et-EE"/></w:rPr></w:pPr><w:r><w:rPr><w:lang w:val="et-EE"/></w:rPr><w:t>SotsiaalAI являет�?я рабочим ин�?тр�?ментом. Его можно и�?пол�?зоват�? для подготовки док�?ментов, пи�?ем, �?водок, отчётов и иных рабочих черновиков, для �?порядочивания информации, а также для хранения и и�?пол�?зования рабочих файлов на платформе. SotsiaalAI помогает работник�? выполнят�? работ�?, но не принимает ре�?ения за человека. В�?ё �?�?ще�?твенное должно быт�? проверено человеком до и�?пол�?зования.</w:t></w:r></w:p><w:p><w:pPr><w:rPr><w:lang w:val="et-EE"/></w:rPr></w:pPr><w:r><w:rPr><w:lang w:val="et-EE"/></w:rPr><w:t>На�?тоящий док�?мент �?ам по �?ебе не даёт права и�?пол�?зоват�? пер�?онал�?ные данные каким �?годно образом. До начала и�?пол�?зования SotsiaalAI организация должна �?бедит�?�?я, что и�?пол�?зование данных являет�?я необходимым, доп�?�?тимым и �?оответ�?тв�?ет закон�?.</w:t></w:r></w:p><w:p><w:pPr><w:rPr><w:b/><w:bCs/><w:lang w:val="et-EE"/></w:rPr></w:pPr><w:r><w:rPr><w:b/><w:bCs/><w:lang w:val="et-EE"/></w:rPr><w:t>2. О�?новные правила и�?пол�?зования</w:t></w:r></w:p><w:p><w:pPr><w:rPr><w:lang w:val="et-EE"/></w:rPr></w:pPr><w:r><w:rPr><w:lang w:val="et-EE"/></w:rPr><w:t>SotsiaalAI может и�?пол�?зоват�?�?я тол�?ко в �?л�?жебных целях и в �?оответ�?твии �? вн�?тренними ин�?тр�?кциями организации.</w:t></w:r></w:p><w:p><w:pPr><w:rPr><w:lang w:val="et-EE"/></w:rPr></w:pPr><w:r><w:rPr><w:lang w:val="et-EE"/></w:rPr><w:t xml:space="preserve">SotsiaalAI не может и�?пол�?зоват�?�?я как един�?твенное о�?нование для принятия ре�?ения, влияющего на права, обязанно�?ти, по�?обия, �?�?л�?ги или ин�?ю важн�?ю �?ит�?ацию человека. </w:t></w:r><w:r><w:rPr><w:lang w:val="et-EE"/></w:rPr><w:lastRenderedPageBreak/><w:t>Окончател�?ная оценка и ре�?ение в�?егда о�?тают�?я за человеком и, при необходимо�?ти, за организацией.</w:t></w:r></w:p><w:p><w:pPr><w:rPr><w:lang w:val="et-EE"/></w:rPr></w:pPr><w:r><w:rPr><w:lang w:val="et-EE"/></w:rPr><w:t>�?латформа может и�?пол�?зоват�?�?я для форм�?лирования тек�?тов, подготовки �?водок и отчётов, �?о�?тавления рабочих черновиков, �?порядочивания информации, а также для хранения и и�?пол�?зования рабочих файлов в одной �?реде.</w:t></w:r></w:p><w:p><w:pPr><w:rPr><w:b/><w:bCs/><w:lang w:val="et-EE"/></w:rPr></w:pPr><w:r><w:rPr><w:b/><w:bCs/><w:lang w:val="et-EE"/></w:rPr><w:t>3. �?�?пол�?зование данных</w:t></w:r></w:p><w:p><w:pPr><w:rPr><w:lang w:val="et-EE"/></w:rPr></w:pPr><w:r><w:rPr><w:lang w:val="et-EE"/></w:rPr><w:t>На платформ�? вводит�?я и на ней хранит�?я тол�?ко такой об�?ём информации, который необходим для выполнения работы. �?о возможно�?ти �?ит�?ацию �?лед�?ет опи�?ыват�? более общо и таким образом, чтобы человека нел�?зя было �?раз�? идентифицироват�?.</w:t></w:r></w:p><w:p><w:pPr><w:rPr><w:lang w:val="et-EE"/></w:rPr></w:pPr><w:r><w:rPr><w:lang w:val="et-EE"/></w:rPr><w:t>Е�?ли для выполнения рабочих задач в�?ё же необходимо и�?пол�?зоват�? ч�?в�?твител�?ные данные или точные пер�?онал�?ные данные человека, это доп�?�?кает�?я тол�?ко в том �?л�?чае, е�?ли такое и�?пол�?зование необходимо для выполнения �?л�?жебных обязанно�?тей, разре�?ено организацией и �?оответ�?тв�?ет применимом�? законодател�?�?тв�?. Даже в таком �?л�?чае и�?пол�?з�?ет�?я тол�?ко минимал�?но необходимый об�?ём данных.</w:t></w:r></w:p><w:p><w:pPr><w:rPr><w:lang w:val="et-EE"/></w:rPr></w:pPr><w:r><w:rPr><w:lang w:val="et-EE"/></w:rPr><w:t>На платформ�? нел�?зя вводит�? пароли, коды входа, данные банков�?ких карт и иные конфиденциал�?ные данные до�?т�?па. Также нел�?зя добавлят�? данные или файлы �?по�?обом, который противоречил бы закон�?, �?л�?жебной тайне, профе�?�?ионал�?ной этике, обязател�?�?тв�? конфиденциал�?но�?ти или вн�?тренним правилам организации.</w:t></w:r></w:p><w:p><w:pPr><w:rPr><w:b/><w:bCs/><w:lang w:val="et-EE"/></w:rPr></w:pPr><w:r><w:rPr><w:b/><w:bCs/><w:lang w:val="et-EE"/></w:rPr><w:t>4. Ответ�?твенно�?т�?</w:t></w:r></w:p><w:p><w:pPr><w:rPr><w:lang w:val="et-EE"/></w:rPr></w:pPr><w:r><w:rPr><w:lang w:val="et-EE"/></w:rPr><w:t>Организация не�?ёт ответ�?твенно�?т�? за то, чтобы работник�? было чётко понятно, для чего SotsiaalAI можно и�?пол�?зоват�?, а для чего нел�?зя. Организация ре�?ает, когда можно и�?пол�?зоват�? идентифицир�?емые или ч�?в�?твител�?ные данные, н�?жны ли дополнител�?ные меры защиты и какие ограничения или вн�?тренние правила применяют�?я к таком�? и�?пол�?зованию.</w:t></w:r></w:p><w:p><w:pPr><w:rPr><w:lang w:val="et-EE"/></w:rPr></w:pPr><w:r><w:rPr><w:lang w:val="et-EE"/></w:rPr><w:t>Работник и�?пол�?з�?ет SotsiaalAI тол�?ко в �?л�?жебных целях и в �?оответ�?твии �? ин�?тр�?кциями организации. Работник отвечает за то, чтобы не вводит�? бол�?�?е данных, чем необходимо, в�?егда �?амо�?тоятел�?но проверят�? рез�?л�?таты, выдаваемые платформой, и не и�?пол�?зоват�? SotsiaalAI для принятия окончател�?ного ре�?ения о человеке.</w:t></w:r></w:p><w:p><w:pPr><w:rPr><w:b/><w:bCs/><w:lang w:val="et-EE"/></w:rPr></w:pPr><w:r><w:rPr><w:b/><w:bCs/><w:lang w:val="et-EE"/></w:rPr><w:t>5. �?редварител�?ная оценка �?о �?тороны организации</w:t></w:r></w:p><w:p><w:pPr><w:rPr><w:lang w:val="et-EE"/></w:rPr></w:pPr><w:r><w:rPr><w:lang w:val="et-EE"/></w:rPr><w:t>�?одпи�?ывая на�?тоящий док�?мент, организация подтверждает, что до и�?пол�?зования идентифицир�?емых или ч�?в�?твител�?ных данных она как миним�?м оценила �?лед�?ющие вопро�?ы: цел�? и�?пол�?зования, правовое о�?нование и�?пол�?зования данных, доп�?�?тимо�?т�? такого и�?пол�?зования, необходимо�?т�? дополнител�?ной оценки или дополнител�?ных мер защиты, а также то, были ли работникам предо�?тавлены до�?таточные ин�?тр�?кции и правила и�?пол�?зования.</w:t></w:r></w:p><w:p><w:pPr><w:rPr><w:b/><w:bCs/><w:lang w:val="et-EE"/></w:rPr></w:pPr><w:r><w:rPr><w:b/><w:bCs/><w:lang w:val="et-EE"/></w:rPr><w:t>6. �?огла�?ение об обработке данных</w:t></w:r></w:p><w:p><w:pPr><w:rPr><w:lang w:val="et-EE"/></w:rPr></w:pPr><w:r><w:rPr><w:lang w:val="et-EE"/></w:rPr><w:lastRenderedPageBreak/><w:t>На�?тоящий док�?мент также являет�?я пи�?�?менным �?огла�?ением межд�? организацией и SotsiaalAI об обработке данных в той мере, в какой SotsiaalAI обрабатывает пер�?онал�?ные данные от имени организации. Для целей этой ча�?ти док�?мента организация ра�?�?матривает�?я как ответ�?твенный обработчик, а SotsiaalAI — как �?полномоченный обработчик в той мере, в какой такое ра�?пределение ролей применимо к �?оответ�?тв�?ющей обработке.</w:t></w:r></w:p><w:p><w:pPr><w:rPr><w:lang w:val="et-EE"/></w:rPr></w:pPr><w:r><w:rPr><w:lang w:val="et-EE"/></w:rPr><w:t>Эта ча�?т�? в�?т�?пает в �?ил�? по�?ле того, как организация и SotsiaalAI подпи�?�?т док�?мент одинакового �?одержания.</w:t></w:r></w:p><w:p><w:pPr><w:rPr><w:lang w:val="et-EE"/></w:rPr></w:pPr><w:r><w:rPr><w:lang w:val="et-EE"/></w:rPr><w:t>SotsiaalAI обрабатывает данные от имени организации тол�?ко в об�?ёме, необходимом для оказания �?�?л�?ги. Это может включат�? хранение файлов, подготовк�? док�?ментов, �?водок, отчётов и иных рабочих черновиков, �?порядочивание информации, техниче�?кое обе�?печение разре�?ённых рабочих проце�?�?ов, а�?тентификацию пол�?зователей, техниче�?к�?ю поддержк�?, безопа�?но�?т�? и обе�?печение надёжно�?ти �?�?л�?ги.</w:t></w:r></w:p><w:p><w:pPr><w:rPr><w:lang w:val="et-EE"/></w:rPr></w:pPr><w:r><w:rPr><w:lang w:val="et-EE"/></w:rPr><w:t>Обрабатываемые данные мог�?т включат�? �?одержание рабочих материалов, входные данные в чате, док�?менты, контактные данные, данные �?чётной запи�?и пол�?зователя и иные данные, которые организация правомерно и�?пол�?з�?ет в �?ерви�?е. Эти данные также мог�?т включат�? пер�?онал�?ные данные, в том чи�?ле о�?обые категории пер�?онал�?ных данных, е�?ли их и�?пол�?зование необходимо и доп�?�?тимо для выполнения рабочих задач организации.</w:t></w:r></w:p><w:p><w:pPr><w:rPr><w:lang w:val="et-EE"/></w:rPr></w:pPr><w:r><w:rPr><w:lang w:val="et-EE"/></w:rPr><w:t>Данные обрабатывают�?я до тех пор, пока организация пол�?з�?ет�?я �?�?л�?гой, пока обработка необходима для оказания �?�?л�?ги либо пока хранение треб�?ет�?я в �?ил�? закона, требований к док�?ментооборот�?, архивированию или обе�?печению надёжно�?ти �?�?л�?ги.</w:t></w:r></w:p><w:p><w:pPr><w:rPr><w:lang w:val="et-EE"/></w:rPr></w:pPr><w:r><w:rPr><w:lang w:val="et-EE"/></w:rPr><w:t>SotsiaalAI обрабатывает данные в �?оответ�?твии �? док�?ментированными ин�?тр�?кциями организации, обе�?печивает обязател�?�?тво конфиденциал�?но�?ти для лиц, имеющих до�?т�?п к данным, и применяет �?оответ�?тв�?ющие техниче�?кие и организационные меры для защиты данных.</w:t></w:r></w:p><w:p><w:pPr><w:rPr><w:lang w:val="et-EE"/></w:rPr></w:pPr><w:r><w:rPr><w:lang w:val="et-EE"/></w:rPr><w:t>SotsiaalAI оказывает раз�?мн�?ю помощ�? организации при ра�?�?мотрении запро�?ов �?�?б�?ектов данных, оценке нар�?�?ений, �?вязанных �? пер�?онал�?ными данными, опи�?ании мер безопа�?но�?ти и выполнении иных обязанно�?тей в обла�?ти защиты данных в той мере, в какой это �?вязано �? �?�?л�?гой.</w:t></w:r></w:p><w:p><w:pPr><w:rPr><w:lang w:val="et-EE"/></w:rPr></w:pPr><w:r><w:rPr><w:lang w:val="et-EE"/></w:rPr><w:t>�?о завер�?ении обработки SotsiaalAI �?даляет или возвращает данные организации в �?оответ�?твии �? ин�?тр�?кциями организации в той мере, в какой это техниче�?ки возможно и �?оответ�?тв�?ет обязанно�?тям по хранению. Е�?ли закон треб�?ет более длител�?ного хранения, архивирования или ограничения до�?т�?па к определённым данным или док�?ментам, применяет�?я �?оответ�?тв�?ющее правовое о�?нование.</w:t></w:r></w:p><w:p><w:pPr><w:rPr><w:b/><w:bCs/><w:lang w:val="et-EE"/></w:rPr></w:pPr><w:r><w:rPr><w:b/><w:bCs/><w:lang w:val="et-EE"/></w:rPr><w:t>7. Безопа�?но�?т�? и по�?тавщики �?�?л�?г</w:t></w:r></w:p><w:p><w:pPr><w:rPr><w:lang w:val="et-EE"/></w:rPr></w:pPr><w:r><w:rPr><w:lang w:val="et-EE"/></w:rPr><w:t xml:space="preserve">SotsiaalAI защищает данные �? помощ�?ю �?оответ�?тв�?ющих техниче�?ких и организационных мер. �? ним отно�?ят�?я, помимо прочего, защищённые �?оединения, ограничение до�?т�?па в зави�?имо�?ти от роли и рабочей необходимо�?ти, ведение ж�?рналов, резервное копирование, </w:t></w:r><w:r><w:rPr><w:lang w:val="et-EE"/></w:rPr><w:lastRenderedPageBreak/><w:t>во�?�?тановление, �?правление обновлениями и �?язвимо�?тями, обработка инцидентов, а также правила хранения и �?даления данных.</w:t></w:r></w:p><w:p><w:pPr><w:rPr><w:lang w:val="et-EE"/></w:rPr></w:pPr><w:r><w:rPr><w:lang w:val="et-EE"/></w:rPr><w:t>Для оказания �?�?л�?ги SotsiaalAI может и�?пол�?зоват�? необходимых по�?тавщиков �?�?л�?г или �?�?бобработчиков, например для хо�?тинга, �?ерви�?ов и�?к�?�?�?твенного интеллекта, голо�?овых �?ерви�?ов, электронной почты, логирования или мониторинга. Они и�?пол�?з�?ют�?я тол�?ко в об�?ёме, необходимом для ф�?нкционирования �?�?л�?ги, и на них ра�?про�?траняют�?я �?оответ�?тв�?ющие обязател�?�?тва по конфиденциал�?но�?ти и защите данных.</w:t></w:r></w:p><w:p><w:pPr><w:rPr><w:lang w:val="et-EE"/></w:rPr></w:pPr><w:r><w:rPr><w:lang w:val="et-EE"/></w:rPr><w:t>Е�?ли данные передают�?я за пределы Европей�?кого �?оюза или Европей�?кой экономиче�?кой зоны, применяют�?я �?оответ�?тв�?ющие меры защиты в �?оответ�?твии �? применимым законодател�?�?твом.</w:t></w:r></w:p><w:p><w:pPr><w:rPr><w:lang w:val="et-EE"/></w:rPr></w:pPr><w:r><w:rPr><w:lang w:val="et-EE"/></w:rPr><w:t>О�?новное размещение платформы о�?�?ще�?твляет�?я в пределах Европей�?кой экономиче�?кой зоны, включая Э�?тонию, е�?ли �?тороны пи�?�?менно не договорили�?�? об ином.</w:t></w:r></w:p><w:p><w:pPr><w:rPr><w:b/><w:bCs/><w:lang w:val="et-EE"/></w:rPr></w:pPr><w:r><w:rPr><w:b/><w:bCs/><w:lang w:val="et-EE"/></w:rPr><w:t>8. О�?ибки, нар�?�?ения и �?ведомление</w:t></w:r></w:p><w:p><w:pPr><w:rPr><w:lang w:val="et-EE"/></w:rPr></w:pPr><w:r><w:rPr><w:lang w:val="et-EE"/></w:rPr><w:t>Е�?ли работник замечает или подозревает, что на платформ�? были введены неверные, избыточные или не�?анкционированные данные, он обязан незамедлител�?но �?ообщит�? об этом в �?оответ�?твии �? обычным порядком организации.</w:t></w:r></w:p><w:p><w:pPr><w:rPr><w:lang w:val="et-EE"/></w:rPr></w:pPr><w:r><w:rPr><w:lang w:val="et-EE"/></w:rPr><w:t>Е�?ли SotsiaalAI �?тановит�?я изве�?тно о нар�?�?ении, затрагивающем данные организации, он �?ведомляет организацию без неоправданной задержки и оказывает раз�?мн�?ю помощ�? в оценке об�?тоятел�?�?тв нар�?�?ения, его возможного влияния и дал�?ней�?их �?агов.</w:t></w:r></w:p><w:p><w:pPr><w:rPr><w:b/><w:bCs/><w:lang w:val="et-EE"/></w:rPr></w:pPr><w:r><w:rPr><w:b/><w:bCs/><w:lang w:val="et-EE"/></w:rPr><w:t>9. �?одпи�?и и в�?т�?пление в �?ил�?</w:t></w:r></w:p><w:p><w:pPr><w:rPr><w:lang w:val="et-EE"/></w:rPr></w:pPr><w:r><w:rPr><w:lang w:val="et-EE"/></w:rPr><w:t>На�?тоящий док�?мент в�?т�?пает в �?ил�? как о�?нование для вн�?треннего профе�?�?ионал�?ного и�?пол�?зования в организации по�?ле его подпи�?ания пред�?тавителем организации и работником.</w:t></w:r></w:p><w:p><w:pPr><w:rPr><w:lang w:val="et-EE"/></w:rPr></w:pPr><w:r><w:rPr><w:lang w:val="et-EE"/></w:rPr><w:t>Договорная ча�?т�? на�?тоящего док�?мента в�?т�?пает в �?ил�? в отно�?ении SotsiaalAI по�?ле того, как организация и SotsiaalAI подпи�?�?т док�?мент одинакового �?одержания.</w:t></w:r></w:p><w:p/><w:tbl><w:tblPr><w:tblW w:w="0" w:type="auto"/><w:jc w:val="center"/><w:tblBorders><w:top w:val="single" w:sz="6" w:space="0" w:color="D8CBC5"/><w:left w:val="single" w:sz="6" w:space="0" w:color="D8CBC5"/><w:bottom w:val="single" w:sz="6" w:space="0" w:color="D8CBC5"/><w:right w:val="single" w:sz="6" w:space="0" w:color="D8CBC5"/><w:insideH w:val="single" w:sz="6" w:space="0" w:color="D8CBC5"/><w:insideV w:val="single" w:sz="6" w:space="0" w:color="D8CBC5"/></w:tblBorders><w:tblLayout w:type="fixed"/><w:tblLook w:val="04A0" w:firstRow="1" w:lastRow="0" w:firstColumn="1" w:lastColumn="0" w:noHBand="0" w:noVBand="1"/></w:tblPr><w:tblGrid><w:gridCol w:w="2948"/><w:gridCol w:w="5216"/></w:tblGrid><w:tr><w:trPr><w:trHeight w:val="360"/><w:jc w:val="center"/></w:trPr><w:tc><w:tcPr><w:tcW w:w="2948" w:type="dxa"/><w:shd w:val="clear" w:color="auto" w:fill="EFE7E3"/><w:tcMar><w:top w:w="85" w:type="dxa"/><w:left w:w="100" w:type="dxa"/><w:bottom w:w="85" w:type="dxa"/><w:right w:w="100" w:type="dxa"/></w:tcMar><w:vAlign w:val="center"/></w:tcPr><w:p><w:pPr><w:spacing w:after="0"/></w:pPr><w:r><w:rPr><w:b/></w:rPr><w:t>Организация</w:t></w:r></w:p></w:tc><w:tc><w:tcPr><w:tcW w:w="5216" w:type="dxa"/><w:tcMar><w:top w:w="85" w:type="dxa"/><w:left w:w="100" w:type="dxa"/><w:bottom w:w="85" w:type="dxa"/><w:right w:w="100" w:type="dxa"/></w:tcMar><w:vAlign w:val="center"/></w:tcPr><w:p><w:pPr><w:spacing w:after="0"/></w:pPr><w:r><w:t xml:space="preserve"> </w:t></w:r></w:p></w:tc></w:tr><w:tr><w:trPr><w:trHeight w:val="360"/><w:jc w:val="center"/></w:trPr><w:tc><w:tcPr><w:tcW w:w="2948" w:type="dxa"/><w:shd w:val="clear" w:color="auto" w:fill="EFE7E3"/><w:tcMar><w:top w:w="85" w:type="dxa"/><w:left w:w="100" w:type="dxa"/><w:bottom w:w="85" w:type="dxa"/><w:right w:w="100" w:type="dxa"/></w:tcMar><w:vAlign w:val="center"/></w:tcPr><w:p><w:pPr><w:spacing w:after="0"/></w:pPr><w:r><w:rPr><w:b/></w:rPr><w:t>Дата в�?т�?пления в �?ил�?</w:t></w:r></w:p></w:tc><w:tc><w:tcPr><w:tcW w:w="5216" w:type="dxa"/><w:tcMar><w:top w:w="85" w:type="dxa"/><w:left w:w="100" w:type="dxa"/><w:bottom w:w="85" w:type="dxa"/><w:right w:w="100" w:type="dxa"/></w:tcMar><w:vAlign w:val="center"/></w:tcPr><w:p><w:pPr><w:spacing w:after="0"/></w:pPr><w:r><w:t xml:space="preserve"> </w:t></w:r></w:p></w:tc></w:tr></w:tbl><w:p><w:pPr><w:spacing w:after="120" w:line="283" w:lineRule="auto"/></w:pPr></w:p><w:tbl><w:tblPr><w:tblW w:w="0" w:type="auto"/><w:jc w:val="center"/><w:tblBorders><w:top w:val="single" w:sz="6" w:space="0" w:color="D8CBC5"/><w:left w:val="single" w:sz="6" w:space="0" w:color="D8CBC5"/><w:bottom w:val="single" w:sz="6" w:space="0" w:color="D8CBC5"/><w:right w:val="single" w:sz="6" w:space="0" w:color="D8CBC5"/><w:insideH w:val="single" w:sz="6" w:space="0" w:color="D8CBC5"/><w:insideV w:val="single" w:sz="6" w:space="0" w:color="D8CBC5"/></w:tblBorders><w:tblLayout w:type="fixed"/><w:tblLook w:val="04A0" w:firstRow="1" w:lastRow="0" w:firstColumn="1" w:lastColumn="0" w:noHBand="0" w:noVBand="1"/></w:tblPr><w:tblGrid><w:gridCol w:w="3118"/><w:gridCol w:w="2721"/><w:gridCol w:w="2324"/></w:tblGrid><w:tr><w:trPr><w:trHeight w:val="320"/><w:jc w:val="center"/></w:trPr><w:tc><w:tcPr><w:tcW w:w="3118" w:type="dxa"/><w:shd w:val="clear" w:color="auto" w:fill="E7DDD7"/><w:tcMar><w:top w:w="70" w:type="dxa"/><w:left w:w="90" w:type="dxa"/><w:bottom w:w="70" w:type="dxa"/><w:right w:w="90" w:type="dxa"/></w:tcMar><w:vAlign w:val="center"/></w:tcPr><w:p><w:pPr><w:spacing w:after="0"/></w:pPr><w:r><w:rPr><w:b/><w:sz w:val="21"/></w:rPr><w:t>�?одпи�?ант</w:t></w:r></w:p></w:tc><w:tc><w:tcPr><w:tcW w:w="2721" w:type="dxa"/><w:shd w:val="clear" w:color="auto" w:fill="E7DDD7"/><w:tcMar><w:top w:w="70" w:type="dxa"/><w:left w:w="90" w:type="dxa"/><w:bottom w:w="70" w:type="dxa"/><w:right w:w="90" w:type="dxa"/></w:tcMar><w:vAlign w:val="center"/></w:tcPr><w:p><w:pPr><w:spacing w:after="0"/></w:pPr><w:r><w:rPr><w:b/><w:sz w:val="21"/></w:rPr><w:t>�?мя и должно�?т�?</w:t></w:r></w:p></w:tc><w:tc><w:tcPr><w:tcW w:w="2324" w:type="dxa"/><w:shd w:val="clear" w:color="auto" w:fill="E7DDD7"/><w:tcMar><w:top w:w="70" w:type="dxa"/><w:left w:w="90" w:type="dxa"/><w:bottom w:w="70" w:type="dxa"/><w:right w:w="90" w:type="dxa"/></w:tcMar><w:vAlign w:val="center"/></w:tcPr><w:p><w:pPr><w:spacing w:after="0"/></w:pPr><w:r><w:rPr><w:b/><w:sz w:val="21"/></w:rPr><w:t>Дата и подпи�?�?</w:t></w:r></w:p></w:tc></w:tr><w:tr><w:trPr><w:trHeight w:val="320"/><w:jc w:val="center"/></w:trPr><w:tc><w:tcPr><w:tcW w:w="3118" w:type="dxa"/><w:tcMar><w:top w:w="70" w:type="dxa"/><w:left w:w="90" w:type="dxa"/><w:bottom w:w="70" w:type="dxa"/><w:right w:w="90" w:type="dxa"/></w:tcMar><w:vAlign w:val="center"/></w:tcPr><w:p><w:pPr><w:spacing w:after="0"/></w:pPr><w:r><w:rPr><w:sz w:val="21"/></w:rPr><w:t>�?ред�?тавител�? организации</w:t></w:r><w:r><w:rPr><w:sz w:val="21"/></w:rPr><w:t xml:space="preserve"> </w:t></w:r></w:p></w:tc><w:tc><w:tcPr><w:tcW w:w="2721" w:type="dxa"/><w:tcMar><w:top w:w="70" w:type="dxa"/><w:left w:w="90" w:type="dxa"/><w:bottom w:w="70" w:type="dxa"/><w:right w:w="90" w:type="dxa"/></w:tcMar><w:vAlign w:val="center"/></w:tcPr><w:p><w:pPr><w:spacing w:after="0"/></w:pPr><w:r><w:rPr><w:sz w:val="21"/></w:rPr><w:t xml:space="preserve"> </w:t></w:r></w:p></w:tc><w:tc><w:tcPr><w:tcW w:w="2324" w:type="dxa"/><w:tcMar><w:top w:w="70" w:type="dxa"/><w:left w:w="90" w:type="dxa"/><w:bottom w:w="70" w:type="dxa"/><w:right w:w="90" w:type="dxa"/></w:tcMar><w:vAlign w:val="center"/></w:tcPr><w:p><w:pPr><w:spacing w:after="0"/></w:pPr><w:r><w:rPr><w:sz w:val="21"/></w:rPr><w:t xml:space="preserve"> </w:t></w:r></w:p></w:tc></w:tr><w:tr><w:trPr><w:trHeight w:val="320"/><w:jc w:val="center"/></w:trPr><w:tc><w:tcPr><w:tcW w:w="3118" w:type="dxa"/><w:tcMar><w:top w:w="70" w:type="dxa"/><w:left w:w="90" w:type="dxa"/><w:bottom w:w="70" w:type="dxa"/><w:right w:w="90" w:type="dxa"/></w:tcMar><w:vAlign w:val="center"/></w:tcPr><w:p><w:pPr><w:spacing w:after="0"/></w:pPr><w:r><w:rPr><w:sz w:val="21"/></w:rPr><w:t>�?ред�?тавител�? pаботник</w:t></w:r></w:p></w:tc><w:tc><w:tcPr><w:tcW w:w="2721" w:type="dxa"/><w:tcMar><w:top w:w="70" w:type="dxa"/><w:left w:w="90" w:type="dxa"/><w:bottom w:w="70" w:type="dxa"/><w:right w:w="90" w:type="dxa"/></w:tcMar><w:vAlign w:val="center"/></w:tcPr><w:p><w:pPr><w:spacing w:after="0"/></w:pPr></w:p></w:tc><w:tc><w:tcPr><w:tcW w:w="2324" w:type="dxa"/><w:tcMar><w:top w:w="70" w:type="dxa"/><w:left w:w="90" w:type="dxa"/><w:bottom w:w="70" w:type="dxa"/><w:right w:w="90" w:type="dxa"/></w:tcMar><w:vAlign w:val="center"/></w:tcPr><w:p><w:pPr><w:spacing w:after="0"/></w:pPr></w:p></w:tc></w:tr><w:tr><w:trPr><w:trHeight w:val="320"/><w:jc w:val="center"/></w:trPr><w:tc><w:tcPr><w:tcW w:w="3118" w:type="dxa"/><w:tcMar><w:top w:w="70" w:type="dxa"/><w:left w:w="90" w:type="dxa"/><w:bottom w:w="70" w:type="dxa"/><w:right w:w="90" w:type="dxa"/></w:tcMar><w:vAlign w:val="center"/></w:tcPr><w:p><w:pPr><w:spacing w:after="0"/></w:pPr><w:r><w:rPr><w:sz w:val="21"/></w:rPr><w:lastRenderedPageBreak/><w:t>�?ред�?тавител�? SotsiaalAI O�?</w:t></w:r></w:p></w:tc><w:tc><w:tcPr><w:tcW w:w="2721" w:type="dxa"/><w:tcMar><w:top w:w="70" w:type="dxa"/><w:left w:w="90" w:type="dxa"/><w:bottom w:w="70" w:type="dxa"/><w:right w:w="90" w:type="dxa"/></w:tcMar><w:vAlign w:val="center"/></w:tcPr><w:p><w:pPr><w:spacing w:after="0"/></w:pPr><w:r><w:rPr><w:sz w:val="21"/></w:rPr><w:t xml:space="preserve"> Laur Raudsoo, член правления</w:t></w:r></w:p></w:tc><w:tc><w:tcPr><w:tcW w:w="2324" w:type="dxa"/><w:tcMar><w:top w:w="70" w:type="dxa"/><w:left w:w="90" w:type="dxa"/><w:bottom w:w="70" w:type="dxa"/><w:right w:w="90" w:type="dxa"/></w:tcMar><w:vAlign w:val="center"/></w:tcPr><w:p><w:pPr><w:spacing w:after="0"/></w:pPr><w:r><w:rPr><w:sz w:val="21"/></w:rPr><w:t xml:space="preserve"> 11.04.2026, цифровая подпи�?�?</w:t></w:r></w:p></w:tc></w:tr></w:tbl><w:p><w:pPr><w:spacing w:before="200" w:line="264" w:lineRule="auto"/></w:pPr></w:p><w:sectPr><w:headerReference w:type="default" r:id="rId8"/><w:pgSz w:w="12240" w:h="15840"/><w:pgMar w:top="1247" w:right="1304" w:bottom="1247" w:left="1304" w:header="720" w:footer="720" w:gutter="0"/><w:cols w:space="720"/><w:docGrid w:linePitch="360"/></w:sectPr></w:body></w:document>
+
 </file>
 
 <file path=word/endnotes.xml><?xml version="1.0" encoding="utf-8"?>
@@ -1208,7 +150,7 @@
     <w:lvl w:ilvl="0">
       <w:start w:val="1"/>
       <w:numFmt w:val="bullet"/>
-      <w:lvlText w:val=""/>
+      <w:lvlText w:val="?"/>
       <w:lvlJc w:val="left"/>
       <w:pPr>
         <w:tabs>
@@ -1229,7 +171,7 @@
       <w:start w:val="1"/>
       <w:numFmt w:val="bullet"/>
       <w:pStyle w:val="Loenditpp3"/>
-      <w:lvlText w:val=""/>
+      <w:lvlText w:val="?"/>
       <w:lvlJc w:val="left"/>
       <w:pPr>
         <w:tabs>
@@ -1250,7 +192,7 @@
       <w:start w:val="1"/>
       <w:numFmt w:val="bullet"/>
       <w:pStyle w:val="Loenditpp2"/>
-      <w:lvlText w:val=""/>
+      <w:lvlText w:val="?"/>
       <w:lvlJc w:val="left"/>
       <w:pPr>
         <w:tabs>
@@ -1289,7 +231,7 @@
       <w:start w:val="1"/>
       <w:numFmt w:val="bullet"/>
       <w:pStyle w:val="Loenditpp"/>
-      <w:lvlText w:val=""/>
+      <w:lvlText w:val="?"/>
       <w:lvlJc w:val="left"/>
       <w:pPr>
         <w:tabs>
@@ -1978,7 +920,7 @@
     </w:pPr>
   </w:style>
   <w:style w:type="character" w:customStyle="1" w:styleId="PisMrk">
-    <w:name w:val="Päis Märk"/>
+    <w:name w:val="P�is M�rk"/>
     <w:basedOn w:val="Liguvaikefont"/>
     <w:link w:val="Pis"/>
     <w:uiPriority w:val="99"/>
@@ -2000,7 +942,7 @@
     </w:pPr>
   </w:style>
   <w:style w:type="character" w:customStyle="1" w:styleId="JalusMrk">
-    <w:name w:val="Jalus Märk"/>
+    <w:name w:val="Jalus M�rk"/>
     <w:basedOn w:val="Liguvaikefont"/>
     <w:link w:val="Jalus"/>
     <w:uiPriority w:val="99"/>
@@ -2016,7 +958,7 @@
     </w:pPr>
   </w:style>
   <w:style w:type="character" w:customStyle="1" w:styleId="Pealkiri1Mrk">
-    <w:name w:val="Pealkiri 1 Märk"/>
+    <w:name w:val="Pealkiri 1 M�rk"/>
     <w:basedOn w:val="Liguvaikefont"/>
     <w:link w:val="Pealkiri1"/>
     <w:uiPriority w:val="9"/>
@@ -2031,7 +973,7 @@
     </w:rPr>
   </w:style>
   <w:style w:type="character" w:customStyle="1" w:styleId="Pealkiri2Mrk">
-    <w:name w:val="Pealkiri 2 Märk"/>
+    <w:name w:val="Pealkiri 2 M�rk"/>
     <w:basedOn w:val="Liguvaikefont"/>
     <w:link w:val="Pealkiri2"/>
     <w:uiPriority w:val="9"/>
@@ -2046,7 +988,7 @@
     </w:rPr>
   </w:style>
   <w:style w:type="character" w:customStyle="1" w:styleId="Pealkiri3Mrk">
-    <w:name w:val="Pealkiri 3 Märk"/>
+    <w:name w:val="Pealkiri 3 M�rk"/>
     <w:basedOn w:val="Liguvaikefont"/>
     <w:link w:val="Pealkiri3"/>
     <w:uiPriority w:val="9"/>
@@ -2084,7 +1026,7 @@
     </w:rPr>
   </w:style>
   <w:style w:type="character" w:customStyle="1" w:styleId="PealkiriMrk">
-    <w:name w:val="Pealkiri Märk"/>
+    <w:name w:val="Pealkiri M�rk"/>
     <w:basedOn w:val="Liguvaikefont"/>
     <w:link w:val="Pealkiri"/>
     <w:uiPriority w:val="10"/>
@@ -2122,7 +1064,7 @@
     </w:rPr>
   </w:style>
   <w:style w:type="character" w:customStyle="1" w:styleId="AlapealkiriMrk">
-    <w:name w:val="Alapealkiri Märk"/>
+    <w:name w:val="Alapealkiri M�rk"/>
     <w:basedOn w:val="Liguvaikefont"/>
     <w:link w:val="Alapealkiri"/>
     <w:uiPriority w:val="11"/>
@@ -2160,7 +1102,7 @@
     </w:pPr>
   </w:style>
   <w:style w:type="character" w:customStyle="1" w:styleId="KehatekstMrk">
-    <w:name w:val="Kehatekst Märk"/>
+    <w:name w:val="Kehatekst M�rk"/>
     <w:basedOn w:val="Liguvaikefont"/>
     <w:link w:val="Kehatekst"/>
     <w:uiPriority w:val="99"/>
@@ -2178,7 +1120,7 @@
     </w:pPr>
   </w:style>
   <w:style w:type="character" w:customStyle="1" w:styleId="Kehatekst2Mrk">
-    <w:name w:val="Kehatekst 2 Märk"/>
+    <w:name w:val="Kehatekst 2 M�rk"/>
     <w:basedOn w:val="Liguvaikefont"/>
     <w:link w:val="Kehatekst2"/>
     <w:uiPriority w:val="99"/>
@@ -2200,7 +1142,7 @@
     </w:rPr>
   </w:style>
   <w:style w:type="character" w:customStyle="1" w:styleId="Kehatekst3Mrk">
-    <w:name w:val="Kehatekst 3 Märk"/>
+    <w:name w:val="Kehatekst 3 M�rk"/>
     <w:basedOn w:val="Liguvaikefont"/>
     <w:link w:val="Kehatekst3"/>
     <w:uiPriority w:val="99"/>
@@ -2381,7 +1323,7 @@
     </w:rPr>
   </w:style>
   <w:style w:type="character" w:customStyle="1" w:styleId="MakrotekstMrk">
-    <w:name w:val="Makrotekst Märk"/>
+    <w:name w:val="Makrotekst M�rk"/>
     <w:basedOn w:val="Liguvaikefont"/>
     <w:link w:val="Makrotekst"/>
     <w:uiPriority w:val="99"/>
@@ -2407,7 +1349,7 @@
     </w:rPr>
   </w:style>
   <w:style w:type="character" w:customStyle="1" w:styleId="TsitaatMrk">
-    <w:name w:val="Tsitaat Märk"/>
+    <w:name w:val="Tsitaat M�rk"/>
     <w:basedOn w:val="Liguvaikefont"/>
     <w:link w:val="Tsitaat"/>
     <w:uiPriority w:val="29"/>
@@ -2419,7 +1361,7 @@
     </w:rPr>
   </w:style>
   <w:style w:type="character" w:customStyle="1" w:styleId="Pealkiri4Mrk">
-    <w:name w:val="Pealkiri 4 Märk"/>
+    <w:name w:val="Pealkiri 4 M�rk"/>
     <w:basedOn w:val="Liguvaikefont"/>
     <w:link w:val="Pealkiri4"/>
     <w:uiPriority w:val="9"/>
@@ -2435,7 +1377,7 @@
     </w:rPr>
   </w:style>
   <w:style w:type="character" w:customStyle="1" w:styleId="Pealkiri5Mrk">
-    <w:name w:val="Pealkiri 5 Märk"/>
+    <w:name w:val="Pealkiri 5 M�rk"/>
     <w:basedOn w:val="Liguvaikefont"/>
     <w:link w:val="Pealkiri5"/>
     <w:uiPriority w:val="9"/>
@@ -2447,7 +1389,7 @@
     </w:rPr>
   </w:style>
   <w:style w:type="character" w:customStyle="1" w:styleId="Pealkiri6Mrk">
-    <w:name w:val="Pealkiri 6 Märk"/>
+    <w:name w:val="Pealkiri 6 M�rk"/>
     <w:basedOn w:val="Liguvaikefont"/>
     <w:link w:val="Pealkiri6"/>
     <w:uiPriority w:val="9"/>
@@ -2461,7 +1403,7 @@
     </w:rPr>
   </w:style>
   <w:style w:type="character" w:customStyle="1" w:styleId="Pealkiri7Mrk">
-    <w:name w:val="Pealkiri 7 Märk"/>
+    <w:name w:val="Pealkiri 7 M�rk"/>
     <w:basedOn w:val="Liguvaikefont"/>
     <w:link w:val="Pealkiri7"/>
     <w:uiPriority w:val="9"/>
@@ -2475,7 +1417,7 @@
     </w:rPr>
   </w:style>
   <w:style w:type="character" w:customStyle="1" w:styleId="Pealkiri8Mrk">
-    <w:name w:val="Pealkiri 8 Märk"/>
+    <w:name w:val="Pealkiri 8 M�rk"/>
     <w:basedOn w:val="Liguvaikefont"/>
     <w:link w:val="Pealkiri8"/>
     <w:uiPriority w:val="9"/>
@@ -2489,7 +1431,7 @@
     </w:rPr>
   </w:style>
   <w:style w:type="character" w:customStyle="1" w:styleId="Pealkiri9Mrk">
-    <w:name w:val="Pealkiri 9 Märk"/>
+    <w:name w:val="Pealkiri 9 M�rk"/>
     <w:basedOn w:val="Liguvaikefont"/>
     <w:link w:val="Pealkiri9"/>
     <w:uiPriority w:val="9"/>
@@ -2570,7 +1512,7 @@
     </w:rPr>
   </w:style>
   <w:style w:type="character" w:customStyle="1" w:styleId="SelgeltmrgatavtsitaatMrk">
-    <w:name w:val="Selgelt märgatav tsitaat Märk"/>
+    <w:name w:val="Selgelt m�rgatav tsitaat M�rk"/>
     <w:basedOn w:val="Liguvaikefont"/>
     <w:link w:val="Selgeltmrgatavtsitaat"/>
     <w:uiPriority w:val="30"/>
@@ -12765,10 +11707,10 @@
         <a:latin typeface="Calibri"/>
         <a:ea typeface=""/>
         <a:cs typeface=""/>
-        <a:font script="Jpan" typeface="ＭＳ ゴシック"/>
-        <a:font script="Hang" typeface="맑은 고딕"/>
-        <a:font script="Hans" typeface="宋体"/>
-        <a:font script="Hant" typeface="新細明體"/>
+        <a:font script="Jpan" typeface="?? ????"/>
+        <a:font script="Hang" typeface="?? ??"/>
+        <a:font script="Hans" typeface="??"/>
+        <a:font script="Hant" typeface="????"/>
         <a:font script="Arab" typeface="Times New Roman"/>
         <a:font script="Hebr" typeface="Times New Roman"/>
         <a:font script="Thai" typeface="Angsana New"/>
@@ -12800,10 +11742,10 @@
         <a:latin typeface="Cambria"/>
         <a:ea typeface=""/>
         <a:cs typeface=""/>
-        <a:font script="Jpan" typeface="ＭＳ 明朝"/>
-        <a:font script="Hang" typeface="맑은 고딕"/>
-        <a:font script="Hans" typeface="宋体"/>
-        <a:font script="Hant" typeface="新細明體"/>
+        <a:font script="Jpan" typeface="?? ??"/>
+        <a:font script="Hang" typeface="?? ??"/>
+        <a:font script="Hans" typeface="??"/>
+        <a:font script="Hant" typeface="????"/>
         <a:font script="Arab" typeface="Arial"/>
         <a:font script="Hebr" typeface="Arial"/>
         <a:font script="Thai" typeface="Cordia New"/>

--- a/public/legal/SotsiaalAI_raamdokument_RU.docx
+++ b/public/legal/SotsiaalAI_raamdokument_RU.docx
@@ -1,6 +1,6 @@
 
 <file path=word/document.xml>?<?xml version="1.0" encoding="UTF-8" standalone="yes"?>
-<w:document xmlns:wpc="http://schemas.microsoft.com/office/word/2010/wordprocessingCanvas" xmlns:cx="http://schemas.microsoft.com/office/drawing/2014/chartex" xmlns:cx1="http://schemas.microsoft.com/office/drawing/2015/9/8/chartex" xmlns:cx2="http://schemas.microsoft.com/office/drawing/2015/10/21/chartex" xmlns:cx3="http://schemas.microsoft.com/office/drawing/2016/5/9/chartex" xmlns:cx4="http://schemas.microsoft.com/office/drawing/2016/5/10/chartex" xmlns:cx5="http://schemas.microsoft.com/office/drawing/2016/5/11/chartex" xmlns:cx6="http://schemas.microsoft.com/office/drawing/2016/5/12/chartex" xmlns:cx7="http://schemas.microsoft.com/office/drawing/2016/5/13/chartex" xmlns:cx8="http://schemas.microsoft.com/office/drawing/2016/5/14/chartex" xmlns:mc="http://schemas.openxmlformats.org/markup-compatibility/2006" xmlns:aink="http://schemas.microsoft.com/office/drawing/2016/ink" xmlns:am3d="http://schemas.microsoft.com/office/drawing/2017/model3d" xmlns:o="urn:schemas-microsoft-com:office:office" xmlns:oel="http://schemas.microsoft.com/office/2019/extlst" xmlns:r="http://schemas.openxmlformats.org/officeDocument/2006/relationships" xmlns:m="http://schemas.openxmlformats.org/officeDocument/2006/math" xmlns:v="urn:schemas-microsoft-com:vml" xmlns:wp14="http://schemas.microsoft.com/office/word/2010/wordprocessingDrawing" xmlns:wp="http://schemas.openxmlformats.org/drawingml/2006/wordprocessingDrawing" xmlns:w10="urn:schemas-microsoft-com:office:word" xmlns:w="http://schemas.openxmlformats.org/wordprocessingml/2006/main" xmlns:w14="http://schemas.microsoft.com/office/word/2010/wordml" xmlns:w15="http://schemas.microsoft.com/office/word/2012/wordml" xmlns:w16cex="http://schemas.microsoft.com/office/word/2018/wordml/cex" xmlns:w16cid="http://schemas.microsoft.com/office/word/2016/wordml/cid" xmlns:w16="http://schemas.microsoft.com/office/word/2018/wordml" xmlns:w16du="http://schemas.microsoft.com/office/word/2023/wordml/word16du" xmlns:w16sdtdh="http://schemas.microsoft.com/office/word/2020/wordml/sdtdatahash" xmlns:w16sdtfl="http://schemas.microsoft.com/office/word/2024/wordml/sdtformatlock" xmlns:w16se="http://schemas.microsoft.com/office/word/2015/wordml/symex" xmlns:wpg="http://schemas.microsoft.com/office/word/2010/wordprocessingGroup" xmlns:wpi="http://schemas.microsoft.com/office/word/2010/wordprocessingInk" xmlns:wne="http://schemas.microsoft.com/office/word/2006/wordml" xmlns:wps="http://schemas.microsoft.com/office/word/2010/wordprocessingShape" mc:Ignorable="w14 w15 w16se w16cid w16 w16cex w16sdtdh w16sdtfl w16du wp14"><w:body><w:p><w:pPr><w:jc w:val="center"/></w:pPr><w:r><w:t>Рамки профе�?�?ионал�?ного и�?пол�?зования и �?огла�?ение об обработке данных</w:t></w:r></w:p><w:p><w:pPr><w:rPr><w:rFonts w:asciiTheme="majorHAnsi" w:eastAsiaTheme="majorEastAsia" w:hAnsiTheme="majorHAnsi" w:cstheme="majorBidi"/><w:b/><w:color w:val="7A3E3E"/><w:spacing w:val="5"/><w:kern w:val="28"/><w:sz w:val="40"/><w:szCs w:val="52"/></w:rPr></w:pPr></w:p><w:p><w:pPr><w:rPr><w:b/><w:bCs/><w:lang w:val="et-EE"/></w:rPr></w:pPr><w:r><w:rPr><w:b/><w:bCs/><w:lang w:val="et-EE"/></w:rPr><w:t>�?равовая о�?нова и хранение данных</w:t></w:r></w:p><w:p><w:pPr><w:rPr><w:lang w:val="et-EE"/></w:rPr></w:pPr><w:r><w:rPr><w:lang w:val="et-EE"/></w:rPr><w:t>На�?тоящий док�?мент о�?нован на применимом законодател�?�?тве об обработке пер�?онал�?ных данных, прежде в�?его на Регламенте (Е�?) 2016/679 Европей�?кого парламента и �?овета, Законе Э�?тонии о защите пер�?онал�?ных данных, а при необходимо�?ти — и на иных правовых актах, рег�?лир�?ющих �?фер�? деятел�?но�?ти организации. Е�?ли на организацию ра�?про�?траняют�?я требования, ка�?ающие�?я п�?бличной информации, �?правления док�?ментами, архивирования или иных обязанно�?тей по хранению док�?ментов, эти требования также должны �?облюдат�?�?я при и�?пол�?зовании SotsiaalAI.</w:t></w:r></w:p><w:p><w:pPr><w:rPr><w:lang w:val="et-EE"/></w:rPr></w:pPr><w:r><w:rPr><w:lang w:val="et-EE"/></w:rPr><w:t>Данные, док�?менты и иные рабочие материалы мог�?т и�?пол�?зоват�?�?я, хранит�?�?я и обрабатыват�?�?я в SotsiaalAI тол�?ко в об�?ёме, необходимом для выполнения рабочих задач, оказания �?�?л�?ги или и�?полнения обязанно�?ти, вытекающей из закона. Данные не хранят�?я дол�?�?е, чем это необходимо. �?огда о�?нование для хранения прекращает�?я, данные �?даляют�?я, возвращают�?я или архивир�?ют�?я в �?оответ�?твии �? �?огла�?ением �?торон, применимыми обязанно�?тями по хранению и техниче�?кими возможно�?тями.</w:t></w:r></w:p><w:p><w:pPr><w:rPr><w:b/><w:bCs/><w:lang w:val="et-EE"/></w:rPr></w:pPr><w:r><w:rPr><w:b/><w:bCs/><w:lang w:val="et-EE"/></w:rPr><w:t>1. Для чего предназначен этот док�?мент</w:t></w:r></w:p><w:p><w:pPr><w:rPr><w:lang w:val="et-EE"/></w:rPr></w:pPr><w:r><w:rPr><w:lang w:val="et-EE"/></w:rPr><w:t>На�?тоящий док�?мент об�?единяет в одном файле о�?нование для профе�?�?ионал�?ного и�?пол�?зования SotsiaalAI в организации, о�?новные правила и�?пол�?зования, подтверждение работника, а также пи�?�?менное �?огла�?ение межд�? организацией и SotsiaalAI об обработке данных в той мере, в какой SotsiaalAI обрабатывает данные от имени организации.</w:t></w:r></w:p><w:p><w:pPr><w:rPr><w:lang w:val="et-EE"/></w:rPr></w:pPr><w:r><w:rPr><w:lang w:val="et-EE"/></w:rPr><w:t>SotsiaalAI являет�?я рабочим ин�?тр�?ментом. Его можно и�?пол�?зоват�? для подготовки док�?ментов, пи�?ем, �?водок, отчётов и иных рабочих черновиков, для �?порядочивания информации, а также для хранения и и�?пол�?зования рабочих файлов на платформе. SotsiaalAI помогает работник�? выполнят�? работ�?, но не принимает ре�?ения за человека. В�?ё �?�?ще�?твенное должно быт�? проверено человеком до и�?пол�?зования.</w:t></w:r></w:p><w:p><w:pPr><w:rPr><w:lang w:val="et-EE"/></w:rPr></w:pPr><w:r><w:rPr><w:lang w:val="et-EE"/></w:rPr><w:t>На�?тоящий док�?мент �?ам по �?ебе не даёт права и�?пол�?зоват�? пер�?онал�?ные данные каким �?годно образом. До начала и�?пол�?зования SotsiaalAI организация должна �?бедит�?�?я, что и�?пол�?зование данных являет�?я необходимым, доп�?�?тимым и �?оответ�?тв�?ет закон�?.</w:t></w:r></w:p><w:p><w:pPr><w:rPr><w:b/><w:bCs/><w:lang w:val="et-EE"/></w:rPr></w:pPr><w:r><w:rPr><w:b/><w:bCs/><w:lang w:val="et-EE"/></w:rPr><w:t>2. О�?новные правила и�?пол�?зования</w:t></w:r></w:p><w:p><w:pPr><w:rPr><w:lang w:val="et-EE"/></w:rPr></w:pPr><w:r><w:rPr><w:lang w:val="et-EE"/></w:rPr><w:t>SotsiaalAI может и�?пол�?зоват�?�?я тол�?ко в �?л�?жебных целях и в �?оответ�?твии �? вн�?тренними ин�?тр�?кциями организации.</w:t></w:r></w:p><w:p><w:pPr><w:rPr><w:lang w:val="et-EE"/></w:rPr></w:pPr><w:r><w:rPr><w:lang w:val="et-EE"/></w:rPr><w:t xml:space="preserve">SotsiaalAI не может и�?пол�?зоват�?�?я как един�?твенное о�?нование для принятия ре�?ения, влияющего на права, обязанно�?ти, по�?обия, �?�?л�?ги или ин�?ю важн�?ю �?ит�?ацию человека. </w:t></w:r><w:r><w:rPr><w:lang w:val="et-EE"/></w:rPr><w:lastRenderedPageBreak/><w:t>Окончател�?ная оценка и ре�?ение в�?егда о�?тают�?я за человеком и, при необходимо�?ти, за организацией.</w:t></w:r></w:p><w:p><w:pPr><w:rPr><w:lang w:val="et-EE"/></w:rPr></w:pPr><w:r><w:rPr><w:lang w:val="et-EE"/></w:rPr><w:t>�?латформа может и�?пол�?зоват�?�?я для форм�?лирования тек�?тов, подготовки �?водок и отчётов, �?о�?тавления рабочих черновиков, �?порядочивания информации, а также для хранения и и�?пол�?зования рабочих файлов в одной �?реде.</w:t></w:r></w:p><w:p><w:pPr><w:rPr><w:b/><w:bCs/><w:lang w:val="et-EE"/></w:rPr></w:pPr><w:r><w:rPr><w:b/><w:bCs/><w:lang w:val="et-EE"/></w:rPr><w:t>3. �?�?пол�?зование данных</w:t></w:r></w:p><w:p><w:pPr><w:rPr><w:lang w:val="et-EE"/></w:rPr></w:pPr><w:r><w:rPr><w:lang w:val="et-EE"/></w:rPr><w:t>На платформ�? вводит�?я и на ней хранит�?я тол�?ко такой об�?ём информации, который необходим для выполнения работы. �?о возможно�?ти �?ит�?ацию �?лед�?ет опи�?ыват�? более общо и таким образом, чтобы человека нел�?зя было �?раз�? идентифицироват�?.</w:t></w:r></w:p><w:p><w:pPr><w:rPr><w:lang w:val="et-EE"/></w:rPr></w:pPr><w:r><w:rPr><w:lang w:val="et-EE"/></w:rPr><w:t>Е�?ли для выполнения рабочих задач в�?ё же необходимо и�?пол�?зоват�? ч�?в�?твител�?ные данные или точные пер�?онал�?ные данные человека, это доп�?�?кает�?я тол�?ко в том �?л�?чае, е�?ли такое и�?пол�?зование необходимо для выполнения �?л�?жебных обязанно�?тей, разре�?ено организацией и �?оответ�?тв�?ет применимом�? законодател�?�?тв�?. Даже в таком �?л�?чае и�?пол�?з�?ет�?я тол�?ко минимал�?но необходимый об�?ём данных.</w:t></w:r></w:p><w:p><w:pPr><w:rPr><w:lang w:val="et-EE"/></w:rPr></w:pPr><w:r><w:rPr><w:lang w:val="et-EE"/></w:rPr><w:t>На платформ�? нел�?зя вводит�? пароли, коды входа, данные банков�?ких карт и иные конфиденциал�?ные данные до�?т�?па. Также нел�?зя добавлят�? данные или файлы �?по�?обом, который противоречил бы закон�?, �?л�?жебной тайне, профе�?�?ионал�?ной этике, обязател�?�?тв�? конфиденциал�?но�?ти или вн�?тренним правилам организации.</w:t></w:r></w:p><w:p><w:pPr><w:rPr><w:b/><w:bCs/><w:lang w:val="et-EE"/></w:rPr></w:pPr><w:r><w:rPr><w:b/><w:bCs/><w:lang w:val="et-EE"/></w:rPr><w:t>4. Ответ�?твенно�?т�?</w:t></w:r></w:p><w:p><w:pPr><w:rPr><w:lang w:val="et-EE"/></w:rPr></w:pPr><w:r><w:rPr><w:lang w:val="et-EE"/></w:rPr><w:t>Организация не�?ёт ответ�?твенно�?т�? за то, чтобы работник�? было чётко понятно, для чего SotsiaalAI можно и�?пол�?зоват�?, а для чего нел�?зя. Организация ре�?ает, когда можно и�?пол�?зоват�? идентифицир�?емые или ч�?в�?твител�?ные данные, н�?жны ли дополнител�?ные меры защиты и какие ограничения или вн�?тренние правила применяют�?я к таком�? и�?пол�?зованию.</w:t></w:r></w:p><w:p><w:pPr><w:rPr><w:lang w:val="et-EE"/></w:rPr></w:pPr><w:r><w:rPr><w:lang w:val="et-EE"/></w:rPr><w:t>Работник и�?пол�?з�?ет SotsiaalAI тол�?ко в �?л�?жебных целях и в �?оответ�?твии �? ин�?тр�?кциями организации. Работник отвечает за то, чтобы не вводит�? бол�?�?е данных, чем необходимо, в�?егда �?амо�?тоятел�?но проверят�? рез�?л�?таты, выдаваемые платформой, и не и�?пол�?зоват�? SotsiaalAI для принятия окончател�?ного ре�?ения о человеке.</w:t></w:r></w:p><w:p><w:pPr><w:rPr><w:b/><w:bCs/><w:lang w:val="et-EE"/></w:rPr></w:pPr><w:r><w:rPr><w:b/><w:bCs/><w:lang w:val="et-EE"/></w:rPr><w:t>5. �?редварител�?ная оценка �?о �?тороны организации</w:t></w:r></w:p><w:p><w:pPr><w:rPr><w:lang w:val="et-EE"/></w:rPr></w:pPr><w:r><w:rPr><w:lang w:val="et-EE"/></w:rPr><w:t>�?одпи�?ывая на�?тоящий док�?мент, организация подтверждает, что до и�?пол�?зования идентифицир�?емых или ч�?в�?твител�?ных данных она как миним�?м оценила �?лед�?ющие вопро�?ы: цел�? и�?пол�?зования, правовое о�?нование и�?пол�?зования данных, доп�?�?тимо�?т�? такого и�?пол�?зования, необходимо�?т�? дополнител�?ной оценки или дополнител�?ных мер защиты, а также то, были ли работникам предо�?тавлены до�?таточные ин�?тр�?кции и правила и�?пол�?зования.</w:t></w:r></w:p><w:p><w:pPr><w:rPr><w:b/><w:bCs/><w:lang w:val="et-EE"/></w:rPr></w:pPr><w:r><w:rPr><w:b/><w:bCs/><w:lang w:val="et-EE"/></w:rPr><w:t>6. �?огла�?ение об обработке данных</w:t></w:r></w:p><w:p><w:pPr><w:rPr><w:lang w:val="et-EE"/></w:rPr></w:pPr><w:r><w:rPr><w:lang w:val="et-EE"/></w:rPr><w:lastRenderedPageBreak/><w:t>На�?тоящий док�?мент также являет�?я пи�?�?менным �?огла�?ением межд�? организацией и SotsiaalAI об обработке данных в той мере, в какой SotsiaalAI обрабатывает пер�?онал�?ные данные от имени организации. Для целей этой ча�?ти док�?мента организация ра�?�?матривает�?я как ответ�?твенный обработчик, а SotsiaalAI — как �?полномоченный обработчик в той мере, в какой такое ра�?пределение ролей применимо к �?оответ�?тв�?ющей обработке.</w:t></w:r></w:p><w:p><w:pPr><w:rPr><w:lang w:val="et-EE"/></w:rPr></w:pPr><w:r><w:rPr><w:lang w:val="et-EE"/></w:rPr><w:t>Эта ча�?т�? в�?т�?пает в �?ил�? по�?ле того, как организация и SotsiaalAI подпи�?�?т док�?мент одинакового �?одержания.</w:t></w:r></w:p><w:p><w:pPr><w:rPr><w:lang w:val="et-EE"/></w:rPr></w:pPr><w:r><w:rPr><w:lang w:val="et-EE"/></w:rPr><w:t>SotsiaalAI обрабатывает данные от имени организации тол�?ко в об�?ёме, необходимом для оказания �?�?л�?ги. Это может включат�? хранение файлов, подготовк�? док�?ментов, �?водок, отчётов и иных рабочих черновиков, �?порядочивание информации, техниче�?кое обе�?печение разре�?ённых рабочих проце�?�?ов, а�?тентификацию пол�?зователей, техниче�?к�?ю поддержк�?, безопа�?но�?т�? и обе�?печение надёжно�?ти �?�?л�?ги.</w:t></w:r></w:p><w:p><w:pPr><w:rPr><w:lang w:val="et-EE"/></w:rPr></w:pPr><w:r><w:rPr><w:lang w:val="et-EE"/></w:rPr><w:t>Обрабатываемые данные мог�?т включат�? �?одержание рабочих материалов, входные данные в чате, док�?менты, контактные данные, данные �?чётной запи�?и пол�?зователя и иные данные, которые организация правомерно и�?пол�?з�?ет в �?ерви�?е. Эти данные также мог�?т включат�? пер�?онал�?ные данные, в том чи�?ле о�?обые категории пер�?онал�?ных данных, е�?ли их и�?пол�?зование необходимо и доп�?�?тимо для выполнения рабочих задач организации.</w:t></w:r></w:p><w:p><w:pPr><w:rPr><w:lang w:val="et-EE"/></w:rPr></w:pPr><w:r><w:rPr><w:lang w:val="et-EE"/></w:rPr><w:t>Данные обрабатывают�?я до тех пор, пока организация пол�?з�?ет�?я �?�?л�?гой, пока обработка необходима для оказания �?�?л�?ги либо пока хранение треб�?ет�?я в �?ил�? закона, требований к док�?ментооборот�?, архивированию или обе�?печению надёжно�?ти �?�?л�?ги.</w:t></w:r></w:p><w:p><w:pPr><w:rPr><w:lang w:val="et-EE"/></w:rPr></w:pPr><w:r><w:rPr><w:lang w:val="et-EE"/></w:rPr><w:t>SotsiaalAI обрабатывает данные в �?оответ�?твии �? док�?ментированными ин�?тр�?кциями организации, обе�?печивает обязател�?�?тво конфиденциал�?но�?ти для лиц, имеющих до�?т�?п к данным, и применяет �?оответ�?тв�?ющие техниче�?кие и организационные меры для защиты данных.</w:t></w:r></w:p><w:p><w:pPr><w:rPr><w:lang w:val="et-EE"/></w:rPr></w:pPr><w:r><w:rPr><w:lang w:val="et-EE"/></w:rPr><w:t>SotsiaalAI оказывает раз�?мн�?ю помощ�? организации при ра�?�?мотрении запро�?ов �?�?б�?ектов данных, оценке нар�?�?ений, �?вязанных �? пер�?онал�?ными данными, опи�?ании мер безопа�?но�?ти и выполнении иных обязанно�?тей в обла�?ти защиты данных в той мере, в какой это �?вязано �? �?�?л�?гой.</w:t></w:r></w:p><w:p><w:pPr><w:rPr><w:lang w:val="et-EE"/></w:rPr></w:pPr><w:r><w:rPr><w:lang w:val="et-EE"/></w:rPr><w:t>�?о завер�?ении обработки SotsiaalAI �?даляет или возвращает данные организации в �?оответ�?твии �? ин�?тр�?кциями организации в той мере, в какой это техниче�?ки возможно и �?оответ�?тв�?ет обязанно�?тям по хранению. Е�?ли закон треб�?ет более длител�?ного хранения, архивирования или ограничения до�?т�?па к определённым данным или док�?ментам, применяет�?я �?оответ�?тв�?ющее правовое о�?нование.</w:t></w:r></w:p><w:p><w:pPr><w:rPr><w:b/><w:bCs/><w:lang w:val="et-EE"/></w:rPr></w:pPr><w:r><w:rPr><w:b/><w:bCs/><w:lang w:val="et-EE"/></w:rPr><w:t>7. Безопа�?но�?т�? и по�?тавщики �?�?л�?г</w:t></w:r></w:p><w:p><w:pPr><w:rPr><w:lang w:val="et-EE"/></w:rPr></w:pPr><w:r><w:rPr><w:lang w:val="et-EE"/></w:rPr><w:t xml:space="preserve">SotsiaalAI защищает данные �? помощ�?ю �?оответ�?тв�?ющих техниче�?ких и организационных мер. �? ним отно�?ят�?я, помимо прочего, защищённые �?оединения, ограничение до�?т�?па в зави�?имо�?ти от роли и рабочей необходимо�?ти, ведение ж�?рналов, резервное копирование, </w:t></w:r><w:r><w:rPr><w:lang w:val="et-EE"/></w:rPr><w:lastRenderedPageBreak/><w:t>во�?�?тановление, �?правление обновлениями и �?язвимо�?тями, обработка инцидентов, а также правила хранения и �?даления данных.</w:t></w:r></w:p><w:p><w:pPr><w:rPr><w:lang w:val="et-EE"/></w:rPr></w:pPr><w:r><w:rPr><w:lang w:val="et-EE"/></w:rPr><w:t>Для оказания �?�?л�?ги SotsiaalAI может и�?пол�?зоват�? необходимых по�?тавщиков �?�?л�?г или �?�?бобработчиков, например для хо�?тинга, �?ерви�?ов и�?к�?�?�?твенного интеллекта, голо�?овых �?ерви�?ов, электронной почты, логирования или мониторинга. Они и�?пол�?з�?ют�?я тол�?ко в об�?ёме, необходимом для ф�?нкционирования �?�?л�?ги, и на них ра�?про�?траняют�?я �?оответ�?тв�?ющие обязател�?�?тва по конфиденциал�?но�?ти и защите данных.</w:t></w:r></w:p><w:p><w:pPr><w:rPr><w:lang w:val="et-EE"/></w:rPr></w:pPr><w:r><w:rPr><w:lang w:val="et-EE"/></w:rPr><w:t>Е�?ли данные передают�?я за пределы Европей�?кого �?оюза или Европей�?кой экономиче�?кой зоны, применяют�?я �?оответ�?тв�?ющие меры защиты в �?оответ�?твии �? применимым законодател�?�?твом.</w:t></w:r></w:p><w:p><w:pPr><w:rPr><w:lang w:val="et-EE"/></w:rPr></w:pPr><w:r><w:rPr><w:lang w:val="et-EE"/></w:rPr><w:t>О�?новное размещение платформы о�?�?ще�?твляет�?я в пределах Европей�?кой экономиче�?кой зоны, включая Э�?тонию, е�?ли �?тороны пи�?�?менно не договорили�?�? об ином.</w:t></w:r></w:p><w:p><w:pPr><w:rPr><w:b/><w:bCs/><w:lang w:val="et-EE"/></w:rPr></w:pPr><w:r><w:rPr><w:b/><w:bCs/><w:lang w:val="et-EE"/></w:rPr><w:t>8. О�?ибки, нар�?�?ения и �?ведомление</w:t></w:r></w:p><w:p><w:pPr><w:rPr><w:lang w:val="et-EE"/></w:rPr></w:pPr><w:r><w:rPr><w:lang w:val="et-EE"/></w:rPr><w:t>Е�?ли работник замечает или подозревает, что на платформ�? были введены неверные, избыточные или не�?анкционированные данные, он обязан незамедлител�?но �?ообщит�? об этом в �?оответ�?твии �? обычным порядком организации.</w:t></w:r></w:p><w:p><w:pPr><w:rPr><w:lang w:val="et-EE"/></w:rPr></w:pPr><w:r><w:rPr><w:lang w:val="et-EE"/></w:rPr><w:t>Е�?ли SotsiaalAI �?тановит�?я изве�?тно о нар�?�?ении, затрагивающем данные организации, он �?ведомляет организацию без неоправданной задержки и оказывает раз�?мн�?ю помощ�? в оценке об�?тоятел�?�?тв нар�?�?ения, его возможного влияния и дал�?ней�?их �?агов.</w:t></w:r></w:p><w:p><w:pPr><w:rPr><w:b/><w:bCs/><w:lang w:val="et-EE"/></w:rPr></w:pPr><w:r><w:rPr><w:b/><w:bCs/><w:lang w:val="et-EE"/></w:rPr><w:t>9. �?одпи�?и и в�?т�?пление в �?ил�?</w:t></w:r></w:p><w:p><w:pPr><w:rPr><w:lang w:val="et-EE"/></w:rPr></w:pPr><w:r><w:rPr><w:lang w:val="et-EE"/></w:rPr><w:t>На�?тоящий док�?мент в�?т�?пает в �?ил�? как о�?нование для вн�?треннего профе�?�?ионал�?ного и�?пол�?зования в организации по�?ле его подпи�?ания пред�?тавителем организации и работником.</w:t></w:r></w:p><w:p><w:pPr><w:rPr><w:lang w:val="et-EE"/></w:rPr></w:pPr><w:r><w:rPr><w:lang w:val="et-EE"/></w:rPr><w:t>Договорная ча�?т�? на�?тоящего док�?мента в�?т�?пает в �?ил�? в отно�?ении SotsiaalAI по�?ле того, как организация и SotsiaalAI подпи�?�?т док�?мент одинакового �?одержания.</w:t></w:r></w:p><w:p/><w:tbl><w:tblPr><w:tblW w:w="0" w:type="auto"/><w:jc w:val="center"/><w:tblBorders><w:top w:val="single" w:sz="6" w:space="0" w:color="D8CBC5"/><w:left w:val="single" w:sz="6" w:space="0" w:color="D8CBC5"/><w:bottom w:val="single" w:sz="6" w:space="0" w:color="D8CBC5"/><w:right w:val="single" w:sz="6" w:space="0" w:color="D8CBC5"/><w:insideH w:val="single" w:sz="6" w:space="0" w:color="D8CBC5"/><w:insideV w:val="single" w:sz="6" w:space="0" w:color="D8CBC5"/></w:tblBorders><w:tblLayout w:type="fixed"/><w:tblLook w:val="04A0" w:firstRow="1" w:lastRow="0" w:firstColumn="1" w:lastColumn="0" w:noHBand="0" w:noVBand="1"/></w:tblPr><w:tblGrid><w:gridCol w:w="2948"/><w:gridCol w:w="5216"/></w:tblGrid><w:tr><w:trPr><w:trHeight w:val="360"/><w:jc w:val="center"/></w:trPr><w:tc><w:tcPr><w:tcW w:w="2948" w:type="dxa"/><w:shd w:val="clear" w:color="auto" w:fill="EFE7E3"/><w:tcMar><w:top w:w="85" w:type="dxa"/><w:left w:w="100" w:type="dxa"/><w:bottom w:w="85" w:type="dxa"/><w:right w:w="100" w:type="dxa"/></w:tcMar><w:vAlign w:val="center"/></w:tcPr><w:p><w:pPr><w:spacing w:after="0"/></w:pPr><w:r><w:rPr><w:b/></w:rPr><w:t>Организация</w:t></w:r></w:p></w:tc><w:tc><w:tcPr><w:tcW w:w="5216" w:type="dxa"/><w:tcMar><w:top w:w="85" w:type="dxa"/><w:left w:w="100" w:type="dxa"/><w:bottom w:w="85" w:type="dxa"/><w:right w:w="100" w:type="dxa"/></w:tcMar><w:vAlign w:val="center"/></w:tcPr><w:p><w:pPr><w:spacing w:after="0"/></w:pPr><w:r><w:t xml:space="preserve"> </w:t></w:r></w:p></w:tc></w:tr><w:tr><w:trPr><w:trHeight w:val="360"/><w:jc w:val="center"/></w:trPr><w:tc><w:tcPr><w:tcW w:w="2948" w:type="dxa"/><w:shd w:val="clear" w:color="auto" w:fill="EFE7E3"/><w:tcMar><w:top w:w="85" w:type="dxa"/><w:left w:w="100" w:type="dxa"/><w:bottom w:w="85" w:type="dxa"/><w:right w:w="100" w:type="dxa"/></w:tcMar><w:vAlign w:val="center"/></w:tcPr><w:p><w:pPr><w:spacing w:after="0"/></w:pPr><w:r><w:rPr><w:b/></w:rPr><w:t>Дата в�?т�?пления в �?ил�?</w:t></w:r></w:p></w:tc><w:tc><w:tcPr><w:tcW w:w="5216" w:type="dxa"/><w:tcMar><w:top w:w="85" w:type="dxa"/><w:left w:w="100" w:type="dxa"/><w:bottom w:w="85" w:type="dxa"/><w:right w:w="100" w:type="dxa"/></w:tcMar><w:vAlign w:val="center"/></w:tcPr><w:p><w:pPr><w:spacing w:after="0"/></w:pPr><w:r><w:t xml:space="preserve"> </w:t></w:r></w:p></w:tc></w:tr></w:tbl><w:p><w:pPr><w:spacing w:after="120" w:line="283" w:lineRule="auto"/></w:pPr></w:p><w:tbl><w:tblPr><w:tblW w:w="0" w:type="auto"/><w:jc w:val="center"/><w:tblBorders><w:top w:val="single" w:sz="6" w:space="0" w:color="D8CBC5"/><w:left w:val="single" w:sz="6" w:space="0" w:color="D8CBC5"/><w:bottom w:val="single" w:sz="6" w:space="0" w:color="D8CBC5"/><w:right w:val="single" w:sz="6" w:space="0" w:color="D8CBC5"/><w:insideH w:val="single" w:sz="6" w:space="0" w:color="D8CBC5"/><w:insideV w:val="single" w:sz="6" w:space="0" w:color="D8CBC5"/></w:tblBorders><w:tblLayout w:type="fixed"/><w:tblLook w:val="04A0" w:firstRow="1" w:lastRow="0" w:firstColumn="1" w:lastColumn="0" w:noHBand="0" w:noVBand="1"/></w:tblPr><w:tblGrid><w:gridCol w:w="3118"/><w:gridCol w:w="2721"/><w:gridCol w:w="2324"/></w:tblGrid><w:tr><w:trPr><w:trHeight w:val="320"/><w:jc w:val="center"/></w:trPr><w:tc><w:tcPr><w:tcW w:w="3118" w:type="dxa"/><w:shd w:val="clear" w:color="auto" w:fill="E7DDD7"/><w:tcMar><w:top w:w="70" w:type="dxa"/><w:left w:w="90" w:type="dxa"/><w:bottom w:w="70" w:type="dxa"/><w:right w:w="90" w:type="dxa"/></w:tcMar><w:vAlign w:val="center"/></w:tcPr><w:p><w:pPr><w:spacing w:after="0"/></w:pPr><w:r><w:rPr><w:b/><w:sz w:val="21"/></w:rPr><w:t>�?одпи�?ант</w:t></w:r></w:p></w:tc><w:tc><w:tcPr><w:tcW w:w="2721" w:type="dxa"/><w:shd w:val="clear" w:color="auto" w:fill="E7DDD7"/><w:tcMar><w:top w:w="70" w:type="dxa"/><w:left w:w="90" w:type="dxa"/><w:bottom w:w="70" w:type="dxa"/><w:right w:w="90" w:type="dxa"/></w:tcMar><w:vAlign w:val="center"/></w:tcPr><w:p><w:pPr><w:spacing w:after="0"/></w:pPr><w:r><w:rPr><w:b/><w:sz w:val="21"/></w:rPr><w:t>�?мя и должно�?т�?</w:t></w:r></w:p></w:tc><w:tc><w:tcPr><w:tcW w:w="2324" w:type="dxa"/><w:shd w:val="clear" w:color="auto" w:fill="E7DDD7"/><w:tcMar><w:top w:w="70" w:type="dxa"/><w:left w:w="90" w:type="dxa"/><w:bottom w:w="70" w:type="dxa"/><w:right w:w="90" w:type="dxa"/></w:tcMar><w:vAlign w:val="center"/></w:tcPr><w:p><w:pPr><w:spacing w:after="0"/></w:pPr><w:r><w:rPr><w:b/><w:sz w:val="21"/></w:rPr><w:t>Дата и подпи�?�?</w:t></w:r></w:p></w:tc></w:tr><w:tr><w:trPr><w:trHeight w:val="320"/><w:jc w:val="center"/></w:trPr><w:tc><w:tcPr><w:tcW w:w="3118" w:type="dxa"/><w:tcMar><w:top w:w="70" w:type="dxa"/><w:left w:w="90" w:type="dxa"/><w:bottom w:w="70" w:type="dxa"/><w:right w:w="90" w:type="dxa"/></w:tcMar><w:vAlign w:val="center"/></w:tcPr><w:p><w:pPr><w:spacing w:after="0"/></w:pPr><w:r><w:rPr><w:sz w:val="21"/></w:rPr><w:t>�?ред�?тавител�? организации</w:t></w:r><w:r><w:rPr><w:sz w:val="21"/></w:rPr><w:t xml:space="preserve"> </w:t></w:r></w:p></w:tc><w:tc><w:tcPr><w:tcW w:w="2721" w:type="dxa"/><w:tcMar><w:top w:w="70" w:type="dxa"/><w:left w:w="90" w:type="dxa"/><w:bottom w:w="70" w:type="dxa"/><w:right w:w="90" w:type="dxa"/></w:tcMar><w:vAlign w:val="center"/></w:tcPr><w:p><w:pPr><w:spacing w:after="0"/></w:pPr><w:r><w:rPr><w:sz w:val="21"/></w:rPr><w:t xml:space="preserve"> </w:t></w:r></w:p></w:tc><w:tc><w:tcPr><w:tcW w:w="2324" w:type="dxa"/><w:tcMar><w:top w:w="70" w:type="dxa"/><w:left w:w="90" w:type="dxa"/><w:bottom w:w="70" w:type="dxa"/><w:right w:w="90" w:type="dxa"/></w:tcMar><w:vAlign w:val="center"/></w:tcPr><w:p><w:pPr><w:spacing w:after="0"/></w:pPr><w:r><w:rPr><w:sz w:val="21"/></w:rPr><w:t xml:space="preserve"> </w:t></w:r></w:p></w:tc></w:tr><w:tr><w:trPr><w:trHeight w:val="320"/><w:jc w:val="center"/></w:trPr><w:tc><w:tcPr><w:tcW w:w="3118" w:type="dxa"/><w:tcMar><w:top w:w="70" w:type="dxa"/><w:left w:w="90" w:type="dxa"/><w:bottom w:w="70" w:type="dxa"/><w:right w:w="90" w:type="dxa"/></w:tcMar><w:vAlign w:val="center"/></w:tcPr><w:p><w:pPr><w:spacing w:after="0"/></w:pPr><w:r><w:rPr><w:sz w:val="21"/></w:rPr><w:t>�?ред�?тавител�? pаботник</w:t></w:r></w:p></w:tc><w:tc><w:tcPr><w:tcW w:w="2721" w:type="dxa"/><w:tcMar><w:top w:w="70" w:type="dxa"/><w:left w:w="90" w:type="dxa"/><w:bottom w:w="70" w:type="dxa"/><w:right w:w="90" w:type="dxa"/></w:tcMar><w:vAlign w:val="center"/></w:tcPr><w:p><w:pPr><w:spacing w:after="0"/></w:pPr></w:p></w:tc><w:tc><w:tcPr><w:tcW w:w="2324" w:type="dxa"/><w:tcMar><w:top w:w="70" w:type="dxa"/><w:left w:w="90" w:type="dxa"/><w:bottom w:w="70" w:type="dxa"/><w:right w:w="90" w:type="dxa"/></w:tcMar><w:vAlign w:val="center"/></w:tcPr><w:p><w:pPr><w:spacing w:after="0"/></w:pPr></w:p></w:tc></w:tr><w:tr><w:trPr><w:trHeight w:val="320"/><w:jc w:val="center"/></w:trPr><w:tc><w:tcPr><w:tcW w:w="3118" w:type="dxa"/><w:tcMar><w:top w:w="70" w:type="dxa"/><w:left w:w="90" w:type="dxa"/><w:bottom w:w="70" w:type="dxa"/><w:right w:w="90" w:type="dxa"/></w:tcMar><w:vAlign w:val="center"/></w:tcPr><w:p><w:pPr><w:spacing w:after="0"/></w:pPr><w:r><w:rPr><w:sz w:val="21"/></w:rPr><w:lastRenderedPageBreak/><w:t>�?ред�?тавител�? SotsiaalAI O�?</w:t></w:r></w:p></w:tc><w:tc><w:tcPr><w:tcW w:w="2721" w:type="dxa"/><w:tcMar><w:top w:w="70" w:type="dxa"/><w:left w:w="90" w:type="dxa"/><w:bottom w:w="70" w:type="dxa"/><w:right w:w="90" w:type="dxa"/></w:tcMar><w:vAlign w:val="center"/></w:tcPr><w:p><w:pPr><w:spacing w:after="0"/></w:pPr><w:r><w:rPr><w:sz w:val="21"/></w:rPr><w:t xml:space="preserve"> Laur Raudsoo, член правления</w:t></w:r></w:p></w:tc><w:tc><w:tcPr><w:tcW w:w="2324" w:type="dxa"/><w:tcMar><w:top w:w="70" w:type="dxa"/><w:left w:w="90" w:type="dxa"/><w:bottom w:w="70" w:type="dxa"/><w:right w:w="90" w:type="dxa"/></w:tcMar><w:vAlign w:val="center"/></w:tcPr><w:p><w:pPr><w:spacing w:after="0"/></w:pPr><w:r><w:rPr><w:sz w:val="21"/></w:rPr><w:t xml:space="preserve"> 11.04.2026, цифровая подпи�?�?</w:t></w:r></w:p></w:tc></w:tr></w:tbl><w:p><w:pPr><w:spacing w:before="200" w:line="264" w:lineRule="auto"/></w:pPr></w:p><w:sectPr><w:headerReference w:type="default" r:id="rId8"/><w:pgSz w:w="12240" w:h="15840"/><w:pgMar w:top="1247" w:right="1304" w:bottom="1247" w:left="1304" w:header="720" w:footer="720" w:gutter="0"/><w:cols w:space="720"/><w:docGrid w:linePitch="360"/></w:sectPr></w:body></w:document>
+<w:document xmlns:wpc="http://schemas.microsoft.com/office/word/2010/wordprocessingCanvas" xmlns:cx="http://schemas.microsoft.com/office/drawing/2014/chartex" xmlns:cx1="http://schemas.microsoft.com/office/drawing/2015/9/8/chartex" xmlns:cx2="http://schemas.microsoft.com/office/drawing/2015/10/21/chartex" xmlns:cx3="http://schemas.microsoft.com/office/drawing/2016/5/9/chartex" xmlns:cx4="http://schemas.microsoft.com/office/drawing/2016/5/10/chartex" xmlns:cx5="http://schemas.microsoft.com/office/drawing/2016/5/11/chartex" xmlns:cx6="http://schemas.microsoft.com/office/drawing/2016/5/12/chartex" xmlns:cx7="http://schemas.microsoft.com/office/drawing/2016/5/13/chartex" xmlns:cx8="http://schemas.microsoft.com/office/drawing/2016/5/14/chartex" xmlns:mc="http://schemas.openxmlformats.org/markup-compatibility/2006" xmlns:aink="http://schemas.microsoft.com/office/drawing/2016/ink" xmlns:am3d="http://schemas.microsoft.com/office/drawing/2017/model3d" xmlns:o="urn:schemas-microsoft-com:office:office" xmlns:oel="http://schemas.microsoft.com/office/2019/extlst" xmlns:r="http://schemas.openxmlformats.org/officeDocument/2006/relationships" xmlns:m="http://schemas.openxmlformats.org/officeDocument/2006/math" xmlns:v="urn:schemas-microsoft-com:vml" xmlns:wp14="http://schemas.microsoft.com/office/word/2010/wordprocessingDrawing" xmlns:wp="http://schemas.openxmlformats.org/drawingml/2006/wordprocessingDrawing" xmlns:w10="urn:schemas-microsoft-com:office:word" xmlns:w="http://schemas.openxmlformats.org/wordprocessingml/2006/main" xmlns:w14="http://schemas.microsoft.com/office/word/2010/wordml" xmlns:w15="http://schemas.microsoft.com/office/word/2012/wordml" xmlns:w16cex="http://schemas.microsoft.com/office/word/2018/wordml/cex" xmlns:w16cid="http://schemas.microsoft.com/office/word/2016/wordml/cid" xmlns:w16="http://schemas.microsoft.com/office/word/2018/wordml" xmlns:w16du="http://schemas.microsoft.com/office/word/2023/wordml/word16du" xmlns:w16sdtdh="http://schemas.microsoft.com/office/word/2020/wordml/sdtdatahash" xmlns:w16sdtfl="http://schemas.microsoft.com/office/word/2024/wordml/sdtformatlock" xmlns:w16se="http://schemas.microsoft.com/office/word/2015/wordml/symex" xmlns:wpg="http://schemas.microsoft.com/office/word/2010/wordprocessingGroup" xmlns:wpi="http://schemas.microsoft.com/office/word/2010/wordprocessingInk" xmlns:wne="http://schemas.microsoft.com/office/word/2006/wordml" xmlns:wps="http://schemas.microsoft.com/office/word/2010/wordprocessingShape" mc:Ignorable="w14 w15 w16se w16cid w16 w16cex w16sdtdh w16sdtfl w16du wp14"><w:body><w:p><w:pPr><w:jc w:val="center"/></w:pPr><w:r><w:t>Рамки профе�?�?ионал�?ного и�?пол�?зования и �?огла�?ение об обработке данных</w:t></w:r></w:p><w:p><w:pPr><w:rPr><w:rFonts w:asciiTheme="majorHAnsi" w:eastAsiaTheme="majorEastAsia" w:hAnsiTheme="majorHAnsi" w:cstheme="majorBidi"/><w:b/><w:color w:val="7A3E3E"/><w:spacing w:val="5"/><w:kern w:val="28"/><w:sz w:val="40"/><w:szCs w:val="52"/></w:rPr></w:pPr></w:p><w:p><w:pPr><w:rPr><w:b/><w:bCs/><w:lang w:val="et-EE"/></w:rPr></w:pPr><w:r><w:rPr><w:b/><w:bCs/><w:lang w:val="et-EE"/></w:rPr><w:t>�?равовая о�?нова и хранение данных</w:t></w:r></w:p><w:p><w:pPr><w:rPr><w:lang w:val="et-EE"/></w:rPr></w:pPr><w:r><w:rPr><w:lang w:val="et-EE"/></w:rPr><w:t>На�?тоящий док�?мент о�?нован на применимом законодател�?�?тве об обработке пер�?онал�?ных данных, прежде в�?его на Регламенте (Е�?) 2016/679 Европей�?кого парламента и �?овета, Законе Э�?тонии о защите пер�?онал�?ных данных, а при необходимо�?ти — и на иных правовых актах, рег�?лир�?ющих �?фер�? деятел�?но�?ти организации. Е�?ли на организацию ра�?про�?траняют�?я требования, ка�?ающие�?я п�?бличной информации, �?правления док�?ментами, архивирования или иных обязанно�?тей по хранению док�?ментов, эти требования также должны �?облюдат�?�?я при и�?пол�?зовании SotsiaalAI.</w:t></w:r></w:p><w:p><w:pPr><w:rPr><w:lang w:val="et-EE"/></w:rPr></w:pPr><w:r><w:rPr><w:lang w:val="et-EE"/></w:rPr><w:t>Данные, док�?менты и иные рабочие материалы мог�?т и�?пол�?зоват�?�?я, хранит�?�?я и обрабатыват�?�?я в SotsiaalAI тол�?ко в об�?ёме, необходимом для выполнения рабочих задач, оказания �?�?л�?ги или и�?полнения обязанно�?ти, вытекающей из закона. Данные не хранят�?я дол�?�?е, чем это необходимо. �?огда о�?нование для хранения прекращает�?я, данные �?даляют�?я, возвращают�?я или архивир�?ют�?я в �?оответ�?твии �? �?огла�?ением �?торон, применимыми обязанно�?тями по хранению и техниче�?кими возможно�?тями.</w:t></w:r></w:p><w:p><w:pPr><w:rPr><w:b/><w:bCs/><w:lang w:val="et-EE"/></w:rPr></w:pPr><w:r><w:rPr><w:b/><w:bCs/><w:lang w:val="et-EE"/></w:rPr><w:t>1. Для чего предназначен этот док�?мент</w:t></w:r></w:p><w:p><w:pPr><w:rPr><w:lang w:val="et-EE"/></w:rPr></w:pPr><w:r><w:rPr><w:lang w:val="et-EE"/></w:rPr><w:t>На�?тоящий док�?мент об�?единяет в одном файле о�?нование для профе�?�?ионал�?ного и�?пол�?зования SotsiaalAI в организации, о�?новные правила и�?пол�?зования, подтверждение работника, а также пи�?�?менное �?огла�?ение межд�? организацией и SotsiaalAI об обработке данных в той мере, в какой SotsiaalAI обрабатывает данные от имени организации.</w:t></w:r></w:p><w:p><w:pPr><w:rPr><w:lang w:val="et-EE"/></w:rPr></w:pPr><w:r><w:rPr><w:lang w:val="et-EE"/></w:rPr><w:t>SotsiaalAI являет�?я рабочим ин�?тр�?ментом. Его можно и�?пол�?зоват�? для подготовки док�?ментов, пи�?ем, �?водок, отчётов и иных рабочих черновиков, для �?порядочивания информации, а также для хранения и и�?пол�?зования рабочих файлов на платформе. SotsiaalAI помогает работник�? выполнят�? работ�?, но не принимает ре�?ения за человека. В�?ё �?�?ще�?твенное должно быт�? проверено человеком до и�?пол�?зования.</w:t></w:r></w:p><w:p><w:pPr><w:rPr><w:lang w:val="et-EE"/></w:rPr></w:pPr><w:r><w:rPr><w:lang w:val="et-EE"/></w:rPr><w:t>На�?тоящий док�?мент �?ам по �?ебе не даёт права и�?пол�?зоват�? пер�?онал�?ные данные каким �?годно образом. До начала и�?пол�?зования SotsiaalAI организация должна �?бедит�?�?я, что и�?пол�?зование данных являет�?я необходимым, доп�?�?тимым и �?оответ�?тв�?ет закон�?.</w:t></w:r></w:p><w:p><w:pPr><w:rPr><w:b/><w:bCs/><w:lang w:val="et-EE"/></w:rPr></w:pPr><w:r><w:rPr><w:b/><w:bCs/><w:lang w:val="et-EE"/></w:rPr><w:t>2. О�?новные правила и�?пол�?зования</w:t></w:r></w:p><w:p><w:pPr><w:rPr><w:lang w:val="et-EE"/></w:rPr></w:pPr><w:r><w:rPr><w:lang w:val="et-EE"/></w:rPr><w:t>SotsiaalAI может и�?пол�?зоват�?�?я тол�?ко в �?л�?жебных целях и в �?оответ�?твии �? вн�?тренними ин�?тр�?кциями организации.</w:t></w:r></w:p><w:p><w:pPr><w:rPr><w:lang w:val="et-EE"/></w:rPr></w:pPr><w:r><w:rPr><w:lang w:val="et-EE"/></w:rPr><w:t xml:space="preserve">SotsiaalAI не может и�?пол�?зоват�?�?я как един�?твенное о�?нование для принятия ре�?ения, влияющего на права, обязанно�?ти, по�?обия, �?�?л�?ги или ин�?ю важн�?ю �?ит�?ацию человека. </w:t></w:r><w:r><w:rPr><w:lang w:val="et-EE"/></w:rPr><w:lastRenderedPageBreak/><w:t>Окончател�?ная оценка и ре�?ение в�?егда о�?тают�?я за человеком и, при необходимо�?ти, за организацией.</w:t></w:r></w:p><w:p><w:pPr><w:rPr><w:lang w:val="et-EE"/></w:rPr></w:pPr><w:r><w:rPr><w:lang w:val="et-EE"/></w:rPr><w:t>�?латформа может и�?пол�?зоват�?�?я для форм�?лирования тек�?тов, подготовки �?водок и отчётов, �?о�?тавления рабочих черновиков, �?порядочивания информации, а также для хранения и и�?пол�?зования рабочих файлов в одной �?реде.</w:t></w:r></w:p><w:p><w:pPr><w:rPr><w:b/><w:bCs/><w:lang w:val="et-EE"/></w:rPr></w:pPr><w:r><w:rPr><w:b/><w:bCs/><w:lang w:val="et-EE"/></w:rPr><w:t>3. �?�?пол�?зование данных</w:t></w:r></w:p><w:p><w:pPr><w:rPr><w:lang w:val="et-EE"/></w:rPr></w:pPr><w:r><w:rPr><w:lang w:val="et-EE"/></w:rPr><w:t>На платформ�? вводит�?я и на ней хранит�?я тол�?ко такой об�?ём информации, который необходим для выполнения работы. �?о возможно�?ти �?ит�?ацию �?лед�?ет опи�?ыват�? более общо и таким образом, чтобы человека нел�?зя было �?раз�? идентифицироват�?.</w:t></w:r></w:p><w:p><w:pPr><w:rPr><w:lang w:val="et-EE"/></w:rPr></w:pPr><w:r><w:rPr><w:lang w:val="et-EE"/></w:rPr><w:t>Е�?ли для выполнения рабочих задач в�?ё же необходимо и�?пол�?зоват�? ч�?в�?твител�?ные данные или точные пер�?онал�?ные данные человека, это доп�?�?кает�?я тол�?ко в том �?л�?чае, е�?ли такое и�?пол�?зование необходимо для выполнения �?л�?жебных обязанно�?тей, разре�?ено организацией и �?оответ�?тв�?ет применимом�? законодател�?�?тв�?. Даже в таком �?л�?чае и�?пол�?з�?ет�?я тол�?ко минимал�?но необходимый об�?ём данных.</w:t></w:r></w:p><w:p><w:pPr><w:rPr><w:lang w:val="et-EE"/></w:rPr></w:pPr><w:r><w:rPr><w:lang w:val="et-EE"/></w:rPr><w:t>На платформ�? нел�?зя вводит�? пароли, коды входа, данные банков�?ких карт и иные конфиденциал�?ные данные до�?т�?па. Также нел�?зя добавлят�? данные или файлы �?по�?обом, который противоречил бы закон�?, �?л�?жебной тайне, профе�?�?ионал�?ной этике, обязател�?�?тв�? конфиденциал�?но�?ти или вн�?тренним правилам организации.</w:t></w:r></w:p><w:p><w:pPr><w:rPr><w:b/><w:bCs/><w:lang w:val="et-EE"/></w:rPr></w:pPr><w:r><w:rPr><w:b/><w:bCs/><w:lang w:val="et-EE"/></w:rPr><w:t>4. Ответ�?твенно�?т�?</w:t></w:r></w:p><w:p><w:pPr><w:rPr><w:lang w:val="et-EE"/></w:rPr></w:pPr><w:r><w:rPr><w:lang w:val="et-EE"/></w:rPr><w:t>Организация не�?ёт ответ�?твенно�?т�? за то, чтобы работник�? было чётко понятно, для чего SotsiaalAI можно и�?пол�?зоват�?, а для чего нел�?зя. Организация ре�?ает, когда можно и�?пол�?зоват�? идентифицир�?емые или ч�?в�?твител�?ные данные, н�?жны ли дополнител�?ные меры защиты и какие ограничения или вн�?тренние правила применяют�?я к таком�? и�?пол�?зованию.</w:t></w:r></w:p><w:p><w:pPr><w:rPr><w:lang w:val="et-EE"/></w:rPr></w:pPr><w:r><w:rPr><w:lang w:val="et-EE"/></w:rPr><w:t>Работник и�?пол�?з�?ет SotsiaalAI тол�?ко в �?л�?жебных целях и в �?оответ�?твии �? ин�?тр�?кциями организации. Работник отвечает за то, чтобы не вводит�? бол�?�?е данных, чем необходимо, в�?егда �?амо�?тоятел�?но проверят�? рез�?л�?таты, выдаваемые платформой, и не и�?пол�?зоват�? SotsiaalAI для принятия окончател�?ного ре�?ения о человеке.</w:t></w:r></w:p><w:p><w:pPr><w:rPr><w:b/><w:bCs/><w:lang w:val="et-EE"/></w:rPr></w:pPr><w:r><w:rPr><w:b/><w:bCs/><w:lang w:val="et-EE"/></w:rPr><w:t>5. �?редварител�?ная оценка �?о �?тороны организации</w:t></w:r></w:p><w:p><w:pPr><w:rPr><w:lang w:val="et-EE"/></w:rPr></w:pPr><w:r><w:rPr><w:lang w:val="et-EE"/></w:rPr><w:t>�?одпи�?ывая на�?тоящий док�?мент, организация подтверждает, что до и�?пол�?зования идентифицир�?емых или ч�?в�?твител�?ных данных она как миним�?м оценила �?лед�?ющие вопро�?ы: цел�? и�?пол�?зования, правовое о�?нование и�?пол�?зования данных, доп�?�?тимо�?т�? такого и�?пол�?зования, необходимо�?т�? дополнител�?ной оценки или дополнител�?ных мер защиты, а также то, были ли работникам предо�?тавлены до�?таточные ин�?тр�?кции и правила и�?пол�?зования.</w:t></w:r></w:p><w:p><w:pPr><w:rPr><w:b/><w:bCs/><w:lang w:val="et-EE"/></w:rPr></w:pPr><w:r><w:rPr><w:b/><w:bCs/><w:lang w:val="et-EE"/></w:rPr><w:t>6. �?огла�?ение об обработке данных</w:t></w:r></w:p><w:p><w:pPr><w:rPr><w:lang w:val="et-EE"/></w:rPr></w:pPr><w:r><w:rPr><w:lang w:val="et-EE"/></w:rPr><w:lastRenderedPageBreak/><w:t>На�?тоящий док�?мент также являет�?я пи�?�?менным �?огла�?ением межд�? организацией и SotsiaalAI об обработке данных в той мере, в какой SotsiaalAI обрабатывает пер�?онал�?ные данные от имени организации. Для целей этой ча�?ти док�?мента организация ра�?�?матривает�?я как ответ�?твенный обработчик, а SotsiaalAI — как �?полномоченный обработчик в той мере, в какой такое ра�?пределение ролей применимо к �?оответ�?тв�?ющей обработке.</w:t></w:r></w:p><w:p><w:pPr><w:rPr><w:lang w:val="et-EE"/></w:rPr></w:pPr><w:r><w:rPr><w:lang w:val="et-EE"/></w:rPr><w:t>Эта ча�?т�? в�?т�?пает в �?ил�? по�?ле того, как организация и SotsiaalAI подпи�?�?т док�?мент одинакового �?одержания.</w:t></w:r></w:p><w:p><w:pPr><w:rPr><w:lang w:val="et-EE"/></w:rPr></w:pPr><w:r><w:rPr><w:lang w:val="et-EE"/></w:rPr><w:t>SotsiaalAI обрабатывает данные от имени организации тол�?ко в об�?ёме, необходимом для оказания �?�?л�?ги. Это может включат�? хранение файлов, подготовк�? док�?ментов, �?водок, отчётов и иных рабочих черновиков, �?порядочивание информации, техниче�?кое обе�?печение разре�?ённых рабочих проце�?�?ов, а�?тентификацию пол�?зователей, техниче�?к�?ю поддержк�?, безопа�?но�?т�? и обе�?печение надёжно�?ти �?�?л�?ги.</w:t></w:r></w:p><w:p><w:pPr><w:rPr><w:lang w:val="et-EE"/></w:rPr></w:pPr><w:r><w:rPr><w:lang w:val="et-EE"/></w:rPr><w:t>Обрабатываемые данные мог�?т включат�? �?одержание рабочих материалов, входные данные в чате, док�?менты, контактные данные, данные �?чётной запи�?и пол�?зователя и иные данные, которые организация правомерно и�?пол�?з�?ет в �?ерви�?е. Эти данные также мог�?т включат�? пер�?онал�?ные данные, в том чи�?ле о�?обые категории пер�?онал�?ных данных, е�?ли их и�?пол�?зование необходимо и доп�?�?тимо для выполнения рабочих задач организации.</w:t></w:r></w:p><w:p><w:pPr><w:rPr><w:lang w:val="et-EE"/></w:rPr></w:pPr><w:r><w:rPr><w:lang w:val="et-EE"/></w:rPr><w:t>Данные обрабатывают�?я до тех пор, пока организация пол�?з�?ет�?я �?�?л�?гой, пока обработка необходима для оказания �?�?л�?ги либо пока хранение треб�?ет�?я в �?ил�? закона, требований к док�?ментооборот�?, архивированию или обе�?печению надёжно�?ти �?�?л�?ги.</w:t></w:r></w:p><w:p><w:pPr><w:rPr><w:lang w:val="et-EE"/></w:rPr></w:pPr><w:r><w:rPr><w:lang w:val="et-EE"/></w:rPr><w:t>SotsiaalAI обрабатывает данные в �?оответ�?твии �? док�?ментированными ин�?тр�?кциями организации, обе�?печивает обязател�?�?тво конфиденциал�?но�?ти для лиц, имеющих до�?т�?п к данным, и применяет �?оответ�?тв�?ющие техниче�?кие и организационные меры для защиты данных.</w:t></w:r></w:p><w:p><w:pPr><w:rPr><w:lang w:val="et-EE"/></w:rPr></w:pPr><w:r><w:rPr><w:lang w:val="et-EE"/></w:rPr><w:t>SotsiaalAI оказывает раз�?мн�?ю помощ�? организации при ра�?�?мотрении запро�?ов �?�?б�?ектов данных, оценке нар�?�?ений, �?вязанных �? пер�?онал�?ными данными, опи�?ании мер безопа�?но�?ти и выполнении иных обязанно�?тей в обла�?ти защиты данных в той мере, в какой это �?вязано �? �?�?л�?гой.</w:t></w:r></w:p><w:p><w:pPr><w:rPr><w:lang w:val="et-EE"/></w:rPr></w:pPr><w:r><w:rPr><w:lang w:val="et-EE"/></w:rPr><w:t>�?о завер�?ении обработки SotsiaalAI �?даляет или возвращает данные организации в �?оответ�?твии �? ин�?тр�?кциями организации в той мере, в какой это техниче�?ки возможно и �?оответ�?тв�?ет обязанно�?тям по хранению. Е�?ли закон треб�?ет более длител�?ного хранения, архивирования или ограничения до�?т�?па к определённым данным или док�?ментам, применяет�?я �?оответ�?тв�?ющее правовое о�?нование.</w:t></w:r></w:p><w:p><w:pPr><w:rPr><w:b/><w:bCs/><w:lang w:val="et-EE"/></w:rPr></w:pPr><w:r><w:rPr><w:b/><w:bCs/><w:lang w:val="et-EE"/></w:rPr><w:t>7. Безопа�?но�?т�? и по�?тавщики �?�?л�?г</w:t></w:r></w:p><w:p><w:pPr><w:rPr><w:lang w:val="et-EE"/></w:rPr></w:pPr><w:r><w:rPr><w:lang w:val="et-EE"/></w:rPr><w:t xml:space="preserve">SotsiaalAI защищает данные �? помощ�?ю �?оответ�?тв�?ющих техниче�?ких и организационных мер. �? ним отно�?ят�?я, помимо прочего, защищённые �?оединения, ограничение до�?т�?па в зави�?имо�?ти от роли и рабочей необходимо�?ти, ведение ж�?рналов, резервное копирование, </w:t></w:r><w:r><w:rPr><w:lang w:val="et-EE"/></w:rPr><w:lastRenderedPageBreak/><w:t>во�?�?тановление, �?правление обновлениями и �?язвимо�?тями, обработка инцидентов, а также правила хранения и �?даления данных.</w:t></w:r></w:p><w:p><w:pPr><w:rPr><w:lang w:val="et-EE"/></w:rPr></w:pPr><w:r><w:rPr><w:lang w:val="et-EE"/></w:rPr><w:t>Для оказания �?�?л�?ги SotsiaalAI может и�?пол�?зоват�? необходимых по�?тавщиков �?�?л�?г или �?�?бобработчиков, например для хо�?тинга, �?ерви�?ов и�?к�?�?�?твенного интеллекта, голо�?овых �?ерви�?ов, электронной почты, логирования или мониторинга. Они и�?пол�?з�?ют�?я тол�?ко в об�?ёме, необходимом для ф�?нкционирования �?�?л�?ги, и на них ра�?про�?траняют�?я �?оответ�?тв�?ющие обязател�?�?тва по конфиденциал�?но�?ти и защите данных.</w:t></w:r></w:p><w:p><w:pPr><w:rPr><w:lang w:val="et-EE"/></w:rPr></w:pPr><w:r><w:rPr><w:lang w:val="et-EE"/></w:rPr><w:t>Е�?ли данные передают�?я за пределы Европей�?кого �?оюза или Европей�?кой экономиче�?кой зоны, применяют�?я �?оответ�?тв�?ющие меры защиты в �?оответ�?твии �? применимым законодател�?�?твом.</w:t></w:r></w:p><w:p><w:pPr><w:rPr><w:lang w:val="et-EE"/></w:rPr></w:pPr><w:r><w:rPr><w:lang w:val="et-EE"/></w:rPr><w:t>О�?новное размещение платформы о�?�?ще�?твляет�?я в пределах Европей�?кой экономиче�?кой зоны, включая Э�?тонию, е�?ли �?тороны пи�?�?менно не договорили�?�? об ином.</w:t></w:r></w:p><w:p><w:pPr><w:rPr><w:b/><w:bCs/><w:lang w:val="et-EE"/></w:rPr></w:pPr><w:r><w:rPr><w:b/><w:bCs/><w:lang w:val="et-EE"/></w:rPr><w:t>8. О�?ибки, нар�?�?ения и �?ведомление</w:t></w:r></w:p><w:p><w:pPr><w:rPr><w:lang w:val="et-EE"/></w:rPr></w:pPr><w:r><w:rPr><w:lang w:val="et-EE"/></w:rPr><w:t>Е�?ли работник замечает или подозревает, что на платформ�? были введены неверные, избыточные или не�?анкционированные данные, он обязан незамедлител�?но �?ообщит�? об этом в �?оответ�?твии �? обычным порядком организации.</w:t></w:r></w:p><w:p><w:pPr><w:rPr><w:lang w:val="et-EE"/></w:rPr></w:pPr><w:r><w:rPr><w:lang w:val="et-EE"/></w:rPr><w:t>Е�?ли SotsiaalAI �?тановит�?я изве�?тно о нар�?�?ении, затрагивающем данные организации, он �?ведомляет организацию без неоправданной задержки и оказывает раз�?мн�?ю помощ�? в оценке об�?тоятел�?�?тв нар�?�?ения, его возможного влияния и дал�?ней�?их �?агов.</w:t></w:r></w:p><w:p><w:pPr><w:rPr><w:b/><w:bCs/><w:lang w:val="et-EE"/></w:rPr></w:pPr><w:r><w:rPr><w:b/><w:bCs/><w:lang w:val="et-EE"/></w:rPr><w:t>9. �?одпи�?и и в�?т�?пление в �?ил�?</w:t></w:r></w:p><w:p><w:pPr><w:rPr><w:lang w:val="et-EE"/></w:rPr></w:pPr><w:r><w:rPr><w:lang w:val="et-EE"/></w:rPr><w:t>На�?тоящий док�?мент в�?т�?пает в �?ил�? как о�?нование для вн�?треннего профе�?�?ионал�?ного и�?пол�?зования в организации по�?ле его подпи�?ания пред�?тавителем организации и работником.</w:t></w:r></w:p><w:p><w:pPr><w:rPr><w:lang w:val="et-EE"/></w:rPr></w:pPr><w:r><w:rPr><w:lang w:val="et-EE"/></w:rPr><w:t>Договорная ча�?т�? на�?тоящего док�?мента в�?т�?пает в �?ил�? в отно�?ении SotsiaalAI по�?ле того, как организация и SotsiaalAI подпи�?�?т док�?мент одинакового �?одержания.</w:t></w:r></w:p><w:p/><w:tbl><w:tblPr><w:tblW w:w="0" w:type="auto"/><w:jc w:val="center"/><w:tblBorders><w:top w:val="single" w:sz="6" w:space="0" w:color="D8CBC5"/><w:left w:val="single" w:sz="6" w:space="0" w:color="D8CBC5"/><w:bottom w:val="single" w:sz="6" w:space="0" w:color="D8CBC5"/><w:right w:val="single" w:sz="6" w:space="0" w:color="D8CBC5"/><w:insideH w:val="single" w:sz="6" w:space="0" w:color="D8CBC5"/><w:insideV w:val="single" w:sz="6" w:space="0" w:color="D8CBC5"/></w:tblBorders><w:tblLayout w:type="fixed"/><w:tblLook w:val="04A0" w:firstRow="1" w:lastRow="0" w:firstColumn="1" w:lastColumn="0" w:noHBand="0" w:noVBand="1"/></w:tblPr><w:tblGrid><w:gridCol w:w="2948"/><w:gridCol w:w="5216"/></w:tblGrid><w:tr><w:trPr><w:trHeight w:val="360"/><w:jc w:val="center"/></w:trPr><w:tc><w:tcPr><w:tcW w:w="2948" w:type="dxa"/><w:shd w:val="clear" w:color="auto" w:fill="EFE7E3"/><w:tcMar><w:top w:w="85" w:type="dxa"/><w:left w:w="100" w:type="dxa"/><w:bottom w:w="85" w:type="dxa"/><w:right w:w="100" w:type="dxa"/></w:tcMar><w:vAlign w:val="center"/></w:tcPr><w:p><w:pPr><w:spacing w:after="0"/></w:pPr><w:r><w:rPr><w:b/></w:rPr><w:t>Организация</w:t></w:r></w:p></w:tc><w:tc><w:tcPr><w:tcW w:w="5216" w:type="dxa"/><w:tcMar><w:top w:w="85" w:type="dxa"/><w:left w:w="100" w:type="dxa"/><w:bottom w:w="85" w:type="dxa"/><w:right w:w="100" w:type="dxa"/></w:tcMar><w:vAlign w:val="center"/></w:tcPr><w:p><w:pPr><w:spacing w:after="0"/></w:pPr><w:r><w:t xml:space="preserve"> </w:t></w:r></w:p></w:tc></w:tr><w:tr><w:trPr><w:trHeight w:val="360"/><w:jc w:val="center"/></w:trPr><w:tc><w:tcPr><w:tcW w:w="2948" w:type="dxa"/><w:shd w:val="clear" w:color="auto" w:fill="EFE7E3"/><w:tcMar><w:top w:w="85" w:type="dxa"/><w:left w:w="100" w:type="dxa"/><w:bottom w:w="85" w:type="dxa"/><w:right w:w="100" w:type="dxa"/></w:tcMar><w:vAlign w:val="center"/></w:tcPr><w:p><w:pPr><w:spacing w:after="0"/></w:pPr><w:r><w:rPr><w:b/></w:rPr><w:t>Дата в�?т�?пления в �?ил�?</w:t></w:r></w:p></w:tc><w:tc><w:tcPr><w:tcW w:w="5216" w:type="dxa"/><w:tcMar><w:top w:w="85" w:type="dxa"/><w:left w:w="100" w:type="dxa"/><w:bottom w:w="85" w:type="dxa"/><w:right w:w="100" w:type="dxa"/></w:tcMar><w:vAlign w:val="center"/></w:tcPr><w:p><w:pPr><w:spacing w:after="0"/></w:pPr><w:r><w:t xml:space="preserve"> </w:t></w:r></w:p></w:tc></w:tr></w:tbl><w:p><w:pPr><w:spacing w:after="120" w:line="283" w:lineRule="auto"/></w:pPr></w:p><w:tbl><w:tblPr><w:tblW w:w="0" w:type="auto"/><w:jc w:val="center"/><w:tblBorders><w:top w:val="single" w:sz="6" w:space="0" w:color="D8CBC5"/><w:left w:val="single" w:sz="6" w:space="0" w:color="D8CBC5"/><w:bottom w:val="single" w:sz="6" w:space="0" w:color="D8CBC5"/><w:right w:val="single" w:sz="6" w:space="0" w:color="D8CBC5"/><w:insideH w:val="single" w:sz="6" w:space="0" w:color="D8CBC5"/><w:insideV w:val="single" w:sz="6" w:space="0" w:color="D8CBC5"/></w:tblBorders><w:tblLayout w:type="fixed"/><w:tblLook w:val="04A0" w:firstRow="1" w:lastRow="0" w:firstColumn="1" w:lastColumn="0" w:noHBand="0" w:noVBand="1"/></w:tblPr><w:tblGrid><w:gridCol w:w="3118"/><w:gridCol w:w="2721"/><w:gridCol w:w="2324"/></w:tblGrid><w:tr><w:trPr><w:trHeight w:val="320"/><w:jc w:val="center"/></w:trPr><w:tc><w:tcPr><w:tcW w:w="3118" w:type="dxa"/><w:shd w:val="clear" w:color="auto" w:fill="E7DDD7"/><w:tcMar><w:top w:w="70" w:type="dxa"/><w:left w:w="90" w:type="dxa"/><w:bottom w:w="70" w:type="dxa"/><w:right w:w="90" w:type="dxa"/></w:tcMar><w:vAlign w:val="center"/></w:tcPr><w:p><w:pPr><w:spacing w:after="0"/></w:pPr><w:r><w:rPr><w:b/><w:sz w:val="21"/></w:rPr><w:t>�?одпи�?ант</w:t></w:r></w:p></w:tc><w:tc><w:tcPr><w:tcW w:w="2721" w:type="dxa"/><w:shd w:val="clear" w:color="auto" w:fill="E7DDD7"/><w:tcMar><w:top w:w="70" w:type="dxa"/><w:left w:w="90" w:type="dxa"/><w:bottom w:w="70" w:type="dxa"/><w:right w:w="90" w:type="dxa"/></w:tcMar><w:vAlign w:val="center"/></w:tcPr><w:p><w:pPr><w:spacing w:after="0"/></w:pPr><w:r><w:rPr><w:b/><w:sz w:val="21"/></w:rPr><w:t>�?мя и должно�?т�?</w:t></w:r></w:p></w:tc><w:tc><w:tcPr><w:tcW w:w="2324" w:type="dxa"/><w:shd w:val="clear" w:color="auto" w:fill="E7DDD7"/><w:tcMar><w:top w:w="70" w:type="dxa"/><w:left w:w="90" w:type="dxa"/><w:bottom w:w="70" w:type="dxa"/><w:right w:w="90" w:type="dxa"/></w:tcMar><w:vAlign w:val="center"/></w:tcPr><w:p><w:pPr><w:spacing w:after="0"/></w:pPr><w:r><w:rPr><w:b/><w:sz w:val="21"/></w:rPr><w:t>Дата и подпи�?�?</w:t></w:r></w:p></w:tc></w:tr><w:tr><w:trPr><w:trHeight w:val="320"/><w:jc w:val="center"/></w:trPr><w:tc><w:tcPr><w:tcW w:w="3118" w:type="dxa"/><w:tcMar><w:top w:w="70" w:type="dxa"/><w:left w:w="90" w:type="dxa"/><w:bottom w:w="70" w:type="dxa"/><w:right w:w="90" w:type="dxa"/></w:tcMar><w:vAlign w:val="center"/></w:tcPr><w:p><w:pPr><w:spacing w:after="0"/></w:pPr><w:r><w:rPr><w:sz w:val="21"/></w:rPr><w:t>�?ред�?тавител�? организации</w:t></w:r><w:r><w:rPr><w:sz w:val="21"/></w:rPr><w:t xml:space="preserve"> </w:t></w:r></w:p></w:tc><w:tc><w:tcPr><w:tcW w:w="2721" w:type="dxa"/><w:tcMar><w:top w:w="70" w:type="dxa"/><w:left w:w="90" w:type="dxa"/><w:bottom w:w="70" w:type="dxa"/><w:right w:w="90" w:type="dxa"/></w:tcMar><w:vAlign w:val="center"/></w:tcPr><w:p><w:pPr><w:spacing w:after="0"/></w:pPr><w:r><w:rPr><w:sz w:val="21"/></w:rPr><w:t xml:space="preserve"> </w:t></w:r></w:p></w:tc><w:tc><w:tcPr><w:tcW w:w="2324" w:type="dxa"/><w:tcMar><w:top w:w="70" w:type="dxa"/><w:left w:w="90" w:type="dxa"/><w:bottom w:w="70" w:type="dxa"/><w:right w:w="90" w:type="dxa"/></w:tcMar><w:vAlign w:val="center"/></w:tcPr><w:p><w:pPr><w:spacing w:after="0"/></w:pPr><w:r><w:rPr><w:sz w:val="21"/></w:rPr><w:t xml:space="preserve"> </w:t></w:r></w:p></w:tc></w:tr><w:tr><w:trPr><w:trHeight w:val="320"/><w:jc w:val="center"/></w:trPr><w:tc><w:tcPr><w:tcW w:w="3118" w:type="dxa"/><w:tcMar><w:top w:w="70" w:type="dxa"/><w:left w:w="90" w:type="dxa"/><w:bottom w:w="70" w:type="dxa"/><w:right w:w="90" w:type="dxa"/></w:tcMar><w:vAlign w:val="center"/></w:tcPr><w:p><w:pPr><w:spacing w:after="0"/></w:pPr><w:r><w:rPr><w:sz w:val="21"/></w:rPr><w:t>�?ред�?тавител�? pаботник</w:t></w:r></w:p></w:tc><w:tc><w:tcPr><w:tcW w:w="2721" w:type="dxa"/><w:tcMar><w:top w:w="70" w:type="dxa"/><w:left w:w="90" w:type="dxa"/><w:bottom w:w="70" w:type="dxa"/><w:right w:w="90" w:type="dxa"/></w:tcMar><w:vAlign w:val="center"/></w:tcPr><w:p><w:pPr><w:spacing w:after="0"/></w:pPr></w:p></w:tc><w:tc><w:tcPr><w:tcW w:w="2324" w:type="dxa"/><w:tcMar><w:top w:w="70" w:type="dxa"/><w:left w:w="90" w:type="dxa"/><w:bottom w:w="70" w:type="dxa"/><w:right w:w="90" w:type="dxa"/></w:tcMar><w:vAlign w:val="center"/></w:tcPr><w:p><w:pPr><w:spacing w:after="0"/></w:pPr></w:p></w:tc></w:tr><w:tr><w:trPr><w:trHeight w:val="320"/><w:jc w:val="center"/></w:trPr><w:tc><w:tcPr><w:tcW w:w="3118" w:type="dxa"/><w:tcMar><w:top w:w="70" w:type="dxa"/><w:left w:w="90" w:type="dxa"/><w:bottom w:w="70" w:type="dxa"/><w:right w:w="90" w:type="dxa"/></w:tcMar><w:vAlign w:val="center"/></w:tcPr><w:p><w:pPr><w:spacing w:after="0"/></w:pPr><w:r><w:rPr><w:sz w:val="21"/></w:rPr><w:lastRenderedPageBreak/><w:t>�?ред�?тавител�? SotsiaalAI O�?</w:t></w:r></w:p></w:tc><w:tc><w:tcPr><w:tcW w:w="2721" w:type="dxa"/><w:tcMar><w:top w:w="70" w:type="dxa"/><w:left w:w="90" w:type="dxa"/><w:bottom w:w="70" w:type="dxa"/><w:right w:w="90" w:type="dxa"/></w:tcMar><w:vAlign w:val="center"/></w:tcPr><w:p><w:pPr><w:spacing w:after="0"/></w:pPr><w:r><w:rPr><w:sz w:val="21"/></w:rPr><w:t xml:space="preserve"> Laur Raudsoo, член правления</w:t></w:r></w:p></w:tc><w:tc><w:tcPr><w:tcW w:w="2324" w:type="dxa"/><w:tcMar><w:top w:w="70" w:type="dxa"/><w:left w:w="90" w:type="dxa"/><w:bottom w:w="70" w:type="dxa"/><w:right w:w="90" w:type="dxa"/></w:tcMar><w:vAlign w:val="center"/></w:tcPr><w:p><w:pPr><w:spacing w:after="0"/></w:pPr><w:r><w:rPr><w:sz w:val="21"/></w:rPr><w:t xml:space="preserve"> 23.04.2026, цифровая подпи�?�?</w:t></w:r></w:p></w:tc></w:tr></w:tbl><w:p><w:pPr><w:spacing w:before="200" w:line="264" w:lineRule="auto"/></w:pPr></w:p><w:sectPr><w:headerReference w:type="default" r:id="rId8"/><w:pgSz w:w="12240" w:h="15840"/><w:pgMar w:top="1247" w:right="1304" w:bottom="1247" w:left="1304" w:header="720" w:footer="720" w:gutter="0"/><w:cols w:space="720"/><w:docGrid w:linePitch="360"/></w:sectPr></w:body></w:document>
 
 </file>
 

--- a/public/legal/SotsiaalAI_raamdokument_RU.docx
+++ b/public/legal/SotsiaalAI_raamdokument_RU.docx
@@ -1,6 +1,6 @@
 
 <file path=word/document.xml>?<?xml version="1.0" encoding="UTF-8" standalone="yes"?>
-<w:document xmlns:wpc="http://schemas.microsoft.com/office/word/2010/wordprocessingCanvas" xmlns:cx="http://schemas.microsoft.com/office/drawing/2014/chartex" xmlns:cx1="http://schemas.microsoft.com/office/drawing/2015/9/8/chartex" xmlns:cx2="http://schemas.microsoft.com/office/drawing/2015/10/21/chartex" xmlns:cx3="http://schemas.microsoft.com/office/drawing/2016/5/9/chartex" xmlns:cx4="http://schemas.microsoft.com/office/drawing/2016/5/10/chartex" xmlns:cx5="http://schemas.microsoft.com/office/drawing/2016/5/11/chartex" xmlns:cx6="http://schemas.microsoft.com/office/drawing/2016/5/12/chartex" xmlns:cx7="http://schemas.microsoft.com/office/drawing/2016/5/13/chartex" xmlns:cx8="http://schemas.microsoft.com/office/drawing/2016/5/14/chartex" xmlns:mc="http://schemas.openxmlformats.org/markup-compatibility/2006" xmlns:aink="http://schemas.microsoft.com/office/drawing/2016/ink" xmlns:am3d="http://schemas.microsoft.com/office/drawing/2017/model3d" xmlns:o="urn:schemas-microsoft-com:office:office" xmlns:oel="http://schemas.microsoft.com/office/2019/extlst" xmlns:r="http://schemas.openxmlformats.org/officeDocument/2006/relationships" xmlns:m="http://schemas.openxmlformats.org/officeDocument/2006/math" xmlns:v="urn:schemas-microsoft-com:vml" xmlns:wp14="http://schemas.microsoft.com/office/word/2010/wordprocessingDrawing" xmlns:wp="http://schemas.openxmlformats.org/drawingml/2006/wordprocessingDrawing" xmlns:w10="urn:schemas-microsoft-com:office:word" xmlns:w="http://schemas.openxmlformats.org/wordprocessingml/2006/main" xmlns:w14="http://schemas.microsoft.com/office/word/2010/wordml" xmlns:w15="http://schemas.microsoft.com/office/word/2012/wordml" xmlns:w16cex="http://schemas.microsoft.com/office/word/2018/wordml/cex" xmlns:w16cid="http://schemas.microsoft.com/office/word/2016/wordml/cid" xmlns:w16="http://schemas.microsoft.com/office/word/2018/wordml" xmlns:w16du="http://schemas.microsoft.com/office/word/2023/wordml/word16du" xmlns:w16sdtdh="http://schemas.microsoft.com/office/word/2020/wordml/sdtdatahash" xmlns:w16sdtfl="http://schemas.microsoft.com/office/word/2024/wordml/sdtformatlock" xmlns:w16se="http://schemas.microsoft.com/office/word/2015/wordml/symex" xmlns:wpg="http://schemas.microsoft.com/office/word/2010/wordprocessingGroup" xmlns:wpi="http://schemas.microsoft.com/office/word/2010/wordprocessingInk" xmlns:wne="http://schemas.microsoft.com/office/word/2006/wordml" xmlns:wps="http://schemas.microsoft.com/office/word/2010/wordprocessingShape" mc:Ignorable="w14 w15 w16se w16cid w16 w16cex w16sdtdh w16sdtfl w16du wp14"><w:body><w:p><w:pPr><w:jc w:val="center"/></w:pPr><w:r><w:t>Рамки профе�?�?ионал�?ного и�?пол�?зования и �?огла�?ение об обработке данных</w:t></w:r></w:p><w:p><w:pPr><w:rPr><w:rFonts w:asciiTheme="majorHAnsi" w:eastAsiaTheme="majorEastAsia" w:hAnsiTheme="majorHAnsi" w:cstheme="majorBidi"/><w:b/><w:color w:val="7A3E3E"/><w:spacing w:val="5"/><w:kern w:val="28"/><w:sz w:val="40"/><w:szCs w:val="52"/></w:rPr></w:pPr></w:p><w:p><w:pPr><w:rPr><w:b/><w:bCs/><w:lang w:val="et-EE"/></w:rPr></w:pPr><w:r><w:rPr><w:b/><w:bCs/><w:lang w:val="et-EE"/></w:rPr><w:t>�?равовая о�?нова и хранение данных</w:t></w:r></w:p><w:p><w:pPr><w:rPr><w:lang w:val="et-EE"/></w:rPr></w:pPr><w:r><w:rPr><w:lang w:val="et-EE"/></w:rPr><w:t>На�?тоящий док�?мент о�?нован на применимом законодател�?�?тве об обработке пер�?онал�?ных данных, прежде в�?его на Регламенте (Е�?) 2016/679 Европей�?кого парламента и �?овета, Законе Э�?тонии о защите пер�?онал�?ных данных, а при необходимо�?ти — и на иных правовых актах, рег�?лир�?ющих �?фер�? деятел�?но�?ти организации. Е�?ли на организацию ра�?про�?траняют�?я требования, ка�?ающие�?я п�?бличной информации, �?правления док�?ментами, архивирования или иных обязанно�?тей по хранению док�?ментов, эти требования также должны �?облюдат�?�?я при и�?пол�?зовании SotsiaalAI.</w:t></w:r></w:p><w:p><w:pPr><w:rPr><w:lang w:val="et-EE"/></w:rPr></w:pPr><w:r><w:rPr><w:lang w:val="et-EE"/></w:rPr><w:t>Данные, док�?менты и иные рабочие материалы мог�?т и�?пол�?зоват�?�?я, хранит�?�?я и обрабатыват�?�?я в SotsiaalAI тол�?ко в об�?ёме, необходимом для выполнения рабочих задач, оказания �?�?л�?ги или и�?полнения обязанно�?ти, вытекающей из закона. Данные не хранят�?я дол�?�?е, чем это необходимо. �?огда о�?нование для хранения прекращает�?я, данные �?даляют�?я, возвращают�?я или архивир�?ют�?я в �?оответ�?твии �? �?огла�?ением �?торон, применимыми обязанно�?тями по хранению и техниче�?кими возможно�?тями.</w:t></w:r></w:p><w:p><w:pPr><w:rPr><w:b/><w:bCs/><w:lang w:val="et-EE"/></w:rPr></w:pPr><w:r><w:rPr><w:b/><w:bCs/><w:lang w:val="et-EE"/></w:rPr><w:t>1. Для чего предназначен этот док�?мент</w:t></w:r></w:p><w:p><w:pPr><w:rPr><w:lang w:val="et-EE"/></w:rPr></w:pPr><w:r><w:rPr><w:lang w:val="et-EE"/></w:rPr><w:t>На�?тоящий док�?мент об�?единяет в одном файле о�?нование для профе�?�?ионал�?ного и�?пол�?зования SotsiaalAI в организации, о�?новные правила и�?пол�?зования, подтверждение работника, а также пи�?�?менное �?огла�?ение межд�? организацией и SotsiaalAI об обработке данных в той мере, в какой SotsiaalAI обрабатывает данные от имени организации.</w:t></w:r></w:p><w:p><w:pPr><w:rPr><w:lang w:val="et-EE"/></w:rPr></w:pPr><w:r><w:rPr><w:lang w:val="et-EE"/></w:rPr><w:t>SotsiaalAI являет�?я рабочим ин�?тр�?ментом. Его можно и�?пол�?зоват�? для подготовки док�?ментов, пи�?ем, �?водок, отчётов и иных рабочих черновиков, для �?порядочивания информации, а также для хранения и и�?пол�?зования рабочих файлов на платформе. SotsiaalAI помогает работник�? выполнят�? работ�?, но не принимает ре�?ения за человека. В�?ё �?�?ще�?твенное должно быт�? проверено человеком до и�?пол�?зования.</w:t></w:r></w:p><w:p><w:pPr><w:rPr><w:lang w:val="et-EE"/></w:rPr></w:pPr><w:r><w:rPr><w:lang w:val="et-EE"/></w:rPr><w:t>На�?тоящий док�?мент �?ам по �?ебе не даёт права и�?пол�?зоват�? пер�?онал�?ные данные каким �?годно образом. До начала и�?пол�?зования SotsiaalAI организация должна �?бедит�?�?я, что и�?пол�?зование данных являет�?я необходимым, доп�?�?тимым и �?оответ�?тв�?ет закон�?.</w:t></w:r></w:p><w:p><w:pPr><w:rPr><w:b/><w:bCs/><w:lang w:val="et-EE"/></w:rPr></w:pPr><w:r><w:rPr><w:b/><w:bCs/><w:lang w:val="et-EE"/></w:rPr><w:t>2. О�?новные правила и�?пол�?зования</w:t></w:r></w:p><w:p><w:pPr><w:rPr><w:lang w:val="et-EE"/></w:rPr></w:pPr><w:r><w:rPr><w:lang w:val="et-EE"/></w:rPr><w:t>SotsiaalAI может и�?пол�?зоват�?�?я тол�?ко в �?л�?жебных целях и в �?оответ�?твии �? вн�?тренними ин�?тр�?кциями организации.</w:t></w:r></w:p><w:p><w:pPr><w:rPr><w:lang w:val="et-EE"/></w:rPr></w:pPr><w:r><w:rPr><w:lang w:val="et-EE"/></w:rPr><w:t xml:space="preserve">SotsiaalAI не может и�?пол�?зоват�?�?я как един�?твенное о�?нование для принятия ре�?ения, влияющего на права, обязанно�?ти, по�?обия, �?�?л�?ги или ин�?ю важн�?ю �?ит�?ацию человека. </w:t></w:r><w:r><w:rPr><w:lang w:val="et-EE"/></w:rPr><w:lastRenderedPageBreak/><w:t>Окончател�?ная оценка и ре�?ение в�?егда о�?тают�?я за человеком и, при необходимо�?ти, за организацией.</w:t></w:r></w:p><w:p><w:pPr><w:rPr><w:lang w:val="et-EE"/></w:rPr></w:pPr><w:r><w:rPr><w:lang w:val="et-EE"/></w:rPr><w:t>�?латформа может и�?пол�?зоват�?�?я для форм�?лирования тек�?тов, подготовки �?водок и отчётов, �?о�?тавления рабочих черновиков, �?порядочивания информации, а также для хранения и и�?пол�?зования рабочих файлов в одной �?реде.</w:t></w:r></w:p><w:p><w:pPr><w:rPr><w:b/><w:bCs/><w:lang w:val="et-EE"/></w:rPr></w:pPr><w:r><w:rPr><w:b/><w:bCs/><w:lang w:val="et-EE"/></w:rPr><w:t>3. �?�?пол�?зование данных</w:t></w:r></w:p><w:p><w:pPr><w:rPr><w:lang w:val="et-EE"/></w:rPr></w:pPr><w:r><w:rPr><w:lang w:val="et-EE"/></w:rPr><w:t>На платформ�? вводит�?я и на ней хранит�?я тол�?ко такой об�?ём информации, который необходим для выполнения работы. �?о возможно�?ти �?ит�?ацию �?лед�?ет опи�?ыват�? более общо и таким образом, чтобы человека нел�?зя было �?раз�? идентифицироват�?.</w:t></w:r></w:p><w:p><w:pPr><w:rPr><w:lang w:val="et-EE"/></w:rPr></w:pPr><w:r><w:rPr><w:lang w:val="et-EE"/></w:rPr><w:t>Е�?ли для выполнения рабочих задач в�?ё же необходимо и�?пол�?зоват�? ч�?в�?твител�?ные данные или точные пер�?онал�?ные данные человека, это доп�?�?кает�?я тол�?ко в том �?л�?чае, е�?ли такое и�?пол�?зование необходимо для выполнения �?л�?жебных обязанно�?тей, разре�?ено организацией и �?оответ�?тв�?ет применимом�? законодател�?�?тв�?. Даже в таком �?л�?чае и�?пол�?з�?ет�?я тол�?ко минимал�?но необходимый об�?ём данных.</w:t></w:r></w:p><w:p><w:pPr><w:rPr><w:lang w:val="et-EE"/></w:rPr></w:pPr><w:r><w:rPr><w:lang w:val="et-EE"/></w:rPr><w:t>На платформ�? нел�?зя вводит�? пароли, коды входа, данные банков�?ких карт и иные конфиденциал�?ные данные до�?т�?па. Также нел�?зя добавлят�? данные или файлы �?по�?обом, который противоречил бы закон�?, �?л�?жебной тайне, профе�?�?ионал�?ной этике, обязател�?�?тв�? конфиденциал�?но�?ти или вн�?тренним правилам организации.</w:t></w:r></w:p><w:p><w:pPr><w:rPr><w:b/><w:bCs/><w:lang w:val="et-EE"/></w:rPr></w:pPr><w:r><w:rPr><w:b/><w:bCs/><w:lang w:val="et-EE"/></w:rPr><w:t>4. Ответ�?твенно�?т�?</w:t></w:r></w:p><w:p><w:pPr><w:rPr><w:lang w:val="et-EE"/></w:rPr></w:pPr><w:r><w:rPr><w:lang w:val="et-EE"/></w:rPr><w:t>Организация не�?ёт ответ�?твенно�?т�? за то, чтобы работник�? было чётко понятно, для чего SotsiaalAI можно и�?пол�?зоват�?, а для чего нел�?зя. Организация ре�?ает, когда можно и�?пол�?зоват�? идентифицир�?емые или ч�?в�?твител�?ные данные, н�?жны ли дополнител�?ные меры защиты и какие ограничения или вн�?тренние правила применяют�?я к таком�? и�?пол�?зованию.</w:t></w:r></w:p><w:p><w:pPr><w:rPr><w:lang w:val="et-EE"/></w:rPr></w:pPr><w:r><w:rPr><w:lang w:val="et-EE"/></w:rPr><w:t>Работник и�?пол�?з�?ет SotsiaalAI тол�?ко в �?л�?жебных целях и в �?оответ�?твии �? ин�?тр�?кциями организации. Работник отвечает за то, чтобы не вводит�? бол�?�?е данных, чем необходимо, в�?егда �?амо�?тоятел�?но проверят�? рез�?л�?таты, выдаваемые платформой, и не и�?пол�?зоват�? SotsiaalAI для принятия окончател�?ного ре�?ения о человеке.</w:t></w:r></w:p><w:p><w:pPr><w:rPr><w:b/><w:bCs/><w:lang w:val="et-EE"/></w:rPr></w:pPr><w:r><w:rPr><w:b/><w:bCs/><w:lang w:val="et-EE"/></w:rPr><w:t>5. �?редварител�?ная оценка �?о �?тороны организации</w:t></w:r></w:p><w:p><w:pPr><w:rPr><w:lang w:val="et-EE"/></w:rPr></w:pPr><w:r><w:rPr><w:lang w:val="et-EE"/></w:rPr><w:t>�?одпи�?ывая на�?тоящий док�?мент, организация подтверждает, что до и�?пол�?зования идентифицир�?емых или ч�?в�?твител�?ных данных она как миним�?м оценила �?лед�?ющие вопро�?ы: цел�? и�?пол�?зования, правовое о�?нование и�?пол�?зования данных, доп�?�?тимо�?т�? такого и�?пол�?зования, необходимо�?т�? дополнител�?ной оценки или дополнител�?ных мер защиты, а также то, были ли работникам предо�?тавлены до�?таточные ин�?тр�?кции и правила и�?пол�?зования.</w:t></w:r></w:p><w:p><w:pPr><w:rPr><w:b/><w:bCs/><w:lang w:val="et-EE"/></w:rPr></w:pPr><w:r><w:rPr><w:b/><w:bCs/><w:lang w:val="et-EE"/></w:rPr><w:t>6. �?огла�?ение об обработке данных</w:t></w:r></w:p><w:p><w:pPr><w:rPr><w:lang w:val="et-EE"/></w:rPr></w:pPr><w:r><w:rPr><w:lang w:val="et-EE"/></w:rPr><w:lastRenderedPageBreak/><w:t>На�?тоящий док�?мент также являет�?я пи�?�?менным �?огла�?ением межд�? организацией и SotsiaalAI об обработке данных в той мере, в какой SotsiaalAI обрабатывает пер�?онал�?ные данные от имени организации. Для целей этой ча�?ти док�?мента организация ра�?�?матривает�?я как ответ�?твенный обработчик, а SotsiaalAI — как �?полномоченный обработчик в той мере, в какой такое ра�?пределение ролей применимо к �?оответ�?тв�?ющей обработке.</w:t></w:r></w:p><w:p><w:pPr><w:rPr><w:lang w:val="et-EE"/></w:rPr></w:pPr><w:r><w:rPr><w:lang w:val="et-EE"/></w:rPr><w:t>Эта ча�?т�? в�?т�?пает в �?ил�? по�?ле того, как организация и SotsiaalAI подпи�?�?т док�?мент одинакового �?одержания.</w:t></w:r></w:p><w:p><w:pPr><w:rPr><w:lang w:val="et-EE"/></w:rPr></w:pPr><w:r><w:rPr><w:lang w:val="et-EE"/></w:rPr><w:t>SotsiaalAI обрабатывает данные от имени организации тол�?ко в об�?ёме, необходимом для оказания �?�?л�?ги. Это может включат�? хранение файлов, подготовк�? док�?ментов, �?водок, отчётов и иных рабочих черновиков, �?порядочивание информации, техниче�?кое обе�?печение разре�?ённых рабочих проце�?�?ов, а�?тентификацию пол�?зователей, техниче�?к�?ю поддержк�?, безопа�?но�?т�? и обе�?печение надёжно�?ти �?�?л�?ги.</w:t></w:r></w:p><w:p><w:pPr><w:rPr><w:lang w:val="et-EE"/></w:rPr></w:pPr><w:r><w:rPr><w:lang w:val="et-EE"/></w:rPr><w:t>Обрабатываемые данные мог�?т включат�? �?одержание рабочих материалов, входные данные в чате, док�?менты, контактные данные, данные �?чётной запи�?и пол�?зователя и иные данные, которые организация правомерно и�?пол�?з�?ет в �?ерви�?е. Эти данные также мог�?т включат�? пер�?онал�?ные данные, в том чи�?ле о�?обые категории пер�?онал�?ных данных, е�?ли их и�?пол�?зование необходимо и доп�?�?тимо для выполнения рабочих задач организации.</w:t></w:r></w:p><w:p><w:pPr><w:rPr><w:lang w:val="et-EE"/></w:rPr></w:pPr><w:r><w:rPr><w:lang w:val="et-EE"/></w:rPr><w:t>Данные обрабатывают�?я до тех пор, пока организация пол�?з�?ет�?я �?�?л�?гой, пока обработка необходима для оказания �?�?л�?ги либо пока хранение треб�?ет�?я в �?ил�? закона, требований к док�?ментооборот�?, архивированию или обе�?печению надёжно�?ти �?�?л�?ги.</w:t></w:r></w:p><w:p><w:pPr><w:rPr><w:lang w:val="et-EE"/></w:rPr></w:pPr><w:r><w:rPr><w:lang w:val="et-EE"/></w:rPr><w:t>SotsiaalAI обрабатывает данные в �?оответ�?твии �? док�?ментированными ин�?тр�?кциями организации, обе�?печивает обязател�?�?тво конфиденциал�?но�?ти для лиц, имеющих до�?т�?п к данным, и применяет �?оответ�?тв�?ющие техниче�?кие и организационные меры для защиты данных.</w:t></w:r></w:p><w:p><w:pPr><w:rPr><w:lang w:val="et-EE"/></w:rPr></w:pPr><w:r><w:rPr><w:lang w:val="et-EE"/></w:rPr><w:t>SotsiaalAI оказывает раз�?мн�?ю помощ�? организации при ра�?�?мотрении запро�?ов �?�?б�?ектов данных, оценке нар�?�?ений, �?вязанных �? пер�?онал�?ными данными, опи�?ании мер безопа�?но�?ти и выполнении иных обязанно�?тей в обла�?ти защиты данных в той мере, в какой это �?вязано �? �?�?л�?гой.</w:t></w:r></w:p><w:p><w:pPr><w:rPr><w:lang w:val="et-EE"/></w:rPr></w:pPr><w:r><w:rPr><w:lang w:val="et-EE"/></w:rPr><w:t>�?о завер�?ении обработки SotsiaalAI �?даляет или возвращает данные организации в �?оответ�?твии �? ин�?тр�?кциями организации в той мере, в какой это техниче�?ки возможно и �?оответ�?тв�?ет обязанно�?тям по хранению. Е�?ли закон треб�?ет более длител�?ного хранения, архивирования или ограничения до�?т�?па к определённым данным или док�?ментам, применяет�?я �?оответ�?тв�?ющее правовое о�?нование.</w:t></w:r></w:p><w:p><w:pPr><w:rPr><w:b/><w:bCs/><w:lang w:val="et-EE"/></w:rPr></w:pPr><w:r><w:rPr><w:b/><w:bCs/><w:lang w:val="et-EE"/></w:rPr><w:t>7. Безопа�?но�?т�? и по�?тавщики �?�?л�?г</w:t></w:r></w:p><w:p><w:pPr><w:rPr><w:lang w:val="et-EE"/></w:rPr></w:pPr><w:r><w:rPr><w:lang w:val="et-EE"/></w:rPr><w:t xml:space="preserve">SotsiaalAI защищает данные �? помощ�?ю �?оответ�?тв�?ющих техниче�?ких и организационных мер. �? ним отно�?ят�?я, помимо прочего, защищённые �?оединения, ограничение до�?т�?па в зави�?имо�?ти от роли и рабочей необходимо�?ти, ведение ж�?рналов, резервное копирование, </w:t></w:r><w:r><w:rPr><w:lang w:val="et-EE"/></w:rPr><w:lastRenderedPageBreak/><w:t>во�?�?тановление, �?правление обновлениями и �?язвимо�?тями, обработка инцидентов, а также правила хранения и �?даления данных.</w:t></w:r></w:p><w:p><w:pPr><w:rPr><w:lang w:val="et-EE"/></w:rPr></w:pPr><w:r><w:rPr><w:lang w:val="et-EE"/></w:rPr><w:t>Для оказания �?�?л�?ги SotsiaalAI может и�?пол�?зоват�? необходимых по�?тавщиков �?�?л�?г или �?�?бобработчиков, например для хо�?тинга, �?ерви�?ов и�?к�?�?�?твенного интеллекта, голо�?овых �?ерви�?ов, электронной почты, логирования или мониторинга. Они и�?пол�?з�?ют�?я тол�?ко в об�?ёме, необходимом для ф�?нкционирования �?�?л�?ги, и на них ра�?про�?траняют�?я �?оответ�?тв�?ющие обязател�?�?тва по конфиденциал�?но�?ти и защите данных.</w:t></w:r></w:p><w:p><w:pPr><w:rPr><w:lang w:val="et-EE"/></w:rPr></w:pPr><w:r><w:rPr><w:lang w:val="et-EE"/></w:rPr><w:t>Е�?ли данные передают�?я за пределы Европей�?кого �?оюза или Европей�?кой экономиче�?кой зоны, применяют�?я �?оответ�?тв�?ющие меры защиты в �?оответ�?твии �? применимым законодател�?�?твом.</w:t></w:r></w:p><w:p><w:pPr><w:rPr><w:lang w:val="et-EE"/></w:rPr></w:pPr><w:r><w:rPr><w:lang w:val="et-EE"/></w:rPr><w:t>О�?новное размещение платформы о�?�?ще�?твляет�?я в пределах Европей�?кой экономиче�?кой зоны, включая Э�?тонию, е�?ли �?тороны пи�?�?менно не договорили�?�? об ином.</w:t></w:r></w:p><w:p><w:pPr><w:rPr><w:b/><w:bCs/><w:lang w:val="et-EE"/></w:rPr></w:pPr><w:r><w:rPr><w:b/><w:bCs/><w:lang w:val="et-EE"/></w:rPr><w:t>8. О�?ибки, нар�?�?ения и �?ведомление</w:t></w:r></w:p><w:p><w:pPr><w:rPr><w:lang w:val="et-EE"/></w:rPr></w:pPr><w:r><w:rPr><w:lang w:val="et-EE"/></w:rPr><w:t>Е�?ли работник замечает или подозревает, что на платформ�? были введены неверные, избыточные или не�?анкционированные данные, он обязан незамедлител�?но �?ообщит�? об этом в �?оответ�?твии �? обычным порядком организации.</w:t></w:r></w:p><w:p><w:pPr><w:rPr><w:lang w:val="et-EE"/></w:rPr></w:pPr><w:r><w:rPr><w:lang w:val="et-EE"/></w:rPr><w:t>Е�?ли SotsiaalAI �?тановит�?я изве�?тно о нар�?�?ении, затрагивающем данные организации, он �?ведомляет организацию без неоправданной задержки и оказывает раз�?мн�?ю помощ�? в оценке об�?тоятел�?�?тв нар�?�?ения, его возможного влияния и дал�?ней�?их �?агов.</w:t></w:r></w:p><w:p><w:pPr><w:rPr><w:b/><w:bCs/><w:lang w:val="et-EE"/></w:rPr></w:pPr><w:r><w:rPr><w:b/><w:bCs/><w:lang w:val="et-EE"/></w:rPr><w:t>9. �?одпи�?и и в�?т�?пление в �?ил�?</w:t></w:r></w:p><w:p><w:pPr><w:rPr><w:lang w:val="et-EE"/></w:rPr></w:pPr><w:r><w:rPr><w:lang w:val="et-EE"/></w:rPr><w:t>На�?тоящий док�?мент в�?т�?пает в �?ил�? как о�?нование для вн�?треннего профе�?�?ионал�?ного и�?пол�?зования в организации по�?ле его подпи�?ания пред�?тавителем организации и работником.</w:t></w:r></w:p><w:p><w:pPr><w:rPr><w:lang w:val="et-EE"/></w:rPr></w:pPr><w:r><w:rPr><w:lang w:val="et-EE"/></w:rPr><w:t>Договорная ча�?т�? на�?тоящего док�?мента в�?т�?пает в �?ил�? в отно�?ении SotsiaalAI по�?ле того, как организация и SotsiaalAI подпи�?�?т док�?мент одинакового �?одержания.</w:t></w:r></w:p><w:p/><w:tbl><w:tblPr><w:tblW w:w="0" w:type="auto"/><w:jc w:val="center"/><w:tblBorders><w:top w:val="single" w:sz="6" w:space="0" w:color="D8CBC5"/><w:left w:val="single" w:sz="6" w:space="0" w:color="D8CBC5"/><w:bottom w:val="single" w:sz="6" w:space="0" w:color="D8CBC5"/><w:right w:val="single" w:sz="6" w:space="0" w:color="D8CBC5"/><w:insideH w:val="single" w:sz="6" w:space="0" w:color="D8CBC5"/><w:insideV w:val="single" w:sz="6" w:space="0" w:color="D8CBC5"/></w:tblBorders><w:tblLayout w:type="fixed"/><w:tblLook w:val="04A0" w:firstRow="1" w:lastRow="0" w:firstColumn="1" w:lastColumn="0" w:noHBand="0" w:noVBand="1"/></w:tblPr><w:tblGrid><w:gridCol w:w="2948"/><w:gridCol w:w="5216"/></w:tblGrid><w:tr><w:trPr><w:trHeight w:val="360"/><w:jc w:val="center"/></w:trPr><w:tc><w:tcPr><w:tcW w:w="2948" w:type="dxa"/><w:shd w:val="clear" w:color="auto" w:fill="EFE7E3"/><w:tcMar><w:top w:w="85" w:type="dxa"/><w:left w:w="100" w:type="dxa"/><w:bottom w:w="85" w:type="dxa"/><w:right w:w="100" w:type="dxa"/></w:tcMar><w:vAlign w:val="center"/></w:tcPr><w:p><w:pPr><w:spacing w:after="0"/></w:pPr><w:r><w:rPr><w:b/></w:rPr><w:t>Организация</w:t></w:r></w:p></w:tc><w:tc><w:tcPr><w:tcW w:w="5216" w:type="dxa"/><w:tcMar><w:top w:w="85" w:type="dxa"/><w:left w:w="100" w:type="dxa"/><w:bottom w:w="85" w:type="dxa"/><w:right w:w="100" w:type="dxa"/></w:tcMar><w:vAlign w:val="center"/></w:tcPr><w:p><w:pPr><w:spacing w:after="0"/></w:pPr><w:r><w:t xml:space="preserve"> </w:t></w:r></w:p></w:tc></w:tr><w:tr><w:trPr><w:trHeight w:val="360"/><w:jc w:val="center"/></w:trPr><w:tc><w:tcPr><w:tcW w:w="2948" w:type="dxa"/><w:shd w:val="clear" w:color="auto" w:fill="EFE7E3"/><w:tcMar><w:top w:w="85" w:type="dxa"/><w:left w:w="100" w:type="dxa"/><w:bottom w:w="85" w:type="dxa"/><w:right w:w="100" w:type="dxa"/></w:tcMar><w:vAlign w:val="center"/></w:tcPr><w:p><w:pPr><w:spacing w:after="0"/></w:pPr><w:r><w:rPr><w:b/></w:rPr><w:t>Дата в�?т�?пления в �?ил�?</w:t></w:r></w:p></w:tc><w:tc><w:tcPr><w:tcW w:w="5216" w:type="dxa"/><w:tcMar><w:top w:w="85" w:type="dxa"/><w:left w:w="100" w:type="dxa"/><w:bottom w:w="85" w:type="dxa"/><w:right w:w="100" w:type="dxa"/></w:tcMar><w:vAlign w:val="center"/></w:tcPr><w:p><w:pPr><w:spacing w:after="0"/></w:pPr><w:r><w:t xml:space="preserve"> </w:t></w:r></w:p></w:tc></w:tr></w:tbl><w:p><w:pPr><w:spacing w:after="120" w:line="283" w:lineRule="auto"/></w:pPr></w:p><w:tbl><w:tblPr><w:tblW w:w="0" w:type="auto"/><w:jc w:val="center"/><w:tblBorders><w:top w:val="single" w:sz="6" w:space="0" w:color="D8CBC5"/><w:left w:val="single" w:sz="6" w:space="0" w:color="D8CBC5"/><w:bottom w:val="single" w:sz="6" w:space="0" w:color="D8CBC5"/><w:right w:val="single" w:sz="6" w:space="0" w:color="D8CBC5"/><w:insideH w:val="single" w:sz="6" w:space="0" w:color="D8CBC5"/><w:insideV w:val="single" w:sz="6" w:space="0" w:color="D8CBC5"/></w:tblBorders><w:tblLayout w:type="fixed"/><w:tblLook w:val="04A0" w:firstRow="1" w:lastRow="0" w:firstColumn="1" w:lastColumn="0" w:noHBand="0" w:noVBand="1"/></w:tblPr><w:tblGrid><w:gridCol w:w="3118"/><w:gridCol w:w="2721"/><w:gridCol w:w="2324"/></w:tblGrid><w:tr><w:trPr><w:trHeight w:val="320"/><w:jc w:val="center"/></w:trPr><w:tc><w:tcPr><w:tcW w:w="3118" w:type="dxa"/><w:shd w:val="clear" w:color="auto" w:fill="E7DDD7"/><w:tcMar><w:top w:w="70" w:type="dxa"/><w:left w:w="90" w:type="dxa"/><w:bottom w:w="70" w:type="dxa"/><w:right w:w="90" w:type="dxa"/></w:tcMar><w:vAlign w:val="center"/></w:tcPr><w:p><w:pPr><w:spacing w:after="0"/></w:pPr><w:r><w:rPr><w:b/><w:sz w:val="21"/></w:rPr><w:t>�?одпи�?ант</w:t></w:r></w:p></w:tc><w:tc><w:tcPr><w:tcW w:w="2721" w:type="dxa"/><w:shd w:val="clear" w:color="auto" w:fill="E7DDD7"/><w:tcMar><w:top w:w="70" w:type="dxa"/><w:left w:w="90" w:type="dxa"/><w:bottom w:w="70" w:type="dxa"/><w:right w:w="90" w:type="dxa"/></w:tcMar><w:vAlign w:val="center"/></w:tcPr><w:p><w:pPr><w:spacing w:after="0"/></w:pPr><w:r><w:rPr><w:b/><w:sz w:val="21"/></w:rPr><w:t>�?мя и должно�?т�?</w:t></w:r></w:p></w:tc><w:tc><w:tcPr><w:tcW w:w="2324" w:type="dxa"/><w:shd w:val="clear" w:color="auto" w:fill="E7DDD7"/><w:tcMar><w:top w:w="70" w:type="dxa"/><w:left w:w="90" w:type="dxa"/><w:bottom w:w="70" w:type="dxa"/><w:right w:w="90" w:type="dxa"/></w:tcMar><w:vAlign w:val="center"/></w:tcPr><w:p><w:pPr><w:spacing w:after="0"/></w:pPr><w:r><w:rPr><w:b/><w:sz w:val="21"/></w:rPr><w:t>Дата и подпи�?�?</w:t></w:r></w:p></w:tc></w:tr><w:tr><w:trPr><w:trHeight w:val="320"/><w:jc w:val="center"/></w:trPr><w:tc><w:tcPr><w:tcW w:w="3118" w:type="dxa"/><w:tcMar><w:top w:w="70" w:type="dxa"/><w:left w:w="90" w:type="dxa"/><w:bottom w:w="70" w:type="dxa"/><w:right w:w="90" w:type="dxa"/></w:tcMar><w:vAlign w:val="center"/></w:tcPr><w:p><w:pPr><w:spacing w:after="0"/></w:pPr><w:r><w:rPr><w:sz w:val="21"/></w:rPr><w:t>�?ред�?тавител�? организации</w:t></w:r><w:r><w:rPr><w:sz w:val="21"/></w:rPr><w:t xml:space="preserve"> </w:t></w:r></w:p></w:tc><w:tc><w:tcPr><w:tcW w:w="2721" w:type="dxa"/><w:tcMar><w:top w:w="70" w:type="dxa"/><w:left w:w="90" w:type="dxa"/><w:bottom w:w="70" w:type="dxa"/><w:right w:w="90" w:type="dxa"/></w:tcMar><w:vAlign w:val="center"/></w:tcPr><w:p><w:pPr><w:spacing w:after="0"/></w:pPr><w:r><w:rPr><w:sz w:val="21"/></w:rPr><w:t xml:space="preserve"> </w:t></w:r></w:p></w:tc><w:tc><w:tcPr><w:tcW w:w="2324" w:type="dxa"/><w:tcMar><w:top w:w="70" w:type="dxa"/><w:left w:w="90" w:type="dxa"/><w:bottom w:w="70" w:type="dxa"/><w:right w:w="90" w:type="dxa"/></w:tcMar><w:vAlign w:val="center"/></w:tcPr><w:p><w:pPr><w:spacing w:after="0"/></w:pPr><w:r><w:rPr><w:sz w:val="21"/></w:rPr><w:t xml:space="preserve"> </w:t></w:r></w:p></w:tc></w:tr><w:tr><w:trPr><w:trHeight w:val="320"/><w:jc w:val="center"/></w:trPr><w:tc><w:tcPr><w:tcW w:w="3118" w:type="dxa"/><w:tcMar><w:top w:w="70" w:type="dxa"/><w:left w:w="90" w:type="dxa"/><w:bottom w:w="70" w:type="dxa"/><w:right w:w="90" w:type="dxa"/></w:tcMar><w:vAlign w:val="center"/></w:tcPr><w:p><w:pPr><w:spacing w:after="0"/></w:pPr><w:r><w:rPr><w:sz w:val="21"/></w:rPr><w:t>�?ред�?тавител�? pаботник</w:t></w:r></w:p></w:tc><w:tc><w:tcPr><w:tcW w:w="2721" w:type="dxa"/><w:tcMar><w:top w:w="70" w:type="dxa"/><w:left w:w="90" w:type="dxa"/><w:bottom w:w="70" w:type="dxa"/><w:right w:w="90" w:type="dxa"/></w:tcMar><w:vAlign w:val="center"/></w:tcPr><w:p><w:pPr><w:spacing w:after="0"/></w:pPr></w:p></w:tc><w:tc><w:tcPr><w:tcW w:w="2324" w:type="dxa"/><w:tcMar><w:top w:w="70" w:type="dxa"/><w:left w:w="90" w:type="dxa"/><w:bottom w:w="70" w:type="dxa"/><w:right w:w="90" w:type="dxa"/></w:tcMar><w:vAlign w:val="center"/></w:tcPr><w:p><w:pPr><w:spacing w:after="0"/></w:pPr></w:p></w:tc></w:tr><w:tr><w:trPr><w:trHeight w:val="320"/><w:jc w:val="center"/></w:trPr><w:tc><w:tcPr><w:tcW w:w="3118" w:type="dxa"/><w:tcMar><w:top w:w="70" w:type="dxa"/><w:left w:w="90" w:type="dxa"/><w:bottom w:w="70" w:type="dxa"/><w:right w:w="90" w:type="dxa"/></w:tcMar><w:vAlign w:val="center"/></w:tcPr><w:p><w:pPr><w:spacing w:after="0"/></w:pPr><w:r><w:rPr><w:sz w:val="21"/></w:rPr><w:lastRenderedPageBreak/><w:t>�?ред�?тавител�? SotsiaalAI O�?</w:t></w:r></w:p></w:tc><w:tc><w:tcPr><w:tcW w:w="2721" w:type="dxa"/><w:tcMar><w:top w:w="70" w:type="dxa"/><w:left w:w="90" w:type="dxa"/><w:bottom w:w="70" w:type="dxa"/><w:right w:w="90" w:type="dxa"/></w:tcMar><w:vAlign w:val="center"/></w:tcPr><w:p><w:pPr><w:spacing w:after="0"/></w:pPr><w:r><w:rPr><w:sz w:val="21"/></w:rPr><w:t xml:space="preserve"> Laur Raudsoo, член правления</w:t></w:r></w:p></w:tc><w:tc><w:tcPr><w:tcW w:w="2324" w:type="dxa"/><w:tcMar><w:top w:w="70" w:type="dxa"/><w:left w:w="90" w:type="dxa"/><w:bottom w:w="70" w:type="dxa"/><w:right w:w="90" w:type="dxa"/></w:tcMar><w:vAlign w:val="center"/></w:tcPr><w:p><w:pPr><w:spacing w:after="0"/></w:pPr><w:r><w:rPr><w:sz w:val="21"/></w:rPr><w:t xml:space="preserve"> 23.04.2026, цифровая подпи�?�?</w:t></w:r></w:p></w:tc></w:tr></w:tbl><w:p><w:pPr><w:spacing w:before="200" w:line="264" w:lineRule="auto"/></w:pPr></w:p><w:sectPr><w:headerReference w:type="default" r:id="rId8"/><w:pgSz w:w="12240" w:h="15840"/><w:pgMar w:top="1247" w:right="1304" w:bottom="1247" w:left="1304" w:header="720" w:footer="720" w:gutter="0"/><w:cols w:space="720"/><w:docGrid w:linePitch="360"/></w:sectPr></w:body></w:document>
+<w:document xmlns:wpc="http://schemas.microsoft.com/office/word/2010/wordprocessingCanvas" xmlns:cx="http://schemas.microsoft.com/office/drawing/2014/chartex" xmlns:cx1="http://schemas.microsoft.com/office/drawing/2015/9/8/chartex" xmlns:cx2="http://schemas.microsoft.com/office/drawing/2015/10/21/chartex" xmlns:cx3="http://schemas.microsoft.com/office/drawing/2016/5/9/chartex" xmlns:cx4="http://schemas.microsoft.com/office/drawing/2016/5/10/chartex" xmlns:cx5="http://schemas.microsoft.com/office/drawing/2016/5/11/chartex" xmlns:cx6="http://schemas.microsoft.com/office/drawing/2016/5/12/chartex" xmlns:cx7="http://schemas.microsoft.com/office/drawing/2016/5/13/chartex" xmlns:cx8="http://schemas.microsoft.com/office/drawing/2016/5/14/chartex" xmlns:mc="http://schemas.openxmlformats.org/markup-compatibility/2006" xmlns:aink="http://schemas.microsoft.com/office/drawing/2016/ink" xmlns:am3d="http://schemas.microsoft.com/office/drawing/2017/model3d" xmlns:o="urn:schemas-microsoft-com:office:office" xmlns:oel="http://schemas.microsoft.com/office/2019/extlst" xmlns:r="http://schemas.openxmlformats.org/officeDocument/2006/relationships" xmlns:m="http://schemas.openxmlformats.org/officeDocument/2006/math" xmlns:v="urn:schemas-microsoft-com:vml" xmlns:wp14="http://schemas.microsoft.com/office/word/2010/wordprocessingDrawing" xmlns:wp="http://schemas.openxmlformats.org/drawingml/2006/wordprocessingDrawing" xmlns:w10="urn:schemas-microsoft-com:office:word" xmlns:w="http://schemas.openxmlformats.org/wordprocessingml/2006/main" xmlns:w14="http://schemas.microsoft.com/office/word/2010/wordml" xmlns:w15="http://schemas.microsoft.com/office/word/2012/wordml" xmlns:w16cex="http://schemas.microsoft.com/office/word/2018/wordml/cex" xmlns:w16cid="http://schemas.microsoft.com/office/word/2016/wordml/cid" xmlns:w16="http://schemas.microsoft.com/office/word/2018/wordml" xmlns:w16du="http://schemas.microsoft.com/office/word/2023/wordml/word16du" xmlns:w16sdtdh="http://schemas.microsoft.com/office/word/2020/wordml/sdtdatahash" xmlns:w16sdtfl="http://schemas.microsoft.com/office/word/2024/wordml/sdtformatlock" xmlns:w16se="http://schemas.microsoft.com/office/word/2015/wordml/symex" xmlns:wpg="http://schemas.microsoft.com/office/word/2010/wordprocessingGroup" xmlns:wpi="http://schemas.microsoft.com/office/word/2010/wordprocessingInk" xmlns:wne="http://schemas.microsoft.com/office/word/2006/wordml" xmlns:wps="http://schemas.microsoft.com/office/word/2010/wordprocessingShape" mc:Ignorable="w14 w15 w16se w16cid w16 w16cex w16sdtdh w16sdtfl w16du wp14"><w:body><w:p><w:pPr><w:jc w:val="center"/></w:pPr><w:r><w:t>Рамки профе�?�?ионал�?ного и�?пол�?зования и �?огла�?ение об обработке данных</w:t></w:r></w:p><w:p><w:pPr><w:rPr><w:rFonts w:asciiTheme="majorHAnsi" w:eastAsiaTheme="majorEastAsia" w:hAnsiTheme="majorHAnsi" w:cstheme="majorBidi"/><w:b/><w:color w:val="7A3E3E"/><w:spacing w:val="5"/><w:kern w:val="28"/><w:sz w:val="40"/><w:szCs w:val="52"/></w:rPr></w:pPr></w:p><w:p><w:pPr><w:rPr><w:b/><w:bCs/><w:lang w:val="et-EE"/></w:rPr></w:pPr><w:r><w:rPr><w:b/><w:bCs/><w:lang w:val="et-EE"/></w:rPr><w:t>�?равовая о�?нова и хранение данных</w:t></w:r></w:p><w:p><w:pPr><w:rPr><w:lang w:val="et-EE"/></w:rPr></w:pPr><w:r><w:rPr><w:lang w:val="ru-RU"/></w:rPr><w:t xml:space="preserve">Настоящий документ основан на применимом законодательстве об обработке персональных данных, прежде всего на Регламенте (ЕС) 2016/679 Европейского парламента и Совета и Законе Эстонии о защите персональных данных. Организация отвечает за то, чтобы при использовании SotsiaalAI соблюдались также применимые к организации отраслевые требования, включая требования, касающиеся публичной информации, управления документами, архивирования или хранения документов.</w:t></w:r></w:p><w:p><w:pPr><w:rPr><w:lang w:val="et-EE"/></w:rPr></w:pPr><w:r><w:rPr><w:lang w:val="et-EE"/></w:rPr><w:t>Данные, док�?менты и иные рабочие материалы мог�?т и�?пол�?зоват�?�?я, хранит�?�?я и обрабатыват�?�?я в SotsiaalAI тол�?ко в об�?ёме, необходимом для выполнения рабочих задач, оказания �?�?л�?ги или и�?полнения обязанно�?ти, вытекающей из закона. Данные не хранят�?я дол�?�?е, чем это необходимо. �?огда о�?нование для хранения прекращает�?я, данные �?даляют�?я, возвращают�?я или архивир�?ют�?я в �?оответ�?твии �? �?огла�?ением �?торон, применимыми обязанно�?тями по хранению и техниче�?кими возможно�?тями.</w:t></w:r></w:p><w:p><w:pPr><w:rPr><w:b/><w:bCs/><w:lang w:val="et-EE"/></w:rPr></w:pPr><w:r><w:rPr><w:b/><w:bCs/><w:lang w:val="et-EE"/></w:rPr><w:t>1. Для чего предназначен этот док�?мент</w:t></w:r></w:p><w:p><w:pPr><w:rPr><w:lang w:val="et-EE"/></w:rPr></w:pPr><w:r><w:rPr><w:lang w:val="et-EE"/></w:rPr><w:t>На�?тоящий док�?мент об�?единяет в одном файле о�?нование для профе�?�?ионал�?ного и�?пол�?зования SotsiaalAI в организации, о�?новные правила и�?пол�?зования, подтверждение работника, а также пи�?�?менное �?огла�?ение межд�? организацией и SotsiaalAI об обработке данных в той мере, в какой SotsiaalAI обрабатывает данные от имени организации.</w:t></w:r></w:p><w:p><w:pPr><w:rPr><w:lang w:val="et-EE"/></w:rPr></w:pPr><w:r><w:rPr><w:lang w:val="et-EE"/></w:rPr><w:t>SotsiaalAI являет�?я рабочим ин�?тр�?ментом. Его можно и�?пол�?зоват�? для подготовки док�?ментов, пи�?ем, �?водок, отчётов и иных рабочих черновиков, для �?порядочивания информации, а также для хранения и и�?пол�?зования рабочих файлов на платформе. SotsiaalAI помогает работник�? выполнят�? работ�?, но не принимает ре�?ения за человека. В�?ё �?�?ще�?твенное должно быт�? проверено человеком до и�?пол�?зования.</w:t></w:r></w:p><w:p><w:pPr><w:rPr><w:lang w:val="et-EE"/></w:rPr></w:pPr><w:r><w:rPr><w:lang w:val="et-EE"/></w:rPr><w:t>На�?тоящий док�?мент �?ам по �?ебе не даёт права и�?пол�?зоват�? пер�?онал�?ные данные каким �?годно образом. До начала и�?пол�?зования SotsiaalAI организация должна �?бедит�?�?я, что и�?пол�?зование данных являет�?я необходимым, доп�?�?тимым и �?оответ�?тв�?ет закон�?.</w:t></w:r></w:p><w:p><w:pPr><w:rPr><w:b/><w:bCs/><w:lang w:val="et-EE"/></w:rPr></w:pPr><w:r><w:rPr><w:b/><w:bCs/><w:lang w:val="et-EE"/></w:rPr><w:t>2. О�?новные правила и�?пол�?зования</w:t></w:r></w:p><w:p><w:pPr><w:rPr><w:lang w:val="et-EE"/></w:rPr></w:pPr><w:r><w:rPr><w:lang w:val="et-EE"/></w:rPr><w:t>SotsiaalAI может и�?пол�?зоват�?�?я тол�?ко в �?л�?жебных целях и в �?оответ�?твии �? вн�?тренними ин�?тр�?кциями организации.</w:t></w:r></w:p><w:p><w:pPr><w:rPr><w:lang w:val="et-EE"/></w:rPr></w:pPr><w:r><w:rPr><w:lang w:val="et-EE"/></w:rPr><w:t xml:space="preserve">SotsiaalAI не может и�?пол�?зоват�?�?я как един�?твенное о�?нование для принятия ре�?ения, влияющего на права, обязанно�?ти, по�?обия, �?�?л�?ги или ин�?ю важн�?ю �?ит�?ацию человека. </w:t></w:r><w:r><w:rPr><w:lang w:val="et-EE"/></w:rPr><w:lastRenderedPageBreak/><w:t>Окончател�?ная оценка и ре�?ение в�?егда о�?тают�?я за человеком и, при необходимо�?ти, за организацией.</w:t></w:r></w:p><w:p><w:pPr><w:rPr><w:lang w:val="et-EE"/></w:rPr></w:pPr><w:r><w:rPr><w:lang w:val="et-EE"/></w:rPr><w:t>�?латформа может и�?пол�?зоват�?�?я для форм�?лирования тек�?тов, подготовки �?водок и отчётов, �?о�?тавления рабочих черновиков, �?порядочивания информации, а также для хранения и и�?пол�?зования рабочих файлов в одной �?реде.</w:t></w:r></w:p><w:p><w:pPr><w:rPr><w:b/><w:bCs/><w:lang w:val="et-EE"/></w:rPr></w:pPr><w:r><w:rPr><w:b/><w:bCs/><w:lang w:val="et-EE"/></w:rPr><w:t>3. �?�?пол�?зование данных</w:t></w:r></w:p><w:p><w:pPr><w:rPr><w:lang w:val="et-EE"/></w:rPr></w:pPr><w:r><w:rPr><w:lang w:val="et-EE"/></w:rPr><w:t>На платформ�? вводит�?я и на ней хранит�?я тол�?ко такой об�?ём информации, который необходим для выполнения работы. �?о возможно�?ти �?ит�?ацию �?лед�?ет опи�?ыват�? более общо и таким образом, чтобы человека нел�?зя было �?раз�? идентифицироват�?.</w:t></w:r></w:p><w:p><w:pPr><w:rPr><w:lang w:val="et-EE"/></w:rPr></w:pPr><w:r><w:rPr><w:lang w:val="et-EE"/></w:rPr><w:t>Е�?ли для выполнения рабочих задач в�?ё же необходимо и�?пол�?зоват�? ч�?в�?твител�?ные данные или точные пер�?онал�?ные данные человека, это доп�?�?кает�?я тол�?ко в том �?л�?чае, е�?ли такое и�?пол�?зование необходимо для выполнения �?л�?жебных обязанно�?тей, разре�?ено организацией и �?оответ�?тв�?ет применимом�? законодател�?�?тв�?. Даже в таком �?л�?чае и�?пол�?з�?ет�?я тол�?ко минимал�?но необходимый об�?ём данных.</w:t></w:r></w:p><w:p><w:pPr><w:rPr><w:lang w:val="et-EE"/></w:rPr></w:pPr><w:r><w:rPr><w:lang w:val="et-EE"/></w:rPr><w:t>На платформ�? нел�?зя вводит�? пароли, коды входа, данные банков�?ких карт и иные конфиденциал�?ные данные до�?т�?па. Также нел�?зя добавлят�? данные или файлы �?по�?обом, который противоречил бы закон�?, �?л�?жебной тайне, профе�?�?ионал�?ной этике, обязател�?�?тв�? конфиденциал�?но�?ти или вн�?тренним правилам организации.</w:t></w:r></w:p><w:p><w:pPr><w:rPr><w:b/><w:bCs/><w:lang w:val="et-EE"/></w:rPr></w:pPr><w:r><w:rPr><w:b/><w:bCs/><w:lang w:val="et-EE"/></w:rPr><w:t>4. Ответ�?твенно�?т�?</w:t></w:r></w:p><w:p><w:pPr><w:rPr><w:lang w:val="et-EE"/></w:rPr></w:pPr><w:r><w:rPr><w:lang w:val="et-EE"/></w:rPr><w:t>Организация не�?ёт ответ�?твенно�?т�? за то, чтобы работник�? было чётко понятно, для чего SotsiaalAI можно и�?пол�?зоват�?, а для чего нел�?зя. Организация ре�?ает, когда можно и�?пол�?зоват�? идентифицир�?емые или ч�?в�?твител�?ные данные, н�?жны ли дополнител�?ные меры защиты и какие ограничения или вн�?тренние правила применяют�?я к таком�? и�?пол�?зованию.</w:t></w:r></w:p><w:p><w:pPr><w:rPr><w:lang w:val="et-EE"/></w:rPr></w:pPr><w:r><w:rPr><w:lang w:val="et-EE"/></w:rPr><w:t>Работник и�?пол�?з�?ет SotsiaalAI тол�?ко в �?л�?жебных целях и в �?оответ�?твии �? ин�?тр�?кциями организации. Работник отвечает за то, чтобы не вводит�? бол�?�?е данных, чем необходимо, в�?егда �?амо�?тоятел�?но проверят�? рез�?л�?таты, выдаваемые платформой, и не и�?пол�?зоват�? SotsiaalAI для принятия окончател�?ного ре�?ения о человеке.</w:t></w:r></w:p><w:p><w:pPr><w:rPr><w:b/><w:bCs/><w:lang w:val="et-EE"/></w:rPr></w:pPr><w:r><w:rPr><w:b/><w:bCs/><w:lang w:val="et-EE"/></w:rPr><w:t>5. �?редварител�?ная оценка �?о �?тороны организации</w:t></w:r></w:p><w:p><w:pPr><w:rPr><w:lang w:val="et-EE"/></w:rPr></w:pPr><w:r><w:rPr><w:lang w:val="et-EE"/></w:rPr><w:t>�?одпи�?ывая на�?тоящий док�?мент, организация подтверждает, что до и�?пол�?зования идентифицир�?емых или ч�?в�?твител�?ных данных она как миним�?м оценила �?лед�?ющие вопро�?ы: цел�? и�?пол�?зования, правовое о�?нование и�?пол�?зования данных, доп�?�?тимо�?т�? такого и�?пол�?зования, необходимо�?т�? дополнител�?ной оценки или дополнител�?ных мер защиты, а также то, были ли работникам предо�?тавлены до�?таточные ин�?тр�?кции и правила и�?пол�?зования.</w:t></w:r></w:p><w:p><w:pPr><w:rPr><w:b/><w:bCs/><w:lang w:val="et-EE"/></w:rPr></w:pPr><w:r><w:rPr><w:b/><w:bCs/><w:lang w:val="et-EE"/></w:rPr><w:t>6. �?огла�?ение об обработке данных</w:t></w:r></w:p><w:p><w:pPr><w:rPr><w:lang w:val="et-EE"/></w:rPr></w:pPr><w:r><w:rPr><w:lang w:val="et-EE"/></w:rPr><w:lastRenderedPageBreak/><w:t>На�?тоящий док�?мент также являет�?я пи�?�?менным �?огла�?ением межд�? организацией и SotsiaalAI об обработке данных в той мере, в какой SotsiaalAI обрабатывает пер�?онал�?ные данные от имени организации. Для целей этой ча�?ти док�?мента организация ра�?�?матривает�?я как ответ�?твенный обработчик, а SotsiaalAI — как �?полномоченный обработчик в той мере, в какой такое ра�?пределение ролей применимо к �?оответ�?тв�?ющей обработке.</w:t></w:r></w:p><w:p><w:pPr><w:rPr><w:lang w:val="et-EE"/></w:rPr></w:pPr><w:r><w:rPr><w:lang w:val="et-EE"/></w:rPr><w:t>Эта ча�?т�? в�?т�?пает в �?ил�? по�?ле того, как организация и SotsiaalAI подпи�?�?т док�?мент одинакового �?одержания.</w:t></w:r></w:p><w:p><w:pPr><w:rPr><w:lang w:val="et-EE"/></w:rPr></w:pPr><w:r><w:rPr><w:lang w:val="et-EE"/></w:rPr><w:t>SotsiaalAI обрабатывает данные от имени организации тол�?ко в об�?ёме, необходимом для оказания �?�?л�?ги. Это может включат�? хранение файлов, подготовк�? док�?ментов, �?водок, отчётов и иных рабочих черновиков, �?порядочивание информации, техниче�?кое обе�?печение разре�?ённых рабочих проце�?�?ов, а�?тентификацию пол�?зователей, техниче�?к�?ю поддержк�?, безопа�?но�?т�? и обе�?печение надёжно�?ти �?�?л�?ги.</w:t></w:r></w:p><w:p><w:pPr><w:rPr><w:lang w:val="et-EE"/></w:rPr></w:pPr><w:r><w:rPr><w:lang w:val="et-EE"/></w:rPr><w:t>Обрабатываемые данные мог�?т включат�? �?одержание рабочих материалов, входные данные в чате, док�?менты, контактные данные, данные �?чётной запи�?и пол�?зователя и иные данные, которые организация правомерно и�?пол�?з�?ет в �?ерви�?е. Эти данные также мог�?т включат�? пер�?онал�?ные данные, в том чи�?ле о�?обые категории пер�?онал�?ных данных, е�?ли их и�?пол�?зование необходимо и доп�?�?тимо для выполнения рабочих задач организации.</w:t></w:r></w:p><w:p><w:pPr><w:rPr><w:lang w:val="et-EE"/></w:rPr></w:pPr><w:r><w:rPr><w:lang w:val="et-EE"/></w:rPr><w:t>Данные обрабатывают�?я до тех пор, пока организация пол�?з�?ет�?я �?�?л�?гой, пока обработка необходима для оказания �?�?л�?ги либо пока хранение треб�?ет�?я в �?ил�? закона, требований к док�?ментооборот�?, архивированию или обе�?печению надёжно�?ти �?�?л�?ги.</w:t></w:r></w:p><w:p><w:pPr><w:rPr><w:lang w:val="et-EE"/></w:rPr></w:pPr><w:r><w:rPr><w:lang w:val="et-EE"/></w:rPr><w:t>SotsiaalAI обрабатывает данные в �?оответ�?твии �? док�?ментированными ин�?тр�?кциями организации, обе�?печивает обязател�?�?тво конфиденциал�?но�?ти для лиц, имеющих до�?т�?п к данным, и применяет �?оответ�?тв�?ющие техниче�?кие и организационные меры для защиты данных.</w:t></w:r></w:p><w:p><w:pPr><w:rPr><w:lang w:val="et-EE"/></w:rPr></w:pPr><w:r><w:rPr><w:lang w:val="et-EE"/></w:rPr><w:t>SotsiaalAI оказывает раз�?мн�?ю помощ�? организации при ра�?�?мотрении запро�?ов �?�?б�?ектов данных, оценке нар�?�?ений, �?вязанных �? пер�?онал�?ными данными, опи�?ании мер безопа�?но�?ти и выполнении иных обязанно�?тей в обла�?ти защиты данных в той мере, в какой это �?вязано �? �?�?л�?гой.</w:t></w:r></w:p><w:p><w:pPr><w:rPr><w:lang w:val="et-EE"/></w:rPr></w:pPr><w:r><w:rPr><w:lang w:val="et-EE"/></w:rPr><w:t>�?о завер�?ении обработки SotsiaalAI �?даляет или возвращает данные организации в �?оответ�?твии �? ин�?тр�?кциями организации в той мере, в какой это техниче�?ки возможно и �?оответ�?тв�?ет обязанно�?тям по хранению. Е�?ли закон треб�?ет более длител�?ного хранения, архивирования или ограничения до�?т�?па к определённым данным или док�?ментам, применяет�?я �?оответ�?тв�?ющее правовое о�?нование.</w:t></w:r></w:p><w:p><w:pPr><w:rPr><w:b/><w:bCs/><w:lang w:val="et-EE"/></w:rPr></w:pPr><w:r><w:rPr><w:b/><w:bCs/><w:lang w:val="et-EE"/></w:rPr><w:t>7. Безопа�?но�?т�? и по�?тавщики �?�?л�?г</w:t></w:r></w:p><w:p><w:pPr><w:rPr><w:lang w:val="et-EE"/></w:rPr></w:pPr><w:r><w:rPr><w:lang w:val="et-EE"/></w:rPr><w:t xml:space="preserve">SotsiaalAI защищает данные �? помощ�?ю �?оответ�?тв�?ющих техниче�?ких и организационных мер. �? ним отно�?ят�?я, помимо прочего, защищённые �?оединения, ограничение до�?т�?па в зави�?имо�?ти от роли и рабочей необходимо�?ти, ведение ж�?рналов, резервное копирование, </w:t></w:r><w:r><w:rPr><w:lang w:val="et-EE"/></w:rPr><w:lastRenderedPageBreak/><w:t>во�?�?тановление, �?правление обновлениями и �?язвимо�?тями, обработка инцидентов, а также правила хранения и �?даления данных.</w:t></w:r></w:p><w:p><w:pPr><w:rPr><w:lang w:val="et-EE"/></w:rPr></w:pPr><w:r><w:rPr><w:lang w:val="et-EE"/></w:rPr><w:t>Для оказания �?�?л�?ги SotsiaalAI может и�?пол�?зоват�? необходимых по�?тавщиков �?�?л�?г или �?�?бобработчиков, например для хо�?тинга, �?ерви�?ов и�?к�?�?�?твенного интеллекта, голо�?овых �?ерви�?ов, электронной почты, логирования или мониторинга. Они и�?пол�?з�?ют�?я тол�?ко в об�?ёме, необходимом для ф�?нкционирования �?�?л�?ги, и на них ра�?про�?траняют�?я �?оответ�?тв�?ющие обязател�?�?тва по конфиденциал�?но�?ти и защите данных.</w:t></w:r></w:p><w:p><w:pPr><w:rPr><w:lang w:val="et-EE"/></w:rPr></w:pPr><w:r><w:rPr><w:lang w:val="et-EE"/></w:rPr><w:t>Е�?ли данные передают�?я за пределы Европей�?кого �?оюза или Европей�?кой экономиче�?кой зоны, применяют�?я �?оответ�?тв�?ющие меры защиты в �?оответ�?твии �? применимым законодател�?�?твом.</w:t></w:r></w:p><w:p><w:pPr><w:rPr><w:lang w:val="et-EE"/></w:rPr></w:pPr><w:r><w:rPr><w:lang w:val="et-EE"/></w:rPr><w:t>О�?новное размещение платформы о�?�?ще�?твляет�?я в пределах Европей�?кой экономиче�?кой зоны, включая Э�?тонию, е�?ли �?тороны пи�?�?менно не договорили�?�? об ином.</w:t></w:r></w:p><w:p><w:pPr><w:rPr><w:b/><w:bCs/><w:lang w:val="et-EE"/></w:rPr></w:pPr><w:r><w:rPr><w:b/><w:bCs/><w:lang w:val="et-EE"/></w:rPr><w:t>8. О�?ибки, нар�?�?ения и �?ведомление</w:t></w:r></w:p><w:p><w:pPr><w:rPr><w:lang w:val="et-EE"/></w:rPr></w:pPr><w:r><w:rPr><w:lang w:val="et-EE"/></w:rPr><w:t>Е�?ли работник замечает или подозревает, что на платформ�? были введены неверные, избыточные или не�?анкционированные данные, он обязан незамедлител�?но �?ообщит�? об этом в �?оответ�?твии �? обычным порядком организации.</w:t></w:r></w:p><w:p><w:pPr><w:rPr><w:lang w:val="et-EE"/></w:rPr></w:pPr><w:r><w:rPr><w:lang w:val="et-EE"/></w:rPr><w:t>Е�?ли SotsiaalAI �?тановит�?я изве�?тно о нар�?�?ении, затрагивающем данные организации, он �?ведомляет организацию без неоправданной задержки и оказывает раз�?мн�?ю помощ�? в оценке об�?тоятел�?�?тв нар�?�?ения, его возможного влияния и дал�?ней�?их �?агов.</w:t></w:r></w:p><w:p><w:pPr><w:rPr><w:b/><w:bCs/><w:lang w:val="et-EE"/></w:rPr></w:pPr><w:r><w:rPr><w:b/><w:bCs/><w:lang w:val="et-EE"/></w:rPr><w:t>9. �?одпи�?и и в�?т�?пление в �?ил�?</w:t></w:r></w:p><w:p><w:pPr><w:rPr><w:lang w:val="et-EE"/></w:rPr></w:pPr><w:r><w:rPr><w:lang w:val="et-EE"/></w:rPr><w:t>На�?тоящий док�?мент в�?т�?пает в �?ил�? как о�?нование для вн�?треннего профе�?�?ионал�?ного и�?пол�?зования в организации по�?ле его подпи�?ания пред�?тавителем организации и работником.</w:t></w:r></w:p><w:p><w:pPr><w:rPr><w:lang w:val="et-EE"/></w:rPr></w:pPr><w:r><w:rPr><w:lang w:val="et-EE"/></w:rPr><w:t>Договорная ча�?т�? на�?тоящего док�?мента в�?т�?пает в �?ил�? в отно�?ении SotsiaalAI по�?ле того, как организация и SotsiaalAI подпи�?�?т док�?мент одинакового �?одержания.</w:t></w:r></w:p><w:p/><w:tbl><w:tblPr><w:tblW w:w="0" w:type="auto"/><w:jc w:val="center"/><w:tblBorders><w:top w:val="single" w:sz="6" w:space="0" w:color="D8CBC5"/><w:left w:val="single" w:sz="6" w:space="0" w:color="D8CBC5"/><w:bottom w:val="single" w:sz="6" w:space="0" w:color="D8CBC5"/><w:right w:val="single" w:sz="6" w:space="0" w:color="D8CBC5"/><w:insideH w:val="single" w:sz="6" w:space="0" w:color="D8CBC5"/><w:insideV w:val="single" w:sz="6" w:space="0" w:color="D8CBC5"/></w:tblBorders><w:tblLayout w:type="fixed"/><w:tblLook w:val="04A0" w:firstRow="1" w:lastRow="0" w:firstColumn="1" w:lastColumn="0" w:noHBand="0" w:noVBand="1"/></w:tblPr><w:tblGrid><w:gridCol w:w="2948"/><w:gridCol w:w="5216"/></w:tblGrid><w:tr><w:trPr><w:trHeight w:val="360"/><w:jc w:val="center"/></w:trPr><w:tc><w:tcPr><w:tcW w:w="2948" w:type="dxa"/><w:shd w:val="clear" w:color="auto" w:fill="EFE7E3"/><w:tcMar><w:top w:w="85" w:type="dxa"/><w:left w:w="100" w:type="dxa"/><w:bottom w:w="85" w:type="dxa"/><w:right w:w="100" w:type="dxa"/></w:tcMar><w:vAlign w:val="center"/></w:tcPr><w:p><w:pPr><w:spacing w:after="0"/></w:pPr><w:r><w:rPr><w:b/></w:rPr><w:t>Организация</w:t></w:r></w:p></w:tc><w:tc><w:tcPr><w:tcW w:w="5216" w:type="dxa"/><w:tcMar><w:top w:w="85" w:type="dxa"/><w:left w:w="100" w:type="dxa"/><w:bottom w:w="85" w:type="dxa"/><w:right w:w="100" w:type="dxa"/></w:tcMar><w:vAlign w:val="center"/></w:tcPr><w:p><w:pPr><w:spacing w:after="0"/></w:pPr><w:r><w:t xml:space="preserve"> </w:t></w:r></w:p></w:tc></w:tr><w:tr><w:trPr><w:trHeight w:val="360"/><w:jc w:val="center"/></w:trPr><w:tc><w:tcPr><w:tcW w:w="2948" w:type="dxa"/><w:shd w:val="clear" w:color="auto" w:fill="EFE7E3"/><w:tcMar><w:top w:w="85" w:type="dxa"/><w:left w:w="100" w:type="dxa"/><w:bottom w:w="85" w:type="dxa"/><w:right w:w="100" w:type="dxa"/></w:tcMar><w:vAlign w:val="center"/></w:tcPr><w:p><w:pPr><w:spacing w:after="0"/></w:pPr><w:r><w:rPr><w:b/></w:rPr><w:t>Дата в�?т�?пления в �?ил�?</w:t></w:r></w:p></w:tc><w:tc><w:tcPr><w:tcW w:w="5216" w:type="dxa"/><w:tcMar><w:top w:w="85" w:type="dxa"/><w:left w:w="100" w:type="dxa"/><w:bottom w:w="85" w:type="dxa"/><w:right w:w="100" w:type="dxa"/></w:tcMar><w:vAlign w:val="center"/></w:tcPr><w:p><w:pPr><w:spacing w:after="0"/></w:pPr><w:r><w:t xml:space="preserve"> </w:t></w:r></w:p></w:tc></w:tr></w:tbl><w:p><w:pPr><w:spacing w:after="120" w:line="283" w:lineRule="auto"/></w:pPr></w:p><w:tbl><w:tblPr><w:tblW w:w="0" w:type="auto"/><w:jc w:val="center"/><w:tblBorders><w:top w:val="single" w:sz="6" w:space="0" w:color="D8CBC5"/><w:left w:val="single" w:sz="6" w:space="0" w:color="D8CBC5"/><w:bottom w:val="single" w:sz="6" w:space="0" w:color="D8CBC5"/><w:right w:val="single" w:sz="6" w:space="0" w:color="D8CBC5"/><w:insideH w:val="single" w:sz="6" w:space="0" w:color="D8CBC5"/><w:insideV w:val="single" w:sz="6" w:space="0" w:color="D8CBC5"/></w:tblBorders><w:tblLayout w:type="fixed"/><w:tblLook w:val="04A0" w:firstRow="1" w:lastRow="0" w:firstColumn="1" w:lastColumn="0" w:noHBand="0" w:noVBand="1"/></w:tblPr><w:tblGrid><w:gridCol w:w="3118"/><w:gridCol w:w="2721"/><w:gridCol w:w="2324"/></w:tblGrid><w:tr><w:trPr><w:trHeight w:val="320"/><w:jc w:val="center"/></w:trPr><w:tc><w:tcPr><w:tcW w:w="3118" w:type="dxa"/><w:shd w:val="clear" w:color="auto" w:fill="E7DDD7"/><w:tcMar><w:top w:w="70" w:type="dxa"/><w:left w:w="90" w:type="dxa"/><w:bottom w:w="70" w:type="dxa"/><w:right w:w="90" w:type="dxa"/></w:tcMar><w:vAlign w:val="center"/></w:tcPr><w:p><w:pPr><w:spacing w:after="0"/></w:pPr><w:r><w:rPr><w:b/><w:sz w:val="21"/></w:rPr><w:t>�?одпи�?ант</w:t></w:r></w:p></w:tc><w:tc><w:tcPr><w:tcW w:w="2721" w:type="dxa"/><w:shd w:val="clear" w:color="auto" w:fill="E7DDD7"/><w:tcMar><w:top w:w="70" w:type="dxa"/><w:left w:w="90" w:type="dxa"/><w:bottom w:w="70" w:type="dxa"/><w:right w:w="90" w:type="dxa"/></w:tcMar><w:vAlign w:val="center"/></w:tcPr><w:p><w:pPr><w:spacing w:after="0"/></w:pPr><w:r><w:rPr><w:b/><w:sz w:val="21"/></w:rPr><w:t>�?мя и должно�?т�?</w:t></w:r></w:p></w:tc><w:tc><w:tcPr><w:tcW w:w="2324" w:type="dxa"/><w:shd w:val="clear" w:color="auto" w:fill="E7DDD7"/><w:tcMar><w:top w:w="70" w:type="dxa"/><w:left w:w="90" w:type="dxa"/><w:bottom w:w="70" w:type="dxa"/><w:right w:w="90" w:type="dxa"/></w:tcMar><w:vAlign w:val="center"/></w:tcPr><w:p><w:pPr><w:spacing w:after="0"/></w:pPr><w:r><w:rPr><w:b/><w:sz w:val="21"/></w:rPr><w:t>Дата и подпи�?�?</w:t></w:r></w:p></w:tc></w:tr><w:tr><w:trPr><w:trHeight w:val="320"/><w:jc w:val="center"/></w:trPr><w:tc><w:tcPr><w:tcW w:w="3118" w:type="dxa"/><w:tcMar><w:top w:w="70" w:type="dxa"/><w:left w:w="90" w:type="dxa"/><w:bottom w:w="70" w:type="dxa"/><w:right w:w="90" w:type="dxa"/></w:tcMar><w:vAlign w:val="center"/></w:tcPr><w:p><w:pPr><w:spacing w:after="0"/></w:pPr><w:r><w:rPr><w:sz w:val="21"/></w:rPr><w:t>�?ред�?тавител�? организации</w:t></w:r><w:r><w:rPr><w:sz w:val="21"/></w:rPr><w:t xml:space="preserve"> </w:t></w:r></w:p></w:tc><w:tc><w:tcPr><w:tcW w:w="2721" w:type="dxa"/><w:tcMar><w:top w:w="70" w:type="dxa"/><w:left w:w="90" w:type="dxa"/><w:bottom w:w="70" w:type="dxa"/><w:right w:w="90" w:type="dxa"/></w:tcMar><w:vAlign w:val="center"/></w:tcPr><w:p><w:pPr><w:spacing w:after="0"/></w:pPr><w:r><w:rPr><w:sz w:val="21"/></w:rPr><w:t xml:space="preserve"> </w:t></w:r></w:p></w:tc><w:tc><w:tcPr><w:tcW w:w="2324" w:type="dxa"/><w:tcMar><w:top w:w="70" w:type="dxa"/><w:left w:w="90" w:type="dxa"/><w:bottom w:w="70" w:type="dxa"/><w:right w:w="90" w:type="dxa"/></w:tcMar><w:vAlign w:val="center"/></w:tcPr><w:p><w:pPr><w:spacing w:after="0"/></w:pPr><w:r><w:rPr><w:sz w:val="21"/></w:rPr><w:t xml:space="preserve"> </w:t></w:r></w:p></w:tc></w:tr><w:tr><w:trPr><w:trHeight w:val="320"/><w:jc w:val="center"/></w:trPr><w:tc><w:tcPr><w:tcW w:w="3118" w:type="dxa"/><w:tcMar><w:top w:w="70" w:type="dxa"/><w:left w:w="90" w:type="dxa"/><w:bottom w:w="70" w:type="dxa"/><w:right w:w="90" w:type="dxa"/></w:tcMar><w:vAlign w:val="center"/></w:tcPr><w:p><w:pPr><w:spacing w:after="0"/></w:pPr><w:r><w:rPr><w:sz w:val="21"/></w:rPr><w:t>�?ред�?тавител�? pаботник</w:t></w:r></w:p></w:tc><w:tc><w:tcPr><w:tcW w:w="2721" w:type="dxa"/><w:tcMar><w:top w:w="70" w:type="dxa"/><w:left w:w="90" w:type="dxa"/><w:bottom w:w="70" w:type="dxa"/><w:right w:w="90" w:type="dxa"/></w:tcMar><w:vAlign w:val="center"/></w:tcPr><w:p><w:pPr><w:spacing w:after="0"/></w:pPr></w:p></w:tc><w:tc><w:tcPr><w:tcW w:w="2324" w:type="dxa"/><w:tcMar><w:top w:w="70" w:type="dxa"/><w:left w:w="90" w:type="dxa"/><w:bottom w:w="70" w:type="dxa"/><w:right w:w="90" w:type="dxa"/></w:tcMar><w:vAlign w:val="center"/></w:tcPr><w:p><w:pPr><w:spacing w:after="0"/></w:pPr></w:p></w:tc></w:tr><w:tr><w:trPr><w:trHeight w:val="320"/><w:jc w:val="center"/></w:trPr><w:tc><w:tcPr><w:tcW w:w="3118" w:type="dxa"/><w:tcMar><w:top w:w="70" w:type="dxa"/><w:left w:w="90" w:type="dxa"/><w:bottom w:w="70" w:type="dxa"/><w:right w:w="90" w:type="dxa"/></w:tcMar><w:vAlign w:val="center"/></w:tcPr><w:p><w:pPr><w:spacing w:after="0"/></w:pPr><w:r><w:rPr><w:sz w:val="21"/></w:rPr><w:lastRenderedPageBreak/><w:t>�?ред�?тавител�? SotsiaalAI O�?</w:t></w:r></w:p></w:tc><w:tc><w:tcPr><w:tcW w:w="2721" w:type="dxa"/><w:tcMar><w:top w:w="70" w:type="dxa"/><w:left w:w="90" w:type="dxa"/><w:bottom w:w="70" w:type="dxa"/><w:right w:w="90" w:type="dxa"/></w:tcMar><w:vAlign w:val="center"/></w:tcPr><w:p><w:pPr><w:spacing w:after="0"/></w:pPr><w:r><w:rPr><w:sz w:val="21"/></w:rPr><w:t xml:space="preserve"> Laur Raudsoo, член правления</w:t></w:r></w:p></w:tc><w:tc><w:tcPr><w:tcW w:w="2324" w:type="dxa"/><w:tcMar><w:top w:w="70" w:type="dxa"/><w:left w:w="90" w:type="dxa"/><w:bottom w:w="70" w:type="dxa"/><w:right w:w="90" w:type="dxa"/></w:tcMar><w:vAlign w:val="center"/></w:tcPr><w:p><w:pPr><w:spacing w:after="0"/></w:pPr><w:r><w:rPr><w:sz w:val="21"/></w:rPr><w:t xml:space="preserve"> 23.04.2026, цифровая подпи�?�?</w:t></w:r></w:p></w:tc></w:tr></w:tbl><w:p><w:pPr><w:spacing w:before="200" w:line="264" w:lineRule="auto"/></w:pPr></w:p><w:sectPr><w:headerReference w:type="default" r:id="rId8"/><w:pgSz w:w="12240" w:h="15840"/><w:pgMar w:top="1247" w:right="1304" w:bottom="1247" w:left="1304" w:header="720" w:footer="720" w:gutter="0"/><w:cols w:space="720"/><w:docGrid w:linePitch="360"/></w:sectPr></w:body></w:document>
 
 </file>
 
